--- a/docs/meetings/20260816/CLS別府第2回企画立案.docx
+++ b/docs/meetings/20260816/CLS別府第2回企画立案.docx
@@ -15,13 +15,13 @@
         <w:shd w:fill="auto" w:val="clear"/>
         <w:spacing w:after="120" w:before="0" w:line="275.9999942779541" w:lineRule="auto"/>
         <w:rPr>
-          <w:rFonts w:ascii="Google Sans" w:cs="Google Sans" w:eastAsia="Google Sans" w:hAnsi="Google Sans"/>
-          <w:color w:val="1f1f1f"/>
-        </w:rPr>
-      </w:pPr>
-      <w:r>
-        <w:rPr>
-          <w:rFonts w:ascii="Google Sans" w:cs="Google Sans" w:eastAsia="Google Sans" w:hAnsi="Google Sans"/>
+          <w:rFonts w:ascii="Arial" w:cs="Arial" w:eastAsia="Arial" w:hAnsi="Arial"/>
+          <w:color w:val="1f1f1f"/>
+        </w:rPr>
+      </w:pPr>
+      <w:r>
+        <w:rPr>
+          <w:rFonts w:ascii="Arial Unicode MS" w:cs="Arial Unicode MS" w:eastAsia="Arial Unicode MS" w:hAnsi="Arial Unicode MS"/>
           <w:color w:val="1f1f1f"/>
           <w:rtl w:val="0"/>
         </w:rPr>
@@ -41,13 +41,13 @@
         <w:shd w:fill="auto" w:val="clear"/>
         <w:spacing w:after="120" w:before="0" w:line="275.9999942779541" w:lineRule="auto"/>
         <w:rPr>
-          <w:rFonts w:ascii="Google Sans" w:cs="Google Sans" w:eastAsia="Google Sans" w:hAnsi="Google Sans"/>
-          <w:color w:val="1f1f1f"/>
-        </w:rPr>
-      </w:pPr>
-      <w:r>
-        <w:rPr>
-          <w:rFonts w:ascii="Google Sans" w:cs="Google Sans" w:eastAsia="Google Sans" w:hAnsi="Google Sans"/>
+          <w:rFonts w:ascii="Arial" w:cs="Arial" w:eastAsia="Arial" w:hAnsi="Arial"/>
+          <w:color w:val="1f1f1f"/>
+        </w:rPr>
+      </w:pPr>
+      <w:r>
+        <w:rPr>
+          <w:rFonts w:ascii="Arial Unicode MS" w:cs="Arial Unicode MS" w:eastAsia="Arial Unicode MS" w:hAnsi="Arial Unicode MS"/>
           <w:color w:val="1f1f1f"/>
           <w:rtl w:val="0"/>
         </w:rPr>
@@ -66,13 +66,13 @@
         <w:shd w:fill="auto" w:val="clear"/>
         <w:spacing w:line="275.9999942779541" w:lineRule="auto"/>
         <w:rPr>
-          <w:rFonts w:ascii="Google Sans" w:cs="Google Sans" w:eastAsia="Google Sans" w:hAnsi="Google Sans"/>
-          <w:color w:val="1f1f1f"/>
-        </w:rPr>
-      </w:pPr>
-      <w:r>
-        <w:rPr>
-          <w:rFonts w:ascii="Google Sans" w:cs="Google Sans" w:eastAsia="Google Sans" w:hAnsi="Google Sans"/>
+          <w:rFonts w:ascii="Arial" w:cs="Arial" w:eastAsia="Arial" w:hAnsi="Arial"/>
+          <w:color w:val="1f1f1f"/>
+        </w:rPr>
+      </w:pPr>
+      <w:r>
+        <w:rPr>
+          <w:rFonts w:ascii="Arial Unicode MS" w:cs="Arial Unicode MS" w:eastAsia="Arial Unicode MS" w:hAnsi="Arial Unicode MS"/>
           <w:color w:val="1f1f1f"/>
           <w:rtl w:val="0"/>
         </w:rPr>
@@ -91,13 +91,13 @@
         <w:shd w:fill="auto" w:val="clear"/>
         <w:spacing w:line="275.9999942779541" w:lineRule="auto"/>
         <w:rPr>
-          <w:rFonts w:ascii="Google Sans" w:cs="Google Sans" w:eastAsia="Google Sans" w:hAnsi="Google Sans"/>
-          <w:color w:val="1f1f1f"/>
-        </w:rPr>
-      </w:pPr>
-      <w:r>
-        <w:rPr>
-          <w:rFonts w:ascii="Google Sans" w:cs="Google Sans" w:eastAsia="Google Sans" w:hAnsi="Google Sans"/>
+          <w:rFonts w:ascii="Arial" w:cs="Arial" w:eastAsia="Arial" w:hAnsi="Arial"/>
+          <w:color w:val="1f1f1f"/>
+        </w:rPr>
+      </w:pPr>
+      <w:r>
+        <w:rPr>
+          <w:rFonts w:ascii="Arial Unicode MS" w:cs="Arial Unicode MS" w:eastAsia="Arial Unicode MS" w:hAnsi="Arial Unicode MS"/>
           <w:color w:val="1f1f1f"/>
           <w:rtl w:val="0"/>
         </w:rPr>
@@ -116,13 +116,13 @@
         <w:shd w:fill="auto" w:val="clear"/>
         <w:spacing w:line="275.9999942779541" w:lineRule="auto"/>
         <w:rPr>
-          <w:rFonts w:ascii="Google Sans" w:cs="Google Sans" w:eastAsia="Google Sans" w:hAnsi="Google Sans"/>
-          <w:color w:val="1f1f1f"/>
-        </w:rPr>
-      </w:pPr>
-      <w:r>
-        <w:rPr>
-          <w:rFonts w:ascii="Google Sans" w:cs="Google Sans" w:eastAsia="Google Sans" w:hAnsi="Google Sans"/>
+          <w:rFonts w:ascii="Arial" w:cs="Arial" w:eastAsia="Arial" w:hAnsi="Arial"/>
+          <w:color w:val="1f1f1f"/>
+        </w:rPr>
+      </w:pPr>
+      <w:r>
+        <w:rPr>
+          <w:rFonts w:ascii="Arial Unicode MS" w:cs="Arial Unicode MS" w:eastAsia="Arial Unicode MS" w:hAnsi="Arial Unicode MS"/>
           <w:color w:val="1f1f1f"/>
           <w:rtl w:val="0"/>
         </w:rPr>
@@ -142,13 +142,13 @@
         <w:shd w:fill="auto" w:val="clear"/>
         <w:spacing w:after="120" w:before="0" w:line="275.9999942779541" w:lineRule="auto"/>
         <w:rPr>
-          <w:rFonts w:ascii="Google Sans" w:cs="Google Sans" w:eastAsia="Google Sans" w:hAnsi="Google Sans"/>
-          <w:color w:val="1f1f1f"/>
-        </w:rPr>
-      </w:pPr>
-      <w:r>
-        <w:rPr>
-          <w:rFonts w:ascii="Google Sans" w:cs="Google Sans" w:eastAsia="Google Sans" w:hAnsi="Google Sans"/>
+          <w:rFonts w:ascii="Arial" w:cs="Arial" w:eastAsia="Arial" w:hAnsi="Arial"/>
+          <w:color w:val="1f1f1f"/>
+        </w:rPr>
+      </w:pPr>
+      <w:r>
+        <w:rPr>
+          <w:rFonts w:ascii="Arial Unicode MS" w:cs="Arial Unicode MS" w:eastAsia="Arial Unicode MS" w:hAnsi="Arial Unicode MS"/>
           <w:color w:val="1f1f1f"/>
           <w:rtl w:val="0"/>
         </w:rPr>
@@ -167,13 +167,13 @@
         <w:shd w:fill="auto" w:val="clear"/>
         <w:spacing w:line="275.9999942779541" w:lineRule="auto"/>
         <w:rPr>
-          <w:rFonts w:ascii="Google Sans" w:cs="Google Sans" w:eastAsia="Google Sans" w:hAnsi="Google Sans"/>
-          <w:color w:val="1f1f1f"/>
-        </w:rPr>
-      </w:pPr>
-      <w:r>
-        <w:rPr>
-          <w:rFonts w:ascii="Google Sans" w:cs="Google Sans" w:eastAsia="Google Sans" w:hAnsi="Google Sans"/>
+          <w:rFonts w:ascii="Arial" w:cs="Arial" w:eastAsia="Arial" w:hAnsi="Arial"/>
+          <w:color w:val="1f1f1f"/>
+        </w:rPr>
+      </w:pPr>
+      <w:r>
+        <w:rPr>
+          <w:rFonts w:ascii="Arial Unicode MS" w:cs="Arial Unicode MS" w:eastAsia="Arial Unicode MS" w:hAnsi="Arial Unicode MS"/>
           <w:color w:val="1f1f1f"/>
           <w:rtl w:val="0"/>
         </w:rPr>
@@ -193,13 +193,13 @@
         <w:shd w:fill="auto" w:val="clear"/>
         <w:spacing w:after="120" w:before="0" w:line="275.9999942779541" w:lineRule="auto"/>
         <w:rPr>
-          <w:rFonts w:ascii="Google Sans" w:cs="Google Sans" w:eastAsia="Google Sans" w:hAnsi="Google Sans"/>
-          <w:color w:val="1f1f1f"/>
-        </w:rPr>
-      </w:pPr>
-      <w:r>
-        <w:rPr>
-          <w:rFonts w:ascii="Google Sans" w:cs="Google Sans" w:eastAsia="Google Sans" w:hAnsi="Google Sans"/>
+          <w:rFonts w:ascii="Arial" w:cs="Arial" w:eastAsia="Arial" w:hAnsi="Arial"/>
+          <w:color w:val="1f1f1f"/>
+        </w:rPr>
+      </w:pPr>
+      <w:r>
+        <w:rPr>
+          <w:rFonts w:ascii="Arial Unicode MS" w:cs="Arial Unicode MS" w:eastAsia="Arial Unicode MS" w:hAnsi="Arial Unicode MS"/>
           <w:color w:val="1f1f1f"/>
           <w:rtl w:val="0"/>
         </w:rPr>
@@ -218,74 +218,17 @@
         <w:shd w:fill="auto" w:val="clear"/>
         <w:spacing w:line="275.9999942779541" w:lineRule="auto"/>
         <w:rPr>
-          <w:rFonts w:ascii="Google Sans" w:cs="Google Sans" w:eastAsia="Google Sans" w:hAnsi="Google Sans"/>
-          <w:color w:val="1f1f1f"/>
-        </w:rPr>
-      </w:pPr>
-      <w:r>
-        <w:rPr>
-          <w:rFonts w:ascii="Google Sans" w:cs="Google Sans" w:eastAsia="Google Sans" w:hAnsi="Google Sans"/>
-          <w:color w:val="1f1f1f"/>
-          <w:rtl w:val="0"/>
-        </w:rPr>
-        <w:t xml:space="preserve">コミュニティ・リーダーズ・サミット（CLS）は、「コミュニティの力で地方の課題を解決する」ことを目的とした体験型イベントである</w:t>
-      </w:r>
-      <w:r>
-        <w:rPr>
-          <w:rFonts w:ascii="Google Sans" w:cs="Google Sans" w:eastAsia="Google Sans" w:hAnsi="Google Sans"/>
-          <w:color w:val="444746"/>
-          <w:sz w:val="24"/>
-          <w:szCs w:val="24"/>
-          <w:vertAlign w:val="superscript"/>
-          <w:rtl w:val="0"/>
-        </w:rPr>
-        <w:t xml:space="preserve">1</w:t>
-      </w:r>
-      <w:r>
-        <w:rPr>
-          <w:rFonts w:ascii="Google Sans" w:cs="Google Sans" w:eastAsia="Google Sans" w:hAnsi="Google Sans"/>
-          <w:color w:val="1f1f1f"/>
-          <w:rtl w:val="0"/>
-        </w:rPr>
-        <w:t xml:space="preserve">。その起源は、2017年9月に東京で開催された高知県のイベントにおける、当時の尾崎高知県知事と、後にCLS高知の発起人となるコミュニティマーケティングの第一人者・小島英揮氏との対談に遡る</w:t>
-      </w:r>
-      <w:r>
-        <w:rPr>
-          <w:rFonts w:ascii="Google Sans" w:cs="Google Sans" w:eastAsia="Google Sans" w:hAnsi="Google Sans"/>
-          <w:color w:val="444746"/>
-          <w:sz w:val="24"/>
-          <w:szCs w:val="24"/>
-          <w:vertAlign w:val="superscript"/>
-          <w:rtl w:val="0"/>
-        </w:rPr>
-        <w:t xml:space="preserve">2</w:t>
-      </w:r>
-      <w:r>
-        <w:rPr>
-          <w:rFonts w:ascii="Google Sans" w:cs="Google Sans" w:eastAsia="Google Sans" w:hAnsi="Google Sans"/>
-          <w:color w:val="1f1f1f"/>
-          <w:rtl w:val="0"/>
-        </w:rPr>
-        <w:t xml:space="preserve">。この対談を契機に、翌2018年から高知県の主催事業として「CLS高知」が産声を上げた</w:t>
-      </w:r>
-      <w:r>
-        <w:rPr>
-          <w:rFonts w:ascii="Google Sans" w:cs="Google Sans" w:eastAsia="Google Sans" w:hAnsi="Google Sans"/>
-          <w:color w:val="444746"/>
-          <w:sz w:val="24"/>
-          <w:szCs w:val="24"/>
-          <w:vertAlign w:val="superscript"/>
-          <w:rtl w:val="0"/>
-        </w:rPr>
-        <w:t xml:space="preserve">2</w:t>
-      </w:r>
-      <w:r>
-        <w:rPr>
-          <w:rFonts w:ascii="Google Sans" w:cs="Google Sans" w:eastAsia="Google Sans" w:hAnsi="Google Sans"/>
-          <w:color w:val="1f1f1f"/>
-          <w:rtl w:val="0"/>
-        </w:rPr>
-        <w:t xml:space="preserve">。</w:t>
+          <w:rFonts w:ascii="Arial" w:cs="Arial" w:eastAsia="Arial" w:hAnsi="Arial"/>
+          <w:color w:val="1f1f1f"/>
+        </w:rPr>
+      </w:pPr>
+      <w:r>
+        <w:rPr>
+          <w:rFonts w:ascii="Arial Unicode MS" w:cs="Arial Unicode MS" w:eastAsia="Arial Unicode MS" w:hAnsi="Arial Unicode MS"/>
+          <w:color w:val="1f1f1f"/>
+          <w:rtl w:val="0"/>
+        </w:rPr>
+        <w:t xml:space="preserve">コミュニティ・リーダーズ・サミット（CLS）は、「コミュニティの力で地方の課題を解決する」ことを目的とした体験型イベントである。その起源は、2017年9月に東京で開催された高知県のイベントにおける、当時の尾崎高知県知事と、後にCLS高知の発起人となるコミュニティマーケティングの第一人者・小島英揮氏との対談に遡る。この対談を契機に、翌2018年から高知県の主催事業として「CLS高知」が産声を上げた。</w:t>
       </w:r>
     </w:p>
     <w:p>
@@ -300,74 +243,17 @@
         <w:shd w:fill="auto" w:val="clear"/>
         <w:spacing w:line="275.9999942779541" w:lineRule="auto"/>
         <w:rPr>
-          <w:rFonts w:ascii="Google Sans" w:cs="Google Sans" w:eastAsia="Google Sans" w:hAnsi="Google Sans"/>
-          <w:color w:val="1f1f1f"/>
-        </w:rPr>
-      </w:pPr>
-      <w:r>
-        <w:rPr>
-          <w:rFonts w:ascii="Google Sans" w:cs="Google Sans" w:eastAsia="Google Sans" w:hAnsi="Google Sans"/>
-          <w:color w:val="1f1f1f"/>
-          <w:rtl w:val="0"/>
-        </w:rPr>
-        <w:t xml:space="preserve">CLS高知の歴史は、行政主導から完全な民間自立へと移行する「コミュニティの自律化」の歴史でもある。第1回および第2回は高知県庁が予算を確保して運営されたものの、第2回の段階で行政側からの主催撤退が告げられ、早期に存続の危機を迎えた</w:t>
-      </w:r>
-      <w:r>
-        <w:rPr>
-          <w:rFonts w:ascii="Google Sans" w:cs="Google Sans" w:eastAsia="Google Sans" w:hAnsi="Google Sans"/>
-          <w:color w:val="444746"/>
-          <w:sz w:val="24"/>
-          <w:szCs w:val="24"/>
-          <w:vertAlign w:val="superscript"/>
-          <w:rtl w:val="0"/>
-        </w:rPr>
-        <w:t xml:space="preserve">2</w:t>
-      </w:r>
-      <w:r>
-        <w:rPr>
-          <w:rFonts w:ascii="Google Sans" w:cs="Google Sans" w:eastAsia="Google Sans" w:hAnsi="Google Sans"/>
-          <w:color w:val="1f1f1f"/>
-          <w:rtl w:val="0"/>
-        </w:rPr>
-        <w:t xml:space="preserve">。しかし、このピンチが逆にコミュニティの結束を強め、継続を願う有志による実行委員会が発足した。彼らは自らスポンサー集めや集客に奔走し、民間主導のイベントとして第3回を成功させた</w:t>
-      </w:r>
-      <w:r>
-        <w:rPr>
-          <w:rFonts w:ascii="Google Sans" w:cs="Google Sans" w:eastAsia="Google Sans" w:hAnsi="Google Sans"/>
-          <w:color w:val="444746"/>
-          <w:sz w:val="24"/>
-          <w:szCs w:val="24"/>
-          <w:vertAlign w:val="superscript"/>
-          <w:rtl w:val="0"/>
-        </w:rPr>
-        <w:t xml:space="preserve">2</w:t>
-      </w:r>
-      <w:r>
-        <w:rPr>
-          <w:rFonts w:ascii="Google Sans" w:cs="Google Sans" w:eastAsia="Google Sans" w:hAnsi="Google Sans"/>
-          <w:color w:val="1f1f1f"/>
-          <w:rtl w:val="0"/>
-        </w:rPr>
-        <w:t xml:space="preserve">。その後も、コロナ禍における完全オンライン開催（第5回）や、高知の特産品（鰹のタタキや地ビール）を参加者の自宅に配送する「デリバリーチケット」を活用したハイブリッド開催（第6回）など、環境変化に対する極めて高い適応力を示してきた</w:t>
-      </w:r>
-      <w:r>
-        <w:rPr>
-          <w:rFonts w:ascii="Google Sans" w:cs="Google Sans" w:eastAsia="Google Sans" w:hAnsi="Google Sans"/>
-          <w:color w:val="444746"/>
-          <w:sz w:val="24"/>
-          <w:szCs w:val="24"/>
-          <w:vertAlign w:val="superscript"/>
-          <w:rtl w:val="0"/>
-        </w:rPr>
-        <w:t xml:space="preserve">2</w:t>
-      </w:r>
-      <w:r>
-        <w:rPr>
-          <w:rFonts w:ascii="Google Sans" w:cs="Google Sans" w:eastAsia="Google Sans" w:hAnsi="Google Sans"/>
-          <w:color w:val="1f1f1f"/>
-          <w:rtl w:val="0"/>
-        </w:rPr>
-        <w:t xml:space="preserve">。</w:t>
+          <w:rFonts w:ascii="Arial" w:cs="Arial" w:eastAsia="Arial" w:hAnsi="Arial"/>
+          <w:color w:val="1f1f1f"/>
+        </w:rPr>
+      </w:pPr>
+      <w:r>
+        <w:rPr>
+          <w:rFonts w:ascii="Arial Unicode MS" w:cs="Arial Unicode MS" w:eastAsia="Arial Unicode MS" w:hAnsi="Arial Unicode MS"/>
+          <w:color w:val="1f1f1f"/>
+          <w:rtl w:val="0"/>
+        </w:rPr>
+        <w:t xml:space="preserve">CLS高知の歴史は、行政主導から完全な民間自立へと移行する「コミュニティの自律化」の歴史でもある。第1回および第2回は高知県庁が予算を確保して運営されたものの、第2回の段階で行政側からの主催撤退が告げられ、早期に存続の危機を迎えた。しかし、このピンチが逆にコミュニティの結束を強め、継続を願う有志による実行委員会が発足した。彼らは自らスポンサー集めや集客に奔走し、民間主導のイベントとして第3回を成功させた。その後も、コロナ禍における完全オンライン開催（第5回）や、高知の特産品（鰹のタタキや地ビール）を参加者の自宅に配送する「デリバリーチケット」を活用したハイブリッド開催（第6回）など、環境変化に対する極めて高い適応力を示してきた。</w:t>
       </w:r>
     </w:p>
     <w:p>
@@ -382,77 +268,17 @@
         <w:shd w:fill="auto" w:val="clear"/>
         <w:spacing w:line="275.9999942779541" w:lineRule="auto"/>
         <w:rPr>
-          <w:rFonts w:ascii="Google Sans" w:cs="Google Sans" w:eastAsia="Google Sans" w:hAnsi="Google Sans"/>
-          <w:color w:val="1f1f1f"/>
-        </w:rPr>
-      </w:pPr>
-      <w:r>
-        <w:rPr>
-          <w:rFonts w:ascii="Google Sans" w:cs="Google Sans" w:eastAsia="Google Sans" w:hAnsi="Google Sans"/>
-          <w:color w:val="1f1f1f"/>
-          <w:rtl w:val="0"/>
-        </w:rPr>
-        <w:t xml:space="preserve">さらに特筆すべきは、イベントの持続可能性を担保するための組織進化である。参加者が200名規模へと拡大し、チケットがわずか2時間で完売するほどの熱狂を生む中で、任意団体特有の税務リスクや資金管理の課題が浮上した</w:t>
-      </w:r>
-      <w:r>
-        <w:rPr>
-          <w:rFonts w:ascii="Google Sans" w:cs="Google Sans" w:eastAsia="Google Sans" w:hAnsi="Google Sans"/>
-          <w:color w:val="444746"/>
-          <w:sz w:val="24"/>
-          <w:szCs w:val="24"/>
-          <w:vertAlign w:val="superscript"/>
-          <w:rtl w:val="0"/>
-        </w:rPr>
-        <w:t xml:space="preserve">1</w:t>
-      </w:r>
-      <w:r>
-        <w:rPr>
-          <w:rFonts w:ascii="Google Sans" w:cs="Google Sans" w:eastAsia="Google Sans" w:hAnsi="Google Sans"/>
-          <w:color w:val="1f1f1f"/>
-          <w:rtl w:val="0"/>
-        </w:rPr>
-        <w:t xml:space="preserve">。これを乗り越えるため、2024年4月に「一般社団法人CLS高知」が設立され、初期の運営メンバーから若手世代へのバトンタッチが見事に完了している</w:t>
-      </w:r>
-      <w:r>
-        <w:rPr>
-          <w:rFonts w:ascii="Google Sans" w:cs="Google Sans" w:eastAsia="Google Sans" w:hAnsi="Google Sans"/>
-          <w:color w:val="444746"/>
-          <w:sz w:val="24"/>
-          <w:szCs w:val="24"/>
-          <w:vertAlign w:val="superscript"/>
-          <w:rtl w:val="0"/>
-        </w:rPr>
-        <w:t xml:space="preserve">2</w:t>
-      </w:r>
-      <w:r>
-        <w:rPr>
-          <w:rFonts w:ascii="Google Sans" w:cs="Google Sans" w:eastAsia="Google Sans" w:hAnsi="Google Sans"/>
-          <w:color w:val="1f1f1f"/>
-          <w:rtl w:val="0"/>
-        </w:rPr>
-        <w:t xml:space="preserve">。</w:t>
-      </w:r>
-    </w:p>
-    <w:p>
-      <w:pPr>
-        <w:pBdr>
-          <w:top w:space="0" w:sz="0" w:val="nil"/>
-          <w:left w:space="0" w:sz="0" w:val="nil"/>
-          <w:bottom w:space="0" w:sz="0" w:val="nil"/>
-          <w:right w:space="0" w:sz="0" w:val="nil"/>
-          <w:between w:space="0" w:sz="0" w:val="nil"/>
-        </w:pBdr>
-        <w:shd w:fill="auto" w:val="clear"/>
-        <w:spacing w:line="275.9999942779541" w:lineRule="auto"/>
-        <w:rPr>
-          <w:rFonts w:ascii="Google Sans" w:cs="Google Sans" w:eastAsia="Google Sans" w:hAnsi="Google Sans"/>
-          <w:color w:val="1f1f1f"/>
-        </w:rPr>
-      </w:pPr>
-      <w:r>
-        <w:rPr>
-          <w:rtl w:val="0"/>
-        </w:rPr>
+          <w:rFonts w:ascii="Arial" w:cs="Arial" w:eastAsia="Arial" w:hAnsi="Arial"/>
+          <w:color w:val="1f1f1f"/>
+        </w:rPr>
+      </w:pPr>
+      <w:r>
+        <w:rPr>
+          <w:rFonts w:ascii="Arial Unicode MS" w:cs="Arial Unicode MS" w:eastAsia="Arial Unicode MS" w:hAnsi="Arial Unicode MS"/>
+          <w:color w:val="1f1f1f"/>
+          <w:rtl w:val="0"/>
+        </w:rPr>
+        <w:t xml:space="preserve">さらに特筆すべきは、イベントの持続可能性を担保するための組織進化である。参加者が200名規模へと拡大し、チケットがわずか2時間で完売するほどの熱狂を生む中で、任意団体特有の税務リスクや資金管理の課題が浮上した。これを乗り越えるため、2024年4月に「一般社団法人CLS高知」が設立され、初期の運営メンバーから若手世代へのバトンタッチが見事に完了している。</w:t>
       </w:r>
     </w:p>
     <w:tbl>
@@ -496,7 +322,7 @@
               <w:bottom w:color="c4c7c5" w:space="0" w:sz="6" w:val="single"/>
               <w:right w:color="c4c7c5" w:space="0" w:sz="6" w:val="single"/>
             </w:tcBorders>
-            <w:shd w:fill="efefef" w:val="clear"/>
+            <w:shd w:fill="auto" w:val="clear"/>
             <w:tcMar>
               <w:top w:w="120.0" w:type="dxa"/>
               <w:left w:w="180.0" w:type="dxa"/>
@@ -517,20 +343,18 @@
               <w:shd w:fill="auto" w:val="clear"/>
               <w:spacing w:after="120" w:before="120" w:line="275.9999942779541" w:lineRule="auto"/>
               <w:rPr>
-                <w:rFonts w:ascii="Google Sans" w:cs="Google Sans" w:eastAsia="Google Sans" w:hAnsi="Google Sans"/>
+                <w:rFonts w:ascii="Arial" w:cs="Arial" w:eastAsia="Arial" w:hAnsi="Arial"/>
                 <w:b w:val="1"/>
                 <w:bCs w:val="1"/>
                 <w:color w:val="1f1f1f"/>
-                <w:shd w:fill="auto" w:val="clear"/>
               </w:rPr>
             </w:pPr>
             <w:r>
               <w:rPr>
-                <w:rFonts w:ascii="Google Sans" w:cs="Google Sans" w:eastAsia="Google Sans" w:hAnsi="Google Sans"/>
+                <w:rFonts w:ascii="Arial Unicode MS" w:cs="Arial Unicode MS" w:eastAsia="Arial Unicode MS" w:hAnsi="Arial Unicode MS"/>
                 <w:b w:val="1"/>
                 <w:bCs w:val="1"/>
                 <w:color w:val="1f1f1f"/>
-                <w:shd w:fill="auto" w:val="clear"/>
                 <w:rtl w:val="0"/>
               </w:rPr>
               <w:t xml:space="preserve">発展フェーズ</w:t>
@@ -545,7 +369,7 @@
               <w:bottom w:color="c4c7c5" w:space="0" w:sz="6" w:val="single"/>
               <w:right w:color="c4c7c5" w:space="0" w:sz="6" w:val="single"/>
             </w:tcBorders>
-            <w:shd w:fill="efefef" w:val="clear"/>
+            <w:shd w:fill="auto" w:val="clear"/>
             <w:tcMar>
               <w:top w:w="120.0" w:type="dxa"/>
               <w:left w:w="180.0" w:type="dxa"/>
@@ -566,20 +390,18 @@
               <w:shd w:fill="auto" w:val="clear"/>
               <w:spacing w:after="120" w:before="120" w:line="275.9999942779541" w:lineRule="auto"/>
               <w:rPr>
-                <w:rFonts w:ascii="Google Sans" w:cs="Google Sans" w:eastAsia="Google Sans" w:hAnsi="Google Sans"/>
+                <w:rFonts w:ascii="Arial" w:cs="Arial" w:eastAsia="Arial" w:hAnsi="Arial"/>
                 <w:b w:val="1"/>
                 <w:bCs w:val="1"/>
                 <w:color w:val="1f1f1f"/>
-                <w:shd w:fill="auto" w:val="clear"/>
               </w:rPr>
             </w:pPr>
             <w:r>
               <w:rPr>
-                <w:rFonts w:ascii="Google Sans" w:cs="Google Sans" w:eastAsia="Google Sans" w:hAnsi="Google Sans"/>
+                <w:rFonts w:ascii="Arial Unicode MS" w:cs="Arial Unicode MS" w:eastAsia="Arial Unicode MS" w:hAnsi="Arial Unicode MS"/>
                 <w:b w:val="1"/>
                 <w:bCs w:val="1"/>
                 <w:color w:val="1f1f1f"/>
-                <w:shd w:fill="auto" w:val="clear"/>
                 <w:rtl w:val="0"/>
               </w:rPr>
               <w:t xml:space="preserve">時期・象徴的な出来事</w:t>
@@ -594,7 +416,7 @@
               <w:bottom w:color="c4c7c5" w:space="0" w:sz="6" w:val="single"/>
               <w:right w:color="c4c7c5" w:space="0" w:sz="6" w:val="single"/>
             </w:tcBorders>
-            <w:shd w:fill="efefef" w:val="clear"/>
+            <w:shd w:fill="auto" w:val="clear"/>
             <w:tcMar>
               <w:top w:w="120.0" w:type="dxa"/>
               <w:left w:w="180.0" w:type="dxa"/>
@@ -615,20 +437,18 @@
               <w:shd w:fill="auto" w:val="clear"/>
               <w:spacing w:after="120" w:before="120" w:line="275.9999942779541" w:lineRule="auto"/>
               <w:rPr>
-                <w:rFonts w:ascii="Google Sans" w:cs="Google Sans" w:eastAsia="Google Sans" w:hAnsi="Google Sans"/>
+                <w:rFonts w:ascii="Arial" w:cs="Arial" w:eastAsia="Arial" w:hAnsi="Arial"/>
                 <w:b w:val="1"/>
                 <w:bCs w:val="1"/>
                 <w:color w:val="1f1f1f"/>
-                <w:shd w:fill="auto" w:val="clear"/>
               </w:rPr>
             </w:pPr>
             <w:r>
               <w:rPr>
-                <w:rFonts w:ascii="Google Sans" w:cs="Google Sans" w:eastAsia="Google Sans" w:hAnsi="Google Sans"/>
+                <w:rFonts w:ascii="Arial Unicode MS" w:cs="Arial Unicode MS" w:eastAsia="Arial Unicode MS" w:hAnsi="Arial Unicode MS"/>
                 <w:b w:val="1"/>
                 <w:bCs w:val="1"/>
                 <w:color w:val="1f1f1f"/>
-                <w:shd w:fill="auto" w:val="clear"/>
                 <w:rtl w:val="0"/>
               </w:rPr>
               <w:t xml:space="preserve">コミュニティにおける意味合い</w:t>
@@ -670,7 +490,7 @@
               <w:shd w:fill="auto" w:val="clear"/>
               <w:spacing w:after="120" w:before="120" w:line="275.9999942779541" w:lineRule="auto"/>
               <w:rPr>
-                <w:rFonts w:ascii="Google Sans" w:cs="Google Sans" w:eastAsia="Google Sans" w:hAnsi="Google Sans"/>
+                <w:rFonts w:ascii="Arial" w:cs="Arial" w:eastAsia="Arial" w:hAnsi="Arial"/>
                 <w:b w:val="1"/>
                 <w:bCs w:val="1"/>
                 <w:color w:val="1f1f1f"/>
@@ -678,7 +498,7 @@
             </w:pPr>
             <w:r>
               <w:rPr>
-                <w:rFonts w:ascii="Google Sans" w:cs="Google Sans" w:eastAsia="Google Sans" w:hAnsi="Google Sans"/>
+                <w:rFonts w:ascii="Arial Unicode MS" w:cs="Arial Unicode MS" w:eastAsia="Arial Unicode MS" w:hAnsi="Arial Unicode MS"/>
                 <w:b w:val="1"/>
                 <w:bCs w:val="1"/>
                 <w:color w:val="1f1f1f"/>
@@ -717,13 +537,13 @@
               <w:shd w:fill="auto" w:val="clear"/>
               <w:spacing w:after="120" w:before="120" w:line="275.9999942779541" w:lineRule="auto"/>
               <w:rPr>
-                <w:rFonts w:ascii="Google Sans" w:cs="Google Sans" w:eastAsia="Google Sans" w:hAnsi="Google Sans"/>
+                <w:rFonts w:ascii="Arial" w:cs="Arial" w:eastAsia="Arial" w:hAnsi="Arial"/>
                 <w:color w:val="1f1f1f"/>
               </w:rPr>
             </w:pPr>
             <w:r>
               <w:rPr>
-                <w:rFonts w:ascii="Google Sans" w:cs="Google Sans" w:eastAsia="Google Sans" w:hAnsi="Google Sans"/>
+                <w:rFonts w:ascii="Arial Unicode MS" w:cs="Arial Unicode MS" w:eastAsia="Arial Unicode MS" w:hAnsi="Arial Unicode MS"/>
                 <w:color w:val="1f1f1f"/>
                 <w:rtl w:val="0"/>
               </w:rPr>
@@ -758,33 +578,19 @@
                 <w:between w:space="0" w:sz="0" w:val="nil"/>
               </w:pBdr>
               <w:shd w:fill="auto" w:val="clear"/>
-              <w:spacing w:line="275.9999942779541" w:lineRule="auto"/>
-              <w:rPr>
-                <w:rFonts w:ascii="Google Sans" w:cs="Google Sans" w:eastAsia="Google Sans" w:hAnsi="Google Sans"/>
-                <w:color w:val="444746"/>
-                <w:sz w:val="24"/>
-                <w:szCs w:val="24"/>
-                <w:vertAlign w:val="superscript"/>
+              <w:spacing w:after="120" w:before="120" w:line="275.9999942779541" w:lineRule="auto"/>
+              <w:rPr>
+                <w:rFonts w:ascii="Arial" w:cs="Arial" w:eastAsia="Arial" w:hAnsi="Arial"/>
+                <w:color w:val="1f1f1f"/>
               </w:rPr>
             </w:pPr>
             <w:r>
               <w:rPr>
-                <w:rFonts w:ascii="Google Sans" w:cs="Google Sans" w:eastAsia="Google Sans" w:hAnsi="Google Sans"/>
+                <w:rFonts w:ascii="Arial Unicode MS" w:cs="Arial Unicode MS" w:eastAsia="Arial Unicode MS" w:hAnsi="Arial Unicode MS"/>
                 <w:color w:val="1f1f1f"/>
                 <w:rtl w:val="0"/>
               </w:rPr>
               <w:t xml:space="preserve">行政の資金と信頼を活用したゼロイチの立ち上げ。課題先進県である高知という舞台設定の確立。</w:t>
-            </w:r>
-            <w:r>
-              <w:rPr>
-                <w:rFonts w:ascii="Google Sans" w:cs="Google Sans" w:eastAsia="Google Sans" w:hAnsi="Google Sans"/>
-                <w:color w:val="444746"/>
-                <w:sz w:val="24"/>
-                <w:szCs w:val="24"/>
-                <w:vertAlign w:val="superscript"/>
-                <w:rtl w:val="0"/>
-              </w:rPr>
-              <w:t xml:space="preserve">2</w:t>
             </w:r>
           </w:p>
         </w:tc>
@@ -823,7 +629,7 @@
               <w:shd w:fill="auto" w:val="clear"/>
               <w:spacing w:after="120" w:before="120" w:line="275.9999942779541" w:lineRule="auto"/>
               <w:rPr>
-                <w:rFonts w:ascii="Google Sans" w:cs="Google Sans" w:eastAsia="Google Sans" w:hAnsi="Google Sans"/>
+                <w:rFonts w:ascii="Arial" w:cs="Arial" w:eastAsia="Arial" w:hAnsi="Arial"/>
                 <w:b w:val="1"/>
                 <w:bCs w:val="1"/>
                 <w:color w:val="1f1f1f"/>
@@ -831,7 +637,7 @@
             </w:pPr>
             <w:r>
               <w:rPr>
-                <w:rFonts w:ascii="Google Sans" w:cs="Google Sans" w:eastAsia="Google Sans" w:hAnsi="Google Sans"/>
+                <w:rFonts w:ascii="Arial Unicode MS" w:cs="Arial Unicode MS" w:eastAsia="Arial Unicode MS" w:hAnsi="Arial Unicode MS"/>
                 <w:b w:val="1"/>
                 <w:bCs w:val="1"/>
                 <w:color w:val="1f1f1f"/>
@@ -870,13 +676,13 @@
               <w:shd w:fill="auto" w:val="clear"/>
               <w:spacing w:after="120" w:before="120" w:line="275.9999942779541" w:lineRule="auto"/>
               <w:rPr>
-                <w:rFonts w:ascii="Google Sans" w:cs="Google Sans" w:eastAsia="Google Sans" w:hAnsi="Google Sans"/>
+                <w:rFonts w:ascii="Arial" w:cs="Arial" w:eastAsia="Arial" w:hAnsi="Arial"/>
                 <w:color w:val="1f1f1f"/>
               </w:rPr>
             </w:pPr>
             <w:r>
               <w:rPr>
-                <w:rFonts w:ascii="Google Sans" w:cs="Google Sans" w:eastAsia="Google Sans" w:hAnsi="Google Sans"/>
+                <w:rFonts w:ascii="Arial Unicode MS" w:cs="Arial Unicode MS" w:eastAsia="Arial Unicode MS" w:hAnsi="Arial Unicode MS"/>
                 <w:color w:val="1f1f1f"/>
                 <w:rtl w:val="0"/>
               </w:rPr>
@@ -911,33 +717,19 @@
                 <w:between w:space="0" w:sz="0" w:val="nil"/>
               </w:pBdr>
               <w:shd w:fill="auto" w:val="clear"/>
-              <w:spacing w:line="275.9999942779541" w:lineRule="auto"/>
-              <w:rPr>
-                <w:rFonts w:ascii="Google Sans" w:cs="Google Sans" w:eastAsia="Google Sans" w:hAnsi="Google Sans"/>
-                <w:color w:val="444746"/>
-                <w:sz w:val="24"/>
-                <w:szCs w:val="24"/>
-                <w:vertAlign w:val="superscript"/>
+              <w:spacing w:after="120" w:before="120" w:line="275.9999942779541" w:lineRule="auto"/>
+              <w:rPr>
+                <w:rFonts w:ascii="Arial" w:cs="Arial" w:eastAsia="Arial" w:hAnsi="Arial"/>
+                <w:color w:val="1f1f1f"/>
               </w:rPr>
             </w:pPr>
             <w:r>
               <w:rPr>
-                <w:rFonts w:ascii="Google Sans" w:cs="Google Sans" w:eastAsia="Google Sans" w:hAnsi="Google Sans"/>
+                <w:rFonts w:ascii="Arial Unicode MS" w:cs="Arial Unicode MS" w:eastAsia="Arial Unicode MS" w:hAnsi="Arial Unicode MS"/>
                 <w:color w:val="1f1f1f"/>
                 <w:rtl w:val="0"/>
               </w:rPr>
               <w:t xml:space="preserve">行政からの独立。有志による資金調達と、オンライン・ハイブリッドへの適応を通じた「熱量」の維持。</w:t>
-            </w:r>
-            <w:r>
-              <w:rPr>
-                <w:rFonts w:ascii="Google Sans" w:cs="Google Sans" w:eastAsia="Google Sans" w:hAnsi="Google Sans"/>
-                <w:color w:val="444746"/>
-                <w:sz w:val="24"/>
-                <w:szCs w:val="24"/>
-                <w:vertAlign w:val="superscript"/>
-                <w:rtl w:val="0"/>
-              </w:rPr>
-              <w:t xml:space="preserve">2</w:t>
             </w:r>
           </w:p>
         </w:tc>
@@ -976,7 +768,7 @@
               <w:shd w:fill="auto" w:val="clear"/>
               <w:spacing w:after="120" w:before="120" w:line="275.9999942779541" w:lineRule="auto"/>
               <w:rPr>
-                <w:rFonts w:ascii="Google Sans" w:cs="Google Sans" w:eastAsia="Google Sans" w:hAnsi="Google Sans"/>
+                <w:rFonts w:ascii="Arial" w:cs="Arial" w:eastAsia="Arial" w:hAnsi="Arial"/>
                 <w:b w:val="1"/>
                 <w:bCs w:val="1"/>
                 <w:color w:val="1f1f1f"/>
@@ -984,7 +776,7 @@
             </w:pPr>
             <w:r>
               <w:rPr>
-                <w:rFonts w:ascii="Google Sans" w:cs="Google Sans" w:eastAsia="Google Sans" w:hAnsi="Google Sans"/>
+                <w:rFonts w:ascii="Arial Unicode MS" w:cs="Arial Unicode MS" w:eastAsia="Arial Unicode MS" w:hAnsi="Arial Unicode MS"/>
                 <w:b w:val="1"/>
                 <w:bCs w:val="1"/>
                 <w:color w:val="1f1f1f"/>
@@ -1023,13 +815,13 @@
               <w:shd w:fill="auto" w:val="clear"/>
               <w:spacing w:after="120" w:before="120" w:line="275.9999942779541" w:lineRule="auto"/>
               <w:rPr>
-                <w:rFonts w:ascii="Google Sans" w:cs="Google Sans" w:eastAsia="Google Sans" w:hAnsi="Google Sans"/>
+                <w:rFonts w:ascii="Arial" w:cs="Arial" w:eastAsia="Arial" w:hAnsi="Arial"/>
                 <w:color w:val="1f1f1f"/>
               </w:rPr>
             </w:pPr>
             <w:r>
               <w:rPr>
-                <w:rFonts w:ascii="Google Sans" w:cs="Google Sans" w:eastAsia="Google Sans" w:hAnsi="Google Sans"/>
+                <w:rFonts w:ascii="Arial Unicode MS" w:cs="Arial Unicode MS" w:eastAsia="Arial Unicode MS" w:hAnsi="Arial Unicode MS"/>
                 <w:color w:val="1f1f1f"/>
                 <w:rtl w:val="0"/>
               </w:rPr>
@@ -1064,33 +856,19 @@
                 <w:between w:space="0" w:sz="0" w:val="nil"/>
               </w:pBdr>
               <w:shd w:fill="auto" w:val="clear"/>
-              <w:spacing w:line="275.9999942779541" w:lineRule="auto"/>
-              <w:rPr>
-                <w:rFonts w:ascii="Google Sans" w:cs="Google Sans" w:eastAsia="Google Sans" w:hAnsi="Google Sans"/>
-                <w:color w:val="444746"/>
-                <w:sz w:val="24"/>
-                <w:szCs w:val="24"/>
-                <w:vertAlign w:val="superscript"/>
+              <w:spacing w:after="120" w:before="120" w:line="275.9999942779541" w:lineRule="auto"/>
+              <w:rPr>
+                <w:rFonts w:ascii="Arial" w:cs="Arial" w:eastAsia="Arial" w:hAnsi="Arial"/>
+                <w:color w:val="1f1f1f"/>
               </w:rPr>
             </w:pPr>
             <w:r>
               <w:rPr>
-                <w:rFonts w:ascii="Google Sans" w:cs="Google Sans" w:eastAsia="Google Sans" w:hAnsi="Google Sans"/>
+                <w:rFonts w:ascii="Arial Unicode MS" w:cs="Arial Unicode MS" w:eastAsia="Arial Unicode MS" w:hAnsi="Arial Unicode MS"/>
                 <w:color w:val="1f1f1f"/>
                 <w:rtl w:val="0"/>
               </w:rPr>
               <w:t xml:space="preserve">ワーケーションの導入による体験価値の最大化。一般社団法人化による組織的永続性の獲得と世代交代。</w:t>
-            </w:r>
-            <w:r>
-              <w:rPr>
-                <w:rFonts w:ascii="Google Sans" w:cs="Google Sans" w:eastAsia="Google Sans" w:hAnsi="Google Sans"/>
-                <w:color w:val="444746"/>
-                <w:sz w:val="24"/>
-                <w:szCs w:val="24"/>
-                <w:vertAlign w:val="superscript"/>
-                <w:rtl w:val="0"/>
-              </w:rPr>
-              <w:t xml:space="preserve">2</w:t>
             </w:r>
           </w:p>
         </w:tc>
@@ -1129,7 +907,7 @@
               <w:shd w:fill="auto" w:val="clear"/>
               <w:spacing w:after="120" w:before="120" w:line="275.9999942779541" w:lineRule="auto"/>
               <w:rPr>
-                <w:rFonts w:ascii="Google Sans" w:cs="Google Sans" w:eastAsia="Google Sans" w:hAnsi="Google Sans"/>
+                <w:rFonts w:ascii="Arial" w:cs="Arial" w:eastAsia="Arial" w:hAnsi="Arial"/>
                 <w:b w:val="1"/>
                 <w:bCs w:val="1"/>
                 <w:color w:val="1f1f1f"/>
@@ -1137,7 +915,7 @@
             </w:pPr>
             <w:r>
               <w:rPr>
-                <w:rFonts w:ascii="Google Sans" w:cs="Google Sans" w:eastAsia="Google Sans" w:hAnsi="Google Sans"/>
+                <w:rFonts w:ascii="Arial Unicode MS" w:cs="Arial Unicode MS" w:eastAsia="Arial Unicode MS" w:hAnsi="Arial Unicode MS"/>
                 <w:b w:val="1"/>
                 <w:bCs w:val="1"/>
                 <w:color w:val="1f1f1f"/>
@@ -1176,13 +954,13 @@
               <w:shd w:fill="auto" w:val="clear"/>
               <w:spacing w:after="120" w:before="120" w:line="275.9999942779541" w:lineRule="auto"/>
               <w:rPr>
-                <w:rFonts w:ascii="Google Sans" w:cs="Google Sans" w:eastAsia="Google Sans" w:hAnsi="Google Sans"/>
+                <w:rFonts w:ascii="Arial" w:cs="Arial" w:eastAsia="Arial" w:hAnsi="Arial"/>
                 <w:color w:val="1f1f1f"/>
               </w:rPr>
             </w:pPr>
             <w:r>
               <w:rPr>
-                <w:rFonts w:ascii="Google Sans" w:cs="Google Sans" w:eastAsia="Google Sans" w:hAnsi="Google Sans"/>
+                <w:rFonts w:ascii="Arial Unicode MS" w:cs="Arial Unicode MS" w:eastAsia="Arial Unicode MS" w:hAnsi="Arial Unicode MS"/>
                 <w:color w:val="1f1f1f"/>
                 <w:rtl w:val="0"/>
               </w:rPr>
@@ -1217,33 +995,19 @@
                 <w:between w:space="0" w:sz="0" w:val="nil"/>
               </w:pBdr>
               <w:shd w:fill="auto" w:val="clear"/>
-              <w:spacing w:line="275.9999942779541" w:lineRule="auto"/>
-              <w:rPr>
-                <w:rFonts w:ascii="Google Sans" w:cs="Google Sans" w:eastAsia="Google Sans" w:hAnsi="Google Sans"/>
-                <w:color w:val="444746"/>
-                <w:sz w:val="24"/>
-                <w:szCs w:val="24"/>
-                <w:vertAlign w:val="superscript"/>
+              <w:spacing w:after="120" w:before="120" w:line="275.9999942779541" w:lineRule="auto"/>
+              <w:rPr>
+                <w:rFonts w:ascii="Arial" w:cs="Arial" w:eastAsia="Arial" w:hAnsi="Arial"/>
+                <w:color w:val="1f1f1f"/>
               </w:rPr>
             </w:pPr>
             <w:r>
               <w:rPr>
-                <w:rFonts w:ascii="Google Sans" w:cs="Google Sans" w:eastAsia="Google Sans" w:hAnsi="Google Sans"/>
+                <w:rFonts w:ascii="Arial Unicode MS" w:cs="Arial Unicode MS" w:eastAsia="Arial Unicode MS" w:hAnsi="Arial Unicode MS"/>
                 <w:color w:val="1f1f1f"/>
                 <w:rtl w:val="0"/>
               </w:rPr>
               <w:t xml:space="preserve">長崎（出島）や大分（別府）への水平展開。2026年10月には東京で500名規模の逆輸入開催を予定。</w:t>
-            </w:r>
-            <w:r>
-              <w:rPr>
-                <w:rFonts w:ascii="Google Sans" w:cs="Google Sans" w:eastAsia="Google Sans" w:hAnsi="Google Sans"/>
-                <w:color w:val="444746"/>
-                <w:sz w:val="24"/>
-                <w:szCs w:val="24"/>
-                <w:vertAlign w:val="superscript"/>
-                <w:rtl w:val="0"/>
-              </w:rPr>
-              <w:t xml:space="preserve">1</w:t>
             </w:r>
           </w:p>
         </w:tc>
@@ -1260,19 +1024,145 @@
           <w:between w:space="0" w:sz="0" w:val="nil"/>
         </w:pBdr>
         <w:shd w:fill="auto" w:val="clear"/>
+        <w:spacing w:after="120" w:before="480" w:line="275.9999942779541" w:lineRule="auto"/>
+        <w:rPr>
+          <w:rFonts w:ascii="Arial" w:cs="Arial" w:eastAsia="Arial" w:hAnsi="Arial"/>
+          <w:color w:val="1f1f1f"/>
+        </w:rPr>
+      </w:pPr>
+      <w:r>
+        <w:rPr>
+          <w:rFonts w:ascii="Arial Unicode MS" w:cs="Arial Unicode MS" w:eastAsia="Arial Unicode MS" w:hAnsi="Arial Unicode MS"/>
+          <w:color w:val="1f1f1f"/>
+          <w:rtl w:val="0"/>
+        </w:rPr>
+        <w:t xml:space="preserve">2.2 参加者インサイトから読み解くCLSの提供価値</w:t>
+      </w:r>
+    </w:p>
+    <w:p>
+      <w:pPr>
+        <w:pBdr>
+          <w:top w:space="0" w:sz="0" w:val="nil"/>
+          <w:left w:space="0" w:sz="0" w:val="nil"/>
+          <w:bottom w:space="0" w:sz="0" w:val="nil"/>
+          <w:right w:space="0" w:sz="0" w:val="nil"/>
+          <w:between w:space="0" w:sz="0" w:val="nil"/>
+        </w:pBdr>
+        <w:shd w:fill="auto" w:val="clear"/>
+        <w:spacing w:line="275.9999942779541" w:lineRule="auto"/>
+        <w:rPr>
+          <w:rFonts w:ascii="Arial" w:cs="Arial" w:eastAsia="Arial" w:hAnsi="Arial"/>
+          <w:color w:val="1f1f1f"/>
+        </w:rPr>
+      </w:pPr>
+      <w:r>
+        <w:rPr>
+          <w:rFonts w:ascii="Arial Unicode MS" w:cs="Arial Unicode MS" w:eastAsia="Arial Unicode MS" w:hAnsi="Arial Unicode MS"/>
+          <w:color w:val="1f1f1f"/>
+          <w:rtl w:val="0"/>
+        </w:rPr>
+        <w:t xml:space="preserve">CLSは、有識者が一方的に知識を伝達する従来のカンファレンスとは全く異なる構造を持つ。個人のイベント参加レポートや公式のメッセージを分析すると、CLSが参加者に提供している中核的な価値は「越境による自己変容」と「圧倒的な心理的安全性の構築」に集約される。</w:t>
+      </w:r>
+    </w:p>
+    <w:p>
+      <w:pPr>
+        <w:pBdr>
+          <w:top w:space="0" w:sz="0" w:val="nil"/>
+          <w:left w:space="0" w:sz="0" w:val="nil"/>
+          <w:bottom w:space="0" w:sz="0" w:val="nil"/>
+          <w:right w:space="0" w:sz="0" w:val="nil"/>
+          <w:between w:space="0" w:sz="0" w:val="nil"/>
+        </w:pBdr>
+        <w:shd w:fill="auto" w:val="clear"/>
+        <w:spacing w:line="275.9999942779541" w:lineRule="auto"/>
+        <w:rPr>
+          <w:rFonts w:ascii="Arial" w:cs="Arial" w:eastAsia="Arial" w:hAnsi="Arial"/>
+          <w:color w:val="1f1f1f"/>
+        </w:rPr>
+      </w:pPr>
+      <w:r>
+        <w:rPr>
+          <w:rFonts w:ascii="Arial Unicode MS" w:cs="Arial Unicode MS" w:eastAsia="Arial Unicode MS" w:hAnsi="Arial Unicode MS"/>
+          <w:color w:val="1f1f1f"/>
+          <w:rtl w:val="0"/>
+        </w:rPr>
+        <w:t xml:space="preserve">第一に、参加者はCLSを「内側のモノサシではなく、外側のモノサシで自らの課題を測り直す場」として機能させている。特定のサービスや関心事で繋がったコミュニティのリーダーたちが、高知や別府といった非日常の空間に集結することで、普段の職場や業界では得られない全く新しい視点や改善の余地に気づくことができる。ある参加者のレポートでは、大学教員、焼肉店の経営者、マーケターなど、全く異なる背景を持つ人々が「コミュニティがもたらした変化」について語り合い、そこから「やりたいことを声に出す」という普遍的な結論を導き出している。</w:t>
+      </w:r>
+    </w:p>
+    <w:p>
+      <w:pPr>
+        <w:pBdr>
+          <w:top w:space="0" w:sz="0" w:val="nil"/>
+          <w:left w:space="0" w:sz="0" w:val="nil"/>
+          <w:bottom w:space="0" w:sz="0" w:val="nil"/>
+          <w:right w:space="0" w:sz="0" w:val="nil"/>
+          <w:between w:space="0" w:sz="0" w:val="nil"/>
+        </w:pBdr>
+        <w:shd w:fill="auto" w:val="clear"/>
+        <w:spacing w:line="275.9999942779541" w:lineRule="auto"/>
+        <w:rPr>
+          <w:rFonts w:ascii="Arial" w:cs="Arial" w:eastAsia="Arial" w:hAnsi="Arial"/>
+          <w:color w:val="1f1f1f"/>
+        </w:rPr>
+      </w:pPr>
+      <w:r>
+        <w:rPr>
+          <w:rFonts w:ascii="Arial Unicode MS" w:cs="Arial Unicode MS" w:eastAsia="Arial Unicode MS" w:hAnsi="Arial Unicode MS"/>
+          <w:color w:val="1f1f1f"/>
+          <w:rtl w:val="0"/>
+        </w:rPr>
+        <w:t xml:space="preserve">第二に、この自己変容を可能にしているのが、本編以外の周縁的なプログラム（前夜祭、ワーケーション、大人の遠足）がもたらす体験の共有である。例えばCLS高知では、複雑な立体構造を持つ居酒屋（追手筋宴舞堂）を貸し切りにした前夜祭や、本編前のテントサウナ体験などを通じて、初対面の参加者同士（全体の約40%が初参加者）が急速に距離を縮める設計がなされている。参加者が「同じ釜の飯を食い」「同じ湯に浸かる」ことで肩書きという装甲が外れ、本編での議論が極めて本質的かつ白熱したものとなる。</w:t>
+      </w:r>
+    </w:p>
+    <w:p>
+      <w:pPr>
+        <w:pBdr>
+          <w:top w:space="0" w:sz="0" w:val="nil"/>
+          <w:left w:space="0" w:sz="0" w:val="nil"/>
+          <w:bottom w:space="0" w:sz="0" w:val="nil"/>
+          <w:right w:space="0" w:sz="0" w:val="nil"/>
+          <w:between w:space="0" w:sz="0" w:val="nil"/>
+        </w:pBdr>
+        <w:shd w:fill="auto" w:val="clear"/>
+        <w:spacing w:line="275.9999942779541" w:lineRule="auto"/>
+        <w:rPr>
+          <w:rFonts w:ascii="Arial" w:cs="Arial" w:eastAsia="Arial" w:hAnsi="Arial"/>
+          <w:color w:val="1f1f1f"/>
+        </w:rPr>
+      </w:pPr>
+      <w:r>
+        <w:rPr>
+          <w:rFonts w:ascii="Arial Unicode MS" w:cs="Arial Unicode MS" w:eastAsia="Arial Unicode MS" w:hAnsi="Arial Unicode MS"/>
+          <w:color w:val="1f1f1f"/>
+          <w:rtl w:val="0"/>
+        </w:rPr>
+        <w:t xml:space="preserve">第三に、登壇者に対して交通費や謝礼を支払わない「ノーギャラ運用」が、コミュニティ内の価値交換を純化させている。これは、CLSの場に立ち、熱量の高い参加者と交流すること自体が登壇者にとって最大の報酬であるという、強固な相互信頼に基づいている。この文化があるからこそ、参加者は「お客様」としてではなく、自らも場を構成する「当事者（アクター）」として振る舞い、「#ヤリキル」「#きっかけはCLS」といった行動志向のハッシュタグを生み出しているのである。</w:t>
+      </w:r>
+    </w:p>
+    <w:p>
+      <w:pPr>
+        <w:pStyle w:val="Heading3"/>
+        <w:pBdr>
+          <w:top w:space="0" w:sz="0" w:val="nil"/>
+          <w:left w:space="0" w:sz="0" w:val="nil"/>
+          <w:bottom w:space="0" w:sz="0" w:val="nil"/>
+          <w:right w:space="0" w:sz="0" w:val="nil"/>
+          <w:between w:space="0" w:sz="0" w:val="nil"/>
+        </w:pBdr>
+        <w:shd w:fill="auto" w:val="clear"/>
         <w:spacing w:after="120" w:before="0" w:line="275.9999942779541" w:lineRule="auto"/>
         <w:rPr>
-          <w:rFonts w:ascii="Google Sans" w:cs="Google Sans" w:eastAsia="Google Sans" w:hAnsi="Google Sans"/>
-          <w:color w:val="1f1f1f"/>
-        </w:rPr>
-      </w:pPr>
-      <w:r>
-        <w:rPr>
-          <w:rFonts w:ascii="Google Sans" w:cs="Google Sans" w:eastAsia="Google Sans" w:hAnsi="Google Sans"/>
-          <w:color w:val="1f1f1f"/>
-          <w:rtl w:val="0"/>
-        </w:rPr>
-        <w:t xml:space="preserve">2.2 参加者インサイトから読み解くCLSの提供価値</w:t>
+          <w:rFonts w:ascii="Arial" w:cs="Arial" w:eastAsia="Arial" w:hAnsi="Arial"/>
+          <w:color w:val="1f1f1f"/>
+        </w:rPr>
+      </w:pPr>
+      <w:r>
+        <w:rPr>
+          <w:rFonts w:ascii="Arial Unicode MS" w:cs="Arial Unicode MS" w:eastAsia="Arial Unicode MS" w:hAnsi="Arial Unicode MS"/>
+          <w:color w:val="1f1f1f"/>
+          <w:rtl w:val="0"/>
+        </w:rPr>
+        <w:t xml:space="preserve">2.3 他地域の文脈と「CLS出島」の事例</w:t>
       </w:r>
     </w:p>
     <w:p>
@@ -1287,17 +1177,43 @@
         <w:shd w:fill="auto" w:val="clear"/>
         <w:spacing w:line="275.9999942779541" w:lineRule="auto"/>
         <w:rPr>
-          <w:rFonts w:ascii="Google Sans" w:cs="Google Sans" w:eastAsia="Google Sans" w:hAnsi="Google Sans"/>
-          <w:color w:val="1f1f1f"/>
-        </w:rPr>
-      </w:pPr>
-      <w:r>
-        <w:rPr>
-          <w:rFonts w:ascii="Google Sans" w:cs="Google Sans" w:eastAsia="Google Sans" w:hAnsi="Google Sans"/>
-          <w:color w:val="1f1f1f"/>
-          <w:rtl w:val="0"/>
-        </w:rPr>
-        <w:t xml:space="preserve">CLSは、有識者が一方的に知識を伝達する従来のカンファレンスとは全く異なる構造を持つ。個人のイベント参加レポートや公式のメッセージを分析すると、CLSが参加者に提供している中核的な価値は「越境による自己変容」と「圧倒的な心理的安全性の構築」に集約される。</w:t>
+          <w:rFonts w:ascii="Arial" w:cs="Arial" w:eastAsia="Arial" w:hAnsi="Arial"/>
+          <w:color w:val="1f1f1f"/>
+        </w:rPr>
+      </w:pPr>
+      <w:r>
+        <w:rPr>
+          <w:rFonts w:ascii="Arial Unicode MS" w:cs="Arial Unicode MS" w:eastAsia="Arial Unicode MS" w:hAnsi="Arial Unicode MS"/>
+          <w:color w:val="1f1f1f"/>
+          <w:rtl w:val="0"/>
+        </w:rPr>
+        <w:t xml:space="preserve">高知で醸成されたこのコミュニティモデルは、参加者の「地元でもやりたい」という熱意によって全国へ飛び火している。2024年からスタートした長崎の「CLS出島」は、少子高齢化や人口流出という典型的な地方課題に対し、「点在する長崎のコミュニティを面にする」という明確なコンセプトを掲げている。かつて日本で唯一世界に開かれていた玄関口である「出島」の歴史的コンテキストを借用し、地域内で孤立しがちな挑戦者たちを繋ぎ合わせるハブとして機能している。このように、CLSが他地域で成功するためには、単なるフォーマットの輸入ではなく、その土地が持つ歴史的・文化的背景とコミュニティの理念を密接に結びつける「文脈化（コンテキストの再定義）」が不可欠である。</w:t>
+      </w:r>
+    </w:p>
+    <w:p>
+      <w:pPr>
+        <w:pStyle w:val="Heading2"/>
+        <w:pBdr>
+          <w:top w:space="0" w:sz="0" w:val="nil"/>
+          <w:left w:space="0" w:sz="0" w:val="nil"/>
+          <w:bottom w:space="0" w:sz="0" w:val="nil"/>
+          <w:right w:space="0" w:sz="0" w:val="nil"/>
+          <w:between w:space="0" w:sz="0" w:val="nil"/>
+        </w:pBdr>
+        <w:shd w:fill="auto" w:val="clear"/>
+        <w:spacing w:after="120" w:before="0" w:line="275.9999942779541" w:lineRule="auto"/>
+        <w:rPr>
+          <w:rFonts w:ascii="Arial" w:cs="Arial" w:eastAsia="Arial" w:hAnsi="Arial"/>
+          <w:color w:val="1f1f1f"/>
+        </w:rPr>
+      </w:pPr>
+      <w:r>
+        <w:rPr>
+          <w:rFonts w:ascii="Arial Unicode MS" w:cs="Arial Unicode MS" w:eastAsia="Arial Unicode MS" w:hAnsi="Arial Unicode MS"/>
+          <w:color w:val="1f1f1f"/>
+          <w:rtl w:val="0"/>
+        </w:rPr>
+        <w:t xml:space="preserve">3. 「CLSとは何か」の再言語化戦略</w:t>
       </w:r>
     </w:p>
     <w:p>
@@ -1312,74 +1228,17 @@
         <w:shd w:fill="auto" w:val="clear"/>
         <w:spacing w:line="275.9999942779541" w:lineRule="auto"/>
         <w:rPr>
-          <w:rFonts w:ascii="Google Sans" w:cs="Google Sans" w:eastAsia="Google Sans" w:hAnsi="Google Sans"/>
-          <w:color w:val="1f1f1f"/>
-        </w:rPr>
-      </w:pPr>
-      <w:r>
-        <w:rPr>
-          <w:rFonts w:ascii="Google Sans" w:cs="Google Sans" w:eastAsia="Google Sans" w:hAnsi="Google Sans"/>
-          <w:color w:val="1f1f1f"/>
-          <w:rtl w:val="0"/>
-        </w:rPr>
-        <w:t xml:space="preserve">第一に、参加者はCLSを「内側のモノサシではなく、外側のモノサシで自らの課題を測り直す場」として機能させている</w:t>
-      </w:r>
-      <w:r>
-        <w:rPr>
-          <w:rFonts w:ascii="Google Sans" w:cs="Google Sans" w:eastAsia="Google Sans" w:hAnsi="Google Sans"/>
-          <w:color w:val="444746"/>
-          <w:sz w:val="24"/>
-          <w:szCs w:val="24"/>
-          <w:vertAlign w:val="superscript"/>
-          <w:rtl w:val="0"/>
-        </w:rPr>
-        <w:t xml:space="preserve">6</w:t>
-      </w:r>
-      <w:r>
-        <w:rPr>
-          <w:rFonts w:ascii="Google Sans" w:cs="Google Sans" w:eastAsia="Google Sans" w:hAnsi="Google Sans"/>
-          <w:color w:val="1f1f1f"/>
-          <w:rtl w:val="0"/>
-        </w:rPr>
-        <w:t xml:space="preserve">。特定のサービスや関心事で繋がったコミュニティのリーダーたちが、高知や別府といった非日常の空間に集結することで、普段の職場や業界では得られない全く新しい視点や改善の余地に気づくことができる</w:t>
-      </w:r>
-      <w:r>
-        <w:rPr>
-          <w:rFonts w:ascii="Google Sans" w:cs="Google Sans" w:eastAsia="Google Sans" w:hAnsi="Google Sans"/>
-          <w:color w:val="444746"/>
-          <w:sz w:val="24"/>
-          <w:szCs w:val="24"/>
-          <w:vertAlign w:val="superscript"/>
-          <w:rtl w:val="0"/>
-        </w:rPr>
-        <w:t xml:space="preserve">3</w:t>
-      </w:r>
-      <w:r>
-        <w:rPr>
-          <w:rFonts w:ascii="Google Sans" w:cs="Google Sans" w:eastAsia="Google Sans" w:hAnsi="Google Sans"/>
-          <w:color w:val="1f1f1f"/>
-          <w:rtl w:val="0"/>
-        </w:rPr>
-        <w:t xml:space="preserve">。ある参加者のレポートでは、大学教員、焼肉店の経営者、マーケターなど、全く異なる背景を持つ人々が「コミュニティがもたらした変化」について語り合い、そこから「やりたいことを声に出す」という普遍的な結論を導き出している</w:t>
-      </w:r>
-      <w:r>
-        <w:rPr>
-          <w:rFonts w:ascii="Google Sans" w:cs="Google Sans" w:eastAsia="Google Sans" w:hAnsi="Google Sans"/>
-          <w:color w:val="444746"/>
-          <w:sz w:val="24"/>
-          <w:szCs w:val="24"/>
-          <w:vertAlign w:val="superscript"/>
-          <w:rtl w:val="0"/>
-        </w:rPr>
-        <w:t xml:space="preserve">7</w:t>
-      </w:r>
-      <w:r>
-        <w:rPr>
-          <w:rFonts w:ascii="Google Sans" w:cs="Google Sans" w:eastAsia="Google Sans" w:hAnsi="Google Sans"/>
-          <w:color w:val="1f1f1f"/>
-          <w:rtl w:val="0"/>
-        </w:rPr>
-        <w:t xml:space="preserve">。</w:t>
+          <w:rFonts w:ascii="Arial" w:cs="Arial" w:eastAsia="Arial" w:hAnsi="Arial"/>
+          <w:color w:val="1f1f1f"/>
+        </w:rPr>
+      </w:pPr>
+      <w:r>
+        <w:rPr>
+          <w:rFonts w:ascii="Arial Unicode MS" w:cs="Arial Unicode MS" w:eastAsia="Arial Unicode MS" w:hAnsi="Arial Unicode MS"/>
+          <w:color w:val="1f1f1f"/>
+          <w:rtl w:val="0"/>
+        </w:rPr>
+        <w:t xml:space="preserve">運営メンバーの勧誘やサポート企業の誘致においては、「コミュニティマーケティング」などの専門用語を排し、相手の立場に立った直感的で心を動かす言語化が必要となる。本日の議論の土台として、以下のステークホルダー別メッセージングを提案する。</w:t>
       </w:r>
     </w:p>
     <w:p>
@@ -1394,279 +1253,13 @@
         <w:shd w:fill="auto" w:val="clear"/>
         <w:spacing w:line="275.9999942779541" w:lineRule="auto"/>
         <w:rPr>
-          <w:rFonts w:ascii="Google Sans" w:cs="Google Sans" w:eastAsia="Google Sans" w:hAnsi="Google Sans"/>
-          <w:color w:val="1f1f1f"/>
-        </w:rPr>
-      </w:pPr>
-      <w:r>
-        <w:rPr>
-          <w:rFonts w:ascii="Google Sans" w:cs="Google Sans" w:eastAsia="Google Sans" w:hAnsi="Google Sans"/>
-          <w:color w:val="1f1f1f"/>
-          <w:rtl w:val="0"/>
-        </w:rPr>
-        <w:t xml:space="preserve">第二に、この自己変容を可能にしているのが、本編以外の周縁的なプログラム（前夜祭、ワーケーション、大人の遠足）がもたらす体験の共有である。例えばCLS高知では、複雑な立体構造を持つ居酒屋（追手筋宴舞堂）を貸し切りにした前夜祭や、本編前のテントサウナ体験などを通じて、初対面の参加者同士（全体の約40%が初参加者）が急速に距離を縮める設計がなされている</w:t>
-      </w:r>
-      <w:r>
-        <w:rPr>
-          <w:rFonts w:ascii="Google Sans" w:cs="Google Sans" w:eastAsia="Google Sans" w:hAnsi="Google Sans"/>
-          <w:color w:val="444746"/>
-          <w:sz w:val="24"/>
-          <w:szCs w:val="24"/>
-          <w:vertAlign w:val="superscript"/>
-          <w:rtl w:val="0"/>
-        </w:rPr>
-        <w:t xml:space="preserve">2</w:t>
-      </w:r>
-      <w:r>
-        <w:rPr>
-          <w:rFonts w:ascii="Google Sans" w:cs="Google Sans" w:eastAsia="Google Sans" w:hAnsi="Google Sans"/>
-          <w:color w:val="1f1f1f"/>
-          <w:rtl w:val="0"/>
-        </w:rPr>
-        <w:t xml:space="preserve">。参加者が「同じ釜の飯を食い」「同じ湯に浸かる」ことで肩書きという装甲が外れ、本編での議論が極めて本質的かつ白熱したものとなる</w:t>
-      </w:r>
-      <w:r>
-        <w:rPr>
-          <w:rFonts w:ascii="Google Sans" w:cs="Google Sans" w:eastAsia="Google Sans" w:hAnsi="Google Sans"/>
-          <w:color w:val="444746"/>
-          <w:sz w:val="24"/>
-          <w:szCs w:val="24"/>
-          <w:vertAlign w:val="superscript"/>
-          <w:rtl w:val="0"/>
-        </w:rPr>
-        <w:t xml:space="preserve">10</w:t>
-      </w:r>
-      <w:r>
-        <w:rPr>
-          <w:rFonts w:ascii="Google Sans" w:cs="Google Sans" w:eastAsia="Google Sans" w:hAnsi="Google Sans"/>
-          <w:color w:val="1f1f1f"/>
-          <w:rtl w:val="0"/>
-        </w:rPr>
-        <w:t xml:space="preserve">。</w:t>
-      </w:r>
-    </w:p>
-    <w:p>
-      <w:pPr>
-        <w:pBdr>
-          <w:top w:space="0" w:sz="0" w:val="nil"/>
-          <w:left w:space="0" w:sz="0" w:val="nil"/>
-          <w:bottom w:space="0" w:sz="0" w:val="nil"/>
-          <w:right w:space="0" w:sz="0" w:val="nil"/>
-          <w:between w:space="0" w:sz="0" w:val="nil"/>
-        </w:pBdr>
-        <w:shd w:fill="auto" w:val="clear"/>
-        <w:spacing w:line="275.9999942779541" w:lineRule="auto"/>
-        <w:rPr>
-          <w:rFonts w:ascii="Google Sans" w:cs="Google Sans" w:eastAsia="Google Sans" w:hAnsi="Google Sans"/>
-          <w:color w:val="1f1f1f"/>
-        </w:rPr>
-      </w:pPr>
-      <w:r>
-        <w:rPr>
-          <w:rFonts w:ascii="Google Sans" w:cs="Google Sans" w:eastAsia="Google Sans" w:hAnsi="Google Sans"/>
-          <w:color w:val="1f1f1f"/>
-          <w:rtl w:val="0"/>
-        </w:rPr>
-        <w:t xml:space="preserve">第三に、登壇者に対して交通費や謝礼を支払わない「ノーギャラ運用」が、コミュニティ内の価値交換を純化させている。これは、CLSの場に立ち、熱量の高い参加者と交流すること自体が登壇者にとって最大の報酬であるという、強固な相互信頼に基づいている</w:t>
-      </w:r>
-      <w:r>
-        <w:rPr>
-          <w:rFonts w:ascii="Google Sans" w:cs="Google Sans" w:eastAsia="Google Sans" w:hAnsi="Google Sans"/>
-          <w:color w:val="444746"/>
-          <w:sz w:val="24"/>
-          <w:szCs w:val="24"/>
-          <w:vertAlign w:val="superscript"/>
-          <w:rtl w:val="0"/>
-        </w:rPr>
-        <w:t xml:space="preserve">2</w:t>
-      </w:r>
-      <w:r>
-        <w:rPr>
-          <w:rFonts w:ascii="Google Sans" w:cs="Google Sans" w:eastAsia="Google Sans" w:hAnsi="Google Sans"/>
-          <w:color w:val="1f1f1f"/>
-          <w:rtl w:val="0"/>
-        </w:rPr>
-        <w:t xml:space="preserve">。この文化があるからこそ、参加者は「お客様」としてではなく、自らも場を構成する「当事者（アクター）」として振る舞い、「#ヤリキル」「#きっかけはCLS」といった行動志向のハッシュタグを生み出しているのである</w:t>
-      </w:r>
-      <w:r>
-        <w:rPr>
-          <w:rFonts w:ascii="Google Sans" w:cs="Google Sans" w:eastAsia="Google Sans" w:hAnsi="Google Sans"/>
-          <w:color w:val="444746"/>
-          <w:sz w:val="24"/>
-          <w:szCs w:val="24"/>
-          <w:vertAlign w:val="superscript"/>
-          <w:rtl w:val="0"/>
-        </w:rPr>
-        <w:t xml:space="preserve">2</w:t>
-      </w:r>
-      <w:r>
-        <w:rPr>
-          <w:rFonts w:ascii="Google Sans" w:cs="Google Sans" w:eastAsia="Google Sans" w:hAnsi="Google Sans"/>
-          <w:color w:val="1f1f1f"/>
-          <w:rtl w:val="0"/>
-        </w:rPr>
-        <w:t xml:space="preserve">。</w:t>
-      </w:r>
-    </w:p>
-    <w:p>
-      <w:pPr>
-        <w:pStyle w:val="Heading3"/>
-        <w:pBdr>
-          <w:top w:space="0" w:sz="0" w:val="nil"/>
-          <w:left w:space="0" w:sz="0" w:val="nil"/>
-          <w:bottom w:space="0" w:sz="0" w:val="nil"/>
-          <w:right w:space="0" w:sz="0" w:val="nil"/>
-          <w:between w:space="0" w:sz="0" w:val="nil"/>
-        </w:pBdr>
-        <w:shd w:fill="auto" w:val="clear"/>
-        <w:spacing w:after="120" w:before="0" w:line="275.9999942779541" w:lineRule="auto"/>
-        <w:rPr>
-          <w:rFonts w:ascii="Google Sans" w:cs="Google Sans" w:eastAsia="Google Sans" w:hAnsi="Google Sans"/>
-          <w:color w:val="1f1f1f"/>
-        </w:rPr>
-      </w:pPr>
-      <w:r>
-        <w:rPr>
-          <w:rFonts w:ascii="Google Sans" w:cs="Google Sans" w:eastAsia="Google Sans" w:hAnsi="Google Sans"/>
-          <w:color w:val="1f1f1f"/>
-          <w:rtl w:val="0"/>
-        </w:rPr>
-        <w:t xml:space="preserve">2.3 他地域の文脈と「CLS出島」の事例</w:t>
-      </w:r>
-    </w:p>
-    <w:p>
-      <w:pPr>
-        <w:pBdr>
-          <w:top w:space="0" w:sz="0" w:val="nil"/>
-          <w:left w:space="0" w:sz="0" w:val="nil"/>
-          <w:bottom w:space="0" w:sz="0" w:val="nil"/>
-          <w:right w:space="0" w:sz="0" w:val="nil"/>
-          <w:between w:space="0" w:sz="0" w:val="nil"/>
-        </w:pBdr>
-        <w:shd w:fill="auto" w:val="clear"/>
-        <w:spacing w:line="275.9999942779541" w:lineRule="auto"/>
-        <w:rPr>
-          <w:rFonts w:ascii="Google Sans" w:cs="Google Sans" w:eastAsia="Google Sans" w:hAnsi="Google Sans"/>
-          <w:color w:val="1f1f1f"/>
-        </w:rPr>
-      </w:pPr>
-      <w:r>
-        <w:rPr>
-          <w:rFonts w:ascii="Google Sans" w:cs="Google Sans" w:eastAsia="Google Sans" w:hAnsi="Google Sans"/>
-          <w:color w:val="1f1f1f"/>
-          <w:rtl w:val="0"/>
-        </w:rPr>
-        <w:t xml:space="preserve">高知で醸成されたこのコミュニティモデルは、参加者の「地元でもやりたい」という熱意によって全国へ飛び火している。2024年からスタートした長崎の「CLS出島」は、少子高齢化や人口流出という典型的な地方課題に対し、「点在する長崎のコミュニティを面にする」という明確なコンセプトを掲げている</w:t>
-      </w:r>
-      <w:r>
-        <w:rPr>
-          <w:rFonts w:ascii="Google Sans" w:cs="Google Sans" w:eastAsia="Google Sans" w:hAnsi="Google Sans"/>
-          <w:color w:val="444746"/>
-          <w:sz w:val="24"/>
-          <w:szCs w:val="24"/>
-          <w:vertAlign w:val="superscript"/>
-          <w:rtl w:val="0"/>
-        </w:rPr>
-        <w:t xml:space="preserve">12</w:t>
-      </w:r>
-      <w:r>
-        <w:rPr>
-          <w:rFonts w:ascii="Google Sans" w:cs="Google Sans" w:eastAsia="Google Sans" w:hAnsi="Google Sans"/>
-          <w:color w:val="1f1f1f"/>
-          <w:rtl w:val="0"/>
-        </w:rPr>
-        <w:t xml:space="preserve">。かつて日本で唯一世界に開かれていた玄関口である「出島」の歴史的コンテキストを借用し、地域内で孤立しがちな挑戦者たちを繋ぎ合わせるハブとして機能している</w:t>
-      </w:r>
-      <w:r>
-        <w:rPr>
-          <w:rFonts w:ascii="Google Sans" w:cs="Google Sans" w:eastAsia="Google Sans" w:hAnsi="Google Sans"/>
-          <w:color w:val="444746"/>
-          <w:sz w:val="24"/>
-          <w:szCs w:val="24"/>
-          <w:vertAlign w:val="superscript"/>
-          <w:rtl w:val="0"/>
-        </w:rPr>
-        <w:t xml:space="preserve">12</w:t>
-      </w:r>
-      <w:r>
-        <w:rPr>
-          <w:rFonts w:ascii="Google Sans" w:cs="Google Sans" w:eastAsia="Google Sans" w:hAnsi="Google Sans"/>
-          <w:color w:val="1f1f1f"/>
-          <w:rtl w:val="0"/>
-        </w:rPr>
-        <w:t xml:space="preserve">。このように、CLSが他地域で成功するためには、単なるフォーマットの輸入ではなく、その土地が持つ歴史的・文化的背景とコミュニティの理念を密接に結びつける「文脈化（コンテキストの再定義）」が不可欠である。</w:t>
-      </w:r>
-    </w:p>
-    <w:p>
-      <w:pPr>
-        <w:pStyle w:val="Heading2"/>
-        <w:pBdr>
-          <w:top w:space="0" w:sz="0" w:val="nil"/>
-          <w:left w:space="0" w:sz="0" w:val="nil"/>
-          <w:bottom w:space="0" w:sz="0" w:val="nil"/>
-          <w:right w:space="0" w:sz="0" w:val="nil"/>
-          <w:between w:space="0" w:sz="0" w:val="nil"/>
-        </w:pBdr>
-        <w:shd w:fill="auto" w:val="clear"/>
-        <w:spacing w:after="120" w:before="0" w:line="275.9999942779541" w:lineRule="auto"/>
-        <w:rPr>
-          <w:rFonts w:ascii="Google Sans" w:cs="Google Sans" w:eastAsia="Google Sans" w:hAnsi="Google Sans"/>
-          <w:color w:val="1f1f1f"/>
-        </w:rPr>
-      </w:pPr>
-      <w:r>
-        <w:rPr>
-          <w:rFonts w:ascii="Google Sans" w:cs="Google Sans" w:eastAsia="Google Sans" w:hAnsi="Google Sans"/>
-          <w:color w:val="1f1f1f"/>
-          <w:rtl w:val="0"/>
-        </w:rPr>
-        <w:t xml:space="preserve">3. 「CLSとは何か」の再言語化戦略</w:t>
-      </w:r>
-    </w:p>
-    <w:p>
-      <w:pPr>
-        <w:pBdr>
-          <w:top w:space="0" w:sz="0" w:val="nil"/>
-          <w:left w:space="0" w:sz="0" w:val="nil"/>
-          <w:bottom w:space="0" w:sz="0" w:val="nil"/>
-          <w:right w:space="0" w:sz="0" w:val="nil"/>
-          <w:between w:space="0" w:sz="0" w:val="nil"/>
-        </w:pBdr>
-        <w:shd w:fill="auto" w:val="clear"/>
-        <w:spacing w:line="275.9999942779541" w:lineRule="auto"/>
-        <w:rPr>
-          <w:rFonts w:ascii="Google Sans" w:cs="Google Sans" w:eastAsia="Google Sans" w:hAnsi="Google Sans"/>
-          <w:color w:val="1f1f1f"/>
-        </w:rPr>
-      </w:pPr>
-      <w:r>
-        <w:rPr>
-          <w:rFonts w:ascii="Google Sans" w:cs="Google Sans" w:eastAsia="Google Sans" w:hAnsi="Google Sans"/>
-          <w:color w:val="1f1f1f"/>
-          <w:rtl w:val="0"/>
-        </w:rPr>
-        <w:t xml:space="preserve">運営メンバーの勧誘やサポート企業の誘致においては、「コミュニティマーケティング」などの専門用語を排し、相手の立場に立った直感的で心を動かす言語化が必要となる。本日の議論の土台として、以下のステークホルダー別メッセージングを提案する。</w:t>
-      </w:r>
-    </w:p>
-    <w:p>
-      <w:pPr>
-        <w:pBdr>
-          <w:top w:space="0" w:sz="0" w:val="nil"/>
-          <w:left w:space="0" w:sz="0" w:val="nil"/>
-          <w:bottom w:space="0" w:sz="0" w:val="nil"/>
-          <w:right w:space="0" w:sz="0" w:val="nil"/>
-          <w:between w:space="0" w:sz="0" w:val="nil"/>
-        </w:pBdr>
-        <w:shd w:fill="auto" w:val="clear"/>
-        <w:spacing w:line="275.9999942779541" w:lineRule="auto"/>
-        <w:rPr>
-          <w:rFonts w:ascii="Google Sans" w:cs="Google Sans" w:eastAsia="Google Sans" w:hAnsi="Google Sans"/>
-          <w:color w:val="1f1f1f"/>
-        </w:rPr>
-      </w:pPr>
-      <w:r>
-        <w:rPr>
-          <w:rFonts w:ascii="Google Sans" w:cs="Google Sans" w:eastAsia="Google Sans" w:hAnsi="Google Sans"/>
+          <w:rFonts w:ascii="Arial" w:cs="Arial" w:eastAsia="Arial" w:hAnsi="Arial"/>
+          <w:color w:val="1f1f1f"/>
+        </w:rPr>
+      </w:pPr>
+      <w:r>
+        <w:rPr>
+          <w:rFonts w:ascii="Arial Unicode MS" w:cs="Arial Unicode MS" w:eastAsia="Arial Unicode MS" w:hAnsi="Arial Unicode MS"/>
           <w:b w:val="1"/>
           <w:bCs w:val="1"/>
           <w:color w:val="1f1f1f"/>
@@ -1676,7 +1269,7 @@
       </w:r>
       <w:r>
         <w:rPr>
-          <w:rFonts w:ascii="Google Sans" w:cs="Google Sans" w:eastAsia="Google Sans" w:hAnsi="Google Sans"/>
+          <w:rFonts w:ascii="Arial Unicode MS" w:cs="Arial Unicode MS" w:eastAsia="Arial Unicode MS" w:hAnsi="Arial Unicode MS"/>
           <w:color w:val="1f1f1f"/>
           <w:rtl w:val="0"/>
         </w:rPr>
@@ -1695,7 +1288,7 @@
         <w:shd w:fill="auto" w:val="clear"/>
         <w:spacing w:line="275.9999942779541" w:lineRule="auto"/>
         <w:rPr>
-          <w:rFonts w:ascii="Google Sans" w:cs="Google Sans" w:eastAsia="Google Sans" w:hAnsi="Google Sans"/>
+          <w:rFonts w:ascii="Arial" w:cs="Arial" w:eastAsia="Arial" w:hAnsi="Arial"/>
           <w:b w:val="1"/>
           <w:bCs w:val="1"/>
           <w:color w:val="1f1f1f"/>
@@ -1703,7 +1296,7 @@
       </w:pPr>
       <w:r>
         <w:rPr>
-          <w:rFonts w:ascii="Google Sans" w:cs="Google Sans" w:eastAsia="Google Sans" w:hAnsi="Google Sans"/>
+          <w:rFonts w:ascii="Arial Unicode MS" w:cs="Arial Unicode MS" w:eastAsia="Arial Unicode MS" w:hAnsi="Arial Unicode MS"/>
           <w:b w:val="1"/>
           <w:bCs w:val="1"/>
           <w:color w:val="1f1f1f"/>
@@ -1774,7 +1367,7 @@
               <w:shd w:fill="auto" w:val="clear"/>
               <w:spacing w:after="120" w:before="120" w:line="275.9999942779541" w:lineRule="auto"/>
               <w:rPr>
-                <w:rFonts w:ascii="Google Sans" w:cs="Google Sans" w:eastAsia="Google Sans" w:hAnsi="Google Sans"/>
+                <w:rFonts w:ascii="Arial" w:cs="Arial" w:eastAsia="Arial" w:hAnsi="Arial"/>
                 <w:b w:val="1"/>
                 <w:bCs w:val="1"/>
                 <w:color w:val="1f1f1f"/>
@@ -1782,7 +1375,7 @@
             </w:pPr>
             <w:r>
               <w:rPr>
-                <w:rFonts w:ascii="Google Sans" w:cs="Google Sans" w:eastAsia="Google Sans" w:hAnsi="Google Sans"/>
+                <w:rFonts w:ascii="Arial Unicode MS" w:cs="Arial Unicode MS" w:eastAsia="Arial Unicode MS" w:hAnsi="Arial Unicode MS"/>
                 <w:b w:val="1"/>
                 <w:bCs w:val="1"/>
                 <w:color w:val="1f1f1f"/>
@@ -1821,7 +1414,7 @@
               <w:shd w:fill="auto" w:val="clear"/>
               <w:spacing w:after="120" w:before="120" w:line="275.9999942779541" w:lineRule="auto"/>
               <w:rPr>
-                <w:rFonts w:ascii="Google Sans" w:cs="Google Sans" w:eastAsia="Google Sans" w:hAnsi="Google Sans"/>
+                <w:rFonts w:ascii="Arial" w:cs="Arial" w:eastAsia="Arial" w:hAnsi="Arial"/>
                 <w:b w:val="1"/>
                 <w:bCs w:val="1"/>
                 <w:color w:val="1f1f1f"/>
@@ -1829,7 +1422,7 @@
             </w:pPr>
             <w:r>
               <w:rPr>
-                <w:rFonts w:ascii="Google Sans" w:cs="Google Sans" w:eastAsia="Google Sans" w:hAnsi="Google Sans"/>
+                <w:rFonts w:ascii="Arial Unicode MS" w:cs="Arial Unicode MS" w:eastAsia="Arial Unicode MS" w:hAnsi="Arial Unicode MS"/>
                 <w:b w:val="1"/>
                 <w:bCs w:val="1"/>
                 <w:color w:val="1f1f1f"/>
@@ -1868,7 +1461,7 @@
               <w:shd w:fill="auto" w:val="clear"/>
               <w:spacing w:after="120" w:before="120" w:line="275.9999942779541" w:lineRule="auto"/>
               <w:rPr>
-                <w:rFonts w:ascii="Google Sans" w:cs="Google Sans" w:eastAsia="Google Sans" w:hAnsi="Google Sans"/>
+                <w:rFonts w:ascii="Arial" w:cs="Arial" w:eastAsia="Arial" w:hAnsi="Arial"/>
                 <w:b w:val="1"/>
                 <w:bCs w:val="1"/>
                 <w:color w:val="1f1f1f"/>
@@ -1876,7 +1469,7 @@
             </w:pPr>
             <w:r>
               <w:rPr>
-                <w:rFonts w:ascii="Google Sans" w:cs="Google Sans" w:eastAsia="Google Sans" w:hAnsi="Google Sans"/>
+                <w:rFonts w:ascii="Arial Unicode MS" w:cs="Arial Unicode MS" w:eastAsia="Arial Unicode MS" w:hAnsi="Arial Unicode MS"/>
                 <w:b w:val="1"/>
                 <w:bCs w:val="1"/>
                 <w:color w:val="1f1f1f"/>
@@ -1921,7 +1514,7 @@
               <w:shd w:fill="auto" w:val="clear"/>
               <w:spacing w:after="120" w:before="120" w:line="275.9999942779541" w:lineRule="auto"/>
               <w:rPr>
-                <w:rFonts w:ascii="Google Sans" w:cs="Google Sans" w:eastAsia="Google Sans" w:hAnsi="Google Sans"/>
+                <w:rFonts w:ascii="Arial" w:cs="Arial" w:eastAsia="Arial" w:hAnsi="Arial"/>
                 <w:b w:val="1"/>
                 <w:bCs w:val="1"/>
                 <w:color w:val="1f1f1f"/>
@@ -1929,7 +1522,7 @@
             </w:pPr>
             <w:r>
               <w:rPr>
-                <w:rFonts w:ascii="Google Sans" w:cs="Google Sans" w:eastAsia="Google Sans" w:hAnsi="Google Sans"/>
+                <w:rFonts w:ascii="Arial Unicode MS" w:cs="Arial Unicode MS" w:eastAsia="Arial Unicode MS" w:hAnsi="Arial Unicode MS"/>
                 <w:b w:val="1"/>
                 <w:bCs w:val="1"/>
                 <w:color w:val="1f1f1f"/>
@@ -1968,13 +1561,13 @@
               <w:shd w:fill="auto" w:val="clear"/>
               <w:spacing w:after="120" w:before="120" w:line="275.9999942779541" w:lineRule="auto"/>
               <w:rPr>
-                <w:rFonts w:ascii="Google Sans" w:cs="Google Sans" w:eastAsia="Google Sans" w:hAnsi="Google Sans"/>
+                <w:rFonts w:ascii="Arial" w:cs="Arial" w:eastAsia="Arial" w:hAnsi="Arial"/>
                 <w:color w:val="1f1f1f"/>
               </w:rPr>
             </w:pPr>
             <w:r>
               <w:rPr>
-                <w:rFonts w:ascii="Google Sans" w:cs="Google Sans" w:eastAsia="Google Sans" w:hAnsi="Google Sans"/>
+                <w:rFonts w:ascii="Arial Unicode MS" w:cs="Arial Unicode MS" w:eastAsia="Arial Unicode MS" w:hAnsi="Arial Unicode MS"/>
                 <w:color w:val="1f1f1f"/>
                 <w:rtl w:val="0"/>
               </w:rPr>
@@ -2011,13 +1604,13 @@
               <w:shd w:fill="auto" w:val="clear"/>
               <w:spacing w:after="120" w:before="120" w:line="275.9999942779541" w:lineRule="auto"/>
               <w:rPr>
-                <w:rFonts w:ascii="Google Sans" w:cs="Google Sans" w:eastAsia="Google Sans" w:hAnsi="Google Sans"/>
+                <w:rFonts w:ascii="Arial" w:cs="Arial" w:eastAsia="Arial" w:hAnsi="Arial"/>
                 <w:color w:val="1f1f1f"/>
               </w:rPr>
             </w:pPr>
             <w:r>
               <w:rPr>
-                <w:rFonts w:ascii="Google Sans" w:cs="Google Sans" w:eastAsia="Google Sans" w:hAnsi="Google Sans"/>
+                <w:rFonts w:ascii="Arial Unicode MS" w:cs="Arial Unicode MS" w:eastAsia="Arial Unicode MS" w:hAnsi="Arial Unicode MS"/>
                 <w:color w:val="1f1f1f"/>
                 <w:rtl w:val="0"/>
               </w:rPr>
@@ -2060,7 +1653,7 @@
               <w:shd w:fill="auto" w:val="clear"/>
               <w:spacing w:after="120" w:before="120" w:line="275.9999942779541" w:lineRule="auto"/>
               <w:rPr>
-                <w:rFonts w:ascii="Google Sans" w:cs="Google Sans" w:eastAsia="Google Sans" w:hAnsi="Google Sans"/>
+                <w:rFonts w:ascii="Arial" w:cs="Arial" w:eastAsia="Arial" w:hAnsi="Arial"/>
                 <w:b w:val="1"/>
                 <w:bCs w:val="1"/>
                 <w:color w:val="1f1f1f"/>
@@ -2068,7 +1661,7 @@
             </w:pPr>
             <w:r>
               <w:rPr>
-                <w:rFonts w:ascii="Google Sans" w:cs="Google Sans" w:eastAsia="Google Sans" w:hAnsi="Google Sans"/>
+                <w:rFonts w:ascii="Arial Unicode MS" w:cs="Arial Unicode MS" w:eastAsia="Arial Unicode MS" w:hAnsi="Arial Unicode MS"/>
                 <w:b w:val="1"/>
                 <w:bCs w:val="1"/>
                 <w:color w:val="1f1f1f"/>
@@ -2107,13 +1700,13 @@
               <w:shd w:fill="auto" w:val="clear"/>
               <w:spacing w:after="120" w:before="120" w:line="275.9999942779541" w:lineRule="auto"/>
               <w:rPr>
-                <w:rFonts w:ascii="Google Sans" w:cs="Google Sans" w:eastAsia="Google Sans" w:hAnsi="Google Sans"/>
+                <w:rFonts w:ascii="Arial" w:cs="Arial" w:eastAsia="Arial" w:hAnsi="Arial"/>
                 <w:color w:val="1f1f1f"/>
               </w:rPr>
             </w:pPr>
             <w:r>
               <w:rPr>
-                <w:rFonts w:ascii="Google Sans" w:cs="Google Sans" w:eastAsia="Google Sans" w:hAnsi="Google Sans"/>
+                <w:rFonts w:ascii="Arial Unicode MS" w:cs="Arial Unicode MS" w:eastAsia="Arial Unicode MS" w:hAnsi="Arial Unicode MS"/>
                 <w:color w:val="1f1f1f"/>
                 <w:rtl w:val="0"/>
               </w:rPr>
@@ -2150,13 +1743,13 @@
               <w:shd w:fill="auto" w:val="clear"/>
               <w:spacing w:after="120" w:before="120" w:line="275.9999942779541" w:lineRule="auto"/>
               <w:rPr>
-                <w:rFonts w:ascii="Google Sans" w:cs="Google Sans" w:eastAsia="Google Sans" w:hAnsi="Google Sans"/>
+                <w:rFonts w:ascii="Arial" w:cs="Arial" w:eastAsia="Arial" w:hAnsi="Arial"/>
                 <w:color w:val="1f1f1f"/>
               </w:rPr>
             </w:pPr>
             <w:r>
               <w:rPr>
-                <w:rFonts w:ascii="Google Sans" w:cs="Google Sans" w:eastAsia="Google Sans" w:hAnsi="Google Sans"/>
+                <w:rFonts w:ascii="Arial Unicode MS" w:cs="Arial Unicode MS" w:eastAsia="Arial Unicode MS" w:hAnsi="Arial Unicode MS"/>
                 <w:color w:val="1f1f1f"/>
                 <w:rtl w:val="0"/>
               </w:rPr>
@@ -2199,7 +1792,7 @@
               <w:shd w:fill="auto" w:val="clear"/>
               <w:spacing w:after="120" w:before="120" w:line="275.9999942779541" w:lineRule="auto"/>
               <w:rPr>
-                <w:rFonts w:ascii="Google Sans" w:cs="Google Sans" w:eastAsia="Google Sans" w:hAnsi="Google Sans"/>
+                <w:rFonts w:ascii="Arial" w:cs="Arial" w:eastAsia="Arial" w:hAnsi="Arial"/>
                 <w:b w:val="1"/>
                 <w:bCs w:val="1"/>
                 <w:color w:val="1f1f1f"/>
@@ -2207,7 +1800,7 @@
             </w:pPr>
             <w:r>
               <w:rPr>
-                <w:rFonts w:ascii="Google Sans" w:cs="Google Sans" w:eastAsia="Google Sans" w:hAnsi="Google Sans"/>
+                <w:rFonts w:ascii="Arial Unicode MS" w:cs="Arial Unicode MS" w:eastAsia="Arial Unicode MS" w:hAnsi="Arial Unicode MS"/>
                 <w:b w:val="1"/>
                 <w:bCs w:val="1"/>
                 <w:color w:val="1f1f1f"/>
@@ -2246,13 +1839,13 @@
               <w:shd w:fill="auto" w:val="clear"/>
               <w:spacing w:after="120" w:before="120" w:line="275.9999942779541" w:lineRule="auto"/>
               <w:rPr>
-                <w:rFonts w:ascii="Google Sans" w:cs="Google Sans" w:eastAsia="Google Sans" w:hAnsi="Google Sans"/>
+                <w:rFonts w:ascii="Arial" w:cs="Arial" w:eastAsia="Arial" w:hAnsi="Arial"/>
                 <w:color w:val="1f1f1f"/>
               </w:rPr>
             </w:pPr>
             <w:r>
               <w:rPr>
-                <w:rFonts w:ascii="Google Sans" w:cs="Google Sans" w:eastAsia="Google Sans" w:hAnsi="Google Sans"/>
+                <w:rFonts w:ascii="Arial Unicode MS" w:cs="Arial Unicode MS" w:eastAsia="Arial Unicode MS" w:hAnsi="Arial Unicode MS"/>
                 <w:color w:val="1f1f1f"/>
                 <w:rtl w:val="0"/>
               </w:rPr>
@@ -2289,13 +1882,13 @@
               <w:shd w:fill="auto" w:val="clear"/>
               <w:spacing w:after="120" w:before="120" w:line="275.9999942779541" w:lineRule="auto"/>
               <w:rPr>
-                <w:rFonts w:ascii="Google Sans" w:cs="Google Sans" w:eastAsia="Google Sans" w:hAnsi="Google Sans"/>
+                <w:rFonts w:ascii="Arial" w:cs="Arial" w:eastAsia="Arial" w:hAnsi="Arial"/>
                 <w:color w:val="1f1f1f"/>
               </w:rPr>
             </w:pPr>
             <w:r>
               <w:rPr>
-                <w:rFonts w:ascii="Google Sans" w:cs="Google Sans" w:eastAsia="Google Sans" w:hAnsi="Google Sans"/>
+                <w:rFonts w:ascii="Arial Unicode MS" w:cs="Arial Unicode MS" w:eastAsia="Arial Unicode MS" w:hAnsi="Arial Unicode MS"/>
                 <w:color w:val="1f1f1f"/>
                 <w:rtl w:val="0"/>
               </w:rPr>
@@ -2318,13 +1911,13 @@
         <w:shd w:fill="auto" w:val="clear"/>
         <w:spacing w:after="120" w:before="480" w:line="275.9999942779541" w:lineRule="auto"/>
         <w:rPr>
-          <w:rFonts w:ascii="Google Sans" w:cs="Google Sans" w:eastAsia="Google Sans" w:hAnsi="Google Sans"/>
-          <w:color w:val="1f1f1f"/>
-        </w:rPr>
-      </w:pPr>
-      <w:r>
-        <w:rPr>
-          <w:rFonts w:ascii="Google Sans" w:cs="Google Sans" w:eastAsia="Google Sans" w:hAnsi="Google Sans"/>
+          <w:rFonts w:ascii="Arial" w:cs="Arial" w:eastAsia="Arial" w:hAnsi="Arial"/>
+          <w:color w:val="1f1f1f"/>
+        </w:rPr>
+      </w:pPr>
+      <w:r>
+        <w:rPr>
+          <w:rFonts w:ascii="Arial Unicode MS" w:cs="Arial Unicode MS" w:eastAsia="Arial Unicode MS" w:hAnsi="Arial Unicode MS"/>
           <w:color w:val="1f1f1f"/>
           <w:rtl w:val="0"/>
         </w:rPr>
@@ -2343,13 +1936,13 @@
         <w:shd w:fill="auto" w:val="clear"/>
         <w:spacing w:line="275.9999942779541" w:lineRule="auto"/>
         <w:rPr>
-          <w:rFonts w:ascii="Google Sans" w:cs="Google Sans" w:eastAsia="Google Sans" w:hAnsi="Google Sans"/>
-          <w:color w:val="1f1f1f"/>
-        </w:rPr>
-      </w:pPr>
-      <w:r>
-        <w:rPr>
-          <w:rFonts w:ascii="Google Sans" w:cs="Google Sans" w:eastAsia="Google Sans" w:hAnsi="Google Sans"/>
+          <w:rFonts w:ascii="Arial" w:cs="Arial" w:eastAsia="Arial" w:hAnsi="Arial"/>
+          <w:color w:val="1f1f1f"/>
+        </w:rPr>
+      </w:pPr>
+      <w:r>
+        <w:rPr>
+          <w:rFonts w:ascii="Arial Unicode MS" w:cs="Arial Unicode MS" w:eastAsia="Arial Unicode MS" w:hAnsi="Arial Unicode MS"/>
           <w:color w:val="1f1f1f"/>
           <w:rtl w:val="0"/>
         </w:rPr>
@@ -2369,13 +1962,13 @@
         <w:shd w:fill="auto" w:val="clear"/>
         <w:spacing w:after="120" w:before="0" w:line="275.9999942779541" w:lineRule="auto"/>
         <w:rPr>
-          <w:rFonts w:ascii="Google Sans" w:cs="Google Sans" w:eastAsia="Google Sans" w:hAnsi="Google Sans"/>
-          <w:color w:val="1f1f1f"/>
-        </w:rPr>
-      </w:pPr>
-      <w:r>
-        <w:rPr>
-          <w:rFonts w:ascii="Google Sans" w:cs="Google Sans" w:eastAsia="Google Sans" w:hAnsi="Google Sans"/>
+          <w:rFonts w:ascii="Arial" w:cs="Arial" w:eastAsia="Arial" w:hAnsi="Arial"/>
+          <w:color w:val="1f1f1f"/>
+        </w:rPr>
+      </w:pPr>
+      <w:r>
+        <w:rPr>
+          <w:rFonts w:ascii="Arial Unicode MS" w:cs="Arial Unicode MS" w:eastAsia="Arial Unicode MS" w:hAnsi="Arial Unicode MS"/>
           <w:color w:val="1f1f1f"/>
           <w:rtl w:val="0"/>
         </w:rPr>
@@ -2394,74 +1987,17 @@
         <w:shd w:fill="auto" w:val="clear"/>
         <w:spacing w:line="275.9999942779541" w:lineRule="auto"/>
         <w:rPr>
-          <w:rFonts w:ascii="Google Sans" w:cs="Google Sans" w:eastAsia="Google Sans" w:hAnsi="Google Sans"/>
-          <w:color w:val="1f1f1f"/>
-        </w:rPr>
-      </w:pPr>
-      <w:r>
-        <w:rPr>
-          <w:rFonts w:ascii="Google Sans" w:cs="Google Sans" w:eastAsia="Google Sans" w:hAnsi="Google Sans"/>
-          <w:color w:val="1f1f1f"/>
-          <w:rtl w:val="0"/>
-        </w:rPr>
-        <w:t xml:space="preserve">2025年8月のプレ開催（第0回）は、別府のレンガホールにて約40名を集めて行われた。このイベントは、用意していた付箋が足りなくなるほど参加者が自らの課題を書き出し、お祭りのような喧騒の中でワークショップが展開されるという圧倒的な熱狂を生み出した</w:t>
-      </w:r>
-      <w:r>
-        <w:rPr>
-          <w:rFonts w:ascii="Google Sans" w:cs="Google Sans" w:eastAsia="Google Sans" w:hAnsi="Google Sans"/>
-          <w:color w:val="444746"/>
-          <w:sz w:val="24"/>
-          <w:szCs w:val="24"/>
-          <w:vertAlign w:val="superscript"/>
-          <w:rtl w:val="0"/>
-        </w:rPr>
-        <w:t xml:space="preserve">10</w:t>
-      </w:r>
-      <w:r>
-        <w:rPr>
-          <w:rFonts w:ascii="Google Sans" w:cs="Google Sans" w:eastAsia="Google Sans" w:hAnsi="Google Sans"/>
-          <w:color w:val="1f1f1f"/>
-          <w:rtl w:val="0"/>
-        </w:rPr>
-        <w:t xml:space="preserve">。この際、別府という温泉地の特性を象徴する「同じ湯の中」というキーワードが参加者から自然発生的に誕生しており、これがCLS別府のコア概念としてすでに機能している</w:t>
-      </w:r>
-      <w:r>
-        <w:rPr>
-          <w:rFonts w:ascii="Google Sans" w:cs="Google Sans" w:eastAsia="Google Sans" w:hAnsi="Google Sans"/>
-          <w:color w:val="444746"/>
-          <w:sz w:val="24"/>
-          <w:szCs w:val="24"/>
-          <w:vertAlign w:val="superscript"/>
-          <w:rtl w:val="0"/>
-        </w:rPr>
-        <w:t xml:space="preserve">10</w:t>
-      </w:r>
-      <w:r>
-        <w:rPr>
-          <w:rFonts w:ascii="Google Sans" w:cs="Google Sans" w:eastAsia="Google Sans" w:hAnsi="Google Sans"/>
-          <w:color w:val="1f1f1f"/>
-          <w:rtl w:val="0"/>
-        </w:rPr>
-        <w:t xml:space="preserve">。また、懇親会での「野田商店」の巻き寿司や「別府ブルワリー」のクラフトビールなど、地域資源を巧みに活用したネットワーキングも高い評価を得た</w:t>
-      </w:r>
-      <w:r>
-        <w:rPr>
-          <w:rFonts w:ascii="Google Sans" w:cs="Google Sans" w:eastAsia="Google Sans" w:hAnsi="Google Sans"/>
-          <w:color w:val="444746"/>
-          <w:sz w:val="24"/>
-          <w:szCs w:val="24"/>
-          <w:vertAlign w:val="superscript"/>
-          <w:rtl w:val="0"/>
-        </w:rPr>
-        <w:t xml:space="preserve">10</w:t>
-      </w:r>
-      <w:r>
-        <w:rPr>
-          <w:rFonts w:ascii="Google Sans" w:cs="Google Sans" w:eastAsia="Google Sans" w:hAnsi="Google Sans"/>
-          <w:color w:val="1f1f1f"/>
-          <w:rtl w:val="0"/>
-        </w:rPr>
-        <w:t xml:space="preserve">。</w:t>
+          <w:rFonts w:ascii="Arial" w:cs="Arial" w:eastAsia="Arial" w:hAnsi="Arial"/>
+          <w:color w:val="1f1f1f"/>
+        </w:rPr>
+      </w:pPr>
+      <w:r>
+        <w:rPr>
+          <w:rFonts w:ascii="Arial Unicode MS" w:cs="Arial Unicode MS" w:eastAsia="Arial Unicode MS" w:hAnsi="Arial Unicode MS"/>
+          <w:color w:val="1f1f1f"/>
+          <w:rtl w:val="0"/>
+        </w:rPr>
+        <w:t xml:space="preserve">2025年8月のプレ開催（第0回）は、別府のレンガホールにて約40名を集めて行われた。このイベントは、用意していた付箋が足りなくなるほど参加者が自らの課題を書き出し、お祭りのような喧騒の中でワークショップが展開されるという圧倒的な熱狂を生み出した。この際、別府という温泉地の特性を象徴する「同じ湯の中」というキーワードが参加者から自然発生的に誕生しており、これがCLS別府のコア概念としてすでに機能している。また、懇親会での「野田商店」の巻き寿司や「別府ブルワリー」のクラフトビールなど、地域資源を巧みに活用したネットワーキングも高い評価を得た。</w:t>
       </w:r>
     </w:p>
     <w:p>
@@ -2476,36 +2012,17 @@
         <w:shd w:fill="auto" w:val="clear"/>
         <w:spacing w:line="275.9999942779541" w:lineRule="auto"/>
         <w:rPr>
-          <w:rFonts w:ascii="Google Sans" w:cs="Google Sans" w:eastAsia="Google Sans" w:hAnsi="Google Sans"/>
-          <w:color w:val="1f1f1f"/>
-        </w:rPr>
-      </w:pPr>
-      <w:r>
-        <w:rPr>
-          <w:rFonts w:ascii="Google Sans" w:cs="Google Sans" w:eastAsia="Google Sans" w:hAnsi="Google Sans"/>
-          <w:color w:val="1f1f1f"/>
-          <w:rtl w:val="0"/>
-        </w:rPr>
-        <w:t xml:space="preserve">一方、2026年1月の第1回（本開催）では、中津市での唐揚げ食べ歩きやはしご酒、別府市での「別府八湯全制覇ツアー」や地獄蒸し体験など、5日間にわたる極めて重厚なワーケーションプログラムが組まれた</w:t>
-      </w:r>
-      <w:r>
-        <w:rPr>
-          <w:rFonts w:ascii="Google Sans" w:cs="Google Sans" w:eastAsia="Google Sans" w:hAnsi="Google Sans"/>
-          <w:color w:val="444746"/>
-          <w:sz w:val="24"/>
-          <w:szCs w:val="24"/>
-          <w:vertAlign w:val="superscript"/>
-          <w:rtl w:val="0"/>
-        </w:rPr>
-        <w:t xml:space="preserve">1</w:t>
-      </w:r>
-      <w:r>
-        <w:rPr>
-          <w:rFonts w:ascii="Google Sans" w:cs="Google Sans" w:eastAsia="Google Sans" w:hAnsi="Google Sans"/>
-          <w:color w:val="1f1f1f"/>
-          <w:rtl w:val="0"/>
-        </w:rPr>
-        <w:t xml:space="preserve">。この規模のイベントは参加者の体験価値を飛躍的に高める反面、事前のルート開拓、地元事業者との調整、当日のアテンドなど、運営側に膨大な負担を強いる。現状の運営メンバーが3名であることを考慮すると、第1回と同等の規模や分散型のプログラムを追及することは、組織の疲弊と崩壊を招く危険性が高い。</w:t>
+          <w:rFonts w:ascii="Arial" w:cs="Arial" w:eastAsia="Arial" w:hAnsi="Arial"/>
+          <w:color w:val="1f1f1f"/>
+        </w:rPr>
+      </w:pPr>
+      <w:r>
+        <w:rPr>
+          <w:rFonts w:ascii="Arial Unicode MS" w:cs="Arial Unicode MS" w:eastAsia="Arial Unicode MS" w:hAnsi="Arial Unicode MS"/>
+          <w:color w:val="1f1f1f"/>
+          <w:rtl w:val="0"/>
+        </w:rPr>
+        <w:t xml:space="preserve">一方、2026年1月の第1回（本開催）では、中津市での唐揚げ食べ歩きやはしご酒、別府市での「別府八湯全制覇ツアー」や地獄蒸し体験など、5日間にわたる極めて重厚なワーケーションプログラムが組まれた。この規模のイベントは参加者の体験価値を飛躍的に高める反面、事前のルート開拓、地元事業者との調整、当日のアテンドなど、運営側に膨大な負担を強いる。現状の運営メンバーが3名であることを考慮すると、第1回と同等の規模や分散型のプログラムを追及することは、組織の疲弊と崩壊を招く危険性が高い。</w:t>
       </w:r>
     </w:p>
     <w:p>
@@ -2521,13 +2038,13 @@
         <w:shd w:fill="auto" w:val="clear"/>
         <w:spacing w:after="120" w:before="0" w:line="275.9999942779541" w:lineRule="auto"/>
         <w:rPr>
-          <w:rFonts w:ascii="Google Sans" w:cs="Google Sans" w:eastAsia="Google Sans" w:hAnsi="Google Sans"/>
-          <w:color w:val="1f1f1f"/>
-        </w:rPr>
-      </w:pPr>
-      <w:r>
-        <w:rPr>
-          <w:rFonts w:ascii="Google Sans" w:cs="Google Sans" w:eastAsia="Google Sans" w:hAnsi="Google Sans"/>
+          <w:rFonts w:ascii="Arial" w:cs="Arial" w:eastAsia="Arial" w:hAnsi="Arial"/>
+          <w:color w:val="1f1f1f"/>
+        </w:rPr>
+      </w:pPr>
+      <w:r>
+        <w:rPr>
+          <w:rFonts w:ascii="Arial Unicode MS" w:cs="Arial Unicode MS" w:eastAsia="Arial Unicode MS" w:hAnsi="Arial Unicode MS"/>
           <w:color w:val="1f1f1f"/>
           <w:rtl w:val="0"/>
         </w:rPr>
@@ -2546,39 +2063,17 @@
         <w:shd w:fill="auto" w:val="clear"/>
         <w:spacing w:line="275.9999942779541" w:lineRule="auto"/>
         <w:rPr>
-          <w:rFonts w:ascii="Google Sans" w:cs="Google Sans" w:eastAsia="Google Sans" w:hAnsi="Google Sans"/>
-          <w:color w:val="1f1f1f"/>
-        </w:rPr>
-      </w:pPr>
-      <w:r>
-        <w:rPr>
-          <w:rFonts w:ascii="Google Sans" w:cs="Google Sans" w:eastAsia="Google Sans" w:hAnsi="Google Sans"/>
+          <w:rFonts w:ascii="Arial" w:cs="Arial" w:eastAsia="Arial" w:hAnsi="Arial"/>
+          <w:color w:val="1f1f1f"/>
+        </w:rPr>
+      </w:pPr>
+      <w:r>
+        <w:rPr>
+          <w:rFonts w:ascii="Arial Unicode MS" w:cs="Arial Unicode MS" w:eastAsia="Arial Unicode MS" w:hAnsi="Arial Unicode MS"/>
           <w:color w:val="1f1f1f"/>
           <w:rtl w:val="0"/>
         </w:rPr>
         <w:t xml:space="preserve">現在のコアメンバーである若林氏、平野氏、辻氏のプロフィールを分析すると、コミュニティイベントを成功に導くための「技術・場作り・信用」という黄金のトライアングルが形成されていることがわかる。</w:t>
-      </w:r>
-    </w:p>
-    <w:p>
-      <w:pPr>
-        <w:pBdr>
-          <w:top w:space="0" w:sz="0" w:val="nil"/>
-          <w:left w:space="0" w:sz="0" w:val="nil"/>
-          <w:bottom w:space="0" w:sz="0" w:val="nil"/>
-          <w:right w:space="0" w:sz="0" w:val="nil"/>
-          <w:between w:space="0" w:sz="0" w:val="nil"/>
-        </w:pBdr>
-        <w:shd w:fill="auto" w:val="clear"/>
-        <w:spacing w:line="275.9999942779541" w:lineRule="auto"/>
-        <w:rPr>
-          <w:rFonts w:ascii="Google Sans" w:cs="Google Sans" w:eastAsia="Google Sans" w:hAnsi="Google Sans"/>
-          <w:color w:val="1f1f1f"/>
-        </w:rPr>
-      </w:pPr>
-      <w:r>
-        <w:rPr>
-          <w:rtl w:val="0"/>
-        </w:rPr>
       </w:r>
     </w:p>
     <w:tbl>
@@ -2624,7 +2119,7 @@
               <w:bottom w:color="c4c7c5" w:space="0" w:sz="6" w:val="single"/>
               <w:right w:color="c4c7c5" w:space="0" w:sz="6" w:val="single"/>
             </w:tcBorders>
-            <w:shd w:fill="efefef" w:val="clear"/>
+            <w:shd w:fill="auto" w:val="clear"/>
             <w:tcMar>
               <w:top w:w="120.0" w:type="dxa"/>
               <w:left w:w="180.0" w:type="dxa"/>
@@ -2645,20 +2140,18 @@
               <w:shd w:fill="auto" w:val="clear"/>
               <w:spacing w:after="120" w:before="120" w:line="275.9999942779541" w:lineRule="auto"/>
               <w:rPr>
-                <w:rFonts w:ascii="Google Sans" w:cs="Google Sans" w:eastAsia="Google Sans" w:hAnsi="Google Sans"/>
+                <w:rFonts w:ascii="Arial" w:cs="Arial" w:eastAsia="Arial" w:hAnsi="Arial"/>
                 <w:b w:val="1"/>
                 <w:bCs w:val="1"/>
                 <w:color w:val="1f1f1f"/>
-                <w:shd w:fill="auto" w:val="clear"/>
               </w:rPr>
             </w:pPr>
             <w:r>
               <w:rPr>
-                <w:rFonts w:ascii="Google Sans" w:cs="Google Sans" w:eastAsia="Google Sans" w:hAnsi="Google Sans"/>
+                <w:rFonts w:ascii="Arial Unicode MS" w:cs="Arial Unicode MS" w:eastAsia="Arial Unicode MS" w:hAnsi="Arial Unicode MS"/>
                 <w:b w:val="1"/>
                 <w:bCs w:val="1"/>
                 <w:color w:val="1f1f1f"/>
-                <w:shd w:fill="auto" w:val="clear"/>
                 <w:rtl w:val="0"/>
               </w:rPr>
               <w:t xml:space="preserve">メンバー</w:t>
@@ -2673,7 +2166,7 @@
               <w:bottom w:color="c4c7c5" w:space="0" w:sz="6" w:val="single"/>
               <w:right w:color="c4c7c5" w:space="0" w:sz="6" w:val="single"/>
             </w:tcBorders>
-            <w:shd w:fill="efefef" w:val="clear"/>
+            <w:shd w:fill="auto" w:val="clear"/>
             <w:tcMar>
               <w:top w:w="120.0" w:type="dxa"/>
               <w:left w:w="180.0" w:type="dxa"/>
@@ -2694,20 +2187,18 @@
               <w:shd w:fill="auto" w:val="clear"/>
               <w:spacing w:after="120" w:before="120" w:line="275.9999942779541" w:lineRule="auto"/>
               <w:rPr>
-                <w:rFonts w:ascii="Google Sans" w:cs="Google Sans" w:eastAsia="Google Sans" w:hAnsi="Google Sans"/>
+                <w:rFonts w:ascii="Arial" w:cs="Arial" w:eastAsia="Arial" w:hAnsi="Arial"/>
                 <w:b w:val="1"/>
                 <w:bCs w:val="1"/>
                 <w:color w:val="1f1f1f"/>
-                <w:shd w:fill="auto" w:val="clear"/>
               </w:rPr>
             </w:pPr>
             <w:r>
               <w:rPr>
-                <w:rFonts w:ascii="Google Sans" w:cs="Google Sans" w:eastAsia="Google Sans" w:hAnsi="Google Sans"/>
+                <w:rFonts w:ascii="Arial Unicode MS" w:cs="Arial Unicode MS" w:eastAsia="Arial Unicode MS" w:hAnsi="Arial Unicode MS"/>
                 <w:b w:val="1"/>
                 <w:bCs w:val="1"/>
                 <w:color w:val="1f1f1f"/>
-                <w:shd w:fill="auto" w:val="clear"/>
                 <w:rtl w:val="0"/>
               </w:rPr>
               <w:t xml:space="preserve">属性・所属</w:t>
@@ -2722,7 +2213,7 @@
               <w:bottom w:color="c4c7c5" w:space="0" w:sz="6" w:val="single"/>
               <w:right w:color="c4c7c5" w:space="0" w:sz="6" w:val="single"/>
             </w:tcBorders>
-            <w:shd w:fill="efefef" w:val="clear"/>
+            <w:shd w:fill="auto" w:val="clear"/>
             <w:tcMar>
               <w:top w:w="120.0" w:type="dxa"/>
               <w:left w:w="180.0" w:type="dxa"/>
@@ -2743,20 +2234,18 @@
               <w:shd w:fill="auto" w:val="clear"/>
               <w:spacing w:after="120" w:before="120" w:line="275.9999942779541" w:lineRule="auto"/>
               <w:rPr>
-                <w:rFonts w:ascii="Google Sans" w:cs="Google Sans" w:eastAsia="Google Sans" w:hAnsi="Google Sans"/>
+                <w:rFonts w:ascii="Arial" w:cs="Arial" w:eastAsia="Arial" w:hAnsi="Arial"/>
                 <w:b w:val="1"/>
                 <w:bCs w:val="1"/>
                 <w:color w:val="1f1f1f"/>
-                <w:shd w:fill="auto" w:val="clear"/>
               </w:rPr>
             </w:pPr>
             <w:r>
               <w:rPr>
-                <w:rFonts w:ascii="Google Sans" w:cs="Google Sans" w:eastAsia="Google Sans" w:hAnsi="Google Sans"/>
+                <w:rFonts w:ascii="Arial Unicode MS" w:cs="Arial Unicode MS" w:eastAsia="Arial Unicode MS" w:hAnsi="Arial Unicode MS"/>
                 <w:b w:val="1"/>
                 <w:bCs w:val="1"/>
                 <w:color w:val="1f1f1f"/>
-                <w:shd w:fill="auto" w:val="clear"/>
                 <w:rtl w:val="0"/>
               </w:rPr>
               <w:t xml:space="preserve">コミュニティにおける役割と強み</w:t>
@@ -2771,7 +2260,7 @@
               <w:bottom w:color="c4c7c5" w:space="0" w:sz="6" w:val="single"/>
               <w:right w:color="c4c7c5" w:space="0" w:sz="6" w:val="single"/>
             </w:tcBorders>
-            <w:shd w:fill="efefef" w:val="clear"/>
+            <w:shd w:fill="auto" w:val="clear"/>
             <w:tcMar>
               <w:top w:w="120.0" w:type="dxa"/>
               <w:left w:w="180.0" w:type="dxa"/>
@@ -2792,20 +2281,18 @@
               <w:shd w:fill="auto" w:val="clear"/>
               <w:spacing w:after="120" w:before="120" w:line="275.9999942779541" w:lineRule="auto"/>
               <w:rPr>
-                <w:rFonts w:ascii="Google Sans" w:cs="Google Sans" w:eastAsia="Google Sans" w:hAnsi="Google Sans"/>
+                <w:rFonts w:ascii="Arial" w:cs="Arial" w:eastAsia="Arial" w:hAnsi="Arial"/>
                 <w:b w:val="1"/>
                 <w:bCs w:val="1"/>
                 <w:color w:val="1f1f1f"/>
-                <w:shd w:fill="auto" w:val="clear"/>
               </w:rPr>
             </w:pPr>
             <w:r>
               <w:rPr>
-                <w:rFonts w:ascii="Google Sans" w:cs="Google Sans" w:eastAsia="Google Sans" w:hAnsi="Google Sans"/>
+                <w:rFonts w:ascii="Arial Unicode MS" w:cs="Arial Unicode MS" w:eastAsia="Arial Unicode MS" w:hAnsi="Arial Unicode MS"/>
                 <w:b w:val="1"/>
                 <w:bCs w:val="1"/>
                 <w:color w:val="1f1f1f"/>
-                <w:shd w:fill="auto" w:val="clear"/>
                 <w:rtl w:val="0"/>
               </w:rPr>
               <w:t xml:space="preserve">補足事項</w:t>
@@ -2847,7 +2334,7 @@
               <w:shd w:fill="auto" w:val="clear"/>
               <w:spacing w:after="120" w:before="120" w:line="275.9999942779541" w:lineRule="auto"/>
               <w:rPr>
-                <w:rFonts w:ascii="Google Sans" w:cs="Google Sans" w:eastAsia="Google Sans" w:hAnsi="Google Sans"/>
+                <w:rFonts w:ascii="Arial" w:cs="Arial" w:eastAsia="Arial" w:hAnsi="Arial"/>
                 <w:b w:val="1"/>
                 <w:bCs w:val="1"/>
                 <w:color w:val="1f1f1f"/>
@@ -2855,7 +2342,7 @@
             </w:pPr>
             <w:r>
               <w:rPr>
-                <w:rFonts w:ascii="Google Sans" w:cs="Google Sans" w:eastAsia="Google Sans" w:hAnsi="Google Sans"/>
+                <w:rFonts w:ascii="Arial Unicode MS" w:cs="Arial Unicode MS" w:eastAsia="Arial Unicode MS" w:hAnsi="Arial Unicode MS"/>
                 <w:b w:val="1"/>
                 <w:bCs w:val="1"/>
                 <w:color w:val="1f1f1f"/>
@@ -2894,13 +2381,13 @@
               <w:shd w:fill="auto" w:val="clear"/>
               <w:spacing w:after="120" w:before="120" w:line="275.9999942779541" w:lineRule="auto"/>
               <w:rPr>
-                <w:rFonts w:ascii="Google Sans" w:cs="Google Sans" w:eastAsia="Google Sans" w:hAnsi="Google Sans"/>
+                <w:rFonts w:ascii="Arial" w:cs="Arial" w:eastAsia="Arial" w:hAnsi="Arial"/>
                 <w:color w:val="1f1f1f"/>
               </w:rPr>
             </w:pPr>
             <w:r>
               <w:rPr>
-                <w:rFonts w:ascii="Google Sans" w:cs="Google Sans" w:eastAsia="Google Sans" w:hAnsi="Google Sans"/>
+                <w:rFonts w:ascii="Arial Unicode MS" w:cs="Arial Unicode MS" w:eastAsia="Arial Unicode MS" w:hAnsi="Arial Unicode MS"/>
                 <w:color w:val="1f1f1f"/>
                 <w:rtl w:val="0"/>
               </w:rPr>
@@ -2935,18 +2422,15 @@
                 <w:between w:space="0" w:sz="0" w:val="nil"/>
               </w:pBdr>
               <w:shd w:fill="auto" w:val="clear"/>
-              <w:spacing w:line="275.9999942779541" w:lineRule="auto"/>
-              <w:rPr>
-                <w:rFonts w:ascii="Google Sans" w:cs="Google Sans" w:eastAsia="Google Sans" w:hAnsi="Google Sans"/>
-                <w:color w:val="444746"/>
-                <w:sz w:val="24"/>
-                <w:szCs w:val="24"/>
-                <w:vertAlign w:val="superscript"/>
+              <w:spacing w:after="120" w:before="120" w:line="275.9999942779541" w:lineRule="auto"/>
+              <w:rPr>
+                <w:rFonts w:ascii="Arial" w:cs="Arial" w:eastAsia="Arial" w:hAnsi="Arial"/>
+                <w:color w:val="1f1f1f"/>
               </w:rPr>
             </w:pPr>
             <w:r>
               <w:rPr>
-                <w:rFonts w:ascii="Google Sans" w:cs="Google Sans" w:eastAsia="Google Sans" w:hAnsi="Google Sans"/>
+                <w:rFonts w:ascii="Arial Unicode MS" w:cs="Arial Unicode MS" w:eastAsia="Arial Unicode MS" w:hAnsi="Arial Unicode MS"/>
                 <w:b w:val="1"/>
                 <w:bCs w:val="1"/>
                 <w:color w:val="1f1f1f"/>
@@ -2956,22 +2440,11 @@
             </w:r>
             <w:r>
               <w:rPr>
-                <w:rFonts w:ascii="Google Sans" w:cs="Google Sans" w:eastAsia="Google Sans" w:hAnsi="Google Sans"/>
+                <w:rFonts w:ascii="Arial Unicode MS" w:cs="Arial Unicode MS" w:eastAsia="Arial Unicode MS" w:hAnsi="Arial Unicode MS"/>
                 <w:color w:val="1f1f1f"/>
                 <w:rtl w:val="0"/>
               </w:rPr>
               <w:t xml:space="preserve"> Elixirなどの技術コミュニティに精通し、全国のIT人材を別府へ引き込むネットワークと「巻き込まれる力」を持つ。</w:t>
-            </w:r>
-            <w:r>
-              <w:rPr>
-                <w:rFonts w:ascii="Google Sans" w:cs="Google Sans" w:eastAsia="Google Sans" w:hAnsi="Google Sans"/>
-                <w:color w:val="444746"/>
-                <w:sz w:val="24"/>
-                <w:szCs w:val="24"/>
-                <w:vertAlign w:val="superscript"/>
-                <w:rtl w:val="0"/>
-              </w:rPr>
-              <w:t xml:space="preserve">1</w:t>
             </w:r>
           </w:p>
         </w:tc>
@@ -3004,13 +2477,13 @@
               <w:shd w:fill="auto" w:val="clear"/>
               <w:spacing w:after="120" w:before="120" w:line="275.9999942779541" w:lineRule="auto"/>
               <w:rPr>
-                <w:rFonts w:ascii="Google Sans" w:cs="Google Sans" w:eastAsia="Google Sans" w:hAnsi="Google Sans"/>
+                <w:rFonts w:ascii="Arial" w:cs="Arial" w:eastAsia="Arial" w:hAnsi="Arial"/>
                 <w:color w:val="1f1f1f"/>
               </w:rPr>
             </w:pPr>
             <w:r>
               <w:rPr>
-                <w:rFonts w:ascii="Google Sans" w:cs="Google Sans" w:eastAsia="Google Sans" w:hAnsi="Google Sans"/>
+                <w:rFonts w:ascii="Arial Unicode MS" w:cs="Arial Unicode MS" w:eastAsia="Arial Unicode MS" w:hAnsi="Arial Unicode MS"/>
                 <w:color w:val="1f1f1f"/>
                 <w:rtl w:val="0"/>
               </w:rPr>
@@ -3053,7 +2526,7 @@
               <w:shd w:fill="auto" w:val="clear"/>
               <w:spacing w:after="120" w:before="120" w:line="275.9999942779541" w:lineRule="auto"/>
               <w:rPr>
-                <w:rFonts w:ascii="Google Sans" w:cs="Google Sans" w:eastAsia="Google Sans" w:hAnsi="Google Sans"/>
+                <w:rFonts w:ascii="Arial" w:cs="Arial" w:eastAsia="Arial" w:hAnsi="Arial"/>
                 <w:b w:val="1"/>
                 <w:bCs w:val="1"/>
                 <w:color w:val="1f1f1f"/>
@@ -3061,7 +2534,7 @@
             </w:pPr>
             <w:r>
               <w:rPr>
-                <w:rFonts w:ascii="Google Sans" w:cs="Google Sans" w:eastAsia="Google Sans" w:hAnsi="Google Sans"/>
+                <w:rFonts w:ascii="Arial Unicode MS" w:cs="Arial Unicode MS" w:eastAsia="Arial Unicode MS" w:hAnsi="Arial Unicode MS"/>
                 <w:b w:val="1"/>
                 <w:bCs w:val="1"/>
                 <w:color w:val="1f1f1f"/>
@@ -3100,13 +2573,13 @@
               <w:shd w:fill="auto" w:val="clear"/>
               <w:spacing w:after="120" w:before="120" w:line="275.9999942779541" w:lineRule="auto"/>
               <w:rPr>
-                <w:rFonts w:ascii="Google Sans" w:cs="Google Sans" w:eastAsia="Google Sans" w:hAnsi="Google Sans"/>
+                <w:rFonts w:ascii="Arial" w:cs="Arial" w:eastAsia="Arial" w:hAnsi="Arial"/>
                 <w:color w:val="1f1f1f"/>
               </w:rPr>
             </w:pPr>
             <w:r>
               <w:rPr>
-                <w:rFonts w:ascii="Google Sans" w:cs="Google Sans" w:eastAsia="Google Sans" w:hAnsi="Google Sans"/>
+                <w:rFonts w:ascii="Arial Unicode MS" w:cs="Arial Unicode MS" w:eastAsia="Arial Unicode MS" w:hAnsi="Arial Unicode MS"/>
                 <w:color w:val="1f1f1f"/>
                 <w:rtl w:val="0"/>
               </w:rPr>
@@ -3141,18 +2614,15 @@
                 <w:between w:space="0" w:sz="0" w:val="nil"/>
               </w:pBdr>
               <w:shd w:fill="auto" w:val="clear"/>
-              <w:spacing w:line="275.9999942779541" w:lineRule="auto"/>
-              <w:rPr>
-                <w:rFonts w:ascii="Google Sans" w:cs="Google Sans" w:eastAsia="Google Sans" w:hAnsi="Google Sans"/>
-                <w:color w:val="444746"/>
-                <w:sz w:val="24"/>
-                <w:szCs w:val="24"/>
-                <w:vertAlign w:val="superscript"/>
+              <w:spacing w:after="120" w:before="120" w:line="275.9999942779541" w:lineRule="auto"/>
+              <w:rPr>
+                <w:rFonts w:ascii="Arial" w:cs="Arial" w:eastAsia="Arial" w:hAnsi="Arial"/>
+                <w:color w:val="1f1f1f"/>
               </w:rPr>
             </w:pPr>
             <w:r>
               <w:rPr>
-                <w:rFonts w:ascii="Google Sans" w:cs="Google Sans" w:eastAsia="Google Sans" w:hAnsi="Google Sans"/>
+                <w:rFonts w:ascii="Arial Unicode MS" w:cs="Arial Unicode MS" w:eastAsia="Arial Unicode MS" w:hAnsi="Arial Unicode MS"/>
                 <w:b w:val="1"/>
                 <w:bCs w:val="1"/>
                 <w:color w:val="1f1f1f"/>
@@ -3162,22 +2632,11 @@
             </w:r>
             <w:r>
               <w:rPr>
-                <w:rFonts w:ascii="Google Sans" w:cs="Google Sans" w:eastAsia="Google Sans" w:hAnsi="Google Sans"/>
+                <w:rFonts w:ascii="Arial Unicode MS" w:cs="Arial Unicode MS" w:eastAsia="Arial Unicode MS" w:hAnsi="Arial Unicode MS"/>
                 <w:color w:val="1f1f1f"/>
                 <w:rtl w:val="0"/>
               </w:rPr>
               <w:t xml:space="preserve"> 大分のIT系コミュニティを長年牽引してきた実績。一歩を踏み出せない人の背中を押し、温かく迎え入れる場作りのプロ。</w:t>
-            </w:r>
-            <w:r>
-              <w:rPr>
-                <w:rFonts w:ascii="Google Sans" w:cs="Google Sans" w:eastAsia="Google Sans" w:hAnsi="Google Sans"/>
-                <w:color w:val="444746"/>
-                <w:sz w:val="24"/>
-                <w:szCs w:val="24"/>
-                <w:vertAlign w:val="superscript"/>
-                <w:rtl w:val="0"/>
-              </w:rPr>
-              <w:t xml:space="preserve">1</w:t>
             </w:r>
           </w:p>
         </w:tc>
@@ -3208,33 +2667,19 @@
                 <w:between w:space="0" w:sz="0" w:val="nil"/>
               </w:pBdr>
               <w:shd w:fill="auto" w:val="clear"/>
-              <w:spacing w:line="275.9999942779541" w:lineRule="auto"/>
-              <w:rPr>
-                <w:rFonts w:ascii="Google Sans" w:cs="Google Sans" w:eastAsia="Google Sans" w:hAnsi="Google Sans"/>
-                <w:color w:val="444746"/>
-                <w:sz w:val="24"/>
-                <w:szCs w:val="24"/>
-                <w:vertAlign w:val="superscript"/>
+              <w:spacing w:after="120" w:before="120" w:line="275.9999942779541" w:lineRule="auto"/>
+              <w:rPr>
+                <w:rFonts w:ascii="Arial" w:cs="Arial" w:eastAsia="Arial" w:hAnsi="Arial"/>
+                <w:color w:val="1f1f1f"/>
               </w:rPr>
             </w:pPr>
             <w:r>
               <w:rPr>
-                <w:rFonts w:ascii="Google Sans" w:cs="Google Sans" w:eastAsia="Google Sans" w:hAnsi="Google Sans"/>
+                <w:rFonts w:ascii="Arial Unicode MS" w:cs="Arial Unicode MS" w:eastAsia="Arial Unicode MS" w:hAnsi="Arial Unicode MS"/>
                 <w:color w:val="1f1f1f"/>
                 <w:rtl w:val="0"/>
               </w:rPr>
               <w:t xml:space="preserve">「可能性の開花と前進を応援する」という姿勢が、初参加者のハードルを大きく下げる。</w:t>
-            </w:r>
-            <w:r>
-              <w:rPr>
-                <w:rFonts w:ascii="Google Sans" w:cs="Google Sans" w:eastAsia="Google Sans" w:hAnsi="Google Sans"/>
-                <w:color w:val="444746"/>
-                <w:sz w:val="24"/>
-                <w:szCs w:val="24"/>
-                <w:vertAlign w:val="superscript"/>
-                <w:rtl w:val="0"/>
-              </w:rPr>
-              <w:t xml:space="preserve">1</w:t>
             </w:r>
           </w:p>
         </w:tc>
@@ -3273,7 +2718,7 @@
               <w:shd w:fill="auto" w:val="clear"/>
               <w:spacing w:after="120" w:before="120" w:line="275.9999942779541" w:lineRule="auto"/>
               <w:rPr>
-                <w:rFonts w:ascii="Google Sans" w:cs="Google Sans" w:eastAsia="Google Sans" w:hAnsi="Google Sans"/>
+                <w:rFonts w:ascii="Arial" w:cs="Arial" w:eastAsia="Arial" w:hAnsi="Arial"/>
                 <w:b w:val="1"/>
                 <w:bCs w:val="1"/>
                 <w:color w:val="1f1f1f"/>
@@ -3281,7 +2726,7 @@
             </w:pPr>
             <w:r>
               <w:rPr>
-                <w:rFonts w:ascii="Google Sans" w:cs="Google Sans" w:eastAsia="Google Sans" w:hAnsi="Google Sans"/>
+                <w:rFonts w:ascii="Arial Unicode MS" w:cs="Arial Unicode MS" w:eastAsia="Arial Unicode MS" w:hAnsi="Arial Unicode MS"/>
                 <w:b w:val="1"/>
                 <w:bCs w:val="1"/>
                 <w:color w:val="1f1f1f"/>
@@ -3320,13 +2765,13 @@
               <w:shd w:fill="auto" w:val="clear"/>
               <w:spacing w:after="120" w:before="120" w:line="275.9999942779541" w:lineRule="auto"/>
               <w:rPr>
-                <w:rFonts w:ascii="Google Sans" w:cs="Google Sans" w:eastAsia="Google Sans" w:hAnsi="Google Sans"/>
+                <w:rFonts w:ascii="Arial" w:cs="Arial" w:eastAsia="Arial" w:hAnsi="Arial"/>
                 <w:color w:val="1f1f1f"/>
               </w:rPr>
             </w:pPr>
             <w:r>
               <w:rPr>
-                <w:rFonts w:ascii="Google Sans" w:cs="Google Sans" w:eastAsia="Google Sans" w:hAnsi="Google Sans"/>
+                <w:rFonts w:ascii="Arial Unicode MS" w:cs="Arial Unicode MS" w:eastAsia="Arial Unicode MS" w:hAnsi="Arial Unicode MS"/>
                 <w:color w:val="1f1f1f"/>
                 <w:rtl w:val="0"/>
               </w:rPr>
@@ -3361,18 +2806,15 @@
                 <w:between w:space="0" w:sz="0" w:val="nil"/>
               </w:pBdr>
               <w:shd w:fill="auto" w:val="clear"/>
-              <w:spacing w:line="275.9999942779541" w:lineRule="auto"/>
-              <w:rPr>
-                <w:rFonts w:ascii="Google Sans" w:cs="Google Sans" w:eastAsia="Google Sans" w:hAnsi="Google Sans"/>
-                <w:color w:val="444746"/>
-                <w:sz w:val="24"/>
-                <w:szCs w:val="24"/>
-                <w:vertAlign w:val="superscript"/>
+              <w:spacing w:after="120" w:before="120" w:line="275.9999942779541" w:lineRule="auto"/>
+              <w:rPr>
+                <w:rFonts w:ascii="Arial" w:cs="Arial" w:eastAsia="Arial" w:hAnsi="Arial"/>
+                <w:color w:val="1f1f1f"/>
               </w:rPr>
             </w:pPr>
             <w:r>
               <w:rPr>
-                <w:rFonts w:ascii="Google Sans" w:cs="Google Sans" w:eastAsia="Google Sans" w:hAnsi="Google Sans"/>
+                <w:rFonts w:ascii="Arial Unicode MS" w:cs="Arial Unicode MS" w:eastAsia="Arial Unicode MS" w:hAnsi="Arial Unicode MS"/>
                 <w:b w:val="1"/>
                 <w:bCs w:val="1"/>
                 <w:color w:val="1f1f1f"/>
@@ -3382,22 +2824,11 @@
             </w:r>
             <w:r>
               <w:rPr>
-                <w:rFonts w:ascii="Google Sans" w:cs="Google Sans" w:eastAsia="Google Sans" w:hAnsi="Google Sans"/>
+                <w:rFonts w:ascii="Arial Unicode MS" w:cs="Arial Unicode MS" w:eastAsia="Arial Unicode MS" w:hAnsi="Arial Unicode MS"/>
                 <w:color w:val="1f1f1f"/>
                 <w:rtl w:val="0"/>
               </w:rPr>
               <w:t xml:space="preserve"> 地域金融機関の人間がコアにいることで、行政や地元伝統企業に対する決定的な信頼性の担保となる。</w:t>
-            </w:r>
-            <w:r>
-              <w:rPr>
-                <w:rFonts w:ascii="Google Sans" w:cs="Google Sans" w:eastAsia="Google Sans" w:hAnsi="Google Sans"/>
-                <w:color w:val="444746"/>
-                <w:sz w:val="24"/>
-                <w:szCs w:val="24"/>
-                <w:vertAlign w:val="superscript"/>
-                <w:rtl w:val="0"/>
-              </w:rPr>
-              <w:t xml:space="preserve">1</w:t>
             </w:r>
           </w:p>
         </w:tc>
@@ -3430,13 +2861,13 @@
               <w:shd w:fill="auto" w:val="clear"/>
               <w:spacing w:after="120" w:before="120" w:line="275.9999942779541" w:lineRule="auto"/>
               <w:rPr>
-                <w:rFonts w:ascii="Google Sans" w:cs="Google Sans" w:eastAsia="Google Sans" w:hAnsi="Google Sans"/>
+                <w:rFonts w:ascii="Arial" w:cs="Arial" w:eastAsia="Arial" w:hAnsi="Arial"/>
                 <w:color w:val="1f1f1f"/>
               </w:rPr>
             </w:pPr>
             <w:r>
               <w:rPr>
-                <w:rFonts w:ascii="Google Sans" w:cs="Google Sans" w:eastAsia="Google Sans" w:hAnsi="Google Sans"/>
+                <w:rFonts w:ascii="Arial Unicode MS" w:cs="Arial Unicode MS" w:eastAsia="Arial Unicode MS" w:hAnsi="Arial Unicode MS"/>
                 <w:color w:val="1f1f1f"/>
                 <w:rtl w:val="0"/>
               </w:rPr>
@@ -3456,19 +2887,254 @@
           <w:between w:space="0" w:sz="0" w:val="nil"/>
         </w:pBdr>
         <w:shd w:fill="auto" w:val="clear"/>
+        <w:spacing w:before="480" w:line="275.9999942779541" w:lineRule="auto"/>
+        <w:rPr>
+          <w:rFonts w:ascii="Arial" w:cs="Arial" w:eastAsia="Arial" w:hAnsi="Arial"/>
+          <w:color w:val="1f1f1f"/>
+        </w:rPr>
+      </w:pPr>
+      <w:r>
+        <w:rPr>
+          <w:rFonts w:ascii="Arial Unicode MS" w:cs="Arial Unicode MS" w:eastAsia="Arial Unicode MS" w:hAnsi="Arial Unicode MS"/>
+          <w:color w:val="1f1f1f"/>
+          <w:rtl w:val="0"/>
+        </w:rPr>
+        <w:t xml:space="preserve">この3名体制は質的には極めて優秀であるが、量的な実働リソースは不足している。したがって、第2回の戦略は「規模の縮小」ではなく、「濃度の極大化」へと舵を切るべきである。</w:t>
+      </w:r>
+    </w:p>
+    <w:p>
+      <w:pPr>
+        <w:pStyle w:val="Heading3"/>
+        <w:pBdr>
+          <w:top w:space="0" w:sz="0" w:val="nil"/>
+          <w:left w:space="0" w:sz="0" w:val="nil"/>
+          <w:bottom w:space="0" w:sz="0" w:val="nil"/>
+          <w:right w:space="0" w:sz="0" w:val="nil"/>
+          <w:between w:space="0" w:sz="0" w:val="nil"/>
+        </w:pBdr>
+        <w:shd w:fill="auto" w:val="clear"/>
+        <w:spacing w:after="120" w:before="0" w:line="275.9999942779541" w:lineRule="auto"/>
+        <w:rPr>
+          <w:rFonts w:ascii="Arial" w:cs="Arial" w:eastAsia="Arial" w:hAnsi="Arial"/>
+          <w:color w:val="1f1f1f"/>
+        </w:rPr>
+      </w:pPr>
+      <w:r>
+        <w:rPr>
+          <w:rFonts w:ascii="Arial Unicode MS" w:cs="Arial Unicode MS" w:eastAsia="Arial Unicode MS" w:hAnsi="Arial Unicode MS"/>
+          <w:color w:val="1f1f1f"/>
+          <w:rtl w:val="0"/>
+        </w:rPr>
+        <w:t xml:space="preserve">4.3 戦略的転換：「別府・旅館での合宿型開催」の圧倒的優位性</w:t>
+      </w:r>
+    </w:p>
+    <w:p>
+      <w:pPr>
+        <w:pBdr>
+          <w:top w:space="0" w:sz="0" w:val="nil"/>
+          <w:left w:space="0" w:sz="0" w:val="nil"/>
+          <w:bottom w:space="0" w:sz="0" w:val="nil"/>
+          <w:right w:space="0" w:sz="0" w:val="nil"/>
+          <w:between w:space="0" w:sz="0" w:val="nil"/>
+        </w:pBdr>
+        <w:shd w:fill="auto" w:val="clear"/>
         <w:spacing w:line="275.9999942779541" w:lineRule="auto"/>
         <w:rPr>
-          <w:rFonts w:ascii="Google Sans" w:cs="Google Sans" w:eastAsia="Google Sans" w:hAnsi="Google Sans"/>
-          <w:color w:val="1f1f1f"/>
-        </w:rPr>
-      </w:pPr>
-      <w:r>
-        <w:rPr>
-          <w:rFonts w:ascii="Google Sans" w:cs="Google Sans" w:eastAsia="Google Sans" w:hAnsi="Google Sans"/>
-          <w:color w:val="1f1f1f"/>
-          <w:rtl w:val="0"/>
-        </w:rPr>
-        <w:t xml:space="preserve">この3名体制は質的には極めて優秀であるが、量的な実働リソースは不足している。したがって、第2回の戦略は「規模の縮小」ではなく、「濃度の極大化」へと舵を切るべきである。</w:t>
+          <w:rFonts w:ascii="Arial" w:cs="Arial" w:eastAsia="Arial" w:hAnsi="Arial"/>
+          <w:color w:val="1f1f1f"/>
+        </w:rPr>
+      </w:pPr>
+      <w:r>
+        <w:rPr>
+          <w:rFonts w:ascii="Arial Unicode MS" w:cs="Arial Unicode MS" w:eastAsia="Arial Unicode MS" w:hAnsi="Arial Unicode MS"/>
+          <w:color w:val="1f1f1f"/>
+          <w:rtl w:val="0"/>
+        </w:rPr>
+        <w:t xml:space="preserve">ユーザーが提示した「別府の旅館で合宿的なこと」というアイデアは、現状のリソース不足を逆手に取り、CLS本来の価値を最大化する最高の戦略フォーマットである。</w:t>
+      </w:r>
+    </w:p>
+    <w:p>
+      <w:pPr>
+        <w:pBdr>
+          <w:top w:space="0" w:sz="0" w:val="nil"/>
+          <w:left w:space="0" w:sz="0" w:val="nil"/>
+          <w:bottom w:space="0" w:sz="0" w:val="nil"/>
+          <w:right w:space="0" w:sz="0" w:val="nil"/>
+          <w:between w:space="0" w:sz="0" w:val="nil"/>
+        </w:pBdr>
+        <w:shd w:fill="auto" w:val="clear"/>
+        <w:spacing w:line="275.9999942779541" w:lineRule="auto"/>
+        <w:rPr>
+          <w:rFonts w:ascii="Arial" w:cs="Arial" w:eastAsia="Arial" w:hAnsi="Arial"/>
+          <w:color w:val="1f1f1f"/>
+        </w:rPr>
+      </w:pPr>
+      <w:r>
+        <w:rPr>
+          <w:rFonts w:ascii="Arial Unicode MS" w:cs="Arial Unicode MS" w:eastAsia="Arial Unicode MS" w:hAnsi="Arial Unicode MS"/>
+          <w:color w:val="1f1f1f"/>
+          <w:rtl w:val="0"/>
+        </w:rPr>
+        <w:t xml:space="preserve">別府は古来より湯治客を受け入れてきた「多様性を受容する街」である。年齢、国籍、職業に関わらず、誰もが服を脱いで「同じ湯に浸かる」という行為は、究極のフラットなコミュニケーション装置である。大規模なホールで講演を聞くスタイルを捨て、数十名規模の旅館貸し切りによる合宿型（リトリート型）を採用することで、以下のメリットが生出する。</w:t>
+      </w:r>
+    </w:p>
+    <w:p>
+      <w:pPr>
+        <w:numPr>
+          <w:ilvl w:val="0"/>
+          <w:numId w:val="1"/>
+        </w:numPr>
+        <w:pBdr>
+          <w:top w:space="0" w:sz="0" w:val="nil"/>
+          <w:left w:space="0" w:sz="0" w:val="nil"/>
+          <w:bottom w:space="0" w:sz="0" w:val="nil"/>
+          <w:right w:space="0" w:sz="0" w:val="nil"/>
+          <w:between w:space="0" w:sz="0" w:val="nil"/>
+        </w:pBdr>
+        <w:shd w:fill="auto" w:val="clear"/>
+        <w:spacing w:line="275.9999942779541" w:lineRule="auto"/>
+        <w:ind w:left="600" w:hanging="360"/>
+      </w:pPr>
+      <w:r>
+        <w:rPr>
+          <w:rFonts w:ascii="Arial Unicode MS" w:cs="Arial Unicode MS" w:eastAsia="Arial Unicode MS" w:hAnsi="Arial Unicode MS"/>
+          <w:b w:val="1"/>
+          <w:bCs w:val="1"/>
+          <w:color w:val="1f1f1f"/>
+          <w:rtl w:val="0"/>
+        </w:rPr>
+        <w:t xml:space="preserve">運営コストの劇的な削減:</w:t>
+      </w:r>
+      <w:r>
+        <w:rPr>
+          <w:rFonts w:ascii="Arial Unicode MS" w:cs="Arial Unicode MS" w:eastAsia="Arial Unicode MS" w:hAnsi="Arial Unicode MS"/>
+          <w:color w:val="1f1f1f"/>
+          <w:rtl w:val="0"/>
+        </w:rPr>
+        <w:t xml:space="preserve"> 会場設営、移動手配、複数店舗での懇親会予約といったロジスティクスが「旅館という一つの閉鎖空間」に集約されるため、3名体制でも十分にコントロール可能となる。</w:t>
+      </w:r>
+    </w:p>
+    <w:p>
+      <w:pPr>
+        <w:numPr>
+          <w:ilvl w:val="0"/>
+          <w:numId w:val="1"/>
+        </w:numPr>
+        <w:pBdr>
+          <w:top w:space="0" w:sz="0" w:val="nil"/>
+          <w:left w:space="0" w:sz="0" w:val="nil"/>
+          <w:bottom w:space="0" w:sz="0" w:val="nil"/>
+          <w:right w:space="0" w:sz="0" w:val="nil"/>
+          <w:between w:space="0" w:sz="0" w:val="nil"/>
+        </w:pBdr>
+        <w:shd w:fill="auto" w:val="clear"/>
+        <w:spacing w:line="275.9999942779541" w:lineRule="auto"/>
+        <w:ind w:left="600" w:hanging="360"/>
+      </w:pPr>
+      <w:r>
+        <w:rPr>
+          <w:rFonts w:ascii="Arial Unicode MS" w:cs="Arial Unicode MS" w:eastAsia="Arial Unicode MS" w:hAnsi="Arial Unicode MS"/>
+          <w:b w:val="1"/>
+          <w:bCs w:val="1"/>
+          <w:color w:val="1f1f1f"/>
+          <w:rtl w:val="0"/>
+        </w:rPr>
+        <w:t xml:space="preserve">逃げ場のない濃密な対話（没入感の創出）:</w:t>
+      </w:r>
+      <w:r>
+        <w:rPr>
+          <w:rFonts w:ascii="Arial Unicode MS" w:cs="Arial Unicode MS" w:eastAsia="Arial Unicode MS" w:hAnsi="Arial Unicode MS"/>
+          <w:color w:val="1f1f1f"/>
+          <w:rtl w:val="0"/>
+        </w:rPr>
+        <w:t xml:space="preserve"> 参加者が同じ屋根の下で寝食を共にし、深夜まで議論を交わし、翌朝一緒に温泉に入る。このプロセスを経ることで、高知における「ワーケーションと本編の融合」を、わずか1泊2日のパッケージで実現できる。</w:t>
+      </w:r>
+    </w:p>
+    <w:p>
+      <w:pPr>
+        <w:numPr>
+          <w:ilvl w:val="0"/>
+          <w:numId w:val="1"/>
+        </w:numPr>
+        <w:pBdr>
+          <w:top w:space="0" w:sz="0" w:val="nil"/>
+          <w:left w:space="0" w:sz="0" w:val="nil"/>
+          <w:bottom w:space="0" w:sz="0" w:val="nil"/>
+          <w:right w:space="0" w:sz="0" w:val="nil"/>
+          <w:between w:space="0" w:sz="0" w:val="nil"/>
+        </w:pBdr>
+        <w:shd w:fill="auto" w:val="clear"/>
+        <w:spacing w:line="275.9999942779541" w:lineRule="auto"/>
+        <w:ind w:left="600" w:hanging="360"/>
+      </w:pPr>
+      <w:r>
+        <w:rPr>
+          <w:rFonts w:ascii="Arial Unicode MS" w:cs="Arial Unicode MS" w:eastAsia="Arial Unicode MS" w:hAnsi="Arial Unicode MS"/>
+          <w:b w:val="1"/>
+          <w:bCs w:val="1"/>
+          <w:color w:val="1f1f1f"/>
+          <w:rtl w:val="0"/>
+        </w:rPr>
+        <w:t xml:space="preserve">プレミアム感による単価向上:</w:t>
+      </w:r>
+      <w:r>
+        <w:rPr>
+          <w:rFonts w:ascii="Arial Unicode MS" w:cs="Arial Unicode MS" w:eastAsia="Arial Unicode MS" w:hAnsi="Arial Unicode MS"/>
+          <w:color w:val="1f1f1f"/>
+          <w:rtl w:val="0"/>
+        </w:rPr>
+        <w:t xml:space="preserve"> 小規模であることを「限定性」と位置づけ、参加費や協賛費の単価を上げることで、少ない集客でも損益分岐点を超える強靭な財務モデルを構築できる。</w:t>
+      </w:r>
+    </w:p>
+    <w:p>
+      <w:pPr>
+        <w:pStyle w:val="Heading2"/>
+        <w:pBdr>
+          <w:top w:space="0" w:sz="0" w:val="nil"/>
+          <w:left w:space="0" w:sz="0" w:val="nil"/>
+          <w:bottom w:space="0" w:sz="0" w:val="nil"/>
+          <w:right w:space="0" w:sz="0" w:val="nil"/>
+          <w:between w:space="0" w:sz="0" w:val="nil"/>
+        </w:pBdr>
+        <w:shd w:fill="auto" w:val="clear"/>
+        <w:spacing w:after="120" w:before="0" w:line="275.9999942779541" w:lineRule="auto"/>
+        <w:rPr>
+          <w:rFonts w:ascii="Arial" w:cs="Arial" w:eastAsia="Arial" w:hAnsi="Arial"/>
+          <w:color w:val="1f1f1f"/>
+        </w:rPr>
+      </w:pPr>
+      <w:r>
+        <w:rPr>
+          <w:rFonts w:ascii="Arial Unicode MS" w:cs="Arial Unicode MS" w:eastAsia="Arial Unicode MS" w:hAnsi="Arial Unicode MS"/>
+          <w:color w:val="1f1f1f"/>
+          <w:rtl w:val="0"/>
+        </w:rPr>
+        <w:t xml:space="preserve">5. CLS別府の戦略的基盤（PVMV）の策定</w:t>
+      </w:r>
+    </w:p>
+    <w:p>
+      <w:pPr>
+        <w:pBdr>
+          <w:top w:space="0" w:sz="0" w:val="nil"/>
+          <w:left w:space="0" w:sz="0" w:val="nil"/>
+          <w:bottom w:space="0" w:sz="0" w:val="nil"/>
+          <w:right w:space="0" w:sz="0" w:val="nil"/>
+          <w:between w:space="0" w:sz="0" w:val="nil"/>
+        </w:pBdr>
+        <w:shd w:fill="auto" w:val="clear"/>
+        <w:spacing w:line="275.9999942779541" w:lineRule="auto"/>
+        <w:rPr>
+          <w:rFonts w:ascii="Arial" w:cs="Arial" w:eastAsia="Arial" w:hAnsi="Arial"/>
+          <w:color w:val="1f1f1f"/>
+        </w:rPr>
+      </w:pPr>
+      <w:r>
+        <w:rPr>
+          <w:rFonts w:ascii="Arial Unicode MS" w:cs="Arial Unicode MS" w:eastAsia="Arial Unicode MS" w:hAnsi="Arial Unicode MS"/>
+          <w:color w:val="1f1f1f"/>
+          <w:rtl w:val="0"/>
+        </w:rPr>
+        <w:t xml:space="preserve">本日の打ち合わせにおける最大のゴールは、運営メンバーが共通の言葉として語れる組織の核（理念）を確定させることである。第0回・第1回のレガシーと、上記で分析した3名の特性を融合させたパーパス（存在意義）、およびビジョン・ミッション・バリューのドラフトを以下に提案する。</w:t>
       </w:r>
     </w:p>
     <w:p>
@@ -3484,17 +3150,17 @@
         <w:shd w:fill="auto" w:val="clear"/>
         <w:spacing w:after="120" w:before="0" w:line="275.9999942779541" w:lineRule="auto"/>
         <w:rPr>
-          <w:rFonts w:ascii="Google Sans" w:cs="Google Sans" w:eastAsia="Google Sans" w:hAnsi="Google Sans"/>
-          <w:color w:val="1f1f1f"/>
-        </w:rPr>
-      </w:pPr>
-      <w:r>
-        <w:rPr>
-          <w:rFonts w:ascii="Google Sans" w:cs="Google Sans" w:eastAsia="Google Sans" w:hAnsi="Google Sans"/>
-          <w:color w:val="1f1f1f"/>
-          <w:rtl w:val="0"/>
-        </w:rPr>
-        <w:t xml:space="preserve">4.3 戦略的転換：「別府・旅館での合宿型開催」の圧倒的優位性</w:t>
+          <w:rFonts w:ascii="Arial" w:cs="Arial" w:eastAsia="Arial" w:hAnsi="Arial"/>
+          <w:color w:val="1f1f1f"/>
+        </w:rPr>
+      </w:pPr>
+      <w:r>
+        <w:rPr>
+          <w:rFonts w:ascii="Arial Unicode MS" w:cs="Arial Unicode MS" w:eastAsia="Arial Unicode MS" w:hAnsi="Arial Unicode MS"/>
+          <w:color w:val="1f1f1f"/>
+          <w:rtl w:val="0"/>
+        </w:rPr>
+        <w:t xml:space="preserve">5.1 パーパス（Purpose）：CLS別府の社会的な存在意義</w:t>
       </w:r>
     </w:p>
     <w:p>
@@ -3509,21 +3175,29 @@
         <w:shd w:fill="auto" w:val="clear"/>
         <w:spacing w:line="275.9999942779541" w:lineRule="auto"/>
         <w:rPr>
-          <w:rFonts w:ascii="Google Sans" w:cs="Google Sans" w:eastAsia="Google Sans" w:hAnsi="Google Sans"/>
-          <w:color w:val="1f1f1f"/>
-        </w:rPr>
-      </w:pPr>
-      <w:r>
-        <w:rPr>
-          <w:rFonts w:ascii="Google Sans" w:cs="Google Sans" w:eastAsia="Google Sans" w:hAnsi="Google Sans"/>
-          <w:color w:val="1f1f1f"/>
-          <w:rtl w:val="0"/>
-        </w:rPr>
-        <w:t xml:space="preserve">ユーザーが提示した「別府の旅館で合宿的なこと」というアイデアは、現状のリソース不足を逆手に取り、CLS本来の価値を最大化する最高の戦略フォーマットである。</w:t>
-      </w:r>
-    </w:p>
-    <w:p>
-      <w:pPr>
+          <w:rFonts w:ascii="Arial" w:cs="Arial" w:eastAsia="Arial" w:hAnsi="Arial"/>
+          <w:b w:val="1"/>
+          <w:bCs w:val="1"/>
+          <w:color w:val="1f1f1f"/>
+        </w:rPr>
+      </w:pPr>
+      <w:r>
+        <w:rPr>
+          <w:rFonts w:ascii="Arial Unicode MS" w:cs="Arial Unicode MS" w:eastAsia="Arial Unicode MS" w:hAnsi="Arial Unicode MS"/>
+          <w:b w:val="1"/>
+          <w:bCs w:val="1"/>
+          <w:color w:val="1f1f1f"/>
+          <w:rtl w:val="0"/>
+        </w:rPr>
+        <w:t xml:space="preserve">【案】「源泉」となり、挑戦者の熱を全国へ波及させる</w:t>
+      </w:r>
+    </w:p>
+    <w:p>
+      <w:pPr>
+        <w:numPr>
+          <w:ilvl w:val="0"/>
+          <w:numId w:val="2"/>
+        </w:numPr>
         <w:pBdr>
           <w:top w:space="0" w:sz="0" w:val="nil"/>
           <w:left w:space="0" w:sz="0" w:val="nil"/>
@@ -3533,22 +3207,790 @@
         </w:pBdr>
         <w:shd w:fill="auto" w:val="clear"/>
         <w:spacing w:line="275.9999942779541" w:lineRule="auto"/>
-        <w:rPr>
-          <w:rFonts w:ascii="Google Sans" w:cs="Google Sans" w:eastAsia="Google Sans" w:hAnsi="Google Sans"/>
-          <w:color w:val="1f1f1f"/>
-        </w:rPr>
-      </w:pPr>
-      <w:r>
-        <w:rPr>
-          <w:rFonts w:ascii="Google Sans" w:cs="Google Sans" w:eastAsia="Google Sans" w:hAnsi="Google Sans"/>
-          <w:color w:val="1f1f1f"/>
-          <w:rtl w:val="0"/>
-        </w:rPr>
-        <w:t xml:space="preserve">別府は古来より湯治客を受け入れてきた「多様性を受容する街」である。年齢、国籍、職業に関わらず、誰もが服を脱いで「同じ湯に浸かる」という行為は、究極のフラットなコミュニケーション装置である</w:t>
-      </w:r>
-      <w:r>
-        <w:rPr>
-          <w:rFonts w:ascii="Google Sans" w:cs="Google Sans" w:eastAsia="Google Sans" w:hAnsi="Google Sans"/>
+        <w:ind w:left="590.3999984264374" w:hanging="360"/>
+      </w:pPr>
+      <w:r>
+        <w:rPr>
+          <w:rFonts w:ascii="Arial Unicode MS" w:cs="Arial Unicode MS" w:eastAsia="Arial Unicode MS" w:hAnsi="Arial Unicode MS"/>
+          <w:b w:val="1"/>
+          <w:bCs w:val="1"/>
+          <w:color w:val="1f1f1f"/>
+          <w:rtl w:val="0"/>
+        </w:rPr>
+        <w:t xml:space="preserve">解説：</w:t>
+      </w:r>
+      <w:r>
+        <w:rPr>
+          <w:rFonts w:ascii="Arial Unicode MS" w:cs="Arial Unicode MS" w:eastAsia="Arial Unicode MS" w:hAnsi="Arial Unicode MS"/>
+          <w:color w:val="1f1f1f"/>
+          <w:rtl w:val="0"/>
+        </w:rPr>
+        <w:t xml:space="preserve"> 別府の至る所から湧き出る温泉のように、ここを訪れた人々の内側にある「やりたいこと」「解決したい課題」という熱を沸き立たせる場となること。そして、その熱が参加者の地元や所属組織へと持ち帰られ、次なる行動の源泉となるという存在意義を示す。</w:t>
+      </w:r>
+    </w:p>
+    <w:p>
+      <w:pPr>
+        <w:pStyle w:val="Heading3"/>
+        <w:pBdr>
+          <w:top w:space="0" w:sz="0" w:val="nil"/>
+          <w:left w:space="0" w:sz="0" w:val="nil"/>
+          <w:bottom w:space="0" w:sz="0" w:val="nil"/>
+          <w:right w:space="0" w:sz="0" w:val="nil"/>
+          <w:between w:space="0" w:sz="0" w:val="nil"/>
+        </w:pBdr>
+        <w:shd w:fill="auto" w:val="clear"/>
+        <w:spacing w:after="120" w:before="0" w:line="275.9999942779541" w:lineRule="auto"/>
+        <w:rPr>
+          <w:rFonts w:ascii="Arial" w:cs="Arial" w:eastAsia="Arial" w:hAnsi="Arial"/>
+          <w:color w:val="1f1f1f"/>
+        </w:rPr>
+      </w:pPr>
+      <w:r>
+        <w:rPr>
+          <w:rFonts w:ascii="Arial Unicode MS" w:cs="Arial Unicode MS" w:eastAsia="Arial Unicode MS" w:hAnsi="Arial Unicode MS"/>
+          <w:color w:val="1f1f1f"/>
+          <w:rtl w:val="0"/>
+        </w:rPr>
+        <w:t xml:space="preserve">5.2 ビジョン（Vision）：CLS別府が目指す未来の姿</w:t>
+      </w:r>
+    </w:p>
+    <w:p>
+      <w:pPr>
+        <w:pBdr>
+          <w:top w:space="0" w:sz="0" w:val="nil"/>
+          <w:left w:space="0" w:sz="0" w:val="nil"/>
+          <w:bottom w:space="0" w:sz="0" w:val="nil"/>
+          <w:right w:space="0" w:sz="0" w:val="nil"/>
+          <w:between w:space="0" w:sz="0" w:val="nil"/>
+        </w:pBdr>
+        <w:shd w:fill="auto" w:val="clear"/>
+        <w:spacing w:line="275.9999942779541" w:lineRule="auto"/>
+        <w:rPr>
+          <w:rFonts w:ascii="Arial" w:cs="Arial" w:eastAsia="Arial" w:hAnsi="Arial"/>
+          <w:b w:val="1"/>
+          <w:bCs w:val="1"/>
+          <w:color w:val="1f1f1f"/>
+        </w:rPr>
+      </w:pPr>
+      <w:r>
+        <w:rPr>
+          <w:rFonts w:ascii="Arial Unicode MS" w:cs="Arial Unicode MS" w:eastAsia="Arial Unicode MS" w:hAnsi="Arial Unicode MS"/>
+          <w:b w:val="1"/>
+          <w:bCs w:val="1"/>
+          <w:color w:val="1f1f1f"/>
+          <w:rtl w:val="0"/>
+        </w:rPr>
+        <w:t xml:space="preserve">【案】「越境」が日常になる社会 〜誰もがフラットに混ざり合う、開かれた地域モデル〜</w:t>
+      </w:r>
+    </w:p>
+    <w:p>
+      <w:pPr>
+        <w:numPr>
+          <w:ilvl w:val="0"/>
+          <w:numId w:val="3"/>
+        </w:numPr>
+        <w:pBdr>
+          <w:top w:space="0" w:sz="0" w:val="nil"/>
+          <w:left w:space="0" w:sz="0" w:val="nil"/>
+          <w:bottom w:space="0" w:sz="0" w:val="nil"/>
+          <w:right w:space="0" w:sz="0" w:val="nil"/>
+          <w:between w:space="0" w:sz="0" w:val="nil"/>
+        </w:pBdr>
+        <w:shd w:fill="auto" w:val="clear"/>
+        <w:spacing w:line="275.9999942779541" w:lineRule="auto"/>
+        <w:ind w:left="590.3999984264374" w:hanging="360"/>
+      </w:pPr>
+      <w:r>
+        <w:rPr>
+          <w:rFonts w:ascii="Arial Unicode MS" w:cs="Arial Unicode MS" w:eastAsia="Arial Unicode MS" w:hAnsi="Arial Unicode MS"/>
+          <w:b w:val="1"/>
+          <w:bCs w:val="1"/>
+          <w:color w:val="1f1f1f"/>
+          <w:rtl w:val="0"/>
+        </w:rPr>
+        <w:t xml:space="preserve">解説：</w:t>
+      </w:r>
+      <w:r>
+        <w:rPr>
+          <w:rFonts w:ascii="Arial Unicode MS" w:cs="Arial Unicode MS" w:eastAsia="Arial Unicode MS" w:hAnsi="Arial Unicode MS"/>
+          <w:color w:val="1f1f1f"/>
+          <w:rtl w:val="0"/>
+        </w:rPr>
+        <w:t xml:space="preserve"> 若林氏のメッセージである「コミュニティは越境の場」という哲学を社会実装する。ITと非IT、都市と地方、経営者と学生など、普段は交わらない人々が、温泉地という非日常空間において自然と交わり、互いの境界線を越えることが当たり前になる未来を描く。</w:t>
+      </w:r>
+    </w:p>
+    <w:p>
+      <w:pPr>
+        <w:pStyle w:val="Heading3"/>
+        <w:pBdr>
+          <w:top w:space="0" w:sz="0" w:val="nil"/>
+          <w:left w:space="0" w:sz="0" w:val="nil"/>
+          <w:bottom w:space="0" w:sz="0" w:val="nil"/>
+          <w:right w:space="0" w:sz="0" w:val="nil"/>
+          <w:between w:space="0" w:sz="0" w:val="nil"/>
+        </w:pBdr>
+        <w:shd w:fill="auto" w:val="clear"/>
+        <w:spacing w:after="120" w:before="0" w:line="275.9999942779541" w:lineRule="auto"/>
+        <w:rPr>
+          <w:rFonts w:ascii="Arial" w:cs="Arial" w:eastAsia="Arial" w:hAnsi="Arial"/>
+          <w:color w:val="1f1f1f"/>
+        </w:rPr>
+      </w:pPr>
+      <w:r>
+        <w:rPr>
+          <w:rFonts w:ascii="Arial Unicode MS" w:cs="Arial Unicode MS" w:eastAsia="Arial Unicode MS" w:hAnsi="Arial Unicode MS"/>
+          <w:color w:val="1f1f1f"/>
+          <w:rtl w:val="0"/>
+        </w:rPr>
+        <w:t xml:space="preserve">5.3 ミッション（Mission）：CLS別府が果たすべき使命</w:t>
+      </w:r>
+    </w:p>
+    <w:p>
+      <w:pPr>
+        <w:pBdr>
+          <w:top w:space="0" w:sz="0" w:val="nil"/>
+          <w:left w:space="0" w:sz="0" w:val="nil"/>
+          <w:bottom w:space="0" w:sz="0" w:val="nil"/>
+          <w:right w:space="0" w:sz="0" w:val="nil"/>
+          <w:between w:space="0" w:sz="0" w:val="nil"/>
+        </w:pBdr>
+        <w:shd w:fill="auto" w:val="clear"/>
+        <w:spacing w:line="275.9999942779541" w:lineRule="auto"/>
+        <w:rPr>
+          <w:rFonts w:ascii="Arial" w:cs="Arial" w:eastAsia="Arial" w:hAnsi="Arial"/>
+          <w:b w:val="1"/>
+          <w:bCs w:val="1"/>
+          <w:color w:val="1f1f1f"/>
+        </w:rPr>
+      </w:pPr>
+      <w:r>
+        <w:rPr>
+          <w:rFonts w:ascii="Arial Unicode MS" w:cs="Arial Unicode MS" w:eastAsia="Arial Unicode MS" w:hAnsi="Arial Unicode MS"/>
+          <w:b w:val="1"/>
+          <w:bCs w:val="1"/>
+          <w:color w:val="1f1f1f"/>
+          <w:rtl w:val="0"/>
+        </w:rPr>
+        <w:t xml:space="preserve">【案】同じ湯に浸かり、次の一歩の背中を力強く押す</w:t>
+      </w:r>
+    </w:p>
+    <w:p>
+      <w:pPr>
+        <w:numPr>
+          <w:ilvl w:val="0"/>
+          <w:numId w:val="4"/>
+        </w:numPr>
+        <w:pBdr>
+          <w:top w:space="0" w:sz="0" w:val="nil"/>
+          <w:left w:space="0" w:sz="0" w:val="nil"/>
+          <w:bottom w:space="0" w:sz="0" w:val="nil"/>
+          <w:right w:space="0" w:sz="0" w:val="nil"/>
+          <w:between w:space="0" w:sz="0" w:val="nil"/>
+        </w:pBdr>
+        <w:shd w:fill="auto" w:val="clear"/>
+        <w:spacing w:line="275.9999942779541" w:lineRule="auto"/>
+        <w:ind w:left="590.3999984264374" w:hanging="360"/>
+      </w:pPr>
+      <w:r>
+        <w:rPr>
+          <w:rFonts w:ascii="Arial Unicode MS" w:cs="Arial Unicode MS" w:eastAsia="Arial Unicode MS" w:hAnsi="Arial Unicode MS"/>
+          <w:b w:val="1"/>
+          <w:bCs w:val="1"/>
+          <w:color w:val="1f1f1f"/>
+          <w:rtl w:val="0"/>
+        </w:rPr>
+        <w:t xml:space="preserve">解説：</w:t>
+      </w:r>
+      <w:r>
+        <w:rPr>
+          <w:rFonts w:ascii="Arial Unicode MS" w:cs="Arial Unicode MS" w:eastAsia="Arial Unicode MS" w:hAnsi="Arial Unicode MS"/>
+          <w:color w:val="1f1f1f"/>
+          <w:rtl w:val="0"/>
+        </w:rPr>
+        <w:t xml:space="preserve"> 平野氏のメッセージである「可能性の開花と前進を応援する」に直結する。合宿型という濃密な空間において、参加者同士が深いレベルで自己開示を行い（同じ湯に浸かり）、一人では踏み出せなかった挑戦への最初のアクションを誘発する（背中を押す）仕組みを提供する。</w:t>
+      </w:r>
+    </w:p>
+    <w:p>
+      <w:pPr>
+        <w:pStyle w:val="Heading3"/>
+        <w:pBdr>
+          <w:top w:space="0" w:sz="0" w:val="nil"/>
+          <w:left w:space="0" w:sz="0" w:val="nil"/>
+          <w:bottom w:space="0" w:sz="0" w:val="nil"/>
+          <w:right w:space="0" w:sz="0" w:val="nil"/>
+          <w:between w:space="0" w:sz="0" w:val="nil"/>
+        </w:pBdr>
+        <w:shd w:fill="auto" w:val="clear"/>
+        <w:spacing w:after="120" w:before="0" w:line="275.9999942779541" w:lineRule="auto"/>
+        <w:rPr>
+          <w:rFonts w:ascii="Arial" w:cs="Arial" w:eastAsia="Arial" w:hAnsi="Arial"/>
+          <w:color w:val="1f1f1f"/>
+        </w:rPr>
+      </w:pPr>
+      <w:r>
+        <w:rPr>
+          <w:rFonts w:ascii="Arial Unicode MS" w:cs="Arial Unicode MS" w:eastAsia="Arial Unicode MS" w:hAnsi="Arial Unicode MS"/>
+          <w:color w:val="1f1f1f"/>
+          <w:rtl w:val="0"/>
+        </w:rPr>
+        <w:t xml:space="preserve">5.4 バリュー（Values）：運営・参加者に求める行動指針</w:t>
+      </w:r>
+    </w:p>
+    <w:p>
+      <w:pPr>
+        <w:pBdr>
+          <w:top w:space="0" w:sz="0" w:val="nil"/>
+          <w:left w:space="0" w:sz="0" w:val="nil"/>
+          <w:bottom w:space="0" w:sz="0" w:val="nil"/>
+          <w:right w:space="0" w:sz="0" w:val="nil"/>
+          <w:between w:space="0" w:sz="0" w:val="nil"/>
+        </w:pBdr>
+        <w:shd w:fill="auto" w:val="clear"/>
+        <w:spacing w:line="275.9999942779541" w:lineRule="auto"/>
+        <w:rPr>
+          <w:rFonts w:ascii="Arial" w:cs="Arial" w:eastAsia="Arial" w:hAnsi="Arial"/>
+          <w:color w:val="1f1f1f"/>
+        </w:rPr>
+      </w:pPr>
+      <w:r>
+        <w:rPr>
+          <w:rFonts w:ascii="Arial Unicode MS" w:cs="Arial Unicode MS" w:eastAsia="Arial Unicode MS" w:hAnsi="Arial Unicode MS"/>
+          <w:color w:val="1f1f1f"/>
+          <w:rtl w:val="0"/>
+        </w:rPr>
+        <w:t xml:space="preserve">CLS高知のDNAである「#ヤリキル」「#オモシロガル」を引き継ぎつつ、別府独自のトーン＆マナーを加えた行動指針である。</w:t>
+      </w:r>
+    </w:p>
+    <w:p>
+      <w:pPr>
+        <w:numPr>
+          <w:ilvl w:val="0"/>
+          <w:numId w:val="5"/>
+        </w:numPr>
+        <w:pBdr>
+          <w:top w:space="0" w:sz="0" w:val="nil"/>
+          <w:left w:space="0" w:sz="0" w:val="nil"/>
+          <w:bottom w:space="0" w:sz="0" w:val="nil"/>
+          <w:right w:space="0" w:sz="0" w:val="nil"/>
+          <w:between w:space="0" w:sz="0" w:val="nil"/>
+        </w:pBdr>
+        <w:shd w:fill="auto" w:val="clear"/>
+        <w:spacing w:line="275.9999942779541" w:lineRule="auto"/>
+        <w:ind w:left="590.3999984264374" w:hanging="360"/>
+      </w:pPr>
+      <w:r>
+        <w:rPr>
+          <w:rFonts w:ascii="Arial Unicode MS" w:cs="Arial Unicode MS" w:eastAsia="Arial Unicode MS" w:hAnsi="Arial Unicode MS"/>
+          <w:b w:val="1"/>
+          <w:bCs w:val="1"/>
+          <w:color w:val="1f1f1f"/>
+          <w:rtl w:val="0"/>
+        </w:rPr>
+        <w:t xml:space="preserve">#とりあえず浸かる（行動・巻き込みファースト）：</w:t>
+      </w:r>
+      <w:r>
+        <w:rPr>
+          <w:rFonts w:ascii="Arial Unicode MS" w:cs="Arial Unicode MS" w:eastAsia="Arial Unicode MS" w:hAnsi="Arial Unicode MS"/>
+          <w:color w:val="1f1f1f"/>
+          <w:rtl w:val="0"/>
+        </w:rPr>
+        <w:t xml:space="preserve"> 完璧な準備を待つのではなく、まずは飛び込んでみる。若林氏が指摘する「巻き込まれる力」を歓迎し、自らも周囲を巻き込んでいく姿勢。</w:t>
+      </w:r>
+    </w:p>
+    <w:p>
+      <w:pPr>
+        <w:numPr>
+          <w:ilvl w:val="0"/>
+          <w:numId w:val="5"/>
+        </w:numPr>
+        <w:pBdr>
+          <w:top w:space="0" w:sz="0" w:val="nil"/>
+          <w:left w:space="0" w:sz="0" w:val="nil"/>
+          <w:bottom w:space="0" w:sz="0" w:val="nil"/>
+          <w:right w:space="0" w:sz="0" w:val="nil"/>
+          <w:between w:space="0" w:sz="0" w:val="nil"/>
+        </w:pBdr>
+        <w:shd w:fill="auto" w:val="clear"/>
+        <w:spacing w:line="275.9999942779541" w:lineRule="auto"/>
+        <w:ind w:left="590.3999984264374" w:hanging="360"/>
+      </w:pPr>
+      <w:r>
+        <w:rPr>
+          <w:rFonts w:ascii="Arial Unicode MS" w:cs="Arial Unicode MS" w:eastAsia="Arial Unicode MS" w:hAnsi="Arial Unicode MS"/>
+          <w:b w:val="1"/>
+          <w:bCs w:val="1"/>
+          <w:color w:val="1f1f1f"/>
+          <w:rtl w:val="0"/>
+        </w:rPr>
+        <w:t xml:space="preserve">#湯加減をみるな、自ら熱を足せ（当事者意識）：</w:t>
+      </w:r>
+      <w:r>
+        <w:rPr>
+          <w:rFonts w:ascii="Arial Unicode MS" w:cs="Arial Unicode MS" w:eastAsia="Arial Unicode MS" w:hAnsi="Arial Unicode MS"/>
+          <w:color w:val="1f1f1f"/>
+          <w:rtl w:val="0"/>
+        </w:rPr>
+        <w:t xml:space="preserve"> 「誰かが面白いことをやってくれる」というお客様体質を捨て、参加者自身が場を熱くする主体（薪をくべる役割）となること。</w:t>
+      </w:r>
+    </w:p>
+    <w:p>
+      <w:pPr>
+        <w:numPr>
+          <w:ilvl w:val="0"/>
+          <w:numId w:val="5"/>
+        </w:numPr>
+        <w:pBdr>
+          <w:top w:space="0" w:sz="0" w:val="nil"/>
+          <w:left w:space="0" w:sz="0" w:val="nil"/>
+          <w:bottom w:space="0" w:sz="0" w:val="nil"/>
+          <w:right w:space="0" w:sz="0" w:val="nil"/>
+          <w:between w:space="0" w:sz="0" w:val="nil"/>
+        </w:pBdr>
+        <w:shd w:fill="auto" w:val="clear"/>
+        <w:spacing w:line="275.9999942779541" w:lineRule="auto"/>
+        <w:ind w:left="590.3999984264374" w:hanging="360"/>
+      </w:pPr>
+      <w:r>
+        <w:rPr>
+          <w:rFonts w:ascii="Arial Unicode MS" w:cs="Arial Unicode MS" w:eastAsia="Arial Unicode MS" w:hAnsi="Arial Unicode MS"/>
+          <w:b w:val="1"/>
+          <w:bCs w:val="1"/>
+          <w:color w:val="1f1f1f"/>
+          <w:rtl w:val="0"/>
+        </w:rPr>
+        <w:t xml:space="preserve">#裸で語り合う（オープンマインドと心理的安全性）：</w:t>
+      </w:r>
+      <w:r>
+        <w:rPr>
+          <w:rFonts w:ascii="Arial Unicode MS" w:cs="Arial Unicode MS" w:eastAsia="Arial Unicode MS" w:hAnsi="Arial Unicode MS"/>
+          <w:color w:val="1f1f1f"/>
+          <w:rtl w:val="0"/>
+        </w:rPr>
+        <w:t xml:space="preserve"> 肩書や所属企業といった「服」を脱ぎ捨て、一人の人間として本音で課題や夢を語り合うこと。「同じ湯の中」での心理的安全性を全員で担保する。</w:t>
+      </w:r>
+    </w:p>
+    <w:p>
+      <w:pPr>
+        <w:pStyle w:val="Heading2"/>
+        <w:pBdr>
+          <w:top w:space="0" w:sz="0" w:val="nil"/>
+          <w:left w:space="0" w:sz="0" w:val="nil"/>
+          <w:bottom w:space="0" w:sz="0" w:val="nil"/>
+          <w:right w:space="0" w:sz="0" w:val="nil"/>
+          <w:between w:space="0" w:sz="0" w:val="nil"/>
+        </w:pBdr>
+        <w:shd w:fill="auto" w:val="clear"/>
+        <w:spacing w:after="120" w:before="0" w:line="275.9999942779541" w:lineRule="auto"/>
+        <w:rPr>
+          <w:rFonts w:ascii="Arial" w:cs="Arial" w:eastAsia="Arial" w:hAnsi="Arial"/>
+          <w:color w:val="1f1f1f"/>
+        </w:rPr>
+      </w:pPr>
+      <w:r>
+        <w:rPr>
+          <w:rFonts w:ascii="Arial Unicode MS" w:cs="Arial Unicode MS" w:eastAsia="Arial Unicode MS" w:hAnsi="Arial Unicode MS"/>
+          <w:color w:val="1f1f1f"/>
+          <w:rtl w:val="0"/>
+        </w:rPr>
+        <w:t xml:space="preserve">6. 第2回に向けた具体的なアクションプラン（勧誘と協賛）</w:t>
+      </w:r>
+    </w:p>
+    <w:p>
+      <w:pPr>
+        <w:pBdr>
+          <w:top w:space="0" w:sz="0" w:val="nil"/>
+          <w:left w:space="0" w:sz="0" w:val="nil"/>
+          <w:bottom w:space="0" w:sz="0" w:val="nil"/>
+          <w:right w:space="0" w:sz="0" w:val="nil"/>
+          <w:between w:space="0" w:sz="0" w:val="nil"/>
+        </w:pBdr>
+        <w:shd w:fill="auto" w:val="clear"/>
+        <w:spacing w:line="275.9999942779541" w:lineRule="auto"/>
+        <w:rPr>
+          <w:rFonts w:ascii="Arial" w:cs="Arial" w:eastAsia="Arial" w:hAnsi="Arial"/>
+          <w:color w:val="1f1f1f"/>
+        </w:rPr>
+      </w:pPr>
+      <w:r>
+        <w:rPr>
+          <w:rFonts w:ascii="Arial Unicode MS" w:cs="Arial Unicode MS" w:eastAsia="Arial Unicode MS" w:hAnsi="Arial Unicode MS"/>
+          <w:color w:val="1f1f1f"/>
+          <w:rtl w:val="0"/>
+        </w:rPr>
+        <w:t xml:space="preserve">明確なPVMVを確立した上で、それを武器にリソース（人・金）を獲得していく具体的な戦術を展開する。</w:t>
+      </w:r>
+    </w:p>
+    <w:p>
+      <w:pPr>
+        <w:pStyle w:val="Heading3"/>
+        <w:pBdr>
+          <w:top w:space="0" w:sz="0" w:val="nil"/>
+          <w:left w:space="0" w:sz="0" w:val="nil"/>
+          <w:bottom w:space="0" w:sz="0" w:val="nil"/>
+          <w:right w:space="0" w:sz="0" w:val="nil"/>
+          <w:between w:space="0" w:sz="0" w:val="nil"/>
+        </w:pBdr>
+        <w:shd w:fill="auto" w:val="clear"/>
+        <w:spacing w:after="120" w:before="0" w:line="275.9999942779541" w:lineRule="auto"/>
+        <w:rPr>
+          <w:rFonts w:ascii="Arial" w:cs="Arial" w:eastAsia="Arial" w:hAnsi="Arial"/>
+          <w:color w:val="1f1f1f"/>
+        </w:rPr>
+      </w:pPr>
+      <w:r>
+        <w:rPr>
+          <w:rFonts w:ascii="Arial Unicode MS" w:cs="Arial Unicode MS" w:eastAsia="Arial Unicode MS" w:hAnsi="Arial Unicode MS"/>
+          <w:color w:val="1f1f1f"/>
+          <w:rtl w:val="0"/>
+        </w:rPr>
+        <w:t xml:space="preserve">6.1 運営メンバーの質の高い勧誘戦略</w:t>
+      </w:r>
+    </w:p>
+    <w:p>
+      <w:pPr>
+        <w:pBdr>
+          <w:top w:space="0" w:sz="0" w:val="nil"/>
+          <w:left w:space="0" w:sz="0" w:val="nil"/>
+          <w:bottom w:space="0" w:sz="0" w:val="nil"/>
+          <w:right w:space="0" w:sz="0" w:val="nil"/>
+          <w:between w:space="0" w:sz="0" w:val="nil"/>
+        </w:pBdr>
+        <w:shd w:fill="auto" w:val="clear"/>
+        <w:spacing w:line="275.9999942779541" w:lineRule="auto"/>
+        <w:rPr>
+          <w:rFonts w:ascii="Arial" w:cs="Arial" w:eastAsia="Arial" w:hAnsi="Arial"/>
+          <w:color w:val="1f1f1f"/>
+        </w:rPr>
+      </w:pPr>
+      <w:r>
+        <w:rPr>
+          <w:rFonts w:ascii="Arial Unicode MS" w:cs="Arial Unicode MS" w:eastAsia="Arial Unicode MS" w:hAnsi="Arial Unicode MS"/>
+          <w:color w:val="1f1f1f"/>
+          <w:rtl w:val="0"/>
+        </w:rPr>
+        <w:t xml:space="preserve">メンバーを「極端に増やすことはできない」以上、量より質、すなわち自走できるコアメンバー（各領域のハブとなれる人材）の確保が急務である。</w:t>
+      </w:r>
+    </w:p>
+    <w:p>
+      <w:pPr>
+        <w:numPr>
+          <w:ilvl w:val="0"/>
+          <w:numId w:val="6"/>
+        </w:numPr>
+        <w:pBdr>
+          <w:top w:space="0" w:sz="0" w:val="nil"/>
+          <w:left w:space="0" w:sz="0" w:val="nil"/>
+          <w:bottom w:space="0" w:sz="0" w:val="nil"/>
+          <w:right w:space="0" w:sz="0" w:val="nil"/>
+          <w:between w:space="0" w:sz="0" w:val="nil"/>
+        </w:pBdr>
+        <w:shd w:fill="auto" w:val="clear"/>
+        <w:spacing w:line="275.9999942779541" w:lineRule="auto"/>
+        <w:ind w:left="590.3999984264374" w:hanging="360"/>
+      </w:pPr>
+      <w:r>
+        <w:rPr>
+          <w:rFonts w:ascii="Arial Unicode MS" w:cs="Arial Unicode MS" w:eastAsia="Arial Unicode MS" w:hAnsi="Arial Unicode MS"/>
+          <w:b w:val="1"/>
+          <w:bCs w:val="1"/>
+          <w:color w:val="1f1f1f"/>
+          <w:rtl w:val="0"/>
+        </w:rPr>
+        <w:t xml:space="preserve">ターゲット層:</w:t>
+      </w:r>
+      <w:r>
+        <w:rPr>
+          <w:rFonts w:ascii="Arial Unicode MS" w:cs="Arial Unicode MS" w:eastAsia="Arial Unicode MS" w:hAnsi="Arial Unicode MS"/>
+          <w:color w:val="1f1f1f"/>
+          <w:rtl w:val="0"/>
+        </w:rPr>
+        <w:t xml:space="preserve"> 大分・別府エリアにおいて、すでに小規模なコミュニティ（技術勉強会、若手経営者の会、地域おこしの任意団体など）を主宰しているが、活動の広がりや運営に限界（孤独感）を感じているリーダー層。</w:t>
+      </w:r>
+    </w:p>
+    <w:p>
+      <w:pPr>
+        <w:numPr>
+          <w:ilvl w:val="0"/>
+          <w:numId w:val="6"/>
+        </w:numPr>
+        <w:pBdr>
+          <w:top w:space="0" w:sz="0" w:val="nil"/>
+          <w:left w:space="0" w:sz="0" w:val="nil"/>
+          <w:bottom w:space="0" w:sz="0" w:val="nil"/>
+          <w:right w:space="0" w:sz="0" w:val="nil"/>
+          <w:between w:space="0" w:sz="0" w:val="nil"/>
+        </w:pBdr>
+        <w:shd w:fill="auto" w:val="clear"/>
+        <w:spacing w:line="275.9999942779541" w:lineRule="auto"/>
+        <w:ind w:left="590.3999984264374" w:hanging="360"/>
+      </w:pPr>
+      <w:r>
+        <w:rPr>
+          <w:rFonts w:ascii="Arial Unicode MS" w:cs="Arial Unicode MS" w:eastAsia="Arial Unicode MS" w:hAnsi="Arial Unicode MS"/>
+          <w:b w:val="1"/>
+          <w:bCs w:val="1"/>
+          <w:color w:val="1f1f1f"/>
+          <w:rtl w:val="0"/>
+        </w:rPr>
+        <w:t xml:space="preserve">アプローチ手法:</w:t>
+      </w:r>
+      <w:r>
+        <w:rPr>
+          <w:rFonts w:ascii="Arial Unicode MS" w:cs="Arial Unicode MS" w:eastAsia="Arial Unicode MS" w:hAnsi="Arial Unicode MS"/>
+          <w:color w:val="1f1f1f"/>
+          <w:rtl w:val="0"/>
+        </w:rPr>
+        <w:t xml:space="preserve"> 「イベントの手伝いをしてほしい」という労働力の要求ではなく、「CLSという全国規模のプラットフォームを使って、あなたのコミュニティ活動のステージを一段引き上げないか？」という相互利益の提案を行う。</w:t>
+      </w:r>
+    </w:p>
+    <w:p>
+      <w:pPr>
+        <w:pStyle w:val="Heading3"/>
+        <w:pBdr>
+          <w:top w:space="0" w:sz="0" w:val="nil"/>
+          <w:left w:space="0" w:sz="0" w:val="nil"/>
+          <w:bottom w:space="0" w:sz="0" w:val="nil"/>
+          <w:right w:space="0" w:sz="0" w:val="nil"/>
+          <w:between w:space="0" w:sz="0" w:val="nil"/>
+        </w:pBdr>
+        <w:shd w:fill="auto" w:val="clear"/>
+        <w:spacing w:after="120" w:before="0" w:line="275.9999942779541" w:lineRule="auto"/>
+        <w:rPr>
+          <w:rFonts w:ascii="Arial" w:cs="Arial" w:eastAsia="Arial" w:hAnsi="Arial"/>
+          <w:color w:val="1f1f1f"/>
+        </w:rPr>
+      </w:pPr>
+      <w:r>
+        <w:rPr>
+          <w:rFonts w:ascii="Arial Unicode MS" w:cs="Arial Unicode MS" w:eastAsia="Arial Unicode MS" w:hAnsi="Arial Unicode MS"/>
+          <w:color w:val="1f1f1f"/>
+          <w:rtl w:val="0"/>
+        </w:rPr>
+        <w:t xml:space="preserve">6.2 新しい協賛モデル（サポート企業誘致）の構築</w:t>
+      </w:r>
+    </w:p>
+    <w:p>
+      <w:pPr>
+        <w:pBdr>
+          <w:top w:space="0" w:sz="0" w:val="nil"/>
+          <w:left w:space="0" w:sz="0" w:val="nil"/>
+          <w:bottom w:space="0" w:sz="0" w:val="nil"/>
+          <w:right w:space="0" w:sz="0" w:val="nil"/>
+          <w:between w:space="0" w:sz="0" w:val="nil"/>
+        </w:pBdr>
+        <w:shd w:fill="auto" w:val="clear"/>
+        <w:spacing w:line="275.9999942779541" w:lineRule="auto"/>
+        <w:rPr>
+          <w:rFonts w:ascii="Arial" w:cs="Arial" w:eastAsia="Arial" w:hAnsi="Arial"/>
+          <w:color w:val="1f1f1f"/>
+        </w:rPr>
+      </w:pPr>
+      <w:r>
+        <w:rPr>
+          <w:rFonts w:ascii="Arial Unicode MS" w:cs="Arial Unicode MS" w:eastAsia="Arial Unicode MS" w:hAnsi="Arial Unicode MS"/>
+          <w:color w:val="1f1f1f"/>
+          <w:rtl w:val="0"/>
+        </w:rPr>
+        <w:t xml:space="preserve">前述の通り、従来型の「ロゴを掲載して露出を図る」という広告協賛モデルは、小規模開催においては企業側の投資対効果が合わない。したがって、合宿型ならではの「価値体験の提供」へと協賛メニューを転換する。</w:t>
+      </w:r>
+    </w:p>
+    <w:p>
+      <w:pPr>
+        <w:numPr>
+          <w:ilvl w:val="0"/>
+          <w:numId w:val="7"/>
+        </w:numPr>
+        <w:pBdr>
+          <w:top w:space="0" w:sz="0" w:val="nil"/>
+          <w:left w:space="0" w:sz="0" w:val="nil"/>
+          <w:bottom w:space="0" w:sz="0" w:val="nil"/>
+          <w:right w:space="0" w:sz="0" w:val="nil"/>
+          <w:between w:space="0" w:sz="0" w:val="nil"/>
+        </w:pBdr>
+        <w:shd w:fill="auto" w:val="clear"/>
+        <w:spacing w:line="275.9999942779541" w:lineRule="auto"/>
+        <w:ind w:left="590.3999984264374" w:hanging="360"/>
+      </w:pPr>
+      <w:r>
+        <w:rPr>
+          <w:rFonts w:ascii="Arial Unicode MS" w:cs="Arial Unicode MS" w:eastAsia="Arial Unicode MS" w:hAnsi="Arial Unicode MS"/>
+          <w:b w:val="1"/>
+          <w:bCs w:val="1"/>
+          <w:color w:val="1f1f1f"/>
+          <w:rtl w:val="0"/>
+        </w:rPr>
+        <w:t xml:space="preserve">課題解決持ち込み型スポンサー:</w:t>
+      </w:r>
+      <w:r>
+        <w:rPr>
+          <w:rFonts w:ascii="Arial Unicode MS" w:cs="Arial Unicode MS" w:eastAsia="Arial Unicode MS" w:hAnsi="Arial Unicode MS"/>
+          <w:color w:val="1f1f1f"/>
+          <w:rtl w:val="0"/>
+        </w:rPr>
+        <w:t xml:space="preserve"> 協賛企業の経営層や次世代リーダー候補を合宿に派遣してもらい、彼らが抱えるリアルな事業課題（DX推進、採用難、新規事業開発など）を、全国から集まったCLSの越境人材たちが夜通し議論して解決の糸口を提示する「課題解決セッション」を提供する。</w:t>
+      </w:r>
+    </w:p>
+    <w:p>
+      <w:pPr>
+        <w:numPr>
+          <w:ilvl w:val="0"/>
+          <w:numId w:val="7"/>
+        </w:numPr>
+        <w:pBdr>
+          <w:top w:space="0" w:sz="0" w:val="nil"/>
+          <w:left w:space="0" w:sz="0" w:val="nil"/>
+          <w:bottom w:space="0" w:sz="0" w:val="nil"/>
+          <w:right w:space="0" w:sz="0" w:val="nil"/>
+          <w:between w:space="0" w:sz="0" w:val="nil"/>
+        </w:pBdr>
+        <w:shd w:fill="auto" w:val="clear"/>
+        <w:spacing w:line="275.9999942779541" w:lineRule="auto"/>
+        <w:ind w:left="590.3999984264374" w:hanging="360"/>
+      </w:pPr>
+      <w:r>
+        <w:rPr>
+          <w:rFonts w:ascii="Arial Unicode MS" w:cs="Arial Unicode MS" w:eastAsia="Arial Unicode MS" w:hAnsi="Arial Unicode MS"/>
+          <w:b w:val="1"/>
+          <w:bCs w:val="1"/>
+          <w:color w:val="1f1f1f"/>
+          <w:rtl w:val="0"/>
+        </w:rPr>
+        <w:t xml:space="preserve">地元企業・自治体へのアプローチ（辻氏のネットワーク活用）:</w:t>
+      </w:r>
+      <w:r>
+        <w:rPr>
+          <w:rFonts w:ascii="Arial Unicode MS" w:cs="Arial Unicode MS" w:eastAsia="Arial Unicode MS" w:hAnsi="Arial Unicode MS"/>
+          <w:color w:val="1f1f1f"/>
+          <w:rtl w:val="0"/>
+        </w:rPr>
+        <w:t xml:space="preserve"> 地域金融機関の立場から、地元の中小企業に対し「社外の知見を導入するための実践的な社員研修」としてCLSへの協賛・参加を提案する。大分市での開催も含め、地域企業のオープンイノベーションの場として位置づける。</w:t>
+      </w:r>
+    </w:p>
+    <w:p>
+      <w:pPr>
+        <w:numPr>
+          <w:ilvl w:val="0"/>
+          <w:numId w:val="7"/>
+        </w:numPr>
+        <w:pBdr>
+          <w:top w:space="0" w:sz="0" w:val="nil"/>
+          <w:left w:space="0" w:sz="0" w:val="nil"/>
+          <w:bottom w:space="0" w:sz="0" w:val="nil"/>
+          <w:right w:space="0" w:sz="0" w:val="nil"/>
+          <w:between w:space="0" w:sz="0" w:val="nil"/>
+        </w:pBdr>
+        <w:shd w:fill="auto" w:val="clear"/>
+        <w:spacing w:line="275.9999942779541" w:lineRule="auto"/>
+        <w:ind w:left="590.3999984264374" w:hanging="360"/>
+      </w:pPr>
+      <w:r>
+        <w:rPr>
+          <w:rFonts w:ascii="Arial Unicode MS" w:cs="Arial Unicode MS" w:eastAsia="Arial Unicode MS" w:hAnsi="Arial Unicode MS"/>
+          <w:b w:val="1"/>
+          <w:bCs w:val="1"/>
+          <w:color w:val="1f1f1f"/>
+          <w:rtl w:val="0"/>
+        </w:rPr>
+        <w:t xml:space="preserve">全国区のIT企業へのアプローチ（若林氏・平野氏のネットワーク活用）:</w:t>
+      </w:r>
+      <w:r>
+        <w:rPr>
+          <w:rFonts w:ascii="Arial Unicode MS" w:cs="Arial Unicode MS" w:eastAsia="Arial Unicode MS" w:hAnsi="Arial Unicode MS"/>
+          <w:color w:val="1f1f1f"/>
+          <w:rtl w:val="0"/>
+        </w:rPr>
+        <w:t xml:space="preserve"> 地方創生に関心を持つ全国区のクラウドベンダーやSaaS企業に対し、「大分・別府エリアのハブ人材と直接繋がり、自社サービスの強力なエバンジェリスト（伝道師）を発掘・育成する場」としてアプローチを行う。</w:t>
+      </w:r>
+    </w:p>
+    <w:p>
+      <w:pPr>
+        <w:pStyle w:val="Heading3"/>
+        <w:pBdr>
+          <w:top w:space="0" w:sz="0" w:val="nil"/>
+          <w:left w:space="0" w:sz="0" w:val="nil"/>
+          <w:bottom w:space="0" w:sz="0" w:val="nil"/>
+          <w:right w:space="0" w:sz="0" w:val="nil"/>
+          <w:between w:space="0" w:sz="0" w:val="nil"/>
+        </w:pBdr>
+        <w:shd w:fill="auto" w:val="clear"/>
+        <w:spacing w:after="120" w:before="0" w:line="275.9999942779541" w:lineRule="auto"/>
+        <w:rPr>
+          <w:rFonts w:ascii="Arial" w:cs="Arial" w:eastAsia="Arial" w:hAnsi="Arial"/>
+          <w:color w:val="1f1f1f"/>
+        </w:rPr>
+      </w:pPr>
+      <w:r>
+        <w:rPr>
+          <w:rFonts w:ascii="Arial Unicode MS" w:cs="Arial Unicode MS" w:eastAsia="Arial Unicode MS" w:hAnsi="Arial Unicode MS"/>
+          <w:color w:val="1f1f1f"/>
+          <w:rtl w:val="0"/>
+        </w:rPr>
+        <w:t xml:space="preserve">6.3 参加者へのリーチ戦略（集客・巻き込みのプロセス）</w:t>
+      </w:r>
+    </w:p>
+    <w:p>
+      <w:pPr>
+        <w:pBdr>
+          <w:top w:space="0" w:sz="0" w:val="nil"/>
+          <w:left w:space="0" w:sz="0" w:val="nil"/>
+          <w:bottom w:space="0" w:sz="0" w:val="nil"/>
+          <w:right w:space="0" w:sz="0" w:val="nil"/>
+          <w:between w:space="0" w:sz="0" w:val="nil"/>
+        </w:pBdr>
+        <w:shd w:fill="auto" w:val="clear"/>
+        <w:spacing w:line="275.9999942779541" w:lineRule="auto"/>
+        <w:rPr>
+          <w:rFonts w:ascii="Arial" w:cs="Arial" w:eastAsia="Arial" w:hAnsi="Arial"/>
+          <w:color w:val="1f1f1f"/>
+        </w:rPr>
+      </w:pPr>
+      <w:r>
+        <w:rPr>
+          <w:rFonts w:ascii="Arial Unicode MS" w:cs="Arial Unicode MS" w:eastAsia="Arial Unicode MS" w:hAnsi="Arial Unicode MS"/>
+          <w:color w:val="1f1f1f"/>
+          <w:rtl w:val="0"/>
+        </w:rPr>
+        <w:t xml:space="preserve">小規模・高単価な合宿型イベントを成功させるためには、不特定多数へのマス広告ではなく、熱量の高い層へピンポイントでリーチし、「当事者」として巻き込む手法が有効である。</w:t>
+      </w:r>
+    </w:p>
+    <w:p>
+      <w:pPr>
+        <w:numPr>
+          <w:ilvl w:val="0"/>
+          <w:numId w:val="8"/>
+        </w:numPr>
+        <w:pBdr>
+          <w:top w:space="0" w:sz="0" w:val="nil"/>
+          <w:left w:space="0" w:sz="0" w:val="nil"/>
+          <w:bottom w:space="0" w:sz="0" w:val="nil"/>
+          <w:right w:space="0" w:sz="0" w:val="nil"/>
+          <w:between w:space="0" w:sz="0" w:val="nil"/>
+        </w:pBdr>
+        <w:shd w:fill="auto" w:val="clear"/>
+        <w:spacing w:line="275.9999942779541" w:lineRule="auto"/>
+        <w:ind w:left="590.3999984264374" w:hanging="360"/>
+      </w:pPr>
+      <w:r>
+        <w:rPr>
+          <w:rFonts w:ascii="Arial Unicode MS" w:cs="Arial Unicode MS" w:eastAsia="Arial Unicode MS" w:hAnsi="Arial Unicode MS"/>
+          <w:b w:val="1"/>
+          <w:bCs w:val="1"/>
+          <w:color w:val="1f1f1f"/>
+          <w:rtl w:val="0"/>
+        </w:rPr>
+        <w:t xml:space="preserve">プレヒート（事前熱狂）イベントの活用:</w:t>
+      </w:r>
+      <w:r>
+        <w:rPr>
+          <w:rFonts w:ascii="Arial Unicode MS" w:cs="Arial Unicode MS" w:eastAsia="Arial Unicode MS" w:hAnsi="Arial Unicode MS"/>
+          <w:color w:val="1f1f1f"/>
+          <w:rtl w:val="0"/>
+        </w:rPr>
+        <w:t xml:space="preserve"> 初参加者が抱きがちな「コミュニティのノリについていけるか」という不安を払拭するため、本編の数ヶ月前から少人数での事前交流会（プレヒートイベント）をオンライン・オフラインで開催する</w:t>
+      </w:r>
+      <w:r>
+        <w:rPr>
+          <w:rFonts w:ascii="Arial" w:cs="Arial" w:eastAsia="Arial" w:hAnsi="Arial"/>
           <w:color w:val="444746"/>
           <w:sz w:val="24"/>
           <w:szCs w:val="24"/>
@@ -3559,18 +4001,18 @@
       </w:r>
       <w:r>
         <w:rPr>
-          <w:rFonts w:ascii="Google Sans" w:cs="Google Sans" w:eastAsia="Google Sans" w:hAnsi="Google Sans"/>
-          <w:color w:val="1f1f1f"/>
-          <w:rtl w:val="0"/>
-        </w:rPr>
-        <w:t xml:space="preserve">。大規模なホールで講演を聞くスタイルを捨て、数十名規模の旅館貸し切りによる合宿型（リトリート型）を採用することで、以下のメリットが生出する。</w:t>
+          <w:rFonts w:ascii="Arial Unicode MS" w:cs="Arial Unicode MS" w:eastAsia="Arial Unicode MS" w:hAnsi="Arial Unicode MS"/>
+          <w:color w:val="1f1f1f"/>
+          <w:rtl w:val="0"/>
+        </w:rPr>
+        <w:t xml:space="preserve">。ここでCLSの楽しみ方や文脈を事前に共有することで、参加の心理的ハードルを下げる。</w:t>
       </w:r>
     </w:p>
     <w:p>
       <w:pPr>
         <w:numPr>
           <w:ilvl w:val="0"/>
-          <w:numId w:val="1"/>
+          <w:numId w:val="8"/>
         </w:numPr>
         <w:pBdr>
           <w:top w:space="0" w:sz="0" w:val="nil"/>
@@ -3581,379 +4023,52 @@
         </w:pBdr>
         <w:shd w:fill="auto" w:val="clear"/>
         <w:spacing w:line="275.9999942779541" w:lineRule="auto"/>
-        <w:ind w:left="600" w:hanging="360"/>
-      </w:pPr>
-      <w:r>
-        <w:rPr>
-          <w:rFonts w:ascii="Google Sans" w:cs="Google Sans" w:eastAsia="Google Sans" w:hAnsi="Google Sans"/>
+        <w:ind w:left="590.3999984264374" w:hanging="360"/>
+      </w:pPr>
+      <w:r>
+        <w:rPr>
+          <w:rFonts w:ascii="Arial Unicode MS" w:cs="Arial Unicode MS" w:eastAsia="Arial Unicode MS" w:hAnsi="Arial Unicode MS"/>
           <w:b w:val="1"/>
           <w:bCs w:val="1"/>
           <w:color w:val="1f1f1f"/>
           <w:rtl w:val="0"/>
         </w:rPr>
-        <w:t xml:space="preserve">運営コストの劇的な削減:</w:t>
-      </w:r>
-      <w:r>
-        <w:rPr>
-          <w:rFonts w:ascii="Google Sans" w:cs="Google Sans" w:eastAsia="Google Sans" w:hAnsi="Google Sans"/>
-          <w:color w:val="1f1f1f"/>
-          <w:rtl w:val="0"/>
-        </w:rPr>
-        <w:t xml:space="preserve"> 会場設営、移動手配、複数店舗での懇親会予約といったロジスティクスが「旅館という一つの閉鎖空間」に集約されるため、3名体制でも十分にコントロール可能となる。</w:t>
-      </w:r>
-    </w:p>
-    <w:p>
-      <w:pPr>
-        <w:numPr>
-          <w:ilvl w:val="0"/>
-          <w:numId w:val="1"/>
-        </w:numPr>
-        <w:pBdr>
-          <w:top w:space="0" w:sz="0" w:val="nil"/>
-          <w:left w:space="0" w:sz="0" w:val="nil"/>
-          <w:bottom w:space="0" w:sz="0" w:val="nil"/>
-          <w:right w:space="0" w:sz="0" w:val="nil"/>
-          <w:between w:space="0" w:sz="0" w:val="nil"/>
-        </w:pBdr>
-        <w:shd w:fill="auto" w:val="clear"/>
-        <w:spacing w:line="275.9999942779541" w:lineRule="auto"/>
-        <w:ind w:left="600" w:hanging="360"/>
-      </w:pPr>
-      <w:r>
-        <w:rPr>
-          <w:rFonts w:ascii="Google Sans" w:cs="Google Sans" w:eastAsia="Google Sans" w:hAnsi="Google Sans"/>
-          <w:b w:val="1"/>
-          <w:bCs w:val="1"/>
-          <w:color w:val="1f1f1f"/>
-          <w:rtl w:val="0"/>
-        </w:rPr>
-        <w:t xml:space="preserve">逃げ場のない濃密な対話（没入感の創出）:</w:t>
-      </w:r>
-      <w:r>
-        <w:rPr>
-          <w:rFonts w:ascii="Google Sans" w:cs="Google Sans" w:eastAsia="Google Sans" w:hAnsi="Google Sans"/>
-          <w:color w:val="1f1f1f"/>
-          <w:rtl w:val="0"/>
-        </w:rPr>
-        <w:t xml:space="preserve"> 参加者が同じ屋根の下で寝食を共にし、深夜まで議論を交わし、翌朝一緒に温泉に入る。このプロセスを経ることで、高知における「ワーケーションと本編の融合」を、わずか1泊2日のパッケージで実現できる。</w:t>
-      </w:r>
-    </w:p>
-    <w:p>
-      <w:pPr>
-        <w:numPr>
-          <w:ilvl w:val="0"/>
-          <w:numId w:val="1"/>
-        </w:numPr>
-        <w:pBdr>
-          <w:top w:space="0" w:sz="0" w:val="nil"/>
-          <w:left w:space="0" w:sz="0" w:val="nil"/>
-          <w:bottom w:space="0" w:sz="0" w:val="nil"/>
-          <w:right w:space="0" w:sz="0" w:val="nil"/>
-          <w:between w:space="0" w:sz="0" w:val="nil"/>
-        </w:pBdr>
-        <w:shd w:fill="auto" w:val="clear"/>
-        <w:spacing w:line="275.9999942779541" w:lineRule="auto"/>
-        <w:ind w:left="600" w:hanging="360"/>
-      </w:pPr>
-      <w:r>
-        <w:rPr>
-          <w:rFonts w:ascii="Google Sans" w:cs="Google Sans" w:eastAsia="Google Sans" w:hAnsi="Google Sans"/>
-          <w:b w:val="1"/>
-          <w:bCs w:val="1"/>
-          <w:color w:val="1f1f1f"/>
-          <w:rtl w:val="0"/>
-        </w:rPr>
-        <w:t xml:space="preserve">プレミアム感による単価向上:</w:t>
-      </w:r>
-      <w:r>
-        <w:rPr>
-          <w:rFonts w:ascii="Google Sans" w:cs="Google Sans" w:eastAsia="Google Sans" w:hAnsi="Google Sans"/>
-          <w:color w:val="1f1f1f"/>
-          <w:rtl w:val="0"/>
-        </w:rPr>
-        <w:t xml:space="preserve"> 小規模であることを「限定性」と位置づけ、参加費や協賛費の単価を上げることで、少ない集客でも損益分岐点を超える強靭な財務モデルを構築できる。</w:t>
-      </w:r>
-    </w:p>
-    <w:p>
-      <w:pPr>
-        <w:pStyle w:val="Heading2"/>
-        <w:pBdr>
-          <w:top w:space="0" w:sz="0" w:val="nil"/>
-          <w:left w:space="0" w:sz="0" w:val="nil"/>
-          <w:bottom w:space="0" w:sz="0" w:val="nil"/>
-          <w:right w:space="0" w:sz="0" w:val="nil"/>
-          <w:between w:space="0" w:sz="0" w:val="nil"/>
-        </w:pBdr>
-        <w:shd w:fill="auto" w:val="clear"/>
-        <w:spacing w:after="120" w:before="0" w:line="275.9999942779541" w:lineRule="auto"/>
-        <w:rPr>
-          <w:rFonts w:ascii="Google Sans" w:cs="Google Sans" w:eastAsia="Google Sans" w:hAnsi="Google Sans"/>
-          <w:color w:val="1f1f1f"/>
-        </w:rPr>
-      </w:pPr>
-      <w:r>
-        <w:rPr>
-          <w:rFonts w:ascii="Google Sans" w:cs="Google Sans" w:eastAsia="Google Sans" w:hAnsi="Google Sans"/>
-          <w:color w:val="1f1f1f"/>
-          <w:rtl w:val="0"/>
-        </w:rPr>
-        <w:t xml:space="preserve">5. CLS別府の戦略的基盤（PVMV）の策定</w:t>
-      </w:r>
-    </w:p>
-    <w:p>
-      <w:pPr>
-        <w:pBdr>
-          <w:top w:space="0" w:sz="0" w:val="nil"/>
-          <w:left w:space="0" w:sz="0" w:val="nil"/>
-          <w:bottom w:space="0" w:sz="0" w:val="nil"/>
-          <w:right w:space="0" w:sz="0" w:val="nil"/>
-          <w:between w:space="0" w:sz="0" w:val="nil"/>
-        </w:pBdr>
-        <w:shd w:fill="auto" w:val="clear"/>
-        <w:spacing w:line="275.9999942779541" w:lineRule="auto"/>
-        <w:rPr>
-          <w:rFonts w:ascii="Google Sans" w:cs="Google Sans" w:eastAsia="Google Sans" w:hAnsi="Google Sans"/>
-          <w:color w:val="1f1f1f"/>
-        </w:rPr>
-      </w:pPr>
-      <w:r>
-        <w:rPr>
-          <w:rFonts w:ascii="Google Sans" w:cs="Google Sans" w:eastAsia="Google Sans" w:hAnsi="Google Sans"/>
-          <w:color w:val="1f1f1f"/>
-          <w:rtl w:val="0"/>
-        </w:rPr>
-        <w:t xml:space="preserve">本日の打ち合わせにおける最大のゴールは、運営メンバーが共通の言葉として語れる組織の核（理念）を確定させることである。第0回・第1回のレガシーと、上記で分析した3名の特性を融合させたパーパス（存在意義）、およびビジョン・ミッション・バリューのドラフトを以下に提案する。</w:t>
-      </w:r>
-    </w:p>
-    <w:p>
-      <w:pPr>
-        <w:pStyle w:val="Heading3"/>
-        <w:pBdr>
-          <w:top w:space="0" w:sz="0" w:val="nil"/>
-          <w:left w:space="0" w:sz="0" w:val="nil"/>
-          <w:bottom w:space="0" w:sz="0" w:val="nil"/>
-          <w:right w:space="0" w:sz="0" w:val="nil"/>
-          <w:between w:space="0" w:sz="0" w:val="nil"/>
-        </w:pBdr>
-        <w:shd w:fill="auto" w:val="clear"/>
-        <w:spacing w:after="120" w:before="0" w:line="275.9999942779541" w:lineRule="auto"/>
-        <w:rPr>
-          <w:rFonts w:ascii="Google Sans" w:cs="Google Sans" w:eastAsia="Google Sans" w:hAnsi="Google Sans"/>
-          <w:color w:val="1f1f1f"/>
-        </w:rPr>
-      </w:pPr>
-      <w:r>
-        <w:rPr>
-          <w:rFonts w:ascii="Google Sans" w:cs="Google Sans" w:eastAsia="Google Sans" w:hAnsi="Google Sans"/>
-          <w:color w:val="1f1f1f"/>
-          <w:rtl w:val="0"/>
-        </w:rPr>
-        <w:t xml:space="preserve">5.1 パーパス（Purpose）：CLS別府の社会的な存在意義</w:t>
-      </w:r>
-    </w:p>
-    <w:p>
-      <w:pPr>
-        <w:pBdr>
-          <w:top w:space="0" w:sz="0" w:val="nil"/>
-          <w:left w:space="0" w:sz="0" w:val="nil"/>
-          <w:bottom w:space="0" w:sz="0" w:val="nil"/>
-          <w:right w:space="0" w:sz="0" w:val="nil"/>
-          <w:between w:space="0" w:sz="0" w:val="nil"/>
-        </w:pBdr>
-        <w:shd w:fill="auto" w:val="clear"/>
-        <w:spacing w:line="275.9999942779541" w:lineRule="auto"/>
-        <w:rPr>
-          <w:rFonts w:ascii="Google Sans" w:cs="Google Sans" w:eastAsia="Google Sans" w:hAnsi="Google Sans"/>
-          <w:b w:val="1"/>
-          <w:bCs w:val="1"/>
-          <w:color w:val="1f1f1f"/>
-        </w:rPr>
-      </w:pPr>
-      <w:r>
-        <w:rPr>
-          <w:rFonts w:ascii="Google Sans" w:cs="Google Sans" w:eastAsia="Google Sans" w:hAnsi="Google Sans"/>
-          <w:b w:val="1"/>
-          <w:bCs w:val="1"/>
-          <w:color w:val="1f1f1f"/>
-          <w:rtl w:val="0"/>
-        </w:rPr>
-        <w:t xml:space="preserve">【案】「源泉」となり、挑戦者の熱を全国へ波及させる</w:t>
-      </w:r>
-    </w:p>
-    <w:p>
-      <w:pPr>
-        <w:numPr>
-          <w:ilvl w:val="0"/>
-          <w:numId w:val="2"/>
-        </w:numPr>
-        <w:pBdr>
-          <w:top w:space="0" w:sz="0" w:val="nil"/>
-          <w:left w:space="0" w:sz="0" w:val="nil"/>
-          <w:bottom w:space="0" w:sz="0" w:val="nil"/>
-          <w:right w:space="0" w:sz="0" w:val="nil"/>
-          <w:between w:space="0" w:sz="0" w:val="nil"/>
-        </w:pBdr>
-        <w:shd w:fill="auto" w:val="clear"/>
-        <w:spacing w:line="275.9999942779541" w:lineRule="auto"/>
-        <w:ind w:left="590.3999984264374" w:hanging="360"/>
-      </w:pPr>
-      <w:r>
-        <w:rPr>
-          <w:rFonts w:ascii="Google Sans" w:cs="Google Sans" w:eastAsia="Google Sans" w:hAnsi="Google Sans"/>
-          <w:b w:val="1"/>
-          <w:bCs w:val="1"/>
-          <w:color w:val="1f1f1f"/>
-          <w:rtl w:val="0"/>
-        </w:rPr>
-        <w:t xml:space="preserve">解説：</w:t>
-      </w:r>
-      <w:r>
-        <w:rPr>
-          <w:rFonts w:ascii="Google Sans" w:cs="Google Sans" w:eastAsia="Google Sans" w:hAnsi="Google Sans"/>
-          <w:color w:val="1f1f1f"/>
-          <w:rtl w:val="0"/>
-        </w:rPr>
-        <w:t xml:space="preserve"> 別府の至る所から湧き出る温泉のように、ここを訪れた人々の内側にある「やりたいこと」「解決したい課題」という熱を沸き立たせる場となること。そして、その熱が参加者の地元や所属組織へと持ち帰られ、次なる行動の源泉となるという存在意義を示す。</w:t>
-      </w:r>
-    </w:p>
-    <w:p>
-      <w:pPr>
-        <w:pStyle w:val="Heading3"/>
-        <w:pBdr>
-          <w:top w:space="0" w:sz="0" w:val="nil"/>
-          <w:left w:space="0" w:sz="0" w:val="nil"/>
-          <w:bottom w:space="0" w:sz="0" w:val="nil"/>
-          <w:right w:space="0" w:sz="0" w:val="nil"/>
-          <w:between w:space="0" w:sz="0" w:val="nil"/>
-        </w:pBdr>
-        <w:shd w:fill="auto" w:val="clear"/>
-        <w:spacing w:after="120" w:before="0" w:line="275.9999942779541" w:lineRule="auto"/>
-        <w:rPr>
-          <w:rFonts w:ascii="Google Sans" w:cs="Google Sans" w:eastAsia="Google Sans" w:hAnsi="Google Sans"/>
-          <w:color w:val="1f1f1f"/>
-        </w:rPr>
-      </w:pPr>
-      <w:r>
-        <w:rPr>
-          <w:rFonts w:ascii="Google Sans" w:cs="Google Sans" w:eastAsia="Google Sans" w:hAnsi="Google Sans"/>
-          <w:color w:val="1f1f1f"/>
-          <w:rtl w:val="0"/>
-        </w:rPr>
-        <w:t xml:space="preserve">5.2 ビジョン（Vision）：CLS別府が目指す未来の姿</w:t>
-      </w:r>
-    </w:p>
-    <w:p>
-      <w:pPr>
-        <w:pBdr>
-          <w:top w:space="0" w:sz="0" w:val="nil"/>
-          <w:left w:space="0" w:sz="0" w:val="nil"/>
-          <w:bottom w:space="0" w:sz="0" w:val="nil"/>
-          <w:right w:space="0" w:sz="0" w:val="nil"/>
-          <w:between w:space="0" w:sz="0" w:val="nil"/>
-        </w:pBdr>
-        <w:shd w:fill="auto" w:val="clear"/>
-        <w:spacing w:line="275.9999942779541" w:lineRule="auto"/>
-        <w:rPr>
-          <w:rFonts w:ascii="Google Sans" w:cs="Google Sans" w:eastAsia="Google Sans" w:hAnsi="Google Sans"/>
-          <w:b w:val="1"/>
-          <w:bCs w:val="1"/>
-          <w:color w:val="1f1f1f"/>
-        </w:rPr>
-      </w:pPr>
-      <w:r>
-        <w:rPr>
-          <w:rFonts w:ascii="Google Sans" w:cs="Google Sans" w:eastAsia="Google Sans" w:hAnsi="Google Sans"/>
-          <w:b w:val="1"/>
-          <w:bCs w:val="1"/>
-          <w:color w:val="1f1f1f"/>
-          <w:rtl w:val="0"/>
-        </w:rPr>
-        <w:t xml:space="preserve">【案】「越境」が日常になる社会 〜誰もがフラットに混ざり合う、開かれた地域モデル〜</w:t>
-      </w:r>
-    </w:p>
-    <w:p>
-      <w:pPr>
-        <w:numPr>
-          <w:ilvl w:val="0"/>
-          <w:numId w:val="3"/>
-        </w:numPr>
-        <w:pBdr>
-          <w:top w:space="0" w:sz="0" w:val="nil"/>
-          <w:left w:space="0" w:sz="0" w:val="nil"/>
-          <w:bottom w:space="0" w:sz="0" w:val="nil"/>
-          <w:right w:space="0" w:sz="0" w:val="nil"/>
-          <w:between w:space="0" w:sz="0" w:val="nil"/>
-        </w:pBdr>
-        <w:shd w:fill="auto" w:val="clear"/>
-        <w:spacing w:line="275.9999942779541" w:lineRule="auto"/>
-        <w:ind w:left="590.3999984264374" w:hanging="360"/>
-      </w:pPr>
-      <w:r>
-        <w:rPr>
-          <w:rFonts w:ascii="Google Sans" w:cs="Google Sans" w:eastAsia="Google Sans" w:hAnsi="Google Sans"/>
-          <w:b w:val="1"/>
-          <w:bCs w:val="1"/>
-          <w:color w:val="1f1f1f"/>
-          <w:rtl w:val="0"/>
-        </w:rPr>
-        <w:t xml:space="preserve">解説：</w:t>
-      </w:r>
-      <w:r>
-        <w:rPr>
-          <w:rFonts w:ascii="Google Sans" w:cs="Google Sans" w:eastAsia="Google Sans" w:hAnsi="Google Sans"/>
-          <w:color w:val="1f1f1f"/>
-          <w:rtl w:val="0"/>
-        </w:rPr>
-        <w:t xml:space="preserve"> 若林氏のメッセージである「コミュニティは越境の場」という哲学を社会実装する</w:t>
-      </w:r>
-      <w:r>
-        <w:rPr>
-          <w:rFonts w:ascii="Google Sans" w:cs="Google Sans" w:eastAsia="Google Sans" w:hAnsi="Google Sans"/>
+        <w:t xml:space="preserve">既存コミュニティを面で繋ぐ「出稽古」:</w:t>
+      </w:r>
+      <w:r>
+        <w:rPr>
+          <w:rFonts w:ascii="Arial Unicode MS" w:cs="Arial Unicode MS" w:eastAsia="Arial Unicode MS" w:hAnsi="Arial Unicode MS"/>
+          <w:color w:val="1f1f1f"/>
+          <w:rtl w:val="0"/>
+        </w:rPr>
+        <w:t xml:space="preserve"> 大分・別府エリアで既に活動している他のコミュニティ（若林氏が牵引する技術コミュニティや平野氏のITユーザグループ、さらには「BEPPU FAN TOWN」などの地域コミュニティ）に運営メンバー自らが足を運び、直接参加を呼びかける</w:t>
+      </w:r>
+      <w:r>
+        <w:rPr>
+          <w:rFonts w:ascii="Arial" w:cs="Arial" w:eastAsia="Arial" w:hAnsi="Arial"/>
           <w:color w:val="444746"/>
           <w:sz w:val="24"/>
           <w:szCs w:val="24"/>
           <w:vertAlign w:val="superscript"/>
           <w:rtl w:val="0"/>
         </w:rPr>
-        <w:t xml:space="preserve">1</w:t>
-      </w:r>
-      <w:r>
-        <w:rPr>
-          <w:rFonts w:ascii="Google Sans" w:cs="Google Sans" w:eastAsia="Google Sans" w:hAnsi="Google Sans"/>
-          <w:color w:val="1f1f1f"/>
-          <w:rtl w:val="0"/>
-        </w:rPr>
-        <w:t xml:space="preserve">。ITと非IT、都市と地方、経営者と学生など、普段は交わらない人々が、温泉地という非日常空間において自然と交わり、互いの境界線を越えることが当たり前になる未来を描く。</w:t>
-      </w:r>
-    </w:p>
-    <w:p>
-      <w:pPr>
-        <w:pStyle w:val="Heading3"/>
-        <w:pBdr>
-          <w:top w:space="0" w:sz="0" w:val="nil"/>
-          <w:left w:space="0" w:sz="0" w:val="nil"/>
-          <w:bottom w:space="0" w:sz="0" w:val="nil"/>
-          <w:right w:space="0" w:sz="0" w:val="nil"/>
-          <w:between w:space="0" w:sz="0" w:val="nil"/>
-        </w:pBdr>
-        <w:shd w:fill="auto" w:val="clear"/>
-        <w:spacing w:after="120" w:before="0" w:line="275.9999942779541" w:lineRule="auto"/>
-        <w:rPr>
-          <w:rFonts w:ascii="Google Sans" w:cs="Google Sans" w:eastAsia="Google Sans" w:hAnsi="Google Sans"/>
-          <w:color w:val="1f1f1f"/>
-        </w:rPr>
-      </w:pPr>
-      <w:r>
-        <w:rPr>
-          <w:rFonts w:ascii="Google Sans" w:cs="Google Sans" w:eastAsia="Google Sans" w:hAnsi="Google Sans"/>
-          <w:color w:val="1f1f1f"/>
-          <w:rtl w:val="0"/>
-        </w:rPr>
-        <w:t xml:space="preserve">5.3 ミッション（Mission）：CLS別府が果たすべき使命</w:t>
-      </w:r>
-    </w:p>
-    <w:p>
-      <w:pPr>
+        <w:t xml:space="preserve">2</w:t>
+      </w:r>
+      <w:r>
+        <w:rPr>
+          <w:rFonts w:ascii="Arial Unicode MS" w:cs="Arial Unicode MS" w:eastAsia="Arial Unicode MS" w:hAnsi="Arial Unicode MS"/>
+          <w:color w:val="1f1f1f"/>
+          <w:rtl w:val="0"/>
+        </w:rPr>
+        <w:t xml:space="preserve">。点在するコミュニティをCLSというハブに接続していく。</w:t>
+      </w:r>
+    </w:p>
+    <w:p>
+      <w:pPr>
+        <w:numPr>
+          <w:ilvl w:val="0"/>
+          <w:numId w:val="8"/>
+        </w:numPr>
         <w:pBdr>
           <w:top w:space="0" w:sz="0" w:val="nil"/>
           <w:left w:space="0" w:sz="0" w:val="nil"/>
@@ -3963,190 +4078,195 @@
         </w:pBdr>
         <w:shd w:fill="auto" w:val="clear"/>
         <w:spacing w:line="275.9999942779541" w:lineRule="auto"/>
-        <w:rPr>
-          <w:rFonts w:ascii="Google Sans" w:cs="Google Sans" w:eastAsia="Google Sans" w:hAnsi="Google Sans"/>
+        <w:ind w:left="590.3999984264374" w:hanging="360"/>
+      </w:pPr>
+      <w:r>
+        <w:rPr>
+          <w:rFonts w:ascii="Arial Unicode MS" w:cs="Arial Unicode MS" w:eastAsia="Arial Unicode MS" w:hAnsi="Arial Unicode MS"/>
           <w:b w:val="1"/>
           <w:bCs w:val="1"/>
           <w:color w:val="1f1f1f"/>
-        </w:rPr>
-      </w:pPr>
-      <w:r>
-        <w:rPr>
-          <w:rFonts w:ascii="Google Sans" w:cs="Google Sans" w:eastAsia="Google Sans" w:hAnsi="Google Sans"/>
-          <w:b w:val="1"/>
-          <w:bCs w:val="1"/>
-          <w:color w:val="1f1f1f"/>
-          <w:rtl w:val="0"/>
-        </w:rPr>
-        <w:t xml:space="preserve">【案】同じ湯に浸かり、次の一歩の背中を力強く押す</w:t>
-      </w:r>
-    </w:p>
-    <w:p>
-      <w:pPr>
-        <w:numPr>
-          <w:ilvl w:val="0"/>
-          <w:numId w:val="4"/>
-        </w:numPr>
-        <w:pBdr>
-          <w:top w:space="0" w:sz="0" w:val="nil"/>
-          <w:left w:space="0" w:sz="0" w:val="nil"/>
-          <w:bottom w:space="0" w:sz="0" w:val="nil"/>
-          <w:right w:space="0" w:sz="0" w:val="nil"/>
-          <w:between w:space="0" w:sz="0" w:val="nil"/>
-        </w:pBdr>
-        <w:shd w:fill="auto" w:val="clear"/>
-        <w:spacing w:line="275.9999942779541" w:lineRule="auto"/>
-        <w:ind w:left="590.3999984264374" w:hanging="360"/>
-      </w:pPr>
-      <w:r>
-        <w:rPr>
-          <w:rFonts w:ascii="Google Sans" w:cs="Google Sans" w:eastAsia="Google Sans" w:hAnsi="Google Sans"/>
-          <w:b w:val="1"/>
-          <w:bCs w:val="1"/>
-          <w:color w:val="1f1f1f"/>
-          <w:rtl w:val="0"/>
-        </w:rPr>
-        <w:t xml:space="preserve">解説：</w:t>
-      </w:r>
-      <w:r>
-        <w:rPr>
-          <w:rFonts w:ascii="Google Sans" w:cs="Google Sans" w:eastAsia="Google Sans" w:hAnsi="Google Sans"/>
-          <w:color w:val="1f1f1f"/>
-          <w:rtl w:val="0"/>
-        </w:rPr>
-        <w:t xml:space="preserve"> 平野氏のメッセージである「可能性の開花と前進を応援する」に直結する</w:t>
-      </w:r>
-      <w:r>
-        <w:rPr>
-          <w:rFonts w:ascii="Google Sans" w:cs="Google Sans" w:eastAsia="Google Sans" w:hAnsi="Google Sans"/>
+          <w:rtl w:val="0"/>
+        </w:rPr>
+        <w:t xml:space="preserve">「名指しの巻き込み」の連鎖:</w:t>
+      </w:r>
+      <w:r>
+        <w:rPr>
+          <w:rFonts w:ascii="Arial Unicode MS" w:cs="Arial Unicode MS" w:eastAsia="Arial Unicode MS" w:hAnsi="Arial Unicode MS"/>
+          <w:color w:val="1f1f1f"/>
+          <w:rtl w:val="0"/>
+        </w:rPr>
+        <w:t xml:space="preserve"> CLS高知の立ち上げ時もそうであったように、熱量の高い参加者を集める最も強力な手法は、信頼関係に基づく個別の声かけである</w:t>
+      </w:r>
+      <w:r>
+        <w:rPr>
+          <w:rFonts w:ascii="Arial" w:cs="Arial" w:eastAsia="Arial" w:hAnsi="Arial"/>
           <w:color w:val="444746"/>
           <w:sz w:val="24"/>
           <w:szCs w:val="24"/>
           <w:vertAlign w:val="superscript"/>
           <w:rtl w:val="0"/>
         </w:rPr>
-        <w:t xml:space="preserve">1</w:t>
-      </w:r>
-      <w:r>
-        <w:rPr>
-          <w:rFonts w:ascii="Google Sans" w:cs="Google Sans" w:eastAsia="Google Sans" w:hAnsi="Google Sans"/>
-          <w:color w:val="1f1f1f"/>
-          <w:rtl w:val="0"/>
-        </w:rPr>
-        <w:t xml:space="preserve">。合宿型という濃密な空間において、参加者同士が深いレベルで自己開示を行い（同じ湯に浸かり）、一人では踏み出せなかった挑戦への最初のアクションを誘発する（背中を押す）仕組みを提供する。</w:t>
-      </w:r>
-    </w:p>
-    <w:p>
-      <w:pPr>
-        <w:pStyle w:val="Heading3"/>
-        <w:pBdr>
-          <w:top w:space="0" w:sz="0" w:val="nil"/>
-          <w:left w:space="0" w:sz="0" w:val="nil"/>
-          <w:bottom w:space="0" w:sz="0" w:val="nil"/>
-          <w:right w:space="0" w:sz="0" w:val="nil"/>
-          <w:between w:space="0" w:sz="0" w:val="nil"/>
-        </w:pBdr>
-        <w:shd w:fill="auto" w:val="clear"/>
-        <w:spacing w:after="120" w:before="0" w:line="275.9999942779541" w:lineRule="auto"/>
-        <w:rPr>
-          <w:rFonts w:ascii="Google Sans" w:cs="Google Sans" w:eastAsia="Google Sans" w:hAnsi="Google Sans"/>
-          <w:color w:val="1f1f1f"/>
-        </w:rPr>
-      </w:pPr>
-      <w:r>
-        <w:rPr>
-          <w:rFonts w:ascii="Google Sans" w:cs="Google Sans" w:eastAsia="Google Sans" w:hAnsi="Google Sans"/>
-          <w:color w:val="1f1f1f"/>
-          <w:rtl w:val="0"/>
-        </w:rPr>
-        <w:t xml:space="preserve">5.4 バリュー（Values）：運営・参加者に求める行動指針</w:t>
-      </w:r>
-    </w:p>
-    <w:p>
-      <w:pPr>
-        <w:pBdr>
-          <w:top w:space="0" w:sz="0" w:val="nil"/>
-          <w:left w:space="0" w:sz="0" w:val="nil"/>
-          <w:bottom w:space="0" w:sz="0" w:val="nil"/>
-          <w:right w:space="0" w:sz="0" w:val="nil"/>
-          <w:between w:space="0" w:sz="0" w:val="nil"/>
-        </w:pBdr>
-        <w:shd w:fill="auto" w:val="clear"/>
-        <w:spacing w:line="275.9999942779541" w:lineRule="auto"/>
-        <w:rPr>
-          <w:rFonts w:ascii="Google Sans" w:cs="Google Sans" w:eastAsia="Google Sans" w:hAnsi="Google Sans"/>
-          <w:color w:val="1f1f1f"/>
-        </w:rPr>
-      </w:pPr>
-      <w:r>
-        <w:rPr>
-          <w:rFonts w:ascii="Google Sans" w:cs="Google Sans" w:eastAsia="Google Sans" w:hAnsi="Google Sans"/>
-          <w:color w:val="1f1f1f"/>
-          <w:rtl w:val="0"/>
-        </w:rPr>
-        <w:t xml:space="preserve">CLS高知のDNAである「#ヤリキル」「#オモシロガル」を引き継ぎつつ、別府独自のトーン＆マナーを加えた行動指針である。</w:t>
-      </w:r>
-    </w:p>
-    <w:p>
-      <w:pPr>
-        <w:numPr>
-          <w:ilvl w:val="0"/>
-          <w:numId w:val="5"/>
-        </w:numPr>
-        <w:pBdr>
-          <w:top w:space="0" w:sz="0" w:val="nil"/>
-          <w:left w:space="0" w:sz="0" w:val="nil"/>
-          <w:bottom w:space="0" w:sz="0" w:val="nil"/>
-          <w:right w:space="0" w:sz="0" w:val="nil"/>
-          <w:between w:space="0" w:sz="0" w:val="nil"/>
-        </w:pBdr>
-        <w:shd w:fill="auto" w:val="clear"/>
-        <w:spacing w:line="275.9999942779541" w:lineRule="auto"/>
-        <w:ind w:left="590.3999984264374" w:hanging="360"/>
-      </w:pPr>
-      <w:r>
-        <w:rPr>
-          <w:rFonts w:ascii="Google Sans" w:cs="Google Sans" w:eastAsia="Google Sans" w:hAnsi="Google Sans"/>
-          <w:b w:val="1"/>
-          <w:bCs w:val="1"/>
-          <w:color w:val="1f1f1f"/>
-          <w:rtl w:val="0"/>
-        </w:rPr>
-        <w:t xml:space="preserve">#とりあえず浸かる（行動・巻き込みファースト）：</w:t>
-      </w:r>
-      <w:r>
-        <w:rPr>
-          <w:rFonts w:ascii="Google Sans" w:cs="Google Sans" w:eastAsia="Google Sans" w:hAnsi="Google Sans"/>
-          <w:color w:val="1f1f1f"/>
-          <w:rtl w:val="0"/>
-        </w:rPr>
-        <w:t xml:space="preserve"> 完璧な準備を待つのではなく、まずは飛び込んでみる。若林氏が指摘する「巻き込まれる力」を歓迎し、自らも周囲を巻き込んでいく姿勢</w:t>
-      </w:r>
-      <w:r>
-        <w:rPr>
-          <w:rFonts w:ascii="Google Sans" w:cs="Google Sans" w:eastAsia="Google Sans" w:hAnsi="Google Sans"/>
+        <w:t xml:space="preserve">4</w:t>
+      </w:r>
+      <w:r>
+        <w:rPr>
+          <w:rFonts w:ascii="Arial Unicode MS" w:cs="Arial Unicode MS" w:eastAsia="Arial Unicode MS" w:hAnsi="Arial Unicode MS"/>
+          <w:color w:val="1f1f1f"/>
+          <w:rtl w:val="0"/>
+        </w:rPr>
+        <w:t xml:space="preserve">。運営メンバーが「あなたにこそ来てほしい」と直接アプローチし、「はい、喜んで」と応じてもらう連鎖（巻き込まれる力）を生み出すことで、熱量の高いコアな参加者を着実に獲得する</w:t>
+      </w:r>
+      <w:r>
+        <w:rPr>
+          <w:rFonts w:ascii="Arial" w:cs="Arial" w:eastAsia="Arial" w:hAnsi="Arial"/>
           <w:color w:val="444746"/>
           <w:sz w:val="24"/>
           <w:szCs w:val="24"/>
           <w:vertAlign w:val="superscript"/>
           <w:rtl w:val="0"/>
         </w:rPr>
-        <w:t xml:space="preserve">10</w:t>
-      </w:r>
-      <w:r>
-        <w:rPr>
-          <w:rFonts w:ascii="Google Sans" w:cs="Google Sans" w:eastAsia="Google Sans" w:hAnsi="Google Sans"/>
+        <w:t xml:space="preserve">3</w:t>
+      </w:r>
+      <w:r>
+        <w:rPr>
+          <w:rFonts w:ascii="Arial Unicode MS" w:cs="Arial Unicode MS" w:eastAsia="Arial Unicode MS" w:hAnsi="Arial Unicode MS"/>
           <w:color w:val="1f1f1f"/>
           <w:rtl w:val="0"/>
         </w:rPr>
         <w:t xml:space="preserve">。</w:t>
+      </w:r>
+    </w:p>
+    <w:p>
+      <w:pPr>
+        <w:pStyle w:val="Heading2"/>
+        <w:pBdr>
+          <w:top w:space="0" w:sz="0" w:val="nil"/>
+          <w:left w:space="0" w:sz="0" w:val="nil"/>
+          <w:bottom w:space="0" w:sz="0" w:val="nil"/>
+          <w:right w:space="0" w:sz="0" w:val="nil"/>
+          <w:between w:space="0" w:sz="0" w:val="nil"/>
+        </w:pBdr>
+        <w:shd w:fill="auto" w:val="clear"/>
+        <w:spacing w:after="120" w:before="0" w:line="275.9999942779541" w:lineRule="auto"/>
+        <w:rPr>
+          <w:rFonts w:ascii="Arial" w:cs="Arial" w:eastAsia="Arial" w:hAnsi="Arial"/>
+          <w:color w:val="1f1f1f"/>
+        </w:rPr>
+      </w:pPr>
+      <w:r>
+        <w:rPr>
+          <w:rFonts w:ascii="Arial Unicode MS" w:cs="Arial Unicode MS" w:eastAsia="Arial Unicode MS" w:hAnsi="Arial Unicode MS"/>
+          <w:color w:val="1f1f1f"/>
+          <w:rtl w:val="0"/>
+        </w:rPr>
+        <w:t xml:space="preserve">7. 結論</w:t>
+      </w:r>
+    </w:p>
+    <w:p>
+      <w:pPr>
+        <w:pBdr>
+          <w:top w:space="0" w:sz="0" w:val="nil"/>
+          <w:left w:space="0" w:sz="0" w:val="nil"/>
+          <w:bottom w:space="0" w:sz="0" w:val="nil"/>
+          <w:right w:space="0" w:sz="0" w:val="nil"/>
+          <w:between w:space="0" w:sz="0" w:val="nil"/>
+        </w:pBdr>
+        <w:shd w:fill="auto" w:val="clear"/>
+        <w:spacing w:line="275.9999942779541" w:lineRule="auto"/>
+        <w:rPr>
+          <w:rFonts w:ascii="Arial" w:cs="Arial" w:eastAsia="Arial" w:hAnsi="Arial"/>
+          <w:color w:val="1f1f1f"/>
+        </w:rPr>
+      </w:pPr>
+      <w:r>
+        <w:rPr>
+          <w:rFonts w:ascii="Arial Unicode MS" w:cs="Arial Unicode MS" w:eastAsia="Arial Unicode MS" w:hAnsi="Arial Unicode MS"/>
+          <w:color w:val="1f1f1f"/>
+          <w:rtl w:val="0"/>
+        </w:rPr>
+        <w:t xml:space="preserve">コミュニティ・リーダーズ・サミット（CLS）とは、高知から始まり全国へと波及した「コミュニティの力による地域課題解決のための、極めて熱量の高い実践型プラットフォーム」である。その成功の絶対条件は、参加者同士が肩書きを捨てて交わる「越境」と、そこから生まれる自律的な「行動（ヤリキル）」の誘発にある。</w:t>
+      </w:r>
+    </w:p>
+    <w:p>
+      <w:pPr>
+        <w:pBdr>
+          <w:top w:space="0" w:sz="0" w:val="nil"/>
+          <w:left w:space="0" w:sz="0" w:val="nil"/>
+          <w:bottom w:space="0" w:sz="0" w:val="nil"/>
+          <w:right w:space="0" w:sz="0" w:val="nil"/>
+          <w:between w:space="0" w:sz="0" w:val="nil"/>
+        </w:pBdr>
+        <w:shd w:fill="auto" w:val="clear"/>
+        <w:spacing w:line="275.9999942779541" w:lineRule="auto"/>
+        <w:rPr>
+          <w:rFonts w:ascii="Arial" w:cs="Arial" w:eastAsia="Arial" w:hAnsi="Arial"/>
+          <w:color w:val="1f1f1f"/>
+        </w:rPr>
+      </w:pPr>
+      <w:r>
+        <w:rPr>
+          <w:rFonts w:ascii="Arial Unicode MS" w:cs="Arial Unicode MS" w:eastAsia="Arial Unicode MS" w:hAnsi="Arial Unicode MS"/>
+          <w:color w:val="1f1f1f"/>
+          <w:rtl w:val="0"/>
+        </w:rPr>
+        <w:t xml:space="preserve">2027年初頭に第2回を計画する「CLS別府」は、運営リソースが3名に限定されている現状を悲観すべきではない。むしろ、別府という土地が持つ「誰もが服を脱ぎ、同じ湯に浸かる」という圧倒的な受容性とフラットな文化を極限まで活かし、旅館での「合宿型・少人数制」という濃密なフォーマットへと昇華させることで、大規模開催では決して得られない深い心理的安全性と自己変容の機会を提供できる。</w:t>
+      </w:r>
+    </w:p>
+    <w:p>
+      <w:pPr>
+        <w:pBdr>
+          <w:top w:space="0" w:sz="0" w:val="nil"/>
+          <w:left w:space="0" w:sz="0" w:val="nil"/>
+          <w:bottom w:space="0" w:sz="0" w:val="nil"/>
+          <w:right w:space="0" w:sz="0" w:val="nil"/>
+          <w:between w:space="0" w:sz="0" w:val="nil"/>
+        </w:pBdr>
+        <w:shd w:fill="auto" w:val="clear"/>
+        <w:spacing w:after="255" w:line="275.9999942779541" w:lineRule="auto"/>
+        <w:rPr>
+          <w:rFonts w:ascii="Arial" w:cs="Arial" w:eastAsia="Arial" w:hAnsi="Arial"/>
+          <w:color w:val="1f1f1f"/>
+        </w:rPr>
+      </w:pPr>
+      <w:r>
+        <w:rPr>
+          <w:rFonts w:ascii="Arial Unicode MS" w:cs="Arial Unicode MS" w:eastAsia="Arial Unicode MS" w:hAnsi="Arial Unicode MS"/>
+          <w:color w:val="1f1f1f"/>
+          <w:rtl w:val="0"/>
+        </w:rPr>
+        <w:t xml:space="preserve">ITによる全国ネットワークを持つ若林氏と平野氏、そして地元経済との深いトラストを持つ辻氏という3名の布陣は、コミュニティ運営において奇跡的とも言える補完関係にある。本日の会議において、提案した「源泉となり、挑戦者の熱を全国へ波及させる」というパーパス、および「越境が日常になる社会」というビジョンを強固な共通言語として確立させることを強く推奨する。この研ぎ澄まされた言語化こそが、新たな共感者（運営メンバー）と強力なサポーター（協賛企業）を引き寄せる最大の引力となる。</w:t>
+      </w:r>
+    </w:p>
+    <w:p>
+      <w:pPr>
+        <w:pStyle w:val="Heading4"/>
+        <w:pBdr>
+          <w:top w:space="0" w:sz="0" w:val="nil"/>
+          <w:left w:space="0" w:sz="0" w:val="nil"/>
+          <w:bottom w:space="0" w:sz="0" w:val="nil"/>
+          <w:right w:space="0" w:sz="0" w:val="nil"/>
+          <w:between w:space="0" w:sz="0" w:val="nil"/>
+        </w:pBdr>
+        <w:shd w:fill="auto" w:val="clear"/>
+        <w:spacing w:before="0" w:lineRule="auto"/>
+        <w:rPr>
+          <w:rFonts w:ascii="Arial" w:cs="Arial" w:eastAsia="Arial" w:hAnsi="Arial"/>
+        </w:rPr>
+      </w:pPr>
+      <w:r>
+        <w:rPr>
+          <w:rFonts w:ascii="Arial Unicode MS" w:cs="Arial Unicode MS" w:eastAsia="Arial Unicode MS" w:hAnsi="Arial Unicode MS"/>
+          <w:rtl w:val="0"/>
+        </w:rPr>
+        <w:t xml:space="preserve">引用文献</w:t>
       </w:r>
     </w:p>
     <w:p>
       <w:pPr>
         <w:numPr>
           <w:ilvl w:val="0"/>
-          <w:numId w:val="5"/>
+          <w:numId w:val="9"/>
         </w:numPr>
         <w:pBdr>
           <w:top w:space="0" w:sz="0" w:val="nil"/>
@@ -4156,551 +4276,56 @@
           <w:between w:space="0" w:sz="0" w:val="nil"/>
         </w:pBdr>
         <w:shd w:fill="auto" w:val="clear"/>
-        <w:spacing w:line="275.9999942779541" w:lineRule="auto"/>
-        <w:ind w:left="590.3999984264374" w:hanging="360"/>
-      </w:pPr>
-      <w:r>
-        <w:rPr>
-          <w:rFonts w:ascii="Google Sans" w:cs="Google Sans" w:eastAsia="Google Sans" w:hAnsi="Google Sans"/>
-          <w:b w:val="1"/>
-          <w:bCs w:val="1"/>
-          <w:color w:val="1f1f1f"/>
-          <w:rtl w:val="0"/>
-        </w:rPr>
-        <w:t xml:space="preserve">#湯加減をみるな、自ら熱を足せ（当事者意識）：</w:t>
-      </w:r>
-      <w:r>
-        <w:rPr>
-          <w:rFonts w:ascii="Google Sans" w:cs="Google Sans" w:eastAsia="Google Sans" w:hAnsi="Google Sans"/>
-          <w:color w:val="1f1f1f"/>
-          <w:rtl w:val="0"/>
-        </w:rPr>
-        <w:t xml:space="preserve"> 「誰かが面白いことをやってくれる」というお客様体質を捨て、参加者自身が場を熱くする主体（薪をくべる役割）となること。</w:t>
-      </w:r>
-    </w:p>
-    <w:p>
-      <w:pPr>
-        <w:numPr>
-          <w:ilvl w:val="0"/>
-          <w:numId w:val="5"/>
-        </w:numPr>
-        <w:pBdr>
-          <w:top w:space="0" w:sz="0" w:val="nil"/>
-          <w:left w:space="0" w:sz="0" w:val="nil"/>
-          <w:bottom w:space="0" w:sz="0" w:val="nil"/>
-          <w:right w:space="0" w:sz="0" w:val="nil"/>
-          <w:between w:space="0" w:sz="0" w:val="nil"/>
-        </w:pBdr>
-        <w:shd w:fill="auto" w:val="clear"/>
-        <w:spacing w:line="275.9999942779541" w:lineRule="auto"/>
-        <w:ind w:left="590.3999984264374" w:hanging="360"/>
-      </w:pPr>
-      <w:r>
-        <w:rPr>
-          <w:rFonts w:ascii="Google Sans" w:cs="Google Sans" w:eastAsia="Google Sans" w:hAnsi="Google Sans"/>
-          <w:b w:val="1"/>
-          <w:bCs w:val="1"/>
-          <w:color w:val="1f1f1f"/>
-          <w:rtl w:val="0"/>
-        </w:rPr>
-        <w:t xml:space="preserve">#裸で語り合う（オープンマインドと心理的安全性）：</w:t>
-      </w:r>
-      <w:r>
-        <w:rPr>
-          <w:rFonts w:ascii="Google Sans" w:cs="Google Sans" w:eastAsia="Google Sans" w:hAnsi="Google Sans"/>
-          <w:color w:val="1f1f1f"/>
-          <w:rtl w:val="0"/>
-        </w:rPr>
-        <w:t xml:space="preserve"> 肩書や所属企業といった「服」を脱ぎ捨て、一人の人間として本音で課題や夢を語り合うこと。「同じ湯の中」での心理的安全性を全員で担保する。</w:t>
-      </w:r>
-    </w:p>
-    <w:p>
-      <w:pPr>
-        <w:pStyle w:val="Heading2"/>
-        <w:pBdr>
-          <w:top w:space="0" w:sz="0" w:val="nil"/>
-          <w:left w:space="0" w:sz="0" w:val="nil"/>
-          <w:bottom w:space="0" w:sz="0" w:val="nil"/>
-          <w:right w:space="0" w:sz="0" w:val="nil"/>
-          <w:between w:space="0" w:sz="0" w:val="nil"/>
-        </w:pBdr>
-        <w:shd w:fill="auto" w:val="clear"/>
-        <w:spacing w:after="120" w:before="0" w:line="275.9999942779541" w:lineRule="auto"/>
-        <w:rPr>
-          <w:rFonts w:ascii="Google Sans" w:cs="Google Sans" w:eastAsia="Google Sans" w:hAnsi="Google Sans"/>
-          <w:color w:val="1f1f1f"/>
-        </w:rPr>
-      </w:pPr>
-      <w:r>
-        <w:rPr>
-          <w:rFonts w:ascii="Google Sans" w:cs="Google Sans" w:eastAsia="Google Sans" w:hAnsi="Google Sans"/>
-          <w:color w:val="1f1f1f"/>
-          <w:rtl w:val="0"/>
-        </w:rPr>
-        <w:t xml:space="preserve">6. 第2回に向けた具体的なアクションプラン（勧誘と協賛）</w:t>
-      </w:r>
-    </w:p>
-    <w:p>
-      <w:pPr>
-        <w:pBdr>
-          <w:top w:space="0" w:sz="0" w:val="nil"/>
-          <w:left w:space="0" w:sz="0" w:val="nil"/>
-          <w:bottom w:space="0" w:sz="0" w:val="nil"/>
-          <w:right w:space="0" w:sz="0" w:val="nil"/>
-          <w:between w:space="0" w:sz="0" w:val="nil"/>
-        </w:pBdr>
-        <w:shd w:fill="auto" w:val="clear"/>
-        <w:spacing w:line="275.9999942779541" w:lineRule="auto"/>
-        <w:rPr>
-          <w:rFonts w:ascii="Google Sans" w:cs="Google Sans" w:eastAsia="Google Sans" w:hAnsi="Google Sans"/>
-          <w:color w:val="1f1f1f"/>
-        </w:rPr>
-      </w:pPr>
-      <w:r>
-        <w:rPr>
-          <w:rFonts w:ascii="Google Sans" w:cs="Google Sans" w:eastAsia="Google Sans" w:hAnsi="Google Sans"/>
-          <w:color w:val="1f1f1f"/>
-          <w:rtl w:val="0"/>
-        </w:rPr>
-        <w:t xml:space="preserve">明確なPVMVを確立した上で、それを武器にリソース（人・金）を獲得していく具体的な戦術を展開する。</w:t>
-      </w:r>
-    </w:p>
-    <w:p>
-      <w:pPr>
-        <w:pStyle w:val="Heading3"/>
-        <w:pBdr>
-          <w:top w:space="0" w:sz="0" w:val="nil"/>
-          <w:left w:space="0" w:sz="0" w:val="nil"/>
-          <w:bottom w:space="0" w:sz="0" w:val="nil"/>
-          <w:right w:space="0" w:sz="0" w:val="nil"/>
-          <w:between w:space="0" w:sz="0" w:val="nil"/>
-        </w:pBdr>
-        <w:shd w:fill="auto" w:val="clear"/>
-        <w:spacing w:after="120" w:before="0" w:line="275.9999942779541" w:lineRule="auto"/>
-        <w:rPr>
-          <w:rFonts w:ascii="Google Sans" w:cs="Google Sans" w:eastAsia="Google Sans" w:hAnsi="Google Sans"/>
-          <w:color w:val="1f1f1f"/>
-        </w:rPr>
-      </w:pPr>
-      <w:r>
-        <w:rPr>
-          <w:rFonts w:ascii="Google Sans" w:cs="Google Sans" w:eastAsia="Google Sans" w:hAnsi="Google Sans"/>
-          <w:color w:val="1f1f1f"/>
-          <w:rtl w:val="0"/>
-        </w:rPr>
-        <w:t xml:space="preserve">6.1 運営メンバーの質の高い勧誘戦略</w:t>
-      </w:r>
-    </w:p>
-    <w:p>
-      <w:pPr>
-        <w:pBdr>
-          <w:top w:space="0" w:sz="0" w:val="nil"/>
-          <w:left w:space="0" w:sz="0" w:val="nil"/>
-          <w:bottom w:space="0" w:sz="0" w:val="nil"/>
-          <w:right w:space="0" w:sz="0" w:val="nil"/>
-          <w:between w:space="0" w:sz="0" w:val="nil"/>
-        </w:pBdr>
-        <w:shd w:fill="auto" w:val="clear"/>
-        <w:spacing w:line="275.9999942779541" w:lineRule="auto"/>
-        <w:rPr>
-          <w:rFonts w:ascii="Google Sans" w:cs="Google Sans" w:eastAsia="Google Sans" w:hAnsi="Google Sans"/>
-          <w:color w:val="1f1f1f"/>
-        </w:rPr>
-      </w:pPr>
-      <w:r>
-        <w:rPr>
-          <w:rFonts w:ascii="Google Sans" w:cs="Google Sans" w:eastAsia="Google Sans" w:hAnsi="Google Sans"/>
-          <w:color w:val="1f1f1f"/>
-          <w:rtl w:val="0"/>
-        </w:rPr>
-        <w:t xml:space="preserve">メンバーを「極端に増やすことはできない」以上、量より質、すなわち自走できるコアメンバー（各領域のハブとなれる人材）の確保が急務である。</w:t>
-      </w:r>
-    </w:p>
-    <w:p>
-      <w:pPr>
-        <w:numPr>
-          <w:ilvl w:val="0"/>
-          <w:numId w:val="6"/>
-        </w:numPr>
-        <w:pBdr>
-          <w:top w:space="0" w:sz="0" w:val="nil"/>
-          <w:left w:space="0" w:sz="0" w:val="nil"/>
-          <w:bottom w:space="0" w:sz="0" w:val="nil"/>
-          <w:right w:space="0" w:sz="0" w:val="nil"/>
-          <w:between w:space="0" w:sz="0" w:val="nil"/>
-        </w:pBdr>
-        <w:shd w:fill="auto" w:val="clear"/>
-        <w:spacing w:line="275.9999942779541" w:lineRule="auto"/>
-        <w:ind w:left="590.3999984264374" w:hanging="360"/>
-      </w:pPr>
-      <w:r>
-        <w:rPr>
-          <w:rFonts w:ascii="Google Sans" w:cs="Google Sans" w:eastAsia="Google Sans" w:hAnsi="Google Sans"/>
-          <w:b w:val="1"/>
-          <w:bCs w:val="1"/>
-          <w:color w:val="1f1f1f"/>
-          <w:rtl w:val="0"/>
-        </w:rPr>
-        <w:t xml:space="preserve">ターゲット層:</w:t>
-      </w:r>
-      <w:r>
-        <w:rPr>
-          <w:rFonts w:ascii="Google Sans" w:cs="Google Sans" w:eastAsia="Google Sans" w:hAnsi="Google Sans"/>
-          <w:color w:val="1f1f1f"/>
-          <w:rtl w:val="0"/>
-        </w:rPr>
-        <w:t xml:space="preserve"> 大分・別府エリアにおいて、すでに小規模なコミュニティ（技術勉強会、若手経営者の会、地域おこしの任意団体など）を主宰しているが、活動の広がりや運営に限界（孤独感）を感じているリーダー層。</w:t>
-      </w:r>
-    </w:p>
-    <w:p>
-      <w:pPr>
-        <w:numPr>
-          <w:ilvl w:val="0"/>
-          <w:numId w:val="6"/>
-        </w:numPr>
-        <w:pBdr>
-          <w:top w:space="0" w:sz="0" w:val="nil"/>
-          <w:left w:space="0" w:sz="0" w:val="nil"/>
-          <w:bottom w:space="0" w:sz="0" w:val="nil"/>
-          <w:right w:space="0" w:sz="0" w:val="nil"/>
-          <w:between w:space="0" w:sz="0" w:val="nil"/>
-        </w:pBdr>
-        <w:shd w:fill="auto" w:val="clear"/>
-        <w:spacing w:line="275.9999942779541" w:lineRule="auto"/>
-        <w:ind w:left="590.3999984264374" w:hanging="360"/>
-      </w:pPr>
-      <w:r>
-        <w:rPr>
-          <w:rFonts w:ascii="Google Sans" w:cs="Google Sans" w:eastAsia="Google Sans" w:hAnsi="Google Sans"/>
-          <w:b w:val="1"/>
-          <w:bCs w:val="1"/>
-          <w:color w:val="1f1f1f"/>
-          <w:rtl w:val="0"/>
-        </w:rPr>
-        <w:t xml:space="preserve">アプローチ手法:</w:t>
-      </w:r>
-      <w:r>
-        <w:rPr>
-          <w:rFonts w:ascii="Google Sans" w:cs="Google Sans" w:eastAsia="Google Sans" w:hAnsi="Google Sans"/>
-          <w:color w:val="1f1f1f"/>
-          <w:rtl w:val="0"/>
-        </w:rPr>
-        <w:t xml:space="preserve"> 「イベントの手伝いをしてほしい」という労働力の要求ではなく、「CLSという全国規模のプラットフォームを使って、あなたのコミュニティ活動のステージを一段引き上げないか？」という相互利益の提案を行う。</w:t>
-      </w:r>
-    </w:p>
-    <w:p>
-      <w:pPr>
-        <w:pStyle w:val="Heading3"/>
-        <w:pBdr>
-          <w:top w:space="0" w:sz="0" w:val="nil"/>
-          <w:left w:space="0" w:sz="0" w:val="nil"/>
-          <w:bottom w:space="0" w:sz="0" w:val="nil"/>
-          <w:right w:space="0" w:sz="0" w:val="nil"/>
-          <w:between w:space="0" w:sz="0" w:val="nil"/>
-        </w:pBdr>
-        <w:shd w:fill="auto" w:val="clear"/>
-        <w:spacing w:after="120" w:before="0" w:line="275.9999942779541" w:lineRule="auto"/>
-        <w:rPr>
-          <w:rFonts w:ascii="Google Sans" w:cs="Google Sans" w:eastAsia="Google Sans" w:hAnsi="Google Sans"/>
-          <w:color w:val="1f1f1f"/>
-        </w:rPr>
-      </w:pPr>
-      <w:r>
-        <w:rPr>
-          <w:rFonts w:ascii="Google Sans" w:cs="Google Sans" w:eastAsia="Google Sans" w:hAnsi="Google Sans"/>
-          <w:color w:val="1f1f1f"/>
-          <w:rtl w:val="0"/>
-        </w:rPr>
-        <w:t xml:space="preserve">6.2 新しい協賛モデル（サポート企業誘致）の構築</w:t>
-      </w:r>
-    </w:p>
-    <w:p>
-      <w:pPr>
-        <w:pBdr>
-          <w:top w:space="0" w:sz="0" w:val="nil"/>
-          <w:left w:space="0" w:sz="0" w:val="nil"/>
-          <w:bottom w:space="0" w:sz="0" w:val="nil"/>
-          <w:right w:space="0" w:sz="0" w:val="nil"/>
-          <w:between w:space="0" w:sz="0" w:val="nil"/>
-        </w:pBdr>
-        <w:shd w:fill="auto" w:val="clear"/>
-        <w:spacing w:line="275.9999942779541" w:lineRule="auto"/>
-        <w:rPr>
-          <w:rFonts w:ascii="Google Sans" w:cs="Google Sans" w:eastAsia="Google Sans" w:hAnsi="Google Sans"/>
-          <w:color w:val="1f1f1f"/>
-        </w:rPr>
-      </w:pPr>
-      <w:r>
-        <w:rPr>
-          <w:rFonts w:ascii="Google Sans" w:cs="Google Sans" w:eastAsia="Google Sans" w:hAnsi="Google Sans"/>
-          <w:color w:val="1f1f1f"/>
-          <w:rtl w:val="0"/>
-        </w:rPr>
-        <w:t xml:space="preserve">前述の通り、従来型の「ロゴを掲載して露出を図る」という広告協賛モデルは、小規模開催においては企業側の投資対効果が合わない。したがって、合宿型ならではの「価値体験の提供」へと協賛メニューを転換する。</w:t>
-      </w:r>
-    </w:p>
-    <w:p>
-      <w:pPr>
-        <w:numPr>
-          <w:ilvl w:val="0"/>
-          <w:numId w:val="7"/>
-        </w:numPr>
-        <w:pBdr>
-          <w:top w:space="0" w:sz="0" w:val="nil"/>
-          <w:left w:space="0" w:sz="0" w:val="nil"/>
-          <w:bottom w:space="0" w:sz="0" w:val="nil"/>
-          <w:right w:space="0" w:sz="0" w:val="nil"/>
-          <w:between w:space="0" w:sz="0" w:val="nil"/>
-        </w:pBdr>
-        <w:shd w:fill="auto" w:val="clear"/>
-        <w:spacing w:line="275.9999942779541" w:lineRule="auto"/>
-        <w:ind w:left="590.3999984264374" w:hanging="360"/>
-      </w:pPr>
-      <w:r>
-        <w:rPr>
-          <w:rFonts w:ascii="Google Sans" w:cs="Google Sans" w:eastAsia="Google Sans" w:hAnsi="Google Sans"/>
-          <w:b w:val="1"/>
-          <w:bCs w:val="1"/>
-          <w:color w:val="1f1f1f"/>
-          <w:rtl w:val="0"/>
-        </w:rPr>
-        <w:t xml:space="preserve">課題解決持ち込み型スポンサー:</w:t>
-      </w:r>
-      <w:r>
-        <w:rPr>
-          <w:rFonts w:ascii="Google Sans" w:cs="Google Sans" w:eastAsia="Google Sans" w:hAnsi="Google Sans"/>
-          <w:color w:val="1f1f1f"/>
-          <w:rtl w:val="0"/>
-        </w:rPr>
-        <w:t xml:space="preserve"> 協賛企業の経営層や次世代リーダー候補を合宿に派遣してもらい、彼らが抱えるリアルな事業課題（DX推進、採用難、新規事業開発など）を、全国から集まったCLSの越境人材たちが夜通し議論して解決の糸口を提示する「課題解決セッション」を提供する。</w:t>
-      </w:r>
-    </w:p>
-    <w:p>
-      <w:pPr>
-        <w:numPr>
-          <w:ilvl w:val="0"/>
-          <w:numId w:val="7"/>
-        </w:numPr>
-        <w:pBdr>
-          <w:top w:space="0" w:sz="0" w:val="nil"/>
-          <w:left w:space="0" w:sz="0" w:val="nil"/>
-          <w:bottom w:space="0" w:sz="0" w:val="nil"/>
-          <w:right w:space="0" w:sz="0" w:val="nil"/>
-          <w:between w:space="0" w:sz="0" w:val="nil"/>
-        </w:pBdr>
-        <w:shd w:fill="auto" w:val="clear"/>
-        <w:spacing w:line="275.9999942779541" w:lineRule="auto"/>
-        <w:ind w:left="590.3999984264374" w:hanging="360"/>
-      </w:pPr>
-      <w:r>
-        <w:rPr>
-          <w:rFonts w:ascii="Google Sans" w:cs="Google Sans" w:eastAsia="Google Sans" w:hAnsi="Google Sans"/>
-          <w:b w:val="1"/>
-          <w:bCs w:val="1"/>
-          <w:color w:val="1f1f1f"/>
-          <w:rtl w:val="0"/>
-        </w:rPr>
-        <w:t xml:space="preserve">地元企業・自治体へのアプローチ（辻氏のネットワーク活用）:</w:t>
-      </w:r>
-      <w:r>
-        <w:rPr>
-          <w:rFonts w:ascii="Google Sans" w:cs="Google Sans" w:eastAsia="Google Sans" w:hAnsi="Google Sans"/>
-          <w:color w:val="1f1f1f"/>
-          <w:rtl w:val="0"/>
-        </w:rPr>
-        <w:t xml:space="preserve"> 地域金融機関の立場から、地元の中小企業に対し「社外の知見を導入するための実践的な社員研修」としてCLSへの協賛・参加を提案する。大分市での開催も含め、地域企業のオープンイノベーションの場として位置づける。</w:t>
-      </w:r>
-    </w:p>
-    <w:p>
-      <w:pPr>
-        <w:numPr>
-          <w:ilvl w:val="0"/>
-          <w:numId w:val="7"/>
-        </w:numPr>
-        <w:pBdr>
-          <w:top w:space="0" w:sz="0" w:val="nil"/>
-          <w:left w:space="0" w:sz="0" w:val="nil"/>
-          <w:bottom w:space="0" w:sz="0" w:val="nil"/>
-          <w:right w:space="0" w:sz="0" w:val="nil"/>
-          <w:between w:space="0" w:sz="0" w:val="nil"/>
-        </w:pBdr>
-        <w:shd w:fill="auto" w:val="clear"/>
-        <w:spacing w:line="275.9999942779541" w:lineRule="auto"/>
-        <w:ind w:left="590.3999984264374" w:hanging="360"/>
-      </w:pPr>
-      <w:r>
-        <w:rPr>
-          <w:rFonts w:ascii="Google Sans" w:cs="Google Sans" w:eastAsia="Google Sans" w:hAnsi="Google Sans"/>
-          <w:b w:val="1"/>
-          <w:bCs w:val="1"/>
-          <w:color w:val="1f1f1f"/>
-          <w:rtl w:val="0"/>
-        </w:rPr>
-        <w:t xml:space="preserve">全国区のIT企業へのアプローチ（若林氏・平野氏のネットワーク活用）:</w:t>
-      </w:r>
-      <w:r>
-        <w:rPr>
-          <w:rFonts w:ascii="Google Sans" w:cs="Google Sans" w:eastAsia="Google Sans" w:hAnsi="Google Sans"/>
-          <w:color w:val="1f1f1f"/>
-          <w:rtl w:val="0"/>
-        </w:rPr>
-        <w:t xml:space="preserve"> 地方創生に関心を持つ全国区のクラウドベンダーやSaaS企業に対し、「大分・別府エリアのハブ人材と直接繋がり、自社サービスの強力なエバンジェリスト（伝道師）を発掘・育成する場」としてアプローチを行う。</w:t>
-      </w:r>
-    </w:p>
-    <w:p>
-      <w:pPr>
-        <w:pStyle w:val="Heading2"/>
-        <w:pBdr>
-          <w:top w:space="0" w:sz="0" w:val="nil"/>
-          <w:left w:space="0" w:sz="0" w:val="nil"/>
-          <w:bottom w:space="0" w:sz="0" w:val="nil"/>
-          <w:right w:space="0" w:sz="0" w:val="nil"/>
-          <w:between w:space="0" w:sz="0" w:val="nil"/>
-        </w:pBdr>
-        <w:shd w:fill="auto" w:val="clear"/>
-        <w:spacing w:after="120" w:before="0" w:line="275.9999942779541" w:lineRule="auto"/>
-        <w:rPr>
-          <w:rFonts w:ascii="Google Sans" w:cs="Google Sans" w:eastAsia="Google Sans" w:hAnsi="Google Sans"/>
-          <w:color w:val="1f1f1f"/>
-        </w:rPr>
-      </w:pPr>
-      <w:r>
-        <w:rPr>
-          <w:rFonts w:ascii="Google Sans" w:cs="Google Sans" w:eastAsia="Google Sans" w:hAnsi="Google Sans"/>
-          <w:color w:val="1f1f1f"/>
-          <w:rtl w:val="0"/>
-        </w:rPr>
-        <w:t xml:space="preserve">7. 結論</w:t>
-      </w:r>
-    </w:p>
-    <w:p>
-      <w:pPr>
-        <w:pBdr>
-          <w:top w:space="0" w:sz="0" w:val="nil"/>
-          <w:left w:space="0" w:sz="0" w:val="nil"/>
-          <w:bottom w:space="0" w:sz="0" w:val="nil"/>
-          <w:right w:space="0" w:sz="0" w:val="nil"/>
-          <w:between w:space="0" w:sz="0" w:val="nil"/>
-        </w:pBdr>
-        <w:shd w:fill="auto" w:val="clear"/>
-        <w:spacing w:line="275.9999942779541" w:lineRule="auto"/>
-        <w:rPr>
-          <w:rFonts w:ascii="Google Sans" w:cs="Google Sans" w:eastAsia="Google Sans" w:hAnsi="Google Sans"/>
-          <w:color w:val="1f1f1f"/>
-        </w:rPr>
-      </w:pPr>
-      <w:r>
-        <w:rPr>
-          <w:rFonts w:ascii="Google Sans" w:cs="Google Sans" w:eastAsia="Google Sans" w:hAnsi="Google Sans"/>
-          <w:color w:val="1f1f1f"/>
-          <w:rtl w:val="0"/>
-        </w:rPr>
-        <w:t xml:space="preserve">コミュニティ・リーダーズ・サミット（CLS）とは、高知から始まり全国へと波及した「コミュニティの力による地域課題解決のための、極めて熱量の高い実践型プラットフォーム」である。その成功の絶対条件は、参加者同士が肩書きを捨てて交わる「越境」と、そこから生まれる自律的な「行動（ヤリキル）」の誘発にある。</w:t>
-      </w:r>
-    </w:p>
-    <w:p>
-      <w:pPr>
-        <w:pBdr>
-          <w:top w:space="0" w:sz="0" w:val="nil"/>
-          <w:left w:space="0" w:sz="0" w:val="nil"/>
-          <w:bottom w:space="0" w:sz="0" w:val="nil"/>
-          <w:right w:space="0" w:sz="0" w:val="nil"/>
-          <w:between w:space="0" w:sz="0" w:val="nil"/>
-        </w:pBdr>
-        <w:shd w:fill="auto" w:val="clear"/>
-        <w:spacing w:line="275.9999942779541" w:lineRule="auto"/>
-        <w:rPr>
-          <w:rFonts w:ascii="Google Sans" w:cs="Google Sans" w:eastAsia="Google Sans" w:hAnsi="Google Sans"/>
-          <w:color w:val="1f1f1f"/>
-        </w:rPr>
-      </w:pPr>
-      <w:r>
-        <w:rPr>
-          <w:rFonts w:ascii="Google Sans" w:cs="Google Sans" w:eastAsia="Google Sans" w:hAnsi="Google Sans"/>
-          <w:color w:val="1f1f1f"/>
-          <w:rtl w:val="0"/>
-        </w:rPr>
-        <w:t xml:space="preserve">2027年初頭に第2回を計画する「CLS別府」は、運営リソースが3名に限定されている現状を悲観すべきではない。むしろ、別府という土地が持つ「誰もが服を脱ぎ、同じ湯に浸かる」という圧倒的な受容性とフラットな文化を極限まで活かし、旅館での「合宿型・少人数制」という濃密なフォーマットへと昇華させることで、大規模開催では決して得られない深い心理的安全性と自己変容の機会を提供できる。</w:t>
-      </w:r>
-    </w:p>
-    <w:p>
-      <w:pPr>
-        <w:pBdr>
-          <w:top w:space="0" w:sz="0" w:val="nil"/>
-          <w:left w:space="0" w:sz="0" w:val="nil"/>
-          <w:bottom w:space="0" w:sz="0" w:val="nil"/>
-          <w:right w:space="0" w:sz="0" w:val="nil"/>
-          <w:between w:space="0" w:sz="0" w:val="nil"/>
-        </w:pBdr>
-        <w:shd w:fill="auto" w:val="clear"/>
-        <w:spacing w:after="255" w:line="275.9999942779541" w:lineRule="auto"/>
-        <w:rPr>
-          <w:rFonts w:ascii="Google Sans" w:cs="Google Sans" w:eastAsia="Google Sans" w:hAnsi="Google Sans"/>
-          <w:color w:val="1f1f1f"/>
-        </w:rPr>
-      </w:pPr>
-      <w:r>
-        <w:rPr>
-          <w:rFonts w:ascii="Google Sans" w:cs="Google Sans" w:eastAsia="Google Sans" w:hAnsi="Google Sans"/>
-          <w:color w:val="1f1f1f"/>
-          <w:rtl w:val="0"/>
-        </w:rPr>
-        <w:t xml:space="preserve">ITによる全国ネットワークを持つ若林氏と平野氏、そして地元経済との深いトラストを持つ辻氏という3名の布陣は、コミュニティ運営において奇跡的とも言える補完関係にある。本日の会議において、提案した「源泉となり、挑戦者の熱を全国へ波及させる」というパーパス、および「越境が日常になる社会」というビジョンを強固な共通言語として確立させることを強く推奨する。この研ぎ澄まされた言語化こそが、新たな共感者（運営メンバー）と強力なサポーター（協賛企業）を引き寄せる最大の引力となる。</w:t>
-      </w:r>
-    </w:p>
-    <w:p>
-      <w:pPr>
-        <w:pStyle w:val="Heading4"/>
-        <w:pBdr>
-          <w:top w:space="0" w:sz="0" w:val="nil"/>
-          <w:left w:space="0" w:sz="0" w:val="nil"/>
-          <w:bottom w:space="0" w:sz="0" w:val="nil"/>
-          <w:right w:space="0" w:sz="0" w:val="nil"/>
-          <w:between w:space="0" w:sz="0" w:val="nil"/>
-        </w:pBdr>
-        <w:shd w:fill="auto" w:val="clear"/>
-        <w:spacing w:before="0" w:lineRule="auto"/>
-        <w:rPr>
-          <w:rFonts w:ascii="Google Sans" w:cs="Google Sans" w:eastAsia="Google Sans" w:hAnsi="Google Sans"/>
-        </w:rPr>
-      </w:pPr>
-      <w:r>
-        <w:rPr>
-          <w:rFonts w:ascii="Google Sans" w:cs="Google Sans" w:eastAsia="Google Sans" w:hAnsi="Google Sans"/>
-          <w:rtl w:val="0"/>
-        </w:rPr>
-        <w:t xml:space="preserve">引用文献</w:t>
-      </w:r>
-    </w:p>
-    <w:p>
-      <w:pPr>
-        <w:numPr>
-          <w:ilvl w:val="0"/>
-          <w:numId w:val="8"/>
-        </w:numPr>
-        <w:pBdr>
-          <w:top w:space="0" w:sz="0" w:val="nil"/>
-          <w:left w:space="0" w:sz="0" w:val="nil"/>
-          <w:bottom w:space="0" w:sz="0" w:val="nil"/>
-          <w:right w:space="0" w:sz="0" w:val="nil"/>
-          <w:between w:space="0" w:sz="0" w:val="nil"/>
-        </w:pBdr>
-        <w:shd w:fill="auto" w:val="clear"/>
         <w:ind w:left="600" w:hanging="360"/>
       </w:pPr>
       <w:r>
         <w:rPr>
-          <w:rFonts w:ascii="Google Sans" w:cs="Google Sans" w:eastAsia="Google Sans" w:hAnsi="Google Sans"/>
+          <w:rFonts w:ascii="Arial Unicode MS" w:cs="Arial Unicode MS" w:eastAsia="Arial Unicode MS" w:hAnsi="Arial Unicode MS"/>
           <w:sz w:val="24"/>
           <w:szCs w:val="24"/>
           <w:rtl w:val="0"/>
         </w:rPr>
-        <w:t xml:space="preserve">CLS別府 公式サイト, </w:t>
+        <w:t xml:space="preserve">2024年5月18日 CLS高知2024初鰹編 イベントレポート｜in0u - note, </w:t>
       </w:r>
       <w:hyperlink r:id="rId6">
         <w:r>
           <w:rPr>
-            <w:rFonts w:ascii="Google Sans" w:cs="Google Sans" w:eastAsia="Google Sans" w:hAnsi="Google Sans"/>
+            <w:rFonts w:ascii="Arial" w:cs="Arial" w:eastAsia="Arial" w:hAnsi="Arial"/>
+            <w:color w:val="0000ee"/>
+            <w:sz w:val="24"/>
+            <w:szCs w:val="24"/>
+            <w:u w:val="single"/>
+            <w:rtl w:val="0"/>
+          </w:rPr>
+          <w:t xml:space="preserve">https://note.com/in0u9999/n/nee5c8fef51de</w:t>
+        </w:r>
+      </w:hyperlink>
+      <w:r>
+        <w:rPr>
+          <w:rtl w:val="0"/>
+        </w:rPr>
+      </w:r>
+    </w:p>
+    <w:p>
+      <w:pPr>
+        <w:numPr>
+          <w:ilvl w:val="0"/>
+          <w:numId w:val="9"/>
+        </w:numPr>
+        <w:pBdr>
+          <w:top w:space="0" w:sz="0" w:val="nil"/>
+          <w:left w:space="0" w:sz="0" w:val="nil"/>
+          <w:bottom w:space="0" w:sz="0" w:val="nil"/>
+          <w:right w:space="0" w:sz="0" w:val="nil"/>
+          <w:between w:space="0" w:sz="0" w:val="nil"/>
+        </w:pBdr>
+        <w:shd w:fill="auto" w:val="clear"/>
+        <w:ind w:left="600" w:hanging="360"/>
+      </w:pPr>
+      <w:hyperlink r:id="rId7">
+        <w:r>
+          <w:rPr>
+            <w:rFonts w:ascii="Arial" w:cs="Arial" w:eastAsia="Arial" w:hAnsi="Arial"/>
             <w:color w:val="0000ee"/>
             <w:sz w:val="24"/>
             <w:szCs w:val="24"/>
@@ -4720,7 +4345,7 @@
       <w:pPr>
         <w:numPr>
           <w:ilvl w:val="0"/>
-          <w:numId w:val="8"/>
+          <w:numId w:val="9"/>
         </w:numPr>
         <w:pBdr>
           <w:top w:space="0" w:sz="0" w:val="nil"/>
@@ -4732,362 +4357,10 @@
         <w:shd w:fill="auto" w:val="clear"/>
         <w:ind w:left="600" w:hanging="360"/>
       </w:pPr>
-      <w:r>
-        <w:rPr>
-          <w:rFonts w:ascii="Google Sans" w:cs="Google Sans" w:eastAsia="Google Sans" w:hAnsi="Google Sans"/>
-          <w:sz w:val="24"/>
-          <w:szCs w:val="24"/>
-          <w:rtl w:val="0"/>
-        </w:rPr>
-        <w:t xml:space="preserve">卒業して一般参加する今だから振り返るCLS高知の歴史と運営スタッフの体験 - note, </w:t>
-      </w:r>
-      <w:hyperlink r:id="rId7">
-        <w:r>
-          <w:rPr>
-            <w:rFonts w:ascii="Google Sans" w:cs="Google Sans" w:eastAsia="Google Sans" w:hAnsi="Google Sans"/>
-            <w:color w:val="0000ee"/>
-            <w:sz w:val="24"/>
-            <w:szCs w:val="24"/>
-            <w:u w:val="single"/>
-            <w:rtl w:val="0"/>
-          </w:rPr>
-          <w:t xml:space="preserve">https://note.com/yukataoka/n/n3c7249af51da</w:t>
-        </w:r>
-      </w:hyperlink>
-      <w:r>
-        <w:rPr>
-          <w:rtl w:val="0"/>
-        </w:rPr>
-      </w:r>
-    </w:p>
-    <w:p>
-      <w:pPr>
-        <w:numPr>
-          <w:ilvl w:val="0"/>
-          <w:numId w:val="8"/>
-        </w:numPr>
-        <w:pBdr>
-          <w:top w:space="0" w:sz="0" w:val="nil"/>
-          <w:left w:space="0" w:sz="0" w:val="nil"/>
-          <w:bottom w:space="0" w:sz="0" w:val="nil"/>
-          <w:right w:space="0" w:sz="0" w:val="nil"/>
-          <w:between w:space="0" w:sz="0" w:val="nil"/>
-        </w:pBdr>
-        <w:shd w:fill="auto" w:val="clear"/>
-        <w:ind w:left="600" w:hanging="360"/>
-      </w:pPr>
-      <w:r>
-        <w:rPr>
-          <w:rFonts w:ascii="Google Sans" w:cs="Google Sans" w:eastAsia="Google Sans" w:hAnsi="Google Sans"/>
-          <w:sz w:val="24"/>
-          <w:szCs w:val="24"/>
-          <w:rtl w:val="0"/>
-        </w:rPr>
-        <w:t xml:space="preserve">CLS高知とは | コミュニティリーダーズサミットin高知, </w:t>
-      </w:r>
       <w:hyperlink r:id="rId8">
         <w:r>
           <w:rPr>
-            <w:rFonts w:ascii="Google Sans" w:cs="Google Sans" w:eastAsia="Google Sans" w:hAnsi="Google Sans"/>
-            <w:color w:val="0000ee"/>
-            <w:sz w:val="24"/>
-            <w:szCs w:val="24"/>
-            <w:u w:val="single"/>
-            <w:rtl w:val="0"/>
-          </w:rPr>
-          <w:t xml:space="preserve">https://www.cls-kochi.com/aboutus/</w:t>
-        </w:r>
-      </w:hyperlink>
-      <w:r>
-        <w:rPr>
-          <w:rtl w:val="0"/>
-        </w:rPr>
-      </w:r>
-    </w:p>
-    <w:p>
-      <w:pPr>
-        <w:numPr>
-          <w:ilvl w:val="0"/>
-          <w:numId w:val="8"/>
-        </w:numPr>
-        <w:pBdr>
-          <w:top w:space="0" w:sz="0" w:val="nil"/>
-          <w:left w:space="0" w:sz="0" w:val="nil"/>
-          <w:bottom w:space="0" w:sz="0" w:val="nil"/>
-          <w:right w:space="0" w:sz="0" w:val="nil"/>
-          <w:between w:space="0" w:sz="0" w:val="nil"/>
-        </w:pBdr>
-        <w:shd w:fill="auto" w:val="clear"/>
-        <w:ind w:left="600" w:hanging="360"/>
-      </w:pPr>
-      <w:r>
-        <w:rPr>
-          <w:rFonts w:ascii="Google Sans" w:cs="Google Sans" w:eastAsia="Google Sans" w:hAnsi="Google Sans"/>
-          <w:sz w:val="24"/>
-          <w:szCs w:val="24"/>
-          <w:rtl w:val="0"/>
-        </w:rPr>
-        <w:t xml:space="preserve">一般社団法人CLS高知設立のお知らせ | コミュニティリーダーズサミットin高知, </w:t>
-      </w:r>
-      <w:hyperlink r:id="rId9">
-        <w:r>
-          <w:rPr>
-            <w:rFonts w:ascii="Google Sans" w:cs="Google Sans" w:eastAsia="Google Sans" w:hAnsi="Google Sans"/>
-            <w:color w:val="0000ee"/>
-            <w:sz w:val="24"/>
-            <w:szCs w:val="24"/>
-            <w:u w:val="single"/>
-            <w:rtl w:val="0"/>
-          </w:rPr>
-          <w:t xml:space="preserve">https://www.cls-kochi.com/%E4%B8%80%E8%88%AC%E7%A4%BE%E5%9B%A3%E6%B3%95%E4%BA%BAcls%E9%AB%98%E7%9F%A5%E8%A8%AD%E7%AB%8B%E3%81%AE%E3%81%8A%E7%9F%A5%E3%82%89%E3%81%9B/</w:t>
-        </w:r>
-      </w:hyperlink>
-      <w:r>
-        <w:rPr>
-          <w:rtl w:val="0"/>
-        </w:rPr>
-      </w:r>
-    </w:p>
-    <w:p>
-      <w:pPr>
-        <w:numPr>
-          <w:ilvl w:val="0"/>
-          <w:numId w:val="8"/>
-        </w:numPr>
-        <w:pBdr>
-          <w:top w:space="0" w:sz="0" w:val="nil"/>
-          <w:left w:space="0" w:sz="0" w:val="nil"/>
-          <w:bottom w:space="0" w:sz="0" w:val="nil"/>
-          <w:right w:space="0" w:sz="0" w:val="nil"/>
-          <w:between w:space="0" w:sz="0" w:val="nil"/>
-        </w:pBdr>
-        <w:shd w:fill="auto" w:val="clear"/>
-        <w:ind w:left="600" w:hanging="360"/>
-      </w:pPr>
-      <w:r>
-        <w:rPr>
-          <w:rFonts w:ascii="Google Sans" w:cs="Google Sans" w:eastAsia="Google Sans" w:hAnsi="Google Sans"/>
-          <w:sz w:val="24"/>
-          <w:szCs w:val="24"/>
-          <w:rtl w:val="0"/>
-        </w:rPr>
-        <w:t xml:space="preserve">「CLS 高知」初の東京開催決定 ～2026年10月3日 東京ポートシティ竹芝ポートホールで過去最大500名規模のコミュニティイベントを開催, </w:t>
-      </w:r>
-      <w:hyperlink r:id="rId10">
-        <w:r>
-          <w:rPr>
-            <w:rFonts w:ascii="Google Sans" w:cs="Google Sans" w:eastAsia="Google Sans" w:hAnsi="Google Sans"/>
-            <w:color w:val="0000ee"/>
-            <w:sz w:val="24"/>
-            <w:szCs w:val="24"/>
-            <w:u w:val="single"/>
-            <w:rtl w:val="0"/>
-          </w:rPr>
-          <w:t xml:space="preserve">https://www.cls-kochi.com/%E3%80%8Ccls-%E9%AB%98%E7%9F%A5%E3%80%8D%E5%88%9D%E3%81%AE%E6%9D%B1%E4%BA%AC%E9%96%8B%E5%82%AC%E6%B1%BA%E5%AE%9A%E3%80%80%EF%BD%9E2026%E5%B9%B410%E6%9C%883%E6%97%A5%E3%80%80%E6%9D%B1%E4%BA%AC%E3%83%9D/</w:t>
-        </w:r>
-      </w:hyperlink>
-      <w:r>
-        <w:rPr>
-          <w:rtl w:val="0"/>
-        </w:rPr>
-      </w:r>
-    </w:p>
-    <w:p>
-      <w:pPr>
-        <w:numPr>
-          <w:ilvl w:val="0"/>
-          <w:numId w:val="8"/>
-        </w:numPr>
-        <w:pBdr>
-          <w:top w:space="0" w:sz="0" w:val="nil"/>
-          <w:left w:space="0" w:sz="0" w:val="nil"/>
-          <w:bottom w:space="0" w:sz="0" w:val="nil"/>
-          <w:right w:space="0" w:sz="0" w:val="nil"/>
-          <w:between w:space="0" w:sz="0" w:val="nil"/>
-        </w:pBdr>
-        <w:shd w:fill="auto" w:val="clear"/>
-        <w:ind w:left="600" w:hanging="360"/>
-      </w:pPr>
-      <w:r>
-        <w:rPr>
-          <w:rFonts w:ascii="Google Sans" w:cs="Google Sans" w:eastAsia="Google Sans" w:hAnsi="Google Sans"/>
-          <w:sz w:val="24"/>
-          <w:szCs w:val="24"/>
-          <w:rtl w:val="0"/>
-        </w:rPr>
-        <w:t xml:space="preserve">熱狂する大人たちが高知に集結！CLS高知の魅力を語る｜原田 泰裕 / Yasuhiro Harada - note, </w:t>
-      </w:r>
-      <w:hyperlink r:id="rId11">
-        <w:r>
-          <w:rPr>
-            <w:rFonts w:ascii="Google Sans" w:cs="Google Sans" w:eastAsia="Google Sans" w:hAnsi="Google Sans"/>
-            <w:color w:val="0000ee"/>
-            <w:sz w:val="24"/>
-            <w:szCs w:val="24"/>
-            <w:u w:val="single"/>
-            <w:rtl w:val="0"/>
-          </w:rPr>
-          <w:t xml:space="preserve">https://note.com/yasuhirox/n/n7a765abfb66f</w:t>
-        </w:r>
-      </w:hyperlink>
-      <w:r>
-        <w:rPr>
-          <w:rtl w:val="0"/>
-        </w:rPr>
-      </w:r>
-    </w:p>
-    <w:p>
-      <w:pPr>
-        <w:numPr>
-          <w:ilvl w:val="0"/>
-          <w:numId w:val="8"/>
-        </w:numPr>
-        <w:pBdr>
-          <w:top w:space="0" w:sz="0" w:val="nil"/>
-          <w:left w:space="0" w:sz="0" w:val="nil"/>
-          <w:bottom w:space="0" w:sz="0" w:val="nil"/>
-          <w:right w:space="0" w:sz="0" w:val="nil"/>
-          <w:between w:space="0" w:sz="0" w:val="nil"/>
-        </w:pBdr>
-        <w:shd w:fill="auto" w:val="clear"/>
-        <w:ind w:left="600" w:hanging="360"/>
-      </w:pPr>
-      <w:r>
-        <w:rPr>
-          <w:rFonts w:ascii="Google Sans" w:cs="Google Sans" w:eastAsia="Google Sans" w:hAnsi="Google Sans"/>
-          <w:sz w:val="24"/>
-          <w:szCs w:val="24"/>
-          <w:rtl w:val="0"/>
-        </w:rPr>
-        <w:t xml:space="preserve">CLS高知2024戻鰹編 参加レポ🏳️｜ふじい まゆ@コミュニティマネージャー - note, </w:t>
-      </w:r>
-      <w:hyperlink r:id="rId12">
-        <w:r>
-          <w:rPr>
-            <w:rFonts w:ascii="Google Sans" w:cs="Google Sans" w:eastAsia="Google Sans" w:hAnsi="Google Sans"/>
-            <w:color w:val="0000ee"/>
-            <w:sz w:val="24"/>
-            <w:szCs w:val="24"/>
-            <w:u w:val="single"/>
-            <w:rtl w:val="0"/>
-          </w:rPr>
-          <w:t xml:space="preserve">https://note.com/collabo_mayus2/n/nc14181ace93d</w:t>
-        </w:r>
-      </w:hyperlink>
-      <w:r>
-        <w:rPr>
-          <w:rtl w:val="0"/>
-        </w:rPr>
-      </w:r>
-    </w:p>
-    <w:p>
-      <w:pPr>
-        <w:numPr>
-          <w:ilvl w:val="0"/>
-          <w:numId w:val="8"/>
-        </w:numPr>
-        <w:pBdr>
-          <w:top w:space="0" w:sz="0" w:val="nil"/>
-          <w:left w:space="0" w:sz="0" w:val="nil"/>
-          <w:bottom w:space="0" w:sz="0" w:val="nil"/>
-          <w:right w:space="0" w:sz="0" w:val="nil"/>
-          <w:between w:space="0" w:sz="0" w:val="nil"/>
-        </w:pBdr>
-        <w:shd w:fill="auto" w:val="clear"/>
-        <w:ind w:left="600" w:hanging="360"/>
-      </w:pPr>
-      <w:r>
-        <w:rPr>
-          <w:rFonts w:ascii="Google Sans" w:cs="Google Sans" w:eastAsia="Google Sans" w:hAnsi="Google Sans"/>
-          <w:sz w:val="24"/>
-          <w:szCs w:val="24"/>
-          <w:rtl w:val="0"/>
-        </w:rPr>
-        <w:t xml:space="preserve">2024年5月18日 CLS高知2024初鰹編 イベントレポート｜in0u - note, </w:t>
-      </w:r>
-      <w:hyperlink r:id="rId13">
-        <w:r>
-          <w:rPr>
-            <w:rFonts w:ascii="Google Sans" w:cs="Google Sans" w:eastAsia="Google Sans" w:hAnsi="Google Sans"/>
-            <w:color w:val="0000ee"/>
-            <w:sz w:val="24"/>
-            <w:szCs w:val="24"/>
-            <w:u w:val="single"/>
-            <w:rtl w:val="0"/>
-          </w:rPr>
-          <w:t xml:space="preserve">https://note.com/in0u9999/n/nee5c8fef51de</w:t>
-        </w:r>
-      </w:hyperlink>
-      <w:r>
-        <w:rPr>
-          <w:rtl w:val="0"/>
-        </w:rPr>
-      </w:r>
-    </w:p>
-    <w:p>
-      <w:pPr>
-        <w:numPr>
-          <w:ilvl w:val="0"/>
-          <w:numId w:val="8"/>
-        </w:numPr>
-        <w:pBdr>
-          <w:top w:space="0" w:sz="0" w:val="nil"/>
-          <w:left w:space="0" w:sz="0" w:val="nil"/>
-          <w:bottom w:space="0" w:sz="0" w:val="nil"/>
-          <w:right w:space="0" w:sz="0" w:val="nil"/>
-          <w:between w:space="0" w:sz="0" w:val="nil"/>
-        </w:pBdr>
-        <w:shd w:fill="auto" w:val="clear"/>
-        <w:ind w:left="600" w:hanging="360"/>
-      </w:pPr>
-      <w:r>
-        <w:rPr>
-          <w:rFonts w:ascii="Google Sans" w:cs="Google Sans" w:eastAsia="Google Sans" w:hAnsi="Google Sans"/>
-          <w:sz w:val="24"/>
-          <w:szCs w:val="24"/>
-          <w:rtl w:val="0"/>
-        </w:rPr>
-        <w:t xml:space="preserve">CLS高知2025初鰹編参加レポ＞高知で見つけた"ピース"たち - note, </w:t>
-      </w:r>
-      <w:hyperlink r:id="rId14">
-        <w:r>
-          <w:rPr>
-            <w:rFonts w:ascii="Google Sans" w:cs="Google Sans" w:eastAsia="Google Sans" w:hAnsi="Google Sans"/>
-            <w:color w:val="0000ee"/>
-            <w:sz w:val="24"/>
-            <w:szCs w:val="24"/>
-            <w:u w:val="single"/>
-            <w:rtl w:val="0"/>
-          </w:rPr>
-          <w:t xml:space="preserve">https://note.com/collabo_mayus2/n/nb4eabe1907ab</w:t>
-        </w:r>
-      </w:hyperlink>
-      <w:r>
-        <w:rPr>
-          <w:rtl w:val="0"/>
-        </w:rPr>
-      </w:r>
-    </w:p>
-    <w:p>
-      <w:pPr>
-        <w:numPr>
-          <w:ilvl w:val="0"/>
-          <w:numId w:val="8"/>
-        </w:numPr>
-        <w:pBdr>
-          <w:top w:space="0" w:sz="0" w:val="nil"/>
-          <w:left w:space="0" w:sz="0" w:val="nil"/>
-          <w:bottom w:space="0" w:sz="0" w:val="nil"/>
-          <w:right w:space="0" w:sz="0" w:val="nil"/>
-          <w:between w:space="0" w:sz="0" w:val="nil"/>
-        </w:pBdr>
-        <w:shd w:fill="auto" w:val="clear"/>
-        <w:ind w:left="600" w:hanging="360"/>
-      </w:pPr>
-      <w:hyperlink r:id="rId15">
-        <w:r>
-          <w:rPr>
-            <w:rFonts w:ascii="Google Sans" w:cs="Google Sans" w:eastAsia="Google Sans" w:hAnsi="Google Sans"/>
+            <w:rFonts w:ascii="Arial" w:cs="Arial" w:eastAsia="Arial" w:hAnsi="Arial"/>
             <w:color w:val="0000ee"/>
             <w:sz w:val="24"/>
             <w:szCs w:val="24"/>
@@ -5107,7 +4380,7 @@
       <w:pPr>
         <w:numPr>
           <w:ilvl w:val="0"/>
-          <w:numId w:val="8"/>
+          <w:numId w:val="9"/>
         </w:numPr>
         <w:pBdr>
           <w:top w:space="0" w:sz="0" w:val="nil"/>
@@ -5119,114 +4392,17 @@
         <w:shd w:fill="auto" w:val="clear"/>
         <w:ind w:left="600" w:hanging="360"/>
       </w:pPr>
-      <w:r>
-        <w:rPr>
-          <w:rFonts w:ascii="Google Sans" w:cs="Google Sans" w:eastAsia="Google Sans" w:hAnsi="Google Sans"/>
-          <w:sz w:val="24"/>
-          <w:szCs w:val="24"/>
-          <w:rtl w:val="0"/>
-        </w:rPr>
-        <w:t xml:space="preserve">コミュニティリーダーズサミットin高知 | コミュニティで活躍する人たちが、課題先進県・高知に集まるイベント。年2回、初鰹と戻り鰹の時期に開催しています。, </w:t>
-      </w:r>
-      <w:hyperlink r:id="rId16">
+      <w:hyperlink r:id="rId9">
         <w:r>
           <w:rPr>
-            <w:rFonts w:ascii="Google Sans" w:cs="Google Sans" w:eastAsia="Google Sans" w:hAnsi="Google Sans"/>
+            <w:rFonts w:ascii="Arial" w:cs="Arial" w:eastAsia="Arial" w:hAnsi="Arial"/>
             <w:color w:val="0000ee"/>
             <w:sz w:val="24"/>
             <w:szCs w:val="24"/>
             <w:u w:val="single"/>
             <w:rtl w:val="0"/>
           </w:rPr>
-          <w:t xml:space="preserve">https://www.cls-kochi.com/</w:t>
-        </w:r>
-      </w:hyperlink>
-      <w:r>
-        <w:rPr>
-          <w:rtl w:val="0"/>
-        </w:rPr>
-      </w:r>
-    </w:p>
-    <w:p>
-      <w:pPr>
-        <w:numPr>
-          <w:ilvl w:val="0"/>
-          <w:numId w:val="8"/>
-        </w:numPr>
-        <w:pBdr>
-          <w:top w:space="0" w:sz="0" w:val="nil"/>
-          <w:left w:space="0" w:sz="0" w:val="nil"/>
-          <w:bottom w:space="0" w:sz="0" w:val="nil"/>
-          <w:right w:space="0" w:sz="0" w:val="nil"/>
-          <w:between w:space="0" w:sz="0" w:val="nil"/>
-        </w:pBdr>
-        <w:shd w:fill="auto" w:val="clear"/>
-        <w:ind w:left="600" w:hanging="360"/>
-      </w:pPr>
-      <w:r>
-        <w:rPr>
-          <w:rFonts w:ascii="Google Sans" w:cs="Google Sans" w:eastAsia="Google Sans" w:hAnsi="Google Sans"/>
-          <w:sz w:val="24"/>
-          <w:szCs w:val="24"/>
-          <w:rtl w:val="0"/>
-        </w:rPr>
-        <w:t xml:space="preserve">コミュニティリーダーズサミット CLS 出島（長崎） - Work Design Lab, </w:t>
-      </w:r>
-      <w:hyperlink r:id="rId17">
-        <w:r>
-          <w:rPr>
-            <w:rFonts w:ascii="Google Sans" w:cs="Google Sans" w:eastAsia="Google Sans" w:hAnsi="Google Sans"/>
-            <w:color w:val="0000ee"/>
-            <w:sz w:val="24"/>
-            <w:szCs w:val="24"/>
-            <w:u w:val="single"/>
-            <w:rtl w:val="0"/>
-          </w:rPr>
-          <w:t xml:space="preserve">https://work-redesign.com/news-post/event_20250308/</w:t>
-        </w:r>
-      </w:hyperlink>
-      <w:r>
-        <w:rPr>
-          <w:rtl w:val="0"/>
-        </w:rPr>
-      </w:r>
-    </w:p>
-    <w:p>
-      <w:pPr>
-        <w:numPr>
-          <w:ilvl w:val="0"/>
-          <w:numId w:val="8"/>
-        </w:numPr>
-        <w:pBdr>
-          <w:top w:space="0" w:sz="0" w:val="nil"/>
-          <w:left w:space="0" w:sz="0" w:val="nil"/>
-          <w:bottom w:space="0" w:sz="0" w:val="nil"/>
-          <w:right w:space="0" w:sz="0" w:val="nil"/>
-          <w:between w:space="0" w:sz="0" w:val="nil"/>
-        </w:pBdr>
-        <w:shd w:fill="auto" w:val="clear"/>
-        <w:ind w:left="600" w:hanging="360"/>
-      </w:pPr>
-      <w:r>
-        <w:rPr>
-          <w:rFonts w:ascii="Google Sans" w:cs="Google Sans" w:eastAsia="Google Sans" w:hAnsi="Google Sans"/>
-          <w:sz w:val="24"/>
-          <w:szCs w:val="24"/>
-          <w:rtl w:val="0"/>
-        </w:rPr>
-        <w:t xml:space="preserve">コミュニティリーダーズサミット CLS 出島 - CO-DEJIMA, </w:t>
-      </w:r>
-      <w:hyperlink r:id="rId18">
-        <w:r>
-          <w:rPr>
-            <w:rFonts w:ascii="Google Sans" w:cs="Google Sans" w:eastAsia="Google Sans" w:hAnsi="Google Sans"/>
-            <w:color w:val="0000ee"/>
-            <w:sz w:val="24"/>
-            <w:szCs w:val="24"/>
-            <w:u w:val="single"/>
-            <w:rtl w:val="0"/>
-          </w:rPr>
-          <w:t xml:space="preserve">https://co-dejima.jp/cp_event/event-202503081300/</w:t>
+          <w:t xml:space="preserve">https://note.com/yukataoka/n/n3c7249af51da</w:t>
         </w:r>
       </w:hyperlink>
       <w:r>
@@ -6773,6 +5949,224 @@
     </w:lvl>
   </w:abstractNum>
   <w:abstractNum w:abstractNumId="8">
+    <w:lvl w:ilvl="0">
+      <w:start w:val="1"/>
+      <w:numFmt w:val="bullet"/>
+      <w:lvlText w:val="●"/>
+      <w:lvlJc w:val="left"/>
+      <w:pPr>
+        <w:ind w:left="590.3999984264374" w:hanging="360"/>
+      </w:pPr>
+      <w:rPr>
+        <w:rFonts w:ascii="Arial" w:cs="Arial" w:eastAsia="Arial" w:hAnsi="Arial"/>
+        <w:b w:val="0"/>
+        <w:bCs w:val="0"/>
+        <w:i w:val="0"/>
+        <w:iCs w:val="0"/>
+        <w:smallCaps w:val="0"/>
+        <w:strike w:val="0"/>
+        <w:color w:val="000000"/>
+        <w:sz w:val="22"/>
+        <w:szCs w:val="22"/>
+        <w:u w:val="none"/>
+        <w:shd w:fill="auto" w:val="clear"/>
+        <w:vertAlign w:val="baseline"/>
+      </w:rPr>
+    </w:lvl>
+    <w:lvl w:ilvl="1">
+      <w:start w:val="1"/>
+      <w:numFmt w:val="bullet"/>
+      <w:lvlText w:val="○"/>
+      <w:lvlJc w:val="left"/>
+      <w:pPr>
+        <w:ind w:left="1440" w:hanging="360"/>
+      </w:pPr>
+      <w:rPr>
+        <w:rFonts w:ascii="Arial" w:cs="Arial" w:eastAsia="Arial" w:hAnsi="Arial"/>
+        <w:b w:val="0"/>
+        <w:bCs w:val="0"/>
+        <w:i w:val="0"/>
+        <w:iCs w:val="0"/>
+        <w:smallCaps w:val="0"/>
+        <w:strike w:val="0"/>
+        <w:color w:val="000000"/>
+        <w:sz w:val="22"/>
+        <w:szCs w:val="22"/>
+        <w:u w:val="none"/>
+        <w:shd w:fill="auto" w:val="clear"/>
+        <w:vertAlign w:val="baseline"/>
+      </w:rPr>
+    </w:lvl>
+    <w:lvl w:ilvl="2">
+      <w:start w:val="1"/>
+      <w:numFmt w:val="bullet"/>
+      <w:lvlText w:val="■"/>
+      <w:lvlJc w:val="left"/>
+      <w:pPr>
+        <w:ind w:left="2160" w:hanging="360"/>
+      </w:pPr>
+      <w:rPr>
+        <w:rFonts w:ascii="Arial" w:cs="Arial" w:eastAsia="Arial" w:hAnsi="Arial"/>
+        <w:b w:val="0"/>
+        <w:bCs w:val="0"/>
+        <w:i w:val="0"/>
+        <w:iCs w:val="0"/>
+        <w:smallCaps w:val="0"/>
+        <w:strike w:val="0"/>
+        <w:color w:val="000000"/>
+        <w:sz w:val="22"/>
+        <w:szCs w:val="22"/>
+        <w:u w:val="none"/>
+        <w:shd w:fill="auto" w:val="clear"/>
+        <w:vertAlign w:val="baseline"/>
+      </w:rPr>
+    </w:lvl>
+    <w:lvl w:ilvl="3">
+      <w:start w:val="1"/>
+      <w:numFmt w:val="bullet"/>
+      <w:lvlText w:val="■"/>
+      <w:lvlJc w:val="left"/>
+      <w:pPr>
+        <w:ind w:left="2880" w:hanging="360"/>
+      </w:pPr>
+      <w:rPr>
+        <w:rFonts w:ascii="Arial" w:cs="Arial" w:eastAsia="Arial" w:hAnsi="Arial"/>
+        <w:b w:val="0"/>
+        <w:bCs w:val="0"/>
+        <w:i w:val="0"/>
+        <w:iCs w:val="0"/>
+        <w:smallCaps w:val="0"/>
+        <w:strike w:val="0"/>
+        <w:color w:val="000000"/>
+        <w:sz w:val="22"/>
+        <w:szCs w:val="22"/>
+        <w:u w:val="none"/>
+        <w:shd w:fill="auto" w:val="clear"/>
+        <w:vertAlign w:val="baseline"/>
+      </w:rPr>
+    </w:lvl>
+    <w:lvl w:ilvl="4">
+      <w:start w:val="1"/>
+      <w:numFmt w:val="bullet"/>
+      <w:lvlText w:val="■"/>
+      <w:lvlJc w:val="left"/>
+      <w:pPr>
+        <w:ind w:left="3600" w:hanging="360"/>
+      </w:pPr>
+      <w:rPr>
+        <w:rFonts w:ascii="Arial" w:cs="Arial" w:eastAsia="Arial" w:hAnsi="Arial"/>
+        <w:b w:val="0"/>
+        <w:bCs w:val="0"/>
+        <w:i w:val="0"/>
+        <w:iCs w:val="0"/>
+        <w:smallCaps w:val="0"/>
+        <w:strike w:val="0"/>
+        <w:color w:val="000000"/>
+        <w:sz w:val="22"/>
+        <w:szCs w:val="22"/>
+        <w:u w:val="none"/>
+        <w:shd w:fill="auto" w:val="clear"/>
+        <w:vertAlign w:val="baseline"/>
+      </w:rPr>
+    </w:lvl>
+    <w:lvl w:ilvl="5">
+      <w:start w:val="1"/>
+      <w:numFmt w:val="bullet"/>
+      <w:lvlText w:val="■"/>
+      <w:lvlJc w:val="left"/>
+      <w:pPr>
+        <w:ind w:left="4320" w:hanging="360"/>
+      </w:pPr>
+      <w:rPr>
+        <w:rFonts w:ascii="Arial" w:cs="Arial" w:eastAsia="Arial" w:hAnsi="Arial"/>
+        <w:b w:val="0"/>
+        <w:bCs w:val="0"/>
+        <w:i w:val="0"/>
+        <w:iCs w:val="0"/>
+        <w:smallCaps w:val="0"/>
+        <w:strike w:val="0"/>
+        <w:color w:val="000000"/>
+        <w:sz w:val="22"/>
+        <w:szCs w:val="22"/>
+        <w:u w:val="none"/>
+        <w:shd w:fill="auto" w:val="clear"/>
+        <w:vertAlign w:val="baseline"/>
+      </w:rPr>
+    </w:lvl>
+    <w:lvl w:ilvl="6">
+      <w:start w:val="1"/>
+      <w:numFmt w:val="bullet"/>
+      <w:lvlText w:val="■"/>
+      <w:lvlJc w:val="left"/>
+      <w:pPr>
+        <w:ind w:left="5040" w:hanging="360"/>
+      </w:pPr>
+      <w:rPr>
+        <w:rFonts w:ascii="Arial" w:cs="Arial" w:eastAsia="Arial" w:hAnsi="Arial"/>
+        <w:b w:val="0"/>
+        <w:bCs w:val="0"/>
+        <w:i w:val="0"/>
+        <w:iCs w:val="0"/>
+        <w:smallCaps w:val="0"/>
+        <w:strike w:val="0"/>
+        <w:color w:val="000000"/>
+        <w:sz w:val="22"/>
+        <w:szCs w:val="22"/>
+        <w:u w:val="none"/>
+        <w:shd w:fill="auto" w:val="clear"/>
+        <w:vertAlign w:val="baseline"/>
+      </w:rPr>
+    </w:lvl>
+    <w:lvl w:ilvl="7">
+      <w:start w:val="1"/>
+      <w:numFmt w:val="bullet"/>
+      <w:lvlText w:val="■"/>
+      <w:lvlJc w:val="left"/>
+      <w:pPr>
+        <w:ind w:left="5760" w:hanging="360"/>
+      </w:pPr>
+      <w:rPr>
+        <w:rFonts w:ascii="Arial" w:cs="Arial" w:eastAsia="Arial" w:hAnsi="Arial"/>
+        <w:b w:val="0"/>
+        <w:bCs w:val="0"/>
+        <w:i w:val="0"/>
+        <w:iCs w:val="0"/>
+        <w:smallCaps w:val="0"/>
+        <w:strike w:val="0"/>
+        <w:color w:val="000000"/>
+        <w:sz w:val="22"/>
+        <w:szCs w:val="22"/>
+        <w:u w:val="none"/>
+        <w:shd w:fill="auto" w:val="clear"/>
+        <w:vertAlign w:val="baseline"/>
+      </w:rPr>
+    </w:lvl>
+    <w:lvl w:ilvl="8">
+      <w:start w:val="1"/>
+      <w:numFmt w:val="bullet"/>
+      <w:lvlText w:val="■"/>
+      <w:lvlJc w:val="left"/>
+      <w:pPr>
+        <w:ind w:left="6480" w:hanging="360"/>
+      </w:pPr>
+      <w:rPr>
+        <w:rFonts w:ascii="Arial" w:cs="Arial" w:eastAsia="Arial" w:hAnsi="Arial"/>
+        <w:b w:val="0"/>
+        <w:bCs w:val="0"/>
+        <w:i w:val="0"/>
+        <w:iCs w:val="0"/>
+        <w:smallCaps w:val="0"/>
+        <w:strike w:val="0"/>
+        <w:color w:val="000000"/>
+        <w:sz w:val="22"/>
+        <w:szCs w:val="22"/>
+        <w:u w:val="none"/>
+        <w:shd w:fill="auto" w:val="clear"/>
+        <w:vertAlign w:val="baseline"/>
+      </w:rPr>
+    </w:lvl>
+  </w:abstractNum>
+  <w:abstractNum w:abstractNumId="9">
     <w:lvl w:ilvl="0">
       <w:start w:val="1"/>
       <w:numFmt w:val="decimal"/>
@@ -7013,6 +6407,9 @@
   </w:num>
   <w:num w:numId="8">
     <w:abstractNumId w:val="8"/>
+  </w:num>
+  <w:num w:numId="9">
+    <w:abstractNumId w:val="9"/>
   </w:num>
 </w:numbering>
 </file>

--- a/docs/meetings/20260816/CLS別府第2回企画立案.docx
+++ b/docs/meetings/20260816/CLS別府第2回企画立案.docx
@@ -15,13 +15,13 @@
         <w:shd w:fill="auto" w:val="clear"/>
         <w:spacing w:after="120" w:before="0" w:line="275.9999942779541" w:lineRule="auto"/>
         <w:rPr>
-          <w:rFonts w:ascii="Arial" w:cs="Arial" w:eastAsia="Arial" w:hAnsi="Arial"/>
-          <w:color w:val="1f1f1f"/>
-        </w:rPr>
-      </w:pPr>
-      <w:r>
-        <w:rPr>
-          <w:rFonts w:ascii="Arial Unicode MS" w:cs="Arial Unicode MS" w:eastAsia="Arial Unicode MS" w:hAnsi="Arial Unicode MS"/>
+          <w:rFonts w:ascii="Google Sans" w:cs="Google Sans" w:eastAsia="Google Sans" w:hAnsi="Google Sans"/>
+          <w:color w:val="1f1f1f"/>
+        </w:rPr>
+      </w:pPr>
+      <w:r>
+        <w:rPr>
+          <w:rFonts w:ascii="Google Sans" w:cs="Google Sans" w:eastAsia="Google Sans" w:hAnsi="Google Sans"/>
           <w:color w:val="1f1f1f"/>
           <w:rtl w:val="0"/>
         </w:rPr>
@@ -41,13 +41,13 @@
         <w:shd w:fill="auto" w:val="clear"/>
         <w:spacing w:after="120" w:before="0" w:line="275.9999942779541" w:lineRule="auto"/>
         <w:rPr>
-          <w:rFonts w:ascii="Arial" w:cs="Arial" w:eastAsia="Arial" w:hAnsi="Arial"/>
-          <w:color w:val="1f1f1f"/>
-        </w:rPr>
-      </w:pPr>
-      <w:r>
-        <w:rPr>
-          <w:rFonts w:ascii="Arial Unicode MS" w:cs="Arial Unicode MS" w:eastAsia="Arial Unicode MS" w:hAnsi="Arial Unicode MS"/>
+          <w:rFonts w:ascii="Google Sans" w:cs="Google Sans" w:eastAsia="Google Sans" w:hAnsi="Google Sans"/>
+          <w:color w:val="1f1f1f"/>
+        </w:rPr>
+      </w:pPr>
+      <w:r>
+        <w:rPr>
+          <w:rFonts w:ascii="Google Sans" w:cs="Google Sans" w:eastAsia="Google Sans" w:hAnsi="Google Sans"/>
           <w:color w:val="1f1f1f"/>
           <w:rtl w:val="0"/>
         </w:rPr>
@@ -66,17 +66,17 @@
         <w:shd w:fill="auto" w:val="clear"/>
         <w:spacing w:line="275.9999942779541" w:lineRule="auto"/>
         <w:rPr>
-          <w:rFonts w:ascii="Arial" w:cs="Arial" w:eastAsia="Arial" w:hAnsi="Arial"/>
-          <w:color w:val="1f1f1f"/>
-        </w:rPr>
-      </w:pPr>
-      <w:r>
-        <w:rPr>
-          <w:rFonts w:ascii="Arial Unicode MS" w:cs="Arial Unicode MS" w:eastAsia="Arial Unicode MS" w:hAnsi="Arial Unicode MS"/>
-          <w:color w:val="1f1f1f"/>
-          <w:rtl w:val="0"/>
-        </w:rPr>
-        <w:t xml:space="preserve">本レポートは、大分県別府市および大分市周辺にて2027年1月または2月頃に開催が想定されている「コミュニティ・リーダーズ・サミット（CLS）別府 第2回」の企画立案、運営メンバーの勧誘、およびサポート企業の誘致に向けた戦略的基盤を構築することを目的とする。</w:t>
+          <w:rFonts w:ascii="Google Sans" w:cs="Google Sans" w:eastAsia="Google Sans" w:hAnsi="Google Sans"/>
+          <w:color w:val="1f1f1f"/>
+        </w:rPr>
+      </w:pPr>
+      <w:r>
+        <w:rPr>
+          <w:rFonts w:ascii="Google Sans" w:cs="Google Sans" w:eastAsia="Google Sans" w:hAnsi="Google Sans"/>
+          <w:color w:val="1f1f1f"/>
+          <w:rtl w:val="0"/>
+        </w:rPr>
+        <w:t xml:space="preserve">本レポートは、大分県別府市にて2027年1月23日（土）に開催が予定されている「コミュニティ・リーダーズ・サミット（CLS）別府 第2回」の企画立案、運営メンバーの勧誘、およびサポート企業の誘致に向けた戦略的基盤を構築することを目的とする。</w:t>
       </w:r>
     </w:p>
     <w:p>
@@ -91,17 +91,17 @@
         <w:shd w:fill="auto" w:val="clear"/>
         <w:spacing w:line="275.9999942779541" w:lineRule="auto"/>
         <w:rPr>
-          <w:rFonts w:ascii="Arial" w:cs="Arial" w:eastAsia="Arial" w:hAnsi="Arial"/>
-          <w:color w:val="1f1f1f"/>
-        </w:rPr>
-      </w:pPr>
-      <w:r>
-        <w:rPr>
-          <w:rFonts w:ascii="Arial Unicode MS" w:cs="Arial Unicode MS" w:eastAsia="Arial Unicode MS" w:hAnsi="Arial Unicode MS"/>
-          <w:color w:val="1f1f1f"/>
-          <w:rtl w:val="0"/>
-        </w:rPr>
-        <w:t xml:space="preserve">現状、2025年8月にプレ開催された「第0回」および2026年1月に開催された大規模な「第1回」を経て、現在の運営メンバーはIT企業エンジニア兼フリーランスの若林氏、クラスメソッド株式会社の平野氏、大分銀行の辻氏という3名体制へと集約されている。また、過去の協賛企業との継続的な関係性がリセットされ、実質的に「ゼロからのリスタート」となることが与件として提示されている。運営リソースの制約から大規模なイベント展開は物理的に困難であり、別府の旅館を用いた合宿的な小規模開催や大分市への会場変更を含めた抜本的な戦略の見直しが求められている。</w:t>
+          <w:rFonts w:ascii="Google Sans" w:cs="Google Sans" w:eastAsia="Google Sans" w:hAnsi="Google Sans"/>
+          <w:color w:val="1f1f1f"/>
+        </w:rPr>
+      </w:pPr>
+      <w:r>
+        <w:rPr>
+          <w:rFonts w:ascii="Google Sans" w:cs="Google Sans" w:eastAsia="Google Sans" w:hAnsi="Google Sans"/>
+          <w:color w:val="1f1f1f"/>
+          <w:rtl w:val="0"/>
+        </w:rPr>
+        <w:t xml:space="preserve">現状、2025年8月にプレ開催された「第0回」および2026年1月に開催された大規模な「第1回」を経て、現在の運営メンバーはIT企業エンジニア兼フリーランスの若林氏、クラスメソッド株式会社の平野氏、大分銀行の辻氏という3名体制へと集約されている。また、過去の協賛企業との継続的な関係性がリセットされ、実質的に「ゼロからのリスタート」となることが与件として提示されている。</w:t>
       </w:r>
     </w:p>
     <w:p>
@@ -116,17 +116,42 @@
         <w:shd w:fill="auto" w:val="clear"/>
         <w:spacing w:line="275.9999942779541" w:lineRule="auto"/>
         <w:rPr>
-          <w:rFonts w:ascii="Arial" w:cs="Arial" w:eastAsia="Arial" w:hAnsi="Arial"/>
-          <w:color w:val="1f1f1f"/>
-        </w:rPr>
-      </w:pPr>
-      <w:r>
-        <w:rPr>
-          <w:rFonts w:ascii="Arial Unicode MS" w:cs="Arial Unicode MS" w:eastAsia="Arial Unicode MS" w:hAnsi="Arial Unicode MS"/>
-          <w:color w:val="1f1f1f"/>
-          <w:rtl w:val="0"/>
-        </w:rPr>
-        <w:t xml:space="preserve">こうした状況下において行われる本日の5時間にわたる戦略会議を実りあるものとするため、本レポートではまず全国のCLSの歴史的背景、提供価値、参加者の深層心理を網羅的に分析し、「CLSとは何か」をあらゆるステークホルダーが直感的に理解できる形で言語化する。その上で、大分・別府という特異な地政学的・文化的ポテンシャルと、現存する3名のコアメンバーが持つ圧倒的な強みを掛け合わせ、新生「CLS別府」が掲げるべきパーパス、ビジョン、ミッション、バリュー（PVMV）の策定に向けた理論的支柱を提示する。</w:t>
+          <w:rFonts w:ascii="Google Sans" w:cs="Google Sans" w:eastAsia="Google Sans" w:hAnsi="Google Sans"/>
+          <w:color w:val="1f1f1f"/>
+        </w:rPr>
+      </w:pPr>
+      <w:r>
+        <w:rPr>
+          <w:rFonts w:ascii="Google Sans" w:cs="Google Sans" w:eastAsia="Google Sans" w:hAnsi="Google Sans"/>
+          <w:color w:val="1f1f1f"/>
+          <w:rtl w:val="0"/>
+        </w:rPr>
+        <w:t xml:space="preserve">運営リソースの制約から第1回のような大規模・多日程のイベント展開は物理的に困難である。そのため、第2回は第0回の成功体験を踏襲し、B-biz LINKが拠点を置く「レンガホール2階」を会場とした「本編＋懇親会」のみのシンプルな構成へと原点回帰する。その上で、次期運営メンバー候補となる熱量の高い人材を対象とした「事後合宿」を後日実施するという二段構えの戦略をとる。</w:t>
+      </w:r>
+    </w:p>
+    <w:p>
+      <w:pPr>
+        <w:pBdr>
+          <w:top w:space="0" w:sz="0" w:val="nil"/>
+          <w:left w:space="0" w:sz="0" w:val="nil"/>
+          <w:bottom w:space="0" w:sz="0" w:val="nil"/>
+          <w:right w:space="0" w:sz="0" w:val="nil"/>
+          <w:between w:space="0" w:sz="0" w:val="nil"/>
+        </w:pBdr>
+        <w:shd w:fill="auto" w:val="clear"/>
+        <w:spacing w:line="275.9999942779541" w:lineRule="auto"/>
+        <w:rPr>
+          <w:rFonts w:ascii="Google Sans" w:cs="Google Sans" w:eastAsia="Google Sans" w:hAnsi="Google Sans"/>
+          <w:color w:val="1f1f1f"/>
+        </w:rPr>
+      </w:pPr>
+      <w:r>
+        <w:rPr>
+          <w:rFonts w:ascii="Google Sans" w:cs="Google Sans" w:eastAsia="Google Sans" w:hAnsi="Google Sans"/>
+          <w:color w:val="1f1f1f"/>
+          <w:rtl w:val="0"/>
+        </w:rPr>
+        <w:t xml:space="preserve">本レポートでは、全国のCLSの歴史的背景と提供価値を網羅的に分析し、「CLSとは何か」を言語化する。その上で、大分・別府という特異な地政学的・文化的ポテンシャルと、現存する3名のコアメンバーが持つ圧倒的な強みを掛け合わせ、新生「CLS別府」が掲げるパーパス、ビジョン、ミッション、バリュー（PVMV）を軸とした具体的な巻き込み戦略を提示する。</w:t>
       </w:r>
     </w:p>
     <w:p>
@@ -142,13 +167,13 @@
         <w:shd w:fill="auto" w:val="clear"/>
         <w:spacing w:after="120" w:before="0" w:line="275.9999942779541" w:lineRule="auto"/>
         <w:rPr>
-          <w:rFonts w:ascii="Arial" w:cs="Arial" w:eastAsia="Arial" w:hAnsi="Arial"/>
-          <w:color w:val="1f1f1f"/>
-        </w:rPr>
-      </w:pPr>
-      <w:r>
-        <w:rPr>
-          <w:rFonts w:ascii="Arial Unicode MS" w:cs="Arial Unicode MS" w:eastAsia="Arial Unicode MS" w:hAnsi="Arial Unicode MS"/>
+          <w:rFonts w:ascii="Google Sans" w:cs="Google Sans" w:eastAsia="Google Sans" w:hAnsi="Google Sans"/>
+          <w:color w:val="1f1f1f"/>
+        </w:rPr>
+      </w:pPr>
+      <w:r>
+        <w:rPr>
+          <w:rFonts w:ascii="Google Sans" w:cs="Google Sans" w:eastAsia="Google Sans" w:hAnsi="Google Sans"/>
           <w:color w:val="1f1f1f"/>
           <w:rtl w:val="0"/>
         </w:rPr>
@@ -167,13 +192,13 @@
         <w:shd w:fill="auto" w:val="clear"/>
         <w:spacing w:line="275.9999942779541" w:lineRule="auto"/>
         <w:rPr>
-          <w:rFonts w:ascii="Arial" w:cs="Arial" w:eastAsia="Arial" w:hAnsi="Arial"/>
-          <w:color w:val="1f1f1f"/>
-        </w:rPr>
-      </w:pPr>
-      <w:r>
-        <w:rPr>
-          <w:rFonts w:ascii="Arial Unicode MS" w:cs="Arial Unicode MS" w:eastAsia="Arial Unicode MS" w:hAnsi="Arial Unicode MS"/>
+          <w:rFonts w:ascii="Google Sans" w:cs="Google Sans" w:eastAsia="Google Sans" w:hAnsi="Google Sans"/>
+          <w:color w:val="1f1f1f"/>
+        </w:rPr>
+      </w:pPr>
+      <w:r>
+        <w:rPr>
+          <w:rFonts w:ascii="Google Sans" w:cs="Google Sans" w:eastAsia="Google Sans" w:hAnsi="Google Sans"/>
           <w:color w:val="1f1f1f"/>
           <w:rtl w:val="0"/>
         </w:rPr>
@@ -193,13 +218,13 @@
         <w:shd w:fill="auto" w:val="clear"/>
         <w:spacing w:after="120" w:before="0" w:line="275.9999942779541" w:lineRule="auto"/>
         <w:rPr>
-          <w:rFonts w:ascii="Arial" w:cs="Arial" w:eastAsia="Arial" w:hAnsi="Arial"/>
-          <w:color w:val="1f1f1f"/>
-        </w:rPr>
-      </w:pPr>
-      <w:r>
-        <w:rPr>
-          <w:rFonts w:ascii="Arial Unicode MS" w:cs="Arial Unicode MS" w:eastAsia="Arial Unicode MS" w:hAnsi="Arial Unicode MS"/>
+          <w:rFonts w:ascii="Google Sans" w:cs="Google Sans" w:eastAsia="Google Sans" w:hAnsi="Google Sans"/>
+          <w:color w:val="1f1f1f"/>
+        </w:rPr>
+      </w:pPr>
+      <w:r>
+        <w:rPr>
+          <w:rFonts w:ascii="Google Sans" w:cs="Google Sans" w:eastAsia="Google Sans" w:hAnsi="Google Sans"/>
           <w:color w:val="1f1f1f"/>
           <w:rtl w:val="0"/>
         </w:rPr>
@@ -218,17 +243,55 @@
         <w:shd w:fill="auto" w:val="clear"/>
         <w:spacing w:line="275.9999942779541" w:lineRule="auto"/>
         <w:rPr>
-          <w:rFonts w:ascii="Arial" w:cs="Arial" w:eastAsia="Arial" w:hAnsi="Arial"/>
-          <w:color w:val="1f1f1f"/>
-        </w:rPr>
-      </w:pPr>
-      <w:r>
-        <w:rPr>
-          <w:rFonts w:ascii="Arial Unicode MS" w:cs="Arial Unicode MS" w:eastAsia="Arial Unicode MS" w:hAnsi="Arial Unicode MS"/>
-          <w:color w:val="1f1f1f"/>
-          <w:rtl w:val="0"/>
-        </w:rPr>
-        <w:t xml:space="preserve">コミュニティ・リーダーズ・サミット（CLS）は、「コミュニティの力で地方の課題を解決する」ことを目的とした体験型イベントである。その起源は、2017年9月に東京で開催された高知県のイベントにおける、当時の尾崎高知県知事と、後にCLS高知の発起人となるコミュニティマーケティングの第一人者・小島英揮氏との対談に遡る。この対談を契機に、翌2018年から高知県の主催事業として「CLS高知」が産声を上げた。</w:t>
+          <w:rFonts w:ascii="Google Sans" w:cs="Google Sans" w:eastAsia="Google Sans" w:hAnsi="Google Sans"/>
+          <w:color w:val="1f1f1f"/>
+        </w:rPr>
+      </w:pPr>
+      <w:r>
+        <w:rPr>
+          <w:rFonts w:ascii="Google Sans" w:cs="Google Sans" w:eastAsia="Google Sans" w:hAnsi="Google Sans"/>
+          <w:color w:val="1f1f1f"/>
+          <w:rtl w:val="0"/>
+        </w:rPr>
+        <w:t xml:space="preserve">コミュニティ・リーダーズ・サミット（CLS）は、「コミュニティの力で地方の課題を解決する」ことを目的とした体験型イベントである</w:t>
+      </w:r>
+      <w:r>
+        <w:rPr>
+          <w:rFonts w:ascii="Google Sans" w:cs="Google Sans" w:eastAsia="Google Sans" w:hAnsi="Google Sans"/>
+          <w:color w:val="444746"/>
+          <w:sz w:val="24"/>
+          <w:szCs w:val="24"/>
+          <w:vertAlign w:val="superscript"/>
+          <w:rtl w:val="0"/>
+        </w:rPr>
+        <w:t xml:space="preserve">1</w:t>
+      </w:r>
+      <w:r>
+        <w:rPr>
+          <w:rFonts w:ascii="Google Sans" w:cs="Google Sans" w:eastAsia="Google Sans" w:hAnsi="Google Sans"/>
+          <w:color w:val="1f1f1f"/>
+          <w:rtl w:val="0"/>
+        </w:rPr>
+        <w:t xml:space="preserve">。その起源は、2017年9月に東京で開催された高知県のイベントにおける、当時の尾崎高知県知事と、後にCLS高知の発起人となるコミュニティマーケティングの第一人者・小島英揮氏との対談に遡る</w:t>
+      </w:r>
+      <w:r>
+        <w:rPr>
+          <w:rFonts w:ascii="Google Sans" w:cs="Google Sans" w:eastAsia="Google Sans" w:hAnsi="Google Sans"/>
+          <w:color w:val="444746"/>
+          <w:sz w:val="24"/>
+          <w:szCs w:val="24"/>
+          <w:vertAlign w:val="superscript"/>
+          <w:rtl w:val="0"/>
+        </w:rPr>
+        <w:t xml:space="preserve">2</w:t>
+      </w:r>
+      <w:r>
+        <w:rPr>
+          <w:rFonts w:ascii="Google Sans" w:cs="Google Sans" w:eastAsia="Google Sans" w:hAnsi="Google Sans"/>
+          <w:color w:val="1f1f1f"/>
+          <w:rtl w:val="0"/>
+        </w:rPr>
+        <w:t xml:space="preserve">。この対談を契機に、翌2018年から高知県の主催事業として「CLS高知」が産声を上げた。</w:t>
       </w:r>
     </w:p>
     <w:p>
@@ -243,17 +306,17 @@
         <w:shd w:fill="auto" w:val="clear"/>
         <w:spacing w:line="275.9999942779541" w:lineRule="auto"/>
         <w:rPr>
-          <w:rFonts w:ascii="Arial" w:cs="Arial" w:eastAsia="Arial" w:hAnsi="Arial"/>
-          <w:color w:val="1f1f1f"/>
-        </w:rPr>
-      </w:pPr>
-      <w:r>
-        <w:rPr>
-          <w:rFonts w:ascii="Arial Unicode MS" w:cs="Arial Unicode MS" w:eastAsia="Arial Unicode MS" w:hAnsi="Arial Unicode MS"/>
-          <w:color w:val="1f1f1f"/>
-          <w:rtl w:val="0"/>
-        </w:rPr>
-        <w:t xml:space="preserve">CLS高知の歴史は、行政主導から完全な民間自立へと移行する「コミュニティの自律化」の歴史でもある。第1回および第2回は高知県庁が予算を確保して運営されたものの、第2回の段階で行政側からの主催撤退が告げられ、早期に存続の危機を迎えた。しかし、このピンチが逆にコミュニティの結束を強め、継続を願う有志による実行委員会が発足した。彼らは自らスポンサー集めや集客に奔走し、民間主導のイベントとして第3回を成功させた。その後も、コロナ禍における完全オンライン開催（第5回）や、高知の特産品（鰹のタタキや地ビール）を参加者の自宅に配送する「デリバリーチケット」を活用したハイブリッド開催（第6回）など、環境変化に対する極めて高い適応力を示してきた。</w:t>
+          <w:rFonts w:ascii="Google Sans" w:cs="Google Sans" w:eastAsia="Google Sans" w:hAnsi="Google Sans"/>
+          <w:color w:val="1f1f1f"/>
+        </w:rPr>
+      </w:pPr>
+      <w:r>
+        <w:rPr>
+          <w:rFonts w:ascii="Google Sans" w:cs="Google Sans" w:eastAsia="Google Sans" w:hAnsi="Google Sans"/>
+          <w:color w:val="1f1f1f"/>
+          <w:rtl w:val="0"/>
+        </w:rPr>
+        <w:t xml:space="preserve">CLS高知の歴史は、行政主導から完全な民間自立へと移行する「コミュニティの自律化」の歴史でもある。第1回および第2回は高知県庁が予算を確保して運営されたものの、第2回の段階で行政側からの主催撤退が告げられ、早期に存続の危機を迎えた。しかし、このピンチが逆にコミュニティの結束を強め、継続を願う有志による実行委員会が発足した。彼らは自らスポンサー集めや集客に奔走し、民間主導のイベントとして第3回を成功させた。その後も、コロナ禍における完全オンライン開催（第5回）や、ハイブリッド開催（第6回）など、環境変化に対する極めて高い適応力を示してきた。</w:t>
       </w:r>
     </w:p>
     <w:p>
@@ -268,17 +331,341 @@
         <w:shd w:fill="auto" w:val="clear"/>
         <w:spacing w:line="275.9999942779541" w:lineRule="auto"/>
         <w:rPr>
-          <w:rFonts w:ascii="Arial" w:cs="Arial" w:eastAsia="Arial" w:hAnsi="Arial"/>
-          <w:color w:val="1f1f1f"/>
-        </w:rPr>
-      </w:pPr>
-      <w:r>
-        <w:rPr>
-          <w:rFonts w:ascii="Arial Unicode MS" w:cs="Arial Unicode MS" w:eastAsia="Arial Unicode MS" w:hAnsi="Arial Unicode MS"/>
-          <w:color w:val="1f1f1f"/>
-          <w:rtl w:val="0"/>
-        </w:rPr>
-        <w:t xml:space="preserve">さらに特筆すべきは、イベントの持続可能性を担保するための組織進化である。参加者が200名規模へと拡大し、チケットがわずか2時間で完売するほどの熱狂を生む中で、任意団体特有の税務リスクや資金管理の課題が浮上した。これを乗り越えるため、2024年4月に「一般社団法人CLS高知」が設立され、初期の運営メンバーから若手世代へのバトンタッチが見事に完了している。</w:t>
+          <w:rFonts w:ascii="Google Sans" w:cs="Google Sans" w:eastAsia="Google Sans" w:hAnsi="Google Sans"/>
+          <w:color w:val="1f1f1f"/>
+        </w:rPr>
+      </w:pPr>
+      <w:r>
+        <w:rPr>
+          <w:rFonts w:ascii="Google Sans" w:cs="Google Sans" w:eastAsia="Google Sans" w:hAnsi="Google Sans"/>
+          <w:color w:val="1f1f1f"/>
+          <w:rtl w:val="0"/>
+        </w:rPr>
+        <w:t xml:space="preserve">さらに特筆すべきは、イベントの持続可能性を担保するための組織進化である。参加者が200名規模へと拡大する中で、2024年4月に「一般社団法人CLS高知」が設立され、初期の運営メンバーから若手世代へのバトンタッチが見事に完了している</w:t>
+      </w:r>
+      <w:r>
+        <w:rPr>
+          <w:rFonts w:ascii="Google Sans" w:cs="Google Sans" w:eastAsia="Google Sans" w:hAnsi="Google Sans"/>
+          <w:color w:val="444746"/>
+          <w:sz w:val="24"/>
+          <w:szCs w:val="24"/>
+          <w:vertAlign w:val="superscript"/>
+          <w:rtl w:val="0"/>
+        </w:rPr>
+        <w:t xml:space="preserve">2</w:t>
+      </w:r>
+      <w:r>
+        <w:rPr>
+          <w:rFonts w:ascii="Google Sans" w:cs="Google Sans" w:eastAsia="Google Sans" w:hAnsi="Google Sans"/>
+          <w:color w:val="1f1f1f"/>
+          <w:rtl w:val="0"/>
+        </w:rPr>
+        <w:t xml:space="preserve">。</w:t>
+      </w:r>
+    </w:p>
+    <w:p>
+      <w:pPr>
+        <w:pStyle w:val="Heading3"/>
+        <w:pBdr>
+          <w:top w:space="0" w:sz="0" w:val="nil"/>
+          <w:left w:space="0" w:sz="0" w:val="nil"/>
+          <w:bottom w:space="0" w:sz="0" w:val="nil"/>
+          <w:right w:space="0" w:sz="0" w:val="nil"/>
+          <w:between w:space="0" w:sz="0" w:val="nil"/>
+        </w:pBdr>
+        <w:shd w:fill="auto" w:val="clear"/>
+        <w:spacing w:after="120" w:before="0" w:line="275.9999942779541" w:lineRule="auto"/>
+        <w:rPr>
+          <w:rFonts w:ascii="Google Sans" w:cs="Google Sans" w:eastAsia="Google Sans" w:hAnsi="Google Sans"/>
+          <w:color w:val="1f1f1f"/>
+        </w:rPr>
+      </w:pPr>
+      <w:r>
+        <w:rPr>
+          <w:rFonts w:ascii="Google Sans" w:cs="Google Sans" w:eastAsia="Google Sans" w:hAnsi="Google Sans"/>
+          <w:color w:val="1f1f1f"/>
+          <w:rtl w:val="0"/>
+        </w:rPr>
+        <w:t xml:space="preserve">2.2 参加者インサイトから読み解くCLSの提供価値</w:t>
+      </w:r>
+    </w:p>
+    <w:p>
+      <w:pPr>
+        <w:pBdr>
+          <w:top w:space="0" w:sz="0" w:val="nil"/>
+          <w:left w:space="0" w:sz="0" w:val="nil"/>
+          <w:bottom w:space="0" w:sz="0" w:val="nil"/>
+          <w:right w:space="0" w:sz="0" w:val="nil"/>
+          <w:between w:space="0" w:sz="0" w:val="nil"/>
+        </w:pBdr>
+        <w:shd w:fill="auto" w:val="clear"/>
+        <w:spacing w:line="275.9999942779541" w:lineRule="auto"/>
+        <w:rPr>
+          <w:rFonts w:ascii="Google Sans" w:cs="Google Sans" w:eastAsia="Google Sans" w:hAnsi="Google Sans"/>
+          <w:color w:val="1f1f1f"/>
+        </w:rPr>
+      </w:pPr>
+      <w:r>
+        <w:rPr>
+          <w:rFonts w:ascii="Google Sans" w:cs="Google Sans" w:eastAsia="Google Sans" w:hAnsi="Google Sans"/>
+          <w:color w:val="1f1f1f"/>
+          <w:rtl w:val="0"/>
+        </w:rPr>
+        <w:t xml:space="preserve">CLSは、有識者が一方的に知識を伝達する従来のカンファレンスとは全く異なる構造を持つ。CLSが参加者に提供している中核的な価値は「越境による自己変容」と「圧倒的な心理的安全性の構築」に集約される。</w:t>
+      </w:r>
+    </w:p>
+    <w:p>
+      <w:pPr>
+        <w:pBdr>
+          <w:top w:space="0" w:sz="0" w:val="nil"/>
+          <w:left w:space="0" w:sz="0" w:val="nil"/>
+          <w:bottom w:space="0" w:sz="0" w:val="nil"/>
+          <w:right w:space="0" w:sz="0" w:val="nil"/>
+          <w:between w:space="0" w:sz="0" w:val="nil"/>
+        </w:pBdr>
+        <w:shd w:fill="auto" w:val="clear"/>
+        <w:spacing w:line="275.9999942779541" w:lineRule="auto"/>
+        <w:rPr>
+          <w:rFonts w:ascii="Google Sans" w:cs="Google Sans" w:eastAsia="Google Sans" w:hAnsi="Google Sans"/>
+          <w:color w:val="1f1f1f"/>
+        </w:rPr>
+      </w:pPr>
+      <w:r>
+        <w:rPr>
+          <w:rFonts w:ascii="Google Sans" w:cs="Google Sans" w:eastAsia="Google Sans" w:hAnsi="Google Sans"/>
+          <w:color w:val="1f1f1f"/>
+          <w:rtl w:val="0"/>
+        </w:rPr>
+        <w:t xml:space="preserve">第一に、参加者はCLSを「内側のモノサシではなく、外側のモノサシで自らの課題を測り直す場」として機能させている。特定のサービスや関心事で繋がったコミュニティのリーダーたちが、高知や別府といった非日常の空間に集結することで、普段の職場や業界では得られない全く新しい視点や改善の余地に気づくことができる。</w:t>
+      </w:r>
+    </w:p>
+    <w:p>
+      <w:pPr>
+        <w:pBdr>
+          <w:top w:space="0" w:sz="0" w:val="nil"/>
+          <w:left w:space="0" w:sz="0" w:val="nil"/>
+          <w:bottom w:space="0" w:sz="0" w:val="nil"/>
+          <w:right w:space="0" w:sz="0" w:val="nil"/>
+          <w:between w:space="0" w:sz="0" w:val="nil"/>
+        </w:pBdr>
+        <w:shd w:fill="auto" w:val="clear"/>
+        <w:spacing w:line="275.9999942779541" w:lineRule="auto"/>
+        <w:rPr>
+          <w:rFonts w:ascii="Google Sans" w:cs="Google Sans" w:eastAsia="Google Sans" w:hAnsi="Google Sans"/>
+          <w:color w:val="1f1f1f"/>
+        </w:rPr>
+      </w:pPr>
+      <w:r>
+        <w:rPr>
+          <w:rFonts w:ascii="Google Sans" w:cs="Google Sans" w:eastAsia="Google Sans" w:hAnsi="Google Sans"/>
+          <w:color w:val="1f1f1f"/>
+          <w:rtl w:val="0"/>
+        </w:rPr>
+        <w:t xml:space="preserve">第二に、登壇者に対して交通費や謝礼を支払わない「ノーギャラ運用」が、コミュニティ内の価値交換を純化させている。これは、CLSの場に立ち、熱量の高い参加者と交流すること自体が登壇者にとって最大の報酬であるという、強固な相互信頼に基づいている。この文化があるからこそ、参加者は「お客様」としてではなく、自らも場を構成する「当事者（アクター）」として振る舞い、「#ヤリキル」「#きっかけはCLS」といった行動志向のハッシュタグを生み出しているのである</w:t>
+      </w:r>
+      <w:r>
+        <w:rPr>
+          <w:rFonts w:ascii="Google Sans" w:cs="Google Sans" w:eastAsia="Google Sans" w:hAnsi="Google Sans"/>
+          <w:color w:val="444746"/>
+          <w:sz w:val="24"/>
+          <w:szCs w:val="24"/>
+          <w:vertAlign w:val="superscript"/>
+          <w:rtl w:val="0"/>
+        </w:rPr>
+        <w:t xml:space="preserve">2</w:t>
+      </w:r>
+      <w:r>
+        <w:rPr>
+          <w:rFonts w:ascii="Google Sans" w:cs="Google Sans" w:eastAsia="Google Sans" w:hAnsi="Google Sans"/>
+          <w:color w:val="1f1f1f"/>
+          <w:rtl w:val="0"/>
+        </w:rPr>
+        <w:t xml:space="preserve">。</w:t>
+      </w:r>
+    </w:p>
+    <w:p>
+      <w:pPr>
+        <w:pStyle w:val="Heading3"/>
+        <w:pBdr>
+          <w:top w:space="0" w:sz="0" w:val="nil"/>
+          <w:left w:space="0" w:sz="0" w:val="nil"/>
+          <w:bottom w:space="0" w:sz="0" w:val="nil"/>
+          <w:right w:space="0" w:sz="0" w:val="nil"/>
+          <w:between w:space="0" w:sz="0" w:val="nil"/>
+        </w:pBdr>
+        <w:shd w:fill="auto" w:val="clear"/>
+        <w:spacing w:after="120" w:before="0" w:line="275.9999942779541" w:lineRule="auto"/>
+        <w:rPr>
+          <w:rFonts w:ascii="Google Sans" w:cs="Google Sans" w:eastAsia="Google Sans" w:hAnsi="Google Sans"/>
+          <w:color w:val="1f1f1f"/>
+        </w:rPr>
+      </w:pPr>
+      <w:r>
+        <w:rPr>
+          <w:rFonts w:ascii="Google Sans" w:cs="Google Sans" w:eastAsia="Google Sans" w:hAnsi="Google Sans"/>
+          <w:color w:val="1f1f1f"/>
+          <w:rtl w:val="0"/>
+        </w:rPr>
+        <w:t xml:space="preserve">2.3 他地域の文脈と「CLS出島」の事例</w:t>
+      </w:r>
+    </w:p>
+    <w:p>
+      <w:pPr>
+        <w:pBdr>
+          <w:top w:space="0" w:sz="0" w:val="nil"/>
+          <w:left w:space="0" w:sz="0" w:val="nil"/>
+          <w:bottom w:space="0" w:sz="0" w:val="nil"/>
+          <w:right w:space="0" w:sz="0" w:val="nil"/>
+          <w:between w:space="0" w:sz="0" w:val="nil"/>
+        </w:pBdr>
+        <w:shd w:fill="auto" w:val="clear"/>
+        <w:spacing w:line="275.9999942779541" w:lineRule="auto"/>
+        <w:rPr>
+          <w:rFonts w:ascii="Google Sans" w:cs="Google Sans" w:eastAsia="Google Sans" w:hAnsi="Google Sans"/>
+          <w:color w:val="1f1f1f"/>
+        </w:rPr>
+      </w:pPr>
+      <w:r>
+        <w:rPr>
+          <w:rFonts w:ascii="Google Sans" w:cs="Google Sans" w:eastAsia="Google Sans" w:hAnsi="Google Sans"/>
+          <w:color w:val="1f1f1f"/>
+          <w:rtl w:val="0"/>
+        </w:rPr>
+        <w:t xml:space="preserve">2024年からスタートした長崎の「CLS出島」は、少子高齢化や人口流出という典型的な地方課題に対し、「点在する長崎のコミュニティを面にする」という明確なコンセプトを掲げている。かつて日本で唯一世界に開かれていた玄関口である「出島」の歴史的コンテキストを借用し、地域内で孤立しがちな挑戦者たちを繋ぎ合わせるハブとして機能している。このように、CLSが他地域で成功するためには、その土地が持つ歴史的・文化的背景とコミュニティの理念を密接に結びつける「文脈化（コンテキストの再定義）」が不可欠である。</w:t>
+      </w:r>
+    </w:p>
+    <w:p>
+      <w:pPr>
+        <w:pStyle w:val="Heading2"/>
+        <w:pBdr>
+          <w:top w:space="0" w:sz="0" w:val="nil"/>
+          <w:left w:space="0" w:sz="0" w:val="nil"/>
+          <w:bottom w:space="0" w:sz="0" w:val="nil"/>
+          <w:right w:space="0" w:sz="0" w:val="nil"/>
+          <w:between w:space="0" w:sz="0" w:val="nil"/>
+        </w:pBdr>
+        <w:shd w:fill="auto" w:val="clear"/>
+        <w:spacing w:after="120" w:before="0" w:line="275.9999942779541" w:lineRule="auto"/>
+        <w:rPr>
+          <w:rFonts w:ascii="Google Sans" w:cs="Google Sans" w:eastAsia="Google Sans" w:hAnsi="Google Sans"/>
+          <w:color w:val="1f1f1f"/>
+        </w:rPr>
+      </w:pPr>
+      <w:r>
+        <w:rPr>
+          <w:rFonts w:ascii="Google Sans" w:cs="Google Sans" w:eastAsia="Google Sans" w:hAnsi="Google Sans"/>
+          <w:color w:val="1f1f1f"/>
+          <w:rtl w:val="0"/>
+        </w:rPr>
+        <w:t xml:space="preserve">3. 「CLSとは何か」の再言語化戦略</w:t>
+      </w:r>
+    </w:p>
+    <w:p>
+      <w:pPr>
+        <w:pBdr>
+          <w:top w:space="0" w:sz="0" w:val="nil"/>
+          <w:left w:space="0" w:sz="0" w:val="nil"/>
+          <w:bottom w:space="0" w:sz="0" w:val="nil"/>
+          <w:right w:space="0" w:sz="0" w:val="nil"/>
+          <w:between w:space="0" w:sz="0" w:val="nil"/>
+        </w:pBdr>
+        <w:shd w:fill="auto" w:val="clear"/>
+        <w:spacing w:line="275.9999942779541" w:lineRule="auto"/>
+        <w:rPr>
+          <w:rFonts w:ascii="Google Sans" w:cs="Google Sans" w:eastAsia="Google Sans" w:hAnsi="Google Sans"/>
+          <w:color w:val="1f1f1f"/>
+        </w:rPr>
+      </w:pPr>
+      <w:r>
+        <w:rPr>
+          <w:rFonts w:ascii="Google Sans" w:cs="Google Sans" w:eastAsia="Google Sans" w:hAnsi="Google Sans"/>
+          <w:color w:val="1f1f1f"/>
+          <w:rtl w:val="0"/>
+        </w:rPr>
+        <w:t xml:space="preserve">運営メンバーの勧誘やサポート企業の誘致においては、「コミュニティマーケティング」などの専門用語を排し、相手の立場に立った直感的で心を動かす言語化が必要となる。</w:t>
+      </w:r>
+    </w:p>
+    <w:p>
+      <w:pPr>
+        <w:pBdr>
+          <w:top w:space="0" w:sz="0" w:val="nil"/>
+          <w:left w:space="0" w:sz="0" w:val="nil"/>
+          <w:bottom w:space="0" w:sz="0" w:val="nil"/>
+          <w:right w:space="0" w:sz="0" w:val="nil"/>
+          <w:between w:space="0" w:sz="0" w:val="nil"/>
+        </w:pBdr>
+        <w:shd w:fill="auto" w:val="clear"/>
+        <w:spacing w:line="275.9999942779541" w:lineRule="auto"/>
+        <w:rPr>
+          <w:rFonts w:ascii="Google Sans" w:cs="Google Sans" w:eastAsia="Google Sans" w:hAnsi="Google Sans"/>
+          <w:b w:val="1"/>
+          <w:bCs w:val="1"/>
+          <w:color w:val="1f1f1f"/>
+        </w:rPr>
+      </w:pPr>
+      <w:r>
+        <w:rPr>
+          <w:rFonts w:ascii="Google Sans" w:cs="Google Sans" w:eastAsia="Google Sans" w:hAnsi="Google Sans"/>
+          <w:b w:val="1"/>
+          <w:bCs w:val="1"/>
+          <w:color w:val="1f1f1f"/>
+          <w:rtl w:val="0"/>
+        </w:rPr>
+        <w:t xml:space="preserve">【基礎概念：30秒で伝えるCLS（エレベーターピッチ）】</w:t>
+      </w:r>
+    </w:p>
+    <w:p>
+      <w:pPr>
+        <w:pBdr>
+          <w:top w:space="0" w:sz="0" w:val="nil"/>
+          <w:left w:space="0" w:sz="0" w:val="nil"/>
+          <w:bottom w:space="0" w:sz="0" w:val="nil"/>
+          <w:right w:space="0" w:sz="0" w:val="nil"/>
+          <w:between w:space="0" w:sz="0" w:val="nil"/>
+        </w:pBdr>
+        <w:shd w:fill="auto" w:val="clear"/>
+        <w:spacing w:line="275.9999942779541" w:lineRule="auto"/>
+        <w:rPr>
+          <w:rFonts w:ascii="Google Sans" w:cs="Google Sans" w:eastAsia="Google Sans" w:hAnsi="Google Sans"/>
+          <w:color w:val="1f1f1f"/>
+        </w:rPr>
+      </w:pPr>
+      <w:r>
+        <w:rPr>
+          <w:rFonts w:ascii="Google Sans" w:cs="Google Sans" w:eastAsia="Google Sans" w:hAnsi="Google Sans"/>
+          <w:color w:val="1f1f1f"/>
+          <w:rtl w:val="0"/>
+        </w:rPr>
+        <w:t xml:space="preserve">「CLSとは、地域を本気で良くしたい『地元の挑戦者』と、全国で活躍する『外の専門家』が混ざり合い、新しいプロジェクトを生み出す実践型のイベントです。単なる講演会ではなく、全員が肩書きを捨てて本音で議論し、翌日からすぐに行動を起こすための『熱気あふれる大人の作戦会議』です。」</w:t>
+      </w:r>
+    </w:p>
+    <w:p>
+      <w:pPr>
+        <w:pBdr>
+          <w:top w:space="0" w:sz="0" w:val="nil"/>
+          <w:left w:space="0" w:sz="0" w:val="nil"/>
+          <w:bottom w:space="0" w:sz="0" w:val="nil"/>
+          <w:right w:space="0" w:sz="0" w:val="nil"/>
+          <w:between w:space="0" w:sz="0" w:val="nil"/>
+        </w:pBdr>
+        <w:shd w:fill="auto" w:val="clear"/>
+        <w:spacing w:line="275.9999942779541" w:lineRule="auto"/>
+        <w:rPr>
+          <w:rFonts w:ascii="Google Sans" w:cs="Google Sans" w:eastAsia="Google Sans" w:hAnsi="Google Sans"/>
+          <w:b w:val="1"/>
+          <w:bCs w:val="1"/>
+          <w:color w:val="1f1f1f"/>
+        </w:rPr>
+      </w:pPr>
+      <w:r>
+        <w:rPr>
+          <w:rFonts w:ascii="Google Sans" w:cs="Google Sans" w:eastAsia="Google Sans" w:hAnsi="Google Sans"/>
+          <w:b w:val="1"/>
+          <w:bCs w:val="1"/>
+          <w:color w:val="1f1f1f"/>
+          <w:rtl w:val="0"/>
+        </w:rPr>
+        <w:t xml:space="preserve">【対象者別の言語化アプローチ】</w:t>
       </w:r>
     </w:p>
     <w:tbl>
@@ -343,7 +730,7 @@
               <w:shd w:fill="auto" w:val="clear"/>
               <w:spacing w:after="120" w:before="120" w:line="275.9999942779541" w:lineRule="auto"/>
               <w:rPr>
-                <w:rFonts w:ascii="Arial" w:cs="Arial" w:eastAsia="Arial" w:hAnsi="Arial"/>
+                <w:rFonts w:ascii="Google Sans" w:cs="Google Sans" w:eastAsia="Google Sans" w:hAnsi="Google Sans"/>
                 <w:b w:val="1"/>
                 <w:bCs w:val="1"/>
                 <w:color w:val="1f1f1f"/>
@@ -351,1031 +738,7 @@
             </w:pPr>
             <w:r>
               <w:rPr>
-                <w:rFonts w:ascii="Arial Unicode MS" w:cs="Arial Unicode MS" w:eastAsia="Arial Unicode MS" w:hAnsi="Arial Unicode MS"/>
-                <w:b w:val="1"/>
-                <w:bCs w:val="1"/>
-                <w:color w:val="1f1f1f"/>
-                <w:rtl w:val="0"/>
-              </w:rPr>
-              <w:t xml:space="preserve">発展フェーズ</w:t>
-            </w:r>
-          </w:p>
-        </w:tc>
-        <w:tc>
-          <w:tcPr>
-            <w:tcBorders>
-              <w:top w:color="c4c7c5" w:space="0" w:sz="6" w:val="single"/>
-              <w:left w:color="c4c7c5" w:space="0" w:sz="6" w:val="single"/>
-              <w:bottom w:color="c4c7c5" w:space="0" w:sz="6" w:val="single"/>
-              <w:right w:color="c4c7c5" w:space="0" w:sz="6" w:val="single"/>
-            </w:tcBorders>
-            <w:shd w:fill="auto" w:val="clear"/>
-            <w:tcMar>
-              <w:top w:w="120.0" w:type="dxa"/>
-              <w:left w:w="180.0" w:type="dxa"/>
-              <w:bottom w:w="120.0" w:type="dxa"/>
-              <w:right w:w="180.0" w:type="dxa"/>
-            </w:tcMar>
-            <w:vAlign w:val="top"/>
-          </w:tcPr>
-          <w:p>
-            <w:pPr>
-              <w:pBdr>
-                <w:top w:space="0" w:sz="0" w:val="nil"/>
-                <w:left w:space="0" w:sz="0" w:val="nil"/>
-                <w:bottom w:space="0" w:sz="0" w:val="nil"/>
-                <w:right w:space="0" w:sz="0" w:val="nil"/>
-                <w:between w:space="0" w:sz="0" w:val="nil"/>
-              </w:pBdr>
-              <w:shd w:fill="auto" w:val="clear"/>
-              <w:spacing w:after="120" w:before="120" w:line="275.9999942779541" w:lineRule="auto"/>
-              <w:rPr>
-                <w:rFonts w:ascii="Arial" w:cs="Arial" w:eastAsia="Arial" w:hAnsi="Arial"/>
-                <w:b w:val="1"/>
-                <w:bCs w:val="1"/>
-                <w:color w:val="1f1f1f"/>
-              </w:rPr>
-            </w:pPr>
-            <w:r>
-              <w:rPr>
-                <w:rFonts w:ascii="Arial Unicode MS" w:cs="Arial Unicode MS" w:eastAsia="Arial Unicode MS" w:hAnsi="Arial Unicode MS"/>
-                <w:b w:val="1"/>
-                <w:bCs w:val="1"/>
-                <w:color w:val="1f1f1f"/>
-                <w:rtl w:val="0"/>
-              </w:rPr>
-              <w:t xml:space="preserve">時期・象徴的な出来事</w:t>
-            </w:r>
-          </w:p>
-        </w:tc>
-        <w:tc>
-          <w:tcPr>
-            <w:tcBorders>
-              <w:top w:color="c4c7c5" w:space="0" w:sz="6" w:val="single"/>
-              <w:left w:color="c4c7c5" w:space="0" w:sz="6" w:val="single"/>
-              <w:bottom w:color="c4c7c5" w:space="0" w:sz="6" w:val="single"/>
-              <w:right w:color="c4c7c5" w:space="0" w:sz="6" w:val="single"/>
-            </w:tcBorders>
-            <w:shd w:fill="auto" w:val="clear"/>
-            <w:tcMar>
-              <w:top w:w="120.0" w:type="dxa"/>
-              <w:left w:w="180.0" w:type="dxa"/>
-              <w:bottom w:w="120.0" w:type="dxa"/>
-              <w:right w:w="180.0" w:type="dxa"/>
-            </w:tcMar>
-            <w:vAlign w:val="top"/>
-          </w:tcPr>
-          <w:p>
-            <w:pPr>
-              <w:pBdr>
-                <w:top w:space="0" w:sz="0" w:val="nil"/>
-                <w:left w:space="0" w:sz="0" w:val="nil"/>
-                <w:bottom w:space="0" w:sz="0" w:val="nil"/>
-                <w:right w:space="0" w:sz="0" w:val="nil"/>
-                <w:between w:space="0" w:sz="0" w:val="nil"/>
-              </w:pBdr>
-              <w:shd w:fill="auto" w:val="clear"/>
-              <w:spacing w:after="120" w:before="120" w:line="275.9999942779541" w:lineRule="auto"/>
-              <w:rPr>
-                <w:rFonts w:ascii="Arial" w:cs="Arial" w:eastAsia="Arial" w:hAnsi="Arial"/>
-                <w:b w:val="1"/>
-                <w:bCs w:val="1"/>
-                <w:color w:val="1f1f1f"/>
-              </w:rPr>
-            </w:pPr>
-            <w:r>
-              <w:rPr>
-                <w:rFonts w:ascii="Arial Unicode MS" w:cs="Arial Unicode MS" w:eastAsia="Arial Unicode MS" w:hAnsi="Arial Unicode MS"/>
-                <w:b w:val="1"/>
-                <w:bCs w:val="1"/>
-                <w:color w:val="1f1f1f"/>
-                <w:rtl w:val="0"/>
-              </w:rPr>
-              <w:t xml:space="preserve">コミュニティにおける意味合い</w:t>
-            </w:r>
-          </w:p>
-        </w:tc>
-      </w:tr>
-      <w:tr>
-        <w:trPr>
-          <w:cantSplit w:val="0"/>
-          <w:tblHeader w:val="0"/>
-        </w:trPr>
-        <w:tc>
-          <w:tcPr>
-            <w:tcBorders>
-              <w:top w:color="c4c7c5" w:space="0" w:sz="6" w:val="single"/>
-              <w:left w:color="c4c7c5" w:space="0" w:sz="6" w:val="single"/>
-              <w:bottom w:color="c4c7c5" w:space="0" w:sz="6" w:val="single"/>
-              <w:right w:color="c4c7c5" w:space="0" w:sz="6" w:val="single"/>
-            </w:tcBorders>
-            <w:shd w:fill="auto" w:val="clear"/>
-            <w:tcMar>
-              <w:top w:w="120.0" w:type="dxa"/>
-              <w:left w:w="180.0" w:type="dxa"/>
-              <w:bottom w:w="120.0" w:type="dxa"/>
-              <w:right w:w="180.0" w:type="dxa"/>
-            </w:tcMar>
-            <w:vAlign w:val="top"/>
-          </w:tcPr>
-          <w:p>
-            <w:pPr>
-              <w:pBdr>
-                <w:top w:space="0" w:sz="0" w:val="nil"/>
-                <w:left w:space="0" w:sz="0" w:val="nil"/>
-                <w:bottom w:space="0" w:sz="0" w:val="nil"/>
-                <w:right w:space="0" w:sz="0" w:val="nil"/>
-                <w:between w:space="0" w:sz="0" w:val="nil"/>
-              </w:pBdr>
-              <w:shd w:fill="auto" w:val="clear"/>
-              <w:spacing w:after="120" w:before="120" w:line="275.9999942779541" w:lineRule="auto"/>
-              <w:rPr>
-                <w:rFonts w:ascii="Arial" w:cs="Arial" w:eastAsia="Arial" w:hAnsi="Arial"/>
-                <w:b w:val="1"/>
-                <w:bCs w:val="1"/>
-                <w:color w:val="1f1f1f"/>
-              </w:rPr>
-            </w:pPr>
-            <w:r>
-              <w:rPr>
-                <w:rFonts w:ascii="Arial Unicode MS" w:cs="Arial Unicode MS" w:eastAsia="Arial Unicode MS" w:hAnsi="Arial Unicode MS"/>
-                <w:b w:val="1"/>
-                <w:bCs w:val="1"/>
-                <w:color w:val="1f1f1f"/>
-                <w:rtl w:val="0"/>
-              </w:rPr>
-              <w:t xml:space="preserve">創生期</w:t>
-            </w:r>
-          </w:p>
-        </w:tc>
-        <w:tc>
-          <w:tcPr>
-            <w:tcBorders>
-              <w:top w:color="c4c7c5" w:space="0" w:sz="6" w:val="single"/>
-              <w:left w:color="c4c7c5" w:space="0" w:sz="6" w:val="single"/>
-              <w:bottom w:color="c4c7c5" w:space="0" w:sz="6" w:val="single"/>
-              <w:right w:color="c4c7c5" w:space="0" w:sz="6" w:val="single"/>
-            </w:tcBorders>
-            <w:shd w:fill="auto" w:val="clear"/>
-            <w:tcMar>
-              <w:top w:w="120.0" w:type="dxa"/>
-              <w:left w:w="180.0" w:type="dxa"/>
-              <w:bottom w:w="120.0" w:type="dxa"/>
-              <w:right w:w="180.0" w:type="dxa"/>
-            </w:tcMar>
-            <w:vAlign w:val="top"/>
-          </w:tcPr>
-          <w:p>
-            <w:pPr>
-              <w:pBdr>
-                <w:top w:space="0" w:sz="0" w:val="nil"/>
-                <w:left w:space="0" w:sz="0" w:val="nil"/>
-                <w:bottom w:space="0" w:sz="0" w:val="nil"/>
-                <w:right w:space="0" w:sz="0" w:val="nil"/>
-                <w:between w:space="0" w:sz="0" w:val="nil"/>
-              </w:pBdr>
-              <w:shd w:fill="auto" w:val="clear"/>
-              <w:spacing w:after="120" w:before="120" w:line="275.9999942779541" w:lineRule="auto"/>
-              <w:rPr>
-                <w:rFonts w:ascii="Arial" w:cs="Arial" w:eastAsia="Arial" w:hAnsi="Arial"/>
-                <w:color w:val="1f1f1f"/>
-              </w:rPr>
-            </w:pPr>
-            <w:r>
-              <w:rPr>
-                <w:rFonts w:ascii="Arial Unicode MS" w:cs="Arial Unicode MS" w:eastAsia="Arial Unicode MS" w:hAnsi="Arial Unicode MS"/>
-                <w:color w:val="1f1f1f"/>
-                <w:rtl w:val="0"/>
-              </w:rPr>
-              <w:t xml:space="preserve">2017年対談〜2018年（第1・2回）</w:t>
-            </w:r>
-          </w:p>
-        </w:tc>
-        <w:tc>
-          <w:tcPr>
-            <w:tcBorders>
-              <w:top w:color="c4c7c5" w:space="0" w:sz="6" w:val="single"/>
-              <w:left w:color="c4c7c5" w:space="0" w:sz="6" w:val="single"/>
-              <w:bottom w:color="c4c7c5" w:space="0" w:sz="6" w:val="single"/>
-              <w:right w:color="c4c7c5" w:space="0" w:sz="6" w:val="single"/>
-            </w:tcBorders>
-            <w:shd w:fill="auto" w:val="clear"/>
-            <w:tcMar>
-              <w:top w:w="120.0" w:type="dxa"/>
-              <w:left w:w="180.0" w:type="dxa"/>
-              <w:bottom w:w="120.0" w:type="dxa"/>
-              <w:right w:w="180.0" w:type="dxa"/>
-            </w:tcMar>
-            <w:vAlign w:val="top"/>
-          </w:tcPr>
-          <w:p>
-            <w:pPr>
-              <w:pBdr>
-                <w:top w:space="0" w:sz="0" w:val="nil"/>
-                <w:left w:space="0" w:sz="0" w:val="nil"/>
-                <w:bottom w:space="0" w:sz="0" w:val="nil"/>
-                <w:right w:space="0" w:sz="0" w:val="nil"/>
-                <w:between w:space="0" w:sz="0" w:val="nil"/>
-              </w:pBdr>
-              <w:shd w:fill="auto" w:val="clear"/>
-              <w:spacing w:after="120" w:before="120" w:line="275.9999942779541" w:lineRule="auto"/>
-              <w:rPr>
-                <w:rFonts w:ascii="Arial" w:cs="Arial" w:eastAsia="Arial" w:hAnsi="Arial"/>
-                <w:color w:val="1f1f1f"/>
-              </w:rPr>
-            </w:pPr>
-            <w:r>
-              <w:rPr>
-                <w:rFonts w:ascii="Arial Unicode MS" w:cs="Arial Unicode MS" w:eastAsia="Arial Unicode MS" w:hAnsi="Arial Unicode MS"/>
-                <w:color w:val="1f1f1f"/>
-                <w:rtl w:val="0"/>
-              </w:rPr>
-              <w:t xml:space="preserve">行政の資金と信頼を活用したゼロイチの立ち上げ。課題先進県である高知という舞台設定の確立。</w:t>
-            </w:r>
-          </w:p>
-        </w:tc>
-      </w:tr>
-      <w:tr>
-        <w:trPr>
-          <w:cantSplit w:val="0"/>
-          <w:tblHeader w:val="0"/>
-        </w:trPr>
-        <w:tc>
-          <w:tcPr>
-            <w:tcBorders>
-              <w:top w:color="c4c7c5" w:space="0" w:sz="6" w:val="single"/>
-              <w:left w:color="c4c7c5" w:space="0" w:sz="6" w:val="single"/>
-              <w:bottom w:color="c4c7c5" w:space="0" w:sz="6" w:val="single"/>
-              <w:right w:color="c4c7c5" w:space="0" w:sz="6" w:val="single"/>
-            </w:tcBorders>
-            <w:shd w:fill="auto" w:val="clear"/>
-            <w:tcMar>
-              <w:top w:w="120.0" w:type="dxa"/>
-              <w:left w:w="180.0" w:type="dxa"/>
-              <w:bottom w:w="120.0" w:type="dxa"/>
-              <w:right w:w="180.0" w:type="dxa"/>
-            </w:tcMar>
-            <w:vAlign w:val="top"/>
-          </w:tcPr>
-          <w:p>
-            <w:pPr>
-              <w:pBdr>
-                <w:top w:space="0" w:sz="0" w:val="nil"/>
-                <w:left w:space="0" w:sz="0" w:val="nil"/>
-                <w:bottom w:space="0" w:sz="0" w:val="nil"/>
-                <w:right w:space="0" w:sz="0" w:val="nil"/>
-                <w:between w:space="0" w:sz="0" w:val="nil"/>
-              </w:pBdr>
-              <w:shd w:fill="auto" w:val="clear"/>
-              <w:spacing w:after="120" w:before="120" w:line="275.9999942779541" w:lineRule="auto"/>
-              <w:rPr>
-                <w:rFonts w:ascii="Arial" w:cs="Arial" w:eastAsia="Arial" w:hAnsi="Arial"/>
-                <w:b w:val="1"/>
-                <w:bCs w:val="1"/>
-                <w:color w:val="1f1f1f"/>
-              </w:rPr>
-            </w:pPr>
-            <w:r>
-              <w:rPr>
-                <w:rFonts w:ascii="Arial Unicode MS" w:cs="Arial Unicode MS" w:eastAsia="Arial Unicode MS" w:hAnsi="Arial Unicode MS"/>
-                <w:b w:val="1"/>
-                <w:bCs w:val="1"/>
-                <w:color w:val="1f1f1f"/>
-                <w:rtl w:val="0"/>
-              </w:rPr>
-              <w:t xml:space="preserve">自立・適応期</w:t>
-            </w:r>
-          </w:p>
-        </w:tc>
-        <w:tc>
-          <w:tcPr>
-            <w:tcBorders>
-              <w:top w:color="c4c7c5" w:space="0" w:sz="6" w:val="single"/>
-              <w:left w:color="c4c7c5" w:space="0" w:sz="6" w:val="single"/>
-              <w:bottom w:color="c4c7c5" w:space="0" w:sz="6" w:val="single"/>
-              <w:right w:color="c4c7c5" w:space="0" w:sz="6" w:val="single"/>
-            </w:tcBorders>
-            <w:shd w:fill="auto" w:val="clear"/>
-            <w:tcMar>
-              <w:top w:w="120.0" w:type="dxa"/>
-              <w:left w:w="180.0" w:type="dxa"/>
-              <w:bottom w:w="120.0" w:type="dxa"/>
-              <w:right w:w="180.0" w:type="dxa"/>
-            </w:tcMar>
-            <w:vAlign w:val="top"/>
-          </w:tcPr>
-          <w:p>
-            <w:pPr>
-              <w:pBdr>
-                <w:top w:space="0" w:sz="0" w:val="nil"/>
-                <w:left w:space="0" w:sz="0" w:val="nil"/>
-                <w:bottom w:space="0" w:sz="0" w:val="nil"/>
-                <w:right w:space="0" w:sz="0" w:val="nil"/>
-                <w:between w:space="0" w:sz="0" w:val="nil"/>
-              </w:pBdr>
-              <w:shd w:fill="auto" w:val="clear"/>
-              <w:spacing w:after="120" w:before="120" w:line="275.9999942779541" w:lineRule="auto"/>
-              <w:rPr>
-                <w:rFonts w:ascii="Arial" w:cs="Arial" w:eastAsia="Arial" w:hAnsi="Arial"/>
-                <w:color w:val="1f1f1f"/>
-              </w:rPr>
-            </w:pPr>
-            <w:r>
-              <w:rPr>
-                <w:rFonts w:ascii="Arial Unicode MS" w:cs="Arial Unicode MS" w:eastAsia="Arial Unicode MS" w:hAnsi="Arial Unicode MS"/>
-                <w:color w:val="1f1f1f"/>
-                <w:rtl w:val="0"/>
-              </w:rPr>
-              <w:t xml:space="preserve">2019年〜コロナ禍（第3〜6回）</w:t>
-            </w:r>
-          </w:p>
-        </w:tc>
-        <w:tc>
-          <w:tcPr>
-            <w:tcBorders>
-              <w:top w:color="c4c7c5" w:space="0" w:sz="6" w:val="single"/>
-              <w:left w:color="c4c7c5" w:space="0" w:sz="6" w:val="single"/>
-              <w:bottom w:color="c4c7c5" w:space="0" w:sz="6" w:val="single"/>
-              <w:right w:color="c4c7c5" w:space="0" w:sz="6" w:val="single"/>
-            </w:tcBorders>
-            <w:shd w:fill="auto" w:val="clear"/>
-            <w:tcMar>
-              <w:top w:w="120.0" w:type="dxa"/>
-              <w:left w:w="180.0" w:type="dxa"/>
-              <w:bottom w:w="120.0" w:type="dxa"/>
-              <w:right w:w="180.0" w:type="dxa"/>
-            </w:tcMar>
-            <w:vAlign w:val="top"/>
-          </w:tcPr>
-          <w:p>
-            <w:pPr>
-              <w:pBdr>
-                <w:top w:space="0" w:sz="0" w:val="nil"/>
-                <w:left w:space="0" w:sz="0" w:val="nil"/>
-                <w:bottom w:space="0" w:sz="0" w:val="nil"/>
-                <w:right w:space="0" w:sz="0" w:val="nil"/>
-                <w:between w:space="0" w:sz="0" w:val="nil"/>
-              </w:pBdr>
-              <w:shd w:fill="auto" w:val="clear"/>
-              <w:spacing w:after="120" w:before="120" w:line="275.9999942779541" w:lineRule="auto"/>
-              <w:rPr>
-                <w:rFonts w:ascii="Arial" w:cs="Arial" w:eastAsia="Arial" w:hAnsi="Arial"/>
-                <w:color w:val="1f1f1f"/>
-              </w:rPr>
-            </w:pPr>
-            <w:r>
-              <w:rPr>
-                <w:rFonts w:ascii="Arial Unicode MS" w:cs="Arial Unicode MS" w:eastAsia="Arial Unicode MS" w:hAnsi="Arial Unicode MS"/>
-                <w:color w:val="1f1f1f"/>
-                <w:rtl w:val="0"/>
-              </w:rPr>
-              <w:t xml:space="preserve">行政からの独立。有志による資金調達と、オンライン・ハイブリッドへの適応を通じた「熱量」の維持。</w:t>
-            </w:r>
-          </w:p>
-        </w:tc>
-      </w:tr>
-      <w:tr>
-        <w:trPr>
-          <w:cantSplit w:val="0"/>
-          <w:tblHeader w:val="0"/>
-        </w:trPr>
-        <w:tc>
-          <w:tcPr>
-            <w:tcBorders>
-              <w:top w:color="c4c7c5" w:space="0" w:sz="6" w:val="single"/>
-              <w:left w:color="c4c7c5" w:space="0" w:sz="6" w:val="single"/>
-              <w:bottom w:color="c4c7c5" w:space="0" w:sz="6" w:val="single"/>
-              <w:right w:color="c4c7c5" w:space="0" w:sz="6" w:val="single"/>
-            </w:tcBorders>
-            <w:shd w:fill="auto" w:val="clear"/>
-            <w:tcMar>
-              <w:top w:w="120.0" w:type="dxa"/>
-              <w:left w:w="180.0" w:type="dxa"/>
-              <w:bottom w:w="120.0" w:type="dxa"/>
-              <w:right w:w="180.0" w:type="dxa"/>
-            </w:tcMar>
-            <w:vAlign w:val="top"/>
-          </w:tcPr>
-          <w:p>
-            <w:pPr>
-              <w:pBdr>
-                <w:top w:space="0" w:sz="0" w:val="nil"/>
-                <w:left w:space="0" w:sz="0" w:val="nil"/>
-                <w:bottom w:space="0" w:sz="0" w:val="nil"/>
-                <w:right w:space="0" w:sz="0" w:val="nil"/>
-                <w:between w:space="0" w:sz="0" w:val="nil"/>
-              </w:pBdr>
-              <w:shd w:fill="auto" w:val="clear"/>
-              <w:spacing w:after="120" w:before="120" w:line="275.9999942779541" w:lineRule="auto"/>
-              <w:rPr>
-                <w:rFonts w:ascii="Arial" w:cs="Arial" w:eastAsia="Arial" w:hAnsi="Arial"/>
-                <w:b w:val="1"/>
-                <w:bCs w:val="1"/>
-                <w:color w:val="1f1f1f"/>
-              </w:rPr>
-            </w:pPr>
-            <w:r>
-              <w:rPr>
-                <w:rFonts w:ascii="Arial Unicode MS" w:cs="Arial Unicode MS" w:eastAsia="Arial Unicode MS" w:hAnsi="Arial Unicode MS"/>
-                <w:b w:val="1"/>
-                <w:bCs w:val="1"/>
-                <w:color w:val="1f1f1f"/>
-                <w:rtl w:val="0"/>
-              </w:rPr>
-              <w:t xml:space="preserve">拡張・承継期</w:t>
-            </w:r>
-          </w:p>
-        </w:tc>
-        <w:tc>
-          <w:tcPr>
-            <w:tcBorders>
-              <w:top w:color="c4c7c5" w:space="0" w:sz="6" w:val="single"/>
-              <w:left w:color="c4c7c5" w:space="0" w:sz="6" w:val="single"/>
-              <w:bottom w:color="c4c7c5" w:space="0" w:sz="6" w:val="single"/>
-              <w:right w:color="c4c7c5" w:space="0" w:sz="6" w:val="single"/>
-            </w:tcBorders>
-            <w:shd w:fill="auto" w:val="clear"/>
-            <w:tcMar>
-              <w:top w:w="120.0" w:type="dxa"/>
-              <w:left w:w="180.0" w:type="dxa"/>
-              <w:bottom w:w="120.0" w:type="dxa"/>
-              <w:right w:w="180.0" w:type="dxa"/>
-            </w:tcMar>
-            <w:vAlign w:val="top"/>
-          </w:tcPr>
-          <w:p>
-            <w:pPr>
-              <w:pBdr>
-                <w:top w:space="0" w:sz="0" w:val="nil"/>
-                <w:left w:space="0" w:sz="0" w:val="nil"/>
-                <w:bottom w:space="0" w:sz="0" w:val="nil"/>
-                <w:right w:space="0" w:sz="0" w:val="nil"/>
-                <w:between w:space="0" w:sz="0" w:val="nil"/>
-              </w:pBdr>
-              <w:shd w:fill="auto" w:val="clear"/>
-              <w:spacing w:after="120" w:before="120" w:line="275.9999942779541" w:lineRule="auto"/>
-              <w:rPr>
-                <w:rFonts w:ascii="Arial" w:cs="Arial" w:eastAsia="Arial" w:hAnsi="Arial"/>
-                <w:color w:val="1f1f1f"/>
-              </w:rPr>
-            </w:pPr>
-            <w:r>
-              <w:rPr>
-                <w:rFonts w:ascii="Arial Unicode MS" w:cs="Arial Unicode MS" w:eastAsia="Arial Unicode MS" w:hAnsi="Arial Unicode MS"/>
-                <w:color w:val="1f1f1f"/>
-                <w:rtl w:val="0"/>
-              </w:rPr>
-              <w:t xml:space="preserve">2021年〜2024年（第7回〜法人化）</w:t>
-            </w:r>
-          </w:p>
-        </w:tc>
-        <w:tc>
-          <w:tcPr>
-            <w:tcBorders>
-              <w:top w:color="c4c7c5" w:space="0" w:sz="6" w:val="single"/>
-              <w:left w:color="c4c7c5" w:space="0" w:sz="6" w:val="single"/>
-              <w:bottom w:color="c4c7c5" w:space="0" w:sz="6" w:val="single"/>
-              <w:right w:color="c4c7c5" w:space="0" w:sz="6" w:val="single"/>
-            </w:tcBorders>
-            <w:shd w:fill="auto" w:val="clear"/>
-            <w:tcMar>
-              <w:top w:w="120.0" w:type="dxa"/>
-              <w:left w:w="180.0" w:type="dxa"/>
-              <w:bottom w:w="120.0" w:type="dxa"/>
-              <w:right w:w="180.0" w:type="dxa"/>
-            </w:tcMar>
-            <w:vAlign w:val="top"/>
-          </w:tcPr>
-          <w:p>
-            <w:pPr>
-              <w:pBdr>
-                <w:top w:space="0" w:sz="0" w:val="nil"/>
-                <w:left w:space="0" w:sz="0" w:val="nil"/>
-                <w:bottom w:space="0" w:sz="0" w:val="nil"/>
-                <w:right w:space="0" w:sz="0" w:val="nil"/>
-                <w:between w:space="0" w:sz="0" w:val="nil"/>
-              </w:pBdr>
-              <w:shd w:fill="auto" w:val="clear"/>
-              <w:spacing w:after="120" w:before="120" w:line="275.9999942779541" w:lineRule="auto"/>
-              <w:rPr>
-                <w:rFonts w:ascii="Arial" w:cs="Arial" w:eastAsia="Arial" w:hAnsi="Arial"/>
-                <w:color w:val="1f1f1f"/>
-              </w:rPr>
-            </w:pPr>
-            <w:r>
-              <w:rPr>
-                <w:rFonts w:ascii="Arial Unicode MS" w:cs="Arial Unicode MS" w:eastAsia="Arial Unicode MS" w:hAnsi="Arial Unicode MS"/>
-                <w:color w:val="1f1f1f"/>
-                <w:rtl w:val="0"/>
-              </w:rPr>
-              <w:t xml:space="preserve">ワーケーションの導入による体験価値の最大化。一般社団法人化による組織的永続性の獲得と世代交代。</w:t>
-            </w:r>
-          </w:p>
-        </w:tc>
-      </w:tr>
-      <w:tr>
-        <w:trPr>
-          <w:cantSplit w:val="0"/>
-          <w:tblHeader w:val="0"/>
-        </w:trPr>
-        <w:tc>
-          <w:tcPr>
-            <w:tcBorders>
-              <w:top w:color="c4c7c5" w:space="0" w:sz="6" w:val="single"/>
-              <w:left w:color="c4c7c5" w:space="0" w:sz="6" w:val="single"/>
-              <w:bottom w:color="c4c7c5" w:space="0" w:sz="6" w:val="single"/>
-              <w:right w:color="c4c7c5" w:space="0" w:sz="6" w:val="single"/>
-            </w:tcBorders>
-            <w:shd w:fill="auto" w:val="clear"/>
-            <w:tcMar>
-              <w:top w:w="120.0" w:type="dxa"/>
-              <w:left w:w="180.0" w:type="dxa"/>
-              <w:bottom w:w="120.0" w:type="dxa"/>
-              <w:right w:w="180.0" w:type="dxa"/>
-            </w:tcMar>
-            <w:vAlign w:val="top"/>
-          </w:tcPr>
-          <w:p>
-            <w:pPr>
-              <w:pBdr>
-                <w:top w:space="0" w:sz="0" w:val="nil"/>
-                <w:left w:space="0" w:sz="0" w:val="nil"/>
-                <w:bottom w:space="0" w:sz="0" w:val="nil"/>
-                <w:right w:space="0" w:sz="0" w:val="nil"/>
-                <w:between w:space="0" w:sz="0" w:val="nil"/>
-              </w:pBdr>
-              <w:shd w:fill="auto" w:val="clear"/>
-              <w:spacing w:after="120" w:before="120" w:line="275.9999942779541" w:lineRule="auto"/>
-              <w:rPr>
-                <w:rFonts w:ascii="Arial" w:cs="Arial" w:eastAsia="Arial" w:hAnsi="Arial"/>
-                <w:b w:val="1"/>
-                <w:bCs w:val="1"/>
-                <w:color w:val="1f1f1f"/>
-              </w:rPr>
-            </w:pPr>
-            <w:r>
-              <w:rPr>
-                <w:rFonts w:ascii="Arial Unicode MS" w:cs="Arial Unicode MS" w:eastAsia="Arial Unicode MS" w:hAnsi="Arial Unicode MS"/>
-                <w:b w:val="1"/>
-                <w:bCs w:val="1"/>
-                <w:color w:val="1f1f1f"/>
-                <w:rtl w:val="0"/>
-              </w:rPr>
-              <w:t xml:space="preserve">全国波及期</w:t>
-            </w:r>
-          </w:p>
-        </w:tc>
-        <w:tc>
-          <w:tcPr>
-            <w:tcBorders>
-              <w:top w:color="c4c7c5" w:space="0" w:sz="6" w:val="single"/>
-              <w:left w:color="c4c7c5" w:space="0" w:sz="6" w:val="single"/>
-              <w:bottom w:color="c4c7c5" w:space="0" w:sz="6" w:val="single"/>
-              <w:right w:color="c4c7c5" w:space="0" w:sz="6" w:val="single"/>
-            </w:tcBorders>
-            <w:shd w:fill="auto" w:val="clear"/>
-            <w:tcMar>
-              <w:top w:w="120.0" w:type="dxa"/>
-              <w:left w:w="180.0" w:type="dxa"/>
-              <w:bottom w:w="120.0" w:type="dxa"/>
-              <w:right w:w="180.0" w:type="dxa"/>
-            </w:tcMar>
-            <w:vAlign w:val="top"/>
-          </w:tcPr>
-          <w:p>
-            <w:pPr>
-              <w:pBdr>
-                <w:top w:space="0" w:sz="0" w:val="nil"/>
-                <w:left w:space="0" w:sz="0" w:val="nil"/>
-                <w:bottom w:space="0" w:sz="0" w:val="nil"/>
-                <w:right w:space="0" w:sz="0" w:val="nil"/>
-                <w:between w:space="0" w:sz="0" w:val="nil"/>
-              </w:pBdr>
-              <w:shd w:fill="auto" w:val="clear"/>
-              <w:spacing w:after="120" w:before="120" w:line="275.9999942779541" w:lineRule="auto"/>
-              <w:rPr>
-                <w:rFonts w:ascii="Arial" w:cs="Arial" w:eastAsia="Arial" w:hAnsi="Arial"/>
-                <w:color w:val="1f1f1f"/>
-              </w:rPr>
-            </w:pPr>
-            <w:r>
-              <w:rPr>
-                <w:rFonts w:ascii="Arial Unicode MS" w:cs="Arial Unicode MS" w:eastAsia="Arial Unicode MS" w:hAnsi="Arial Unicode MS"/>
-                <w:color w:val="1f1f1f"/>
-                <w:rtl w:val="0"/>
-              </w:rPr>
-              <w:t xml:space="preserve">2024年〜2026年（出島、別府、東京）</w:t>
-            </w:r>
-          </w:p>
-        </w:tc>
-        <w:tc>
-          <w:tcPr>
-            <w:tcBorders>
-              <w:top w:color="c4c7c5" w:space="0" w:sz="6" w:val="single"/>
-              <w:left w:color="c4c7c5" w:space="0" w:sz="6" w:val="single"/>
-              <w:bottom w:color="c4c7c5" w:space="0" w:sz="6" w:val="single"/>
-              <w:right w:color="c4c7c5" w:space="0" w:sz="6" w:val="single"/>
-            </w:tcBorders>
-            <w:shd w:fill="auto" w:val="clear"/>
-            <w:tcMar>
-              <w:top w:w="120.0" w:type="dxa"/>
-              <w:left w:w="180.0" w:type="dxa"/>
-              <w:bottom w:w="120.0" w:type="dxa"/>
-              <w:right w:w="180.0" w:type="dxa"/>
-            </w:tcMar>
-            <w:vAlign w:val="top"/>
-          </w:tcPr>
-          <w:p>
-            <w:pPr>
-              <w:pBdr>
-                <w:top w:space="0" w:sz="0" w:val="nil"/>
-                <w:left w:space="0" w:sz="0" w:val="nil"/>
-                <w:bottom w:space="0" w:sz="0" w:val="nil"/>
-                <w:right w:space="0" w:sz="0" w:val="nil"/>
-                <w:between w:space="0" w:sz="0" w:val="nil"/>
-              </w:pBdr>
-              <w:shd w:fill="auto" w:val="clear"/>
-              <w:spacing w:after="120" w:before="120" w:line="275.9999942779541" w:lineRule="auto"/>
-              <w:rPr>
-                <w:rFonts w:ascii="Arial" w:cs="Arial" w:eastAsia="Arial" w:hAnsi="Arial"/>
-                <w:color w:val="1f1f1f"/>
-              </w:rPr>
-            </w:pPr>
-            <w:r>
-              <w:rPr>
-                <w:rFonts w:ascii="Arial Unicode MS" w:cs="Arial Unicode MS" w:eastAsia="Arial Unicode MS" w:hAnsi="Arial Unicode MS"/>
-                <w:color w:val="1f1f1f"/>
-                <w:rtl w:val="0"/>
-              </w:rPr>
-              <w:t xml:space="preserve">長崎（出島）や大分（別府）への水平展開。2026年10月には東京で500名規模の逆輸入開催を予定。</w:t>
-            </w:r>
-          </w:p>
-        </w:tc>
-      </w:tr>
-    </w:tbl>
-    <w:p>
-      <w:pPr>
-        <w:pStyle w:val="Heading3"/>
-        <w:pBdr>
-          <w:top w:space="0" w:sz="0" w:val="nil"/>
-          <w:left w:space="0" w:sz="0" w:val="nil"/>
-          <w:bottom w:space="0" w:sz="0" w:val="nil"/>
-          <w:right w:space="0" w:sz="0" w:val="nil"/>
-          <w:between w:space="0" w:sz="0" w:val="nil"/>
-        </w:pBdr>
-        <w:shd w:fill="auto" w:val="clear"/>
-        <w:spacing w:after="120" w:before="480" w:line="275.9999942779541" w:lineRule="auto"/>
-        <w:rPr>
-          <w:rFonts w:ascii="Arial" w:cs="Arial" w:eastAsia="Arial" w:hAnsi="Arial"/>
-          <w:color w:val="1f1f1f"/>
-        </w:rPr>
-      </w:pPr>
-      <w:r>
-        <w:rPr>
-          <w:rFonts w:ascii="Arial Unicode MS" w:cs="Arial Unicode MS" w:eastAsia="Arial Unicode MS" w:hAnsi="Arial Unicode MS"/>
-          <w:color w:val="1f1f1f"/>
-          <w:rtl w:val="0"/>
-        </w:rPr>
-        <w:t xml:space="preserve">2.2 参加者インサイトから読み解くCLSの提供価値</w:t>
-      </w:r>
-    </w:p>
-    <w:p>
-      <w:pPr>
-        <w:pBdr>
-          <w:top w:space="0" w:sz="0" w:val="nil"/>
-          <w:left w:space="0" w:sz="0" w:val="nil"/>
-          <w:bottom w:space="0" w:sz="0" w:val="nil"/>
-          <w:right w:space="0" w:sz="0" w:val="nil"/>
-          <w:between w:space="0" w:sz="0" w:val="nil"/>
-        </w:pBdr>
-        <w:shd w:fill="auto" w:val="clear"/>
-        <w:spacing w:line="275.9999942779541" w:lineRule="auto"/>
-        <w:rPr>
-          <w:rFonts w:ascii="Arial" w:cs="Arial" w:eastAsia="Arial" w:hAnsi="Arial"/>
-          <w:color w:val="1f1f1f"/>
-        </w:rPr>
-      </w:pPr>
-      <w:r>
-        <w:rPr>
-          <w:rFonts w:ascii="Arial Unicode MS" w:cs="Arial Unicode MS" w:eastAsia="Arial Unicode MS" w:hAnsi="Arial Unicode MS"/>
-          <w:color w:val="1f1f1f"/>
-          <w:rtl w:val="0"/>
-        </w:rPr>
-        <w:t xml:space="preserve">CLSは、有識者が一方的に知識を伝達する従来のカンファレンスとは全く異なる構造を持つ。個人のイベント参加レポートや公式のメッセージを分析すると、CLSが参加者に提供している中核的な価値は「越境による自己変容」と「圧倒的な心理的安全性の構築」に集約される。</w:t>
-      </w:r>
-    </w:p>
-    <w:p>
-      <w:pPr>
-        <w:pBdr>
-          <w:top w:space="0" w:sz="0" w:val="nil"/>
-          <w:left w:space="0" w:sz="0" w:val="nil"/>
-          <w:bottom w:space="0" w:sz="0" w:val="nil"/>
-          <w:right w:space="0" w:sz="0" w:val="nil"/>
-          <w:between w:space="0" w:sz="0" w:val="nil"/>
-        </w:pBdr>
-        <w:shd w:fill="auto" w:val="clear"/>
-        <w:spacing w:line="275.9999942779541" w:lineRule="auto"/>
-        <w:rPr>
-          <w:rFonts w:ascii="Arial" w:cs="Arial" w:eastAsia="Arial" w:hAnsi="Arial"/>
-          <w:color w:val="1f1f1f"/>
-        </w:rPr>
-      </w:pPr>
-      <w:r>
-        <w:rPr>
-          <w:rFonts w:ascii="Arial Unicode MS" w:cs="Arial Unicode MS" w:eastAsia="Arial Unicode MS" w:hAnsi="Arial Unicode MS"/>
-          <w:color w:val="1f1f1f"/>
-          <w:rtl w:val="0"/>
-        </w:rPr>
-        <w:t xml:space="preserve">第一に、参加者はCLSを「内側のモノサシではなく、外側のモノサシで自らの課題を測り直す場」として機能させている。特定のサービスや関心事で繋がったコミュニティのリーダーたちが、高知や別府といった非日常の空間に集結することで、普段の職場や業界では得られない全く新しい視点や改善の余地に気づくことができる。ある参加者のレポートでは、大学教員、焼肉店の経営者、マーケターなど、全く異なる背景を持つ人々が「コミュニティがもたらした変化」について語り合い、そこから「やりたいことを声に出す」という普遍的な結論を導き出している。</w:t>
-      </w:r>
-    </w:p>
-    <w:p>
-      <w:pPr>
-        <w:pBdr>
-          <w:top w:space="0" w:sz="0" w:val="nil"/>
-          <w:left w:space="0" w:sz="0" w:val="nil"/>
-          <w:bottom w:space="0" w:sz="0" w:val="nil"/>
-          <w:right w:space="0" w:sz="0" w:val="nil"/>
-          <w:between w:space="0" w:sz="0" w:val="nil"/>
-        </w:pBdr>
-        <w:shd w:fill="auto" w:val="clear"/>
-        <w:spacing w:line="275.9999942779541" w:lineRule="auto"/>
-        <w:rPr>
-          <w:rFonts w:ascii="Arial" w:cs="Arial" w:eastAsia="Arial" w:hAnsi="Arial"/>
-          <w:color w:val="1f1f1f"/>
-        </w:rPr>
-      </w:pPr>
-      <w:r>
-        <w:rPr>
-          <w:rFonts w:ascii="Arial Unicode MS" w:cs="Arial Unicode MS" w:eastAsia="Arial Unicode MS" w:hAnsi="Arial Unicode MS"/>
-          <w:color w:val="1f1f1f"/>
-          <w:rtl w:val="0"/>
-        </w:rPr>
-        <w:t xml:space="preserve">第二に、この自己変容を可能にしているのが、本編以外の周縁的なプログラム（前夜祭、ワーケーション、大人の遠足）がもたらす体験の共有である。例えばCLS高知では、複雑な立体構造を持つ居酒屋（追手筋宴舞堂）を貸し切りにした前夜祭や、本編前のテントサウナ体験などを通じて、初対面の参加者同士（全体の約40%が初参加者）が急速に距離を縮める設計がなされている。参加者が「同じ釜の飯を食い」「同じ湯に浸かる」ことで肩書きという装甲が外れ、本編での議論が極めて本質的かつ白熱したものとなる。</w:t>
-      </w:r>
-    </w:p>
-    <w:p>
-      <w:pPr>
-        <w:pBdr>
-          <w:top w:space="0" w:sz="0" w:val="nil"/>
-          <w:left w:space="0" w:sz="0" w:val="nil"/>
-          <w:bottom w:space="0" w:sz="0" w:val="nil"/>
-          <w:right w:space="0" w:sz="0" w:val="nil"/>
-          <w:between w:space="0" w:sz="0" w:val="nil"/>
-        </w:pBdr>
-        <w:shd w:fill="auto" w:val="clear"/>
-        <w:spacing w:line="275.9999942779541" w:lineRule="auto"/>
-        <w:rPr>
-          <w:rFonts w:ascii="Arial" w:cs="Arial" w:eastAsia="Arial" w:hAnsi="Arial"/>
-          <w:color w:val="1f1f1f"/>
-        </w:rPr>
-      </w:pPr>
-      <w:r>
-        <w:rPr>
-          <w:rFonts w:ascii="Arial Unicode MS" w:cs="Arial Unicode MS" w:eastAsia="Arial Unicode MS" w:hAnsi="Arial Unicode MS"/>
-          <w:color w:val="1f1f1f"/>
-          <w:rtl w:val="0"/>
-        </w:rPr>
-        <w:t xml:space="preserve">第三に、登壇者に対して交通費や謝礼を支払わない「ノーギャラ運用」が、コミュニティ内の価値交換を純化させている。これは、CLSの場に立ち、熱量の高い参加者と交流すること自体が登壇者にとって最大の報酬であるという、強固な相互信頼に基づいている。この文化があるからこそ、参加者は「お客様」としてではなく、自らも場を構成する「当事者（アクター）」として振る舞い、「#ヤリキル」「#きっかけはCLS」といった行動志向のハッシュタグを生み出しているのである。</w:t>
-      </w:r>
-    </w:p>
-    <w:p>
-      <w:pPr>
-        <w:pStyle w:val="Heading3"/>
-        <w:pBdr>
-          <w:top w:space="0" w:sz="0" w:val="nil"/>
-          <w:left w:space="0" w:sz="0" w:val="nil"/>
-          <w:bottom w:space="0" w:sz="0" w:val="nil"/>
-          <w:right w:space="0" w:sz="0" w:val="nil"/>
-          <w:between w:space="0" w:sz="0" w:val="nil"/>
-        </w:pBdr>
-        <w:shd w:fill="auto" w:val="clear"/>
-        <w:spacing w:after="120" w:before="0" w:line="275.9999942779541" w:lineRule="auto"/>
-        <w:rPr>
-          <w:rFonts w:ascii="Arial" w:cs="Arial" w:eastAsia="Arial" w:hAnsi="Arial"/>
-          <w:color w:val="1f1f1f"/>
-        </w:rPr>
-      </w:pPr>
-      <w:r>
-        <w:rPr>
-          <w:rFonts w:ascii="Arial Unicode MS" w:cs="Arial Unicode MS" w:eastAsia="Arial Unicode MS" w:hAnsi="Arial Unicode MS"/>
-          <w:color w:val="1f1f1f"/>
-          <w:rtl w:val="0"/>
-        </w:rPr>
-        <w:t xml:space="preserve">2.3 他地域の文脈と「CLS出島」の事例</w:t>
-      </w:r>
-    </w:p>
-    <w:p>
-      <w:pPr>
-        <w:pBdr>
-          <w:top w:space="0" w:sz="0" w:val="nil"/>
-          <w:left w:space="0" w:sz="0" w:val="nil"/>
-          <w:bottom w:space="0" w:sz="0" w:val="nil"/>
-          <w:right w:space="0" w:sz="0" w:val="nil"/>
-          <w:between w:space="0" w:sz="0" w:val="nil"/>
-        </w:pBdr>
-        <w:shd w:fill="auto" w:val="clear"/>
-        <w:spacing w:line="275.9999942779541" w:lineRule="auto"/>
-        <w:rPr>
-          <w:rFonts w:ascii="Arial" w:cs="Arial" w:eastAsia="Arial" w:hAnsi="Arial"/>
-          <w:color w:val="1f1f1f"/>
-        </w:rPr>
-      </w:pPr>
-      <w:r>
-        <w:rPr>
-          <w:rFonts w:ascii="Arial Unicode MS" w:cs="Arial Unicode MS" w:eastAsia="Arial Unicode MS" w:hAnsi="Arial Unicode MS"/>
-          <w:color w:val="1f1f1f"/>
-          <w:rtl w:val="0"/>
-        </w:rPr>
-        <w:t xml:space="preserve">高知で醸成されたこのコミュニティモデルは、参加者の「地元でもやりたい」という熱意によって全国へ飛び火している。2024年からスタートした長崎の「CLS出島」は、少子高齢化や人口流出という典型的な地方課題に対し、「点在する長崎のコミュニティを面にする」という明確なコンセプトを掲げている。かつて日本で唯一世界に開かれていた玄関口である「出島」の歴史的コンテキストを借用し、地域内で孤立しがちな挑戦者たちを繋ぎ合わせるハブとして機能している。このように、CLSが他地域で成功するためには、単なるフォーマットの輸入ではなく、その土地が持つ歴史的・文化的背景とコミュニティの理念を密接に結びつける「文脈化（コンテキストの再定義）」が不可欠である。</w:t>
-      </w:r>
-    </w:p>
-    <w:p>
-      <w:pPr>
-        <w:pStyle w:val="Heading2"/>
-        <w:pBdr>
-          <w:top w:space="0" w:sz="0" w:val="nil"/>
-          <w:left w:space="0" w:sz="0" w:val="nil"/>
-          <w:bottom w:space="0" w:sz="0" w:val="nil"/>
-          <w:right w:space="0" w:sz="0" w:val="nil"/>
-          <w:between w:space="0" w:sz="0" w:val="nil"/>
-        </w:pBdr>
-        <w:shd w:fill="auto" w:val="clear"/>
-        <w:spacing w:after="120" w:before="0" w:line="275.9999942779541" w:lineRule="auto"/>
-        <w:rPr>
-          <w:rFonts w:ascii="Arial" w:cs="Arial" w:eastAsia="Arial" w:hAnsi="Arial"/>
-          <w:color w:val="1f1f1f"/>
-        </w:rPr>
-      </w:pPr>
-      <w:r>
-        <w:rPr>
-          <w:rFonts w:ascii="Arial Unicode MS" w:cs="Arial Unicode MS" w:eastAsia="Arial Unicode MS" w:hAnsi="Arial Unicode MS"/>
-          <w:color w:val="1f1f1f"/>
-          <w:rtl w:val="0"/>
-        </w:rPr>
-        <w:t xml:space="preserve">3. 「CLSとは何か」の再言語化戦略</w:t>
-      </w:r>
-    </w:p>
-    <w:p>
-      <w:pPr>
-        <w:pBdr>
-          <w:top w:space="0" w:sz="0" w:val="nil"/>
-          <w:left w:space="0" w:sz="0" w:val="nil"/>
-          <w:bottom w:space="0" w:sz="0" w:val="nil"/>
-          <w:right w:space="0" w:sz="0" w:val="nil"/>
-          <w:between w:space="0" w:sz="0" w:val="nil"/>
-        </w:pBdr>
-        <w:shd w:fill="auto" w:val="clear"/>
-        <w:spacing w:line="275.9999942779541" w:lineRule="auto"/>
-        <w:rPr>
-          <w:rFonts w:ascii="Arial" w:cs="Arial" w:eastAsia="Arial" w:hAnsi="Arial"/>
-          <w:color w:val="1f1f1f"/>
-        </w:rPr>
-      </w:pPr>
-      <w:r>
-        <w:rPr>
-          <w:rFonts w:ascii="Arial Unicode MS" w:cs="Arial Unicode MS" w:eastAsia="Arial Unicode MS" w:hAnsi="Arial Unicode MS"/>
-          <w:color w:val="1f1f1f"/>
-          <w:rtl w:val="0"/>
-        </w:rPr>
-        <w:t xml:space="preserve">運営メンバーの勧誘やサポート企業の誘致においては、「コミュニティマーケティング」などの専門用語を排し、相手の立場に立った直感的で心を動かす言語化が必要となる。本日の議論の土台として、以下のステークホルダー別メッセージングを提案する。</w:t>
-      </w:r>
-    </w:p>
-    <w:p>
-      <w:pPr>
-        <w:pBdr>
-          <w:top w:space="0" w:sz="0" w:val="nil"/>
-          <w:left w:space="0" w:sz="0" w:val="nil"/>
-          <w:bottom w:space="0" w:sz="0" w:val="nil"/>
-          <w:right w:space="0" w:sz="0" w:val="nil"/>
-          <w:between w:space="0" w:sz="0" w:val="nil"/>
-        </w:pBdr>
-        <w:shd w:fill="auto" w:val="clear"/>
-        <w:spacing w:line="275.9999942779541" w:lineRule="auto"/>
-        <w:rPr>
-          <w:rFonts w:ascii="Arial" w:cs="Arial" w:eastAsia="Arial" w:hAnsi="Arial"/>
-          <w:color w:val="1f1f1f"/>
-        </w:rPr>
-      </w:pPr>
-      <w:r>
-        <w:rPr>
-          <w:rFonts w:ascii="Arial Unicode MS" w:cs="Arial Unicode MS" w:eastAsia="Arial Unicode MS" w:hAnsi="Arial Unicode MS"/>
-          <w:b w:val="1"/>
-          <w:bCs w:val="1"/>
-          <w:color w:val="1f1f1f"/>
-          <w:rtl w:val="0"/>
-        </w:rPr>
-        <w:t xml:space="preserve">【基礎概念：30秒で伝えるCLS（エレベーターピッチ）】</w:t>
-      </w:r>
-      <w:r>
-        <w:rPr>
-          <w:rFonts w:ascii="Arial Unicode MS" w:cs="Arial Unicode MS" w:eastAsia="Arial Unicode MS" w:hAnsi="Arial Unicode MS"/>
-          <w:color w:val="1f1f1f"/>
-          <w:rtl w:val="0"/>
-        </w:rPr>
-        <w:t xml:space="preserve"> 「CLSとは、地域を本気で良くしたい『地元の挑戦者』と、全国で活躍する『外の専門家』が混ざり合い、新しいプロジェクトを生み出す実践型の合宿イベントです。単なる講演会ではなく、全員が肩書きを捨てて本音で議論し、翌日からすぐに行動を起こすための『熱気あふれる大人の作戦会議』です。」</w:t>
-      </w:r>
-    </w:p>
-    <w:p>
-      <w:pPr>
-        <w:pBdr>
-          <w:top w:space="0" w:sz="0" w:val="nil"/>
-          <w:left w:space="0" w:sz="0" w:val="nil"/>
-          <w:bottom w:space="0" w:sz="0" w:val="nil"/>
-          <w:right w:space="0" w:sz="0" w:val="nil"/>
-          <w:between w:space="0" w:sz="0" w:val="nil"/>
-        </w:pBdr>
-        <w:shd w:fill="auto" w:val="clear"/>
-        <w:spacing w:line="275.9999942779541" w:lineRule="auto"/>
-        <w:rPr>
-          <w:rFonts w:ascii="Arial" w:cs="Arial" w:eastAsia="Arial" w:hAnsi="Arial"/>
-          <w:b w:val="1"/>
-          <w:bCs w:val="1"/>
-          <w:color w:val="1f1f1f"/>
-        </w:rPr>
-      </w:pPr>
-      <w:r>
-        <w:rPr>
-          <w:rFonts w:ascii="Arial Unicode MS" w:cs="Arial Unicode MS" w:eastAsia="Arial Unicode MS" w:hAnsi="Arial Unicode MS"/>
-          <w:b w:val="1"/>
-          <w:bCs w:val="1"/>
-          <w:color w:val="1f1f1f"/>
-          <w:rtl w:val="0"/>
-        </w:rPr>
-        <w:t xml:space="preserve">【対象者別の言語化アプローチ】</w:t>
-      </w:r>
-    </w:p>
-    <w:tbl>
-      <w:tblPr>
-        <w:tblStyle w:val="Table2"/>
-        <w:tblW w:w="9360.0" w:type="dxa"/>
-        <w:jc w:val="left"/>
-        <w:tblBorders>
-          <w:top w:color="c4c7c5" w:space="0" w:sz="6" w:val="single"/>
-          <w:left w:color="c4c7c5" w:space="0" w:sz="6" w:val="single"/>
-          <w:bottom w:color="c4c7c5" w:space="0" w:sz="6" w:val="single"/>
-          <w:right w:color="c4c7c5" w:space="0" w:sz="6" w:val="single"/>
-          <w:insideH w:color="c4c7c5" w:space="0" w:sz="6" w:val="single"/>
-          <w:insideV w:color="c4c7c5" w:space="0" w:sz="6" w:val="single"/>
-        </w:tblBorders>
-        <w:tblLayout w:type="fixed"/>
-        <w:tblLook w:val="0600"/>
-      </w:tblPr>
-      <w:tblGrid>
-        <w:gridCol w:w="3120"/>
-        <w:gridCol w:w="3120"/>
-        <w:gridCol w:w="3120"/>
-        <w:tblGridChange w:id="0">
-          <w:tblGrid>
-            <w:gridCol w:w="3120"/>
-            <w:gridCol w:w="3120"/>
-            <w:gridCol w:w="3120"/>
-          </w:tblGrid>
-        </w:tblGridChange>
-      </w:tblGrid>
-      <w:tr>
-        <w:trPr>
-          <w:cantSplit w:val="0"/>
-          <w:tblHeader w:val="0"/>
-        </w:trPr>
-        <w:tc>
-          <w:tcPr>
-            <w:tcBorders>
-              <w:top w:color="c4c7c5" w:space="0" w:sz="6" w:val="single"/>
-              <w:left w:color="c4c7c5" w:space="0" w:sz="6" w:val="single"/>
-              <w:bottom w:color="c4c7c5" w:space="0" w:sz="6" w:val="single"/>
-              <w:right w:color="c4c7c5" w:space="0" w:sz="6" w:val="single"/>
-            </w:tcBorders>
-            <w:shd w:fill="auto" w:val="clear"/>
-            <w:tcMar>
-              <w:top w:w="120.0" w:type="dxa"/>
-              <w:left w:w="180.0" w:type="dxa"/>
-              <w:bottom w:w="120.0" w:type="dxa"/>
-              <w:right w:w="180.0" w:type="dxa"/>
-            </w:tcMar>
-            <w:vAlign w:val="top"/>
-          </w:tcPr>
-          <w:p>
-            <w:pPr>
-              <w:pBdr>
-                <w:top w:space="0" w:sz="0" w:val="nil"/>
-                <w:left w:space="0" w:sz="0" w:val="nil"/>
-                <w:bottom w:space="0" w:sz="0" w:val="nil"/>
-                <w:right w:space="0" w:sz="0" w:val="nil"/>
-                <w:between w:space="0" w:sz="0" w:val="nil"/>
-              </w:pBdr>
-              <w:shd w:fill="auto" w:val="clear"/>
-              <w:spacing w:after="120" w:before="120" w:line="275.9999942779541" w:lineRule="auto"/>
-              <w:rPr>
-                <w:rFonts w:ascii="Arial" w:cs="Arial" w:eastAsia="Arial" w:hAnsi="Arial"/>
-                <w:b w:val="1"/>
-                <w:bCs w:val="1"/>
-                <w:color w:val="1f1f1f"/>
-              </w:rPr>
-            </w:pPr>
-            <w:r>
-              <w:rPr>
-                <w:rFonts w:ascii="Arial Unicode MS" w:cs="Arial Unicode MS" w:eastAsia="Arial Unicode MS" w:hAnsi="Arial Unicode MS"/>
+                <w:rFonts w:ascii="Google Sans" w:cs="Google Sans" w:eastAsia="Google Sans" w:hAnsi="Google Sans"/>
                 <w:b w:val="1"/>
                 <w:bCs w:val="1"/>
                 <w:color w:val="1f1f1f"/>
@@ -1414,7 +777,7 @@
               <w:shd w:fill="auto" w:val="clear"/>
               <w:spacing w:after="120" w:before="120" w:line="275.9999942779541" w:lineRule="auto"/>
               <w:rPr>
-                <w:rFonts w:ascii="Arial" w:cs="Arial" w:eastAsia="Arial" w:hAnsi="Arial"/>
+                <w:rFonts w:ascii="Google Sans" w:cs="Google Sans" w:eastAsia="Google Sans" w:hAnsi="Google Sans"/>
                 <w:b w:val="1"/>
                 <w:bCs w:val="1"/>
                 <w:color w:val="1f1f1f"/>
@@ -1422,7 +785,7 @@
             </w:pPr>
             <w:r>
               <w:rPr>
-                <w:rFonts w:ascii="Arial Unicode MS" w:cs="Arial Unicode MS" w:eastAsia="Arial Unicode MS" w:hAnsi="Arial Unicode MS"/>
+                <w:rFonts w:ascii="Google Sans" w:cs="Google Sans" w:eastAsia="Google Sans" w:hAnsi="Google Sans"/>
                 <w:b w:val="1"/>
                 <w:bCs w:val="1"/>
                 <w:color w:val="1f1f1f"/>
@@ -1461,7 +824,7 @@
               <w:shd w:fill="auto" w:val="clear"/>
               <w:spacing w:after="120" w:before="120" w:line="275.9999942779541" w:lineRule="auto"/>
               <w:rPr>
-                <w:rFonts w:ascii="Arial" w:cs="Arial" w:eastAsia="Arial" w:hAnsi="Arial"/>
+                <w:rFonts w:ascii="Google Sans" w:cs="Google Sans" w:eastAsia="Google Sans" w:hAnsi="Google Sans"/>
                 <w:b w:val="1"/>
                 <w:bCs w:val="1"/>
                 <w:color w:val="1f1f1f"/>
@@ -1469,7 +832,7 @@
             </w:pPr>
             <w:r>
               <w:rPr>
-                <w:rFonts w:ascii="Arial Unicode MS" w:cs="Arial Unicode MS" w:eastAsia="Arial Unicode MS" w:hAnsi="Arial Unicode MS"/>
+                <w:rFonts w:ascii="Google Sans" w:cs="Google Sans" w:eastAsia="Google Sans" w:hAnsi="Google Sans"/>
                 <w:b w:val="1"/>
                 <w:bCs w:val="1"/>
                 <w:color w:val="1f1f1f"/>
@@ -1514,7 +877,7 @@
               <w:shd w:fill="auto" w:val="clear"/>
               <w:spacing w:after="120" w:before="120" w:line="275.9999942779541" w:lineRule="auto"/>
               <w:rPr>
-                <w:rFonts w:ascii="Arial" w:cs="Arial" w:eastAsia="Arial" w:hAnsi="Arial"/>
+                <w:rFonts w:ascii="Google Sans" w:cs="Google Sans" w:eastAsia="Google Sans" w:hAnsi="Google Sans"/>
                 <w:b w:val="1"/>
                 <w:bCs w:val="1"/>
                 <w:color w:val="1f1f1f"/>
@@ -1522,7 +885,7 @@
             </w:pPr>
             <w:r>
               <w:rPr>
-                <w:rFonts w:ascii="Arial Unicode MS" w:cs="Arial Unicode MS" w:eastAsia="Arial Unicode MS" w:hAnsi="Arial Unicode MS"/>
+                <w:rFonts w:ascii="Google Sans" w:cs="Google Sans" w:eastAsia="Google Sans" w:hAnsi="Google Sans"/>
                 <w:b w:val="1"/>
                 <w:bCs w:val="1"/>
                 <w:color w:val="1f1f1f"/>
@@ -1561,13 +924,13 @@
               <w:shd w:fill="auto" w:val="clear"/>
               <w:spacing w:after="120" w:before="120" w:line="275.9999942779541" w:lineRule="auto"/>
               <w:rPr>
-                <w:rFonts w:ascii="Arial" w:cs="Arial" w:eastAsia="Arial" w:hAnsi="Arial"/>
+                <w:rFonts w:ascii="Google Sans" w:cs="Google Sans" w:eastAsia="Google Sans" w:hAnsi="Google Sans"/>
                 <w:color w:val="1f1f1f"/>
               </w:rPr>
             </w:pPr>
             <w:r>
               <w:rPr>
-                <w:rFonts w:ascii="Arial Unicode MS" w:cs="Arial Unicode MS" w:eastAsia="Arial Unicode MS" w:hAnsi="Arial Unicode MS"/>
+                <w:rFonts w:ascii="Google Sans" w:cs="Google Sans" w:eastAsia="Google Sans" w:hAnsi="Google Sans"/>
                 <w:color w:val="1f1f1f"/>
                 <w:rtl w:val="0"/>
               </w:rPr>
@@ -1604,13 +967,13 @@
               <w:shd w:fill="auto" w:val="clear"/>
               <w:spacing w:after="120" w:before="120" w:line="275.9999942779541" w:lineRule="auto"/>
               <w:rPr>
-                <w:rFonts w:ascii="Arial" w:cs="Arial" w:eastAsia="Arial" w:hAnsi="Arial"/>
+                <w:rFonts w:ascii="Google Sans" w:cs="Google Sans" w:eastAsia="Google Sans" w:hAnsi="Google Sans"/>
                 <w:color w:val="1f1f1f"/>
               </w:rPr>
             </w:pPr>
             <w:r>
               <w:rPr>
-                <w:rFonts w:ascii="Arial Unicode MS" w:cs="Arial Unicode MS" w:eastAsia="Arial Unicode MS" w:hAnsi="Arial Unicode MS"/>
+                <w:rFonts w:ascii="Google Sans" w:cs="Google Sans" w:eastAsia="Google Sans" w:hAnsi="Google Sans"/>
                 <w:color w:val="1f1f1f"/>
                 <w:rtl w:val="0"/>
               </w:rPr>
@@ -1653,7 +1016,7 @@
               <w:shd w:fill="auto" w:val="clear"/>
               <w:spacing w:after="120" w:before="120" w:line="275.9999942779541" w:lineRule="auto"/>
               <w:rPr>
-                <w:rFonts w:ascii="Arial" w:cs="Arial" w:eastAsia="Arial" w:hAnsi="Arial"/>
+                <w:rFonts w:ascii="Google Sans" w:cs="Google Sans" w:eastAsia="Google Sans" w:hAnsi="Google Sans"/>
                 <w:b w:val="1"/>
                 <w:bCs w:val="1"/>
                 <w:color w:val="1f1f1f"/>
@@ -1661,7 +1024,7 @@
             </w:pPr>
             <w:r>
               <w:rPr>
-                <w:rFonts w:ascii="Arial Unicode MS" w:cs="Arial Unicode MS" w:eastAsia="Arial Unicode MS" w:hAnsi="Arial Unicode MS"/>
+                <w:rFonts w:ascii="Google Sans" w:cs="Google Sans" w:eastAsia="Google Sans" w:hAnsi="Google Sans"/>
                 <w:b w:val="1"/>
                 <w:bCs w:val="1"/>
                 <w:color w:val="1f1f1f"/>
@@ -1700,13 +1063,13 @@
               <w:shd w:fill="auto" w:val="clear"/>
               <w:spacing w:after="120" w:before="120" w:line="275.9999942779541" w:lineRule="auto"/>
               <w:rPr>
-                <w:rFonts w:ascii="Arial" w:cs="Arial" w:eastAsia="Arial" w:hAnsi="Arial"/>
+                <w:rFonts w:ascii="Google Sans" w:cs="Google Sans" w:eastAsia="Google Sans" w:hAnsi="Google Sans"/>
                 <w:color w:val="1f1f1f"/>
               </w:rPr>
             </w:pPr>
             <w:r>
               <w:rPr>
-                <w:rFonts w:ascii="Arial Unicode MS" w:cs="Arial Unicode MS" w:eastAsia="Arial Unicode MS" w:hAnsi="Arial Unicode MS"/>
+                <w:rFonts w:ascii="Google Sans" w:cs="Google Sans" w:eastAsia="Google Sans" w:hAnsi="Google Sans"/>
                 <w:color w:val="1f1f1f"/>
                 <w:rtl w:val="0"/>
               </w:rPr>
@@ -1743,13 +1106,13 @@
               <w:shd w:fill="auto" w:val="clear"/>
               <w:spacing w:after="120" w:before="120" w:line="275.9999942779541" w:lineRule="auto"/>
               <w:rPr>
-                <w:rFonts w:ascii="Arial" w:cs="Arial" w:eastAsia="Arial" w:hAnsi="Arial"/>
+                <w:rFonts w:ascii="Google Sans" w:cs="Google Sans" w:eastAsia="Google Sans" w:hAnsi="Google Sans"/>
                 <w:color w:val="1f1f1f"/>
               </w:rPr>
             </w:pPr>
             <w:r>
               <w:rPr>
-                <w:rFonts w:ascii="Arial Unicode MS" w:cs="Arial Unicode MS" w:eastAsia="Arial Unicode MS" w:hAnsi="Arial Unicode MS"/>
+                <w:rFonts w:ascii="Google Sans" w:cs="Google Sans" w:eastAsia="Google Sans" w:hAnsi="Google Sans"/>
                 <w:color w:val="1f1f1f"/>
                 <w:rtl w:val="0"/>
               </w:rPr>
@@ -1792,7 +1155,7 @@
               <w:shd w:fill="auto" w:val="clear"/>
               <w:spacing w:after="120" w:before="120" w:line="275.9999942779541" w:lineRule="auto"/>
               <w:rPr>
-                <w:rFonts w:ascii="Arial" w:cs="Arial" w:eastAsia="Arial" w:hAnsi="Arial"/>
+                <w:rFonts w:ascii="Google Sans" w:cs="Google Sans" w:eastAsia="Google Sans" w:hAnsi="Google Sans"/>
                 <w:b w:val="1"/>
                 <w:bCs w:val="1"/>
                 <w:color w:val="1f1f1f"/>
@@ -1800,7 +1163,7 @@
             </w:pPr>
             <w:r>
               <w:rPr>
-                <w:rFonts w:ascii="Arial Unicode MS" w:cs="Arial Unicode MS" w:eastAsia="Arial Unicode MS" w:hAnsi="Arial Unicode MS"/>
+                <w:rFonts w:ascii="Google Sans" w:cs="Google Sans" w:eastAsia="Google Sans" w:hAnsi="Google Sans"/>
                 <w:b w:val="1"/>
                 <w:bCs w:val="1"/>
                 <w:color w:val="1f1f1f"/>
@@ -1839,13 +1202,13 @@
               <w:shd w:fill="auto" w:val="clear"/>
               <w:spacing w:after="120" w:before="120" w:line="275.9999942779541" w:lineRule="auto"/>
               <w:rPr>
-                <w:rFonts w:ascii="Arial" w:cs="Arial" w:eastAsia="Arial" w:hAnsi="Arial"/>
+                <w:rFonts w:ascii="Google Sans" w:cs="Google Sans" w:eastAsia="Google Sans" w:hAnsi="Google Sans"/>
                 <w:color w:val="1f1f1f"/>
               </w:rPr>
             </w:pPr>
             <w:r>
               <w:rPr>
-                <w:rFonts w:ascii="Arial Unicode MS" w:cs="Arial Unicode MS" w:eastAsia="Arial Unicode MS" w:hAnsi="Arial Unicode MS"/>
+                <w:rFonts w:ascii="Google Sans" w:cs="Google Sans" w:eastAsia="Google Sans" w:hAnsi="Google Sans"/>
                 <w:color w:val="1f1f1f"/>
                 <w:rtl w:val="0"/>
               </w:rPr>
@@ -1882,17 +1245,17 @@
               <w:shd w:fill="auto" w:val="clear"/>
               <w:spacing w:after="120" w:before="120" w:line="275.9999942779541" w:lineRule="auto"/>
               <w:rPr>
-                <w:rFonts w:ascii="Arial" w:cs="Arial" w:eastAsia="Arial" w:hAnsi="Arial"/>
+                <w:rFonts w:ascii="Google Sans" w:cs="Google Sans" w:eastAsia="Google Sans" w:hAnsi="Google Sans"/>
                 <w:color w:val="1f1f1f"/>
               </w:rPr>
             </w:pPr>
             <w:r>
               <w:rPr>
-                <w:rFonts w:ascii="Arial Unicode MS" w:cs="Arial Unicode MS" w:eastAsia="Arial Unicode MS" w:hAnsi="Arial Unicode MS"/>
+                <w:rFonts w:ascii="Google Sans" w:cs="Google Sans" w:eastAsia="Google Sans" w:hAnsi="Google Sans"/>
                 <w:color w:val="1f1f1f"/>
                 <w:rtl w:val="0"/>
               </w:rPr>
-              <w:t xml:space="preserve">「大分・別府という特異なフィールドで、地域課題の最前線に立つリーダーたちと深い関係値を築くことができます。ワーケーションや合宿という密室空間で、自社の技術やビジョンへの強い共感者（エバンジェリスト）を生み出す場です。」</w:t>
+              <w:t xml:space="preserve">「大分・別府という特異なフィールドで、地域課題の最前線に立つリーダーたちと深い関係値を築くことができます。自社の技術やビジョンへの強い共感者（エバンジェリスト）を生み出す場です。」</w:t>
             </w:r>
           </w:p>
         </w:tc>
@@ -1911,17 +1274,17 @@
         <w:shd w:fill="auto" w:val="clear"/>
         <w:spacing w:after="120" w:before="480" w:line="275.9999942779541" w:lineRule="auto"/>
         <w:rPr>
-          <w:rFonts w:ascii="Arial" w:cs="Arial" w:eastAsia="Arial" w:hAnsi="Arial"/>
-          <w:color w:val="1f1f1f"/>
-        </w:rPr>
-      </w:pPr>
-      <w:r>
-        <w:rPr>
-          <w:rFonts w:ascii="Arial Unicode MS" w:cs="Arial Unicode MS" w:eastAsia="Arial Unicode MS" w:hAnsi="Arial Unicode MS"/>
-          <w:color w:val="1f1f1f"/>
-          <w:rtl w:val="0"/>
-        </w:rPr>
-        <w:t xml:space="preserve">4. CLS別府の現状分析と「合宿型・小規模開催」の優位性</w:t>
+          <w:rFonts w:ascii="Google Sans" w:cs="Google Sans" w:eastAsia="Google Sans" w:hAnsi="Google Sans"/>
+          <w:color w:val="1f1f1f"/>
+        </w:rPr>
+      </w:pPr>
+      <w:r>
+        <w:rPr>
+          <w:rFonts w:ascii="Google Sans" w:cs="Google Sans" w:eastAsia="Google Sans" w:hAnsi="Google Sans"/>
+          <w:color w:val="1f1f1f"/>
+          <w:rtl w:val="0"/>
+        </w:rPr>
+        <w:t xml:space="preserve">4. CLS別府の現状分析と第2回の戦略的フォーマット</w:t>
       </w:r>
     </w:p>
     <w:p>
@@ -1936,17 +1299,17 @@
         <w:shd w:fill="auto" w:val="clear"/>
         <w:spacing w:line="275.9999942779541" w:lineRule="auto"/>
         <w:rPr>
-          <w:rFonts w:ascii="Arial" w:cs="Arial" w:eastAsia="Arial" w:hAnsi="Arial"/>
-          <w:color w:val="1f1f1f"/>
-        </w:rPr>
-      </w:pPr>
-      <w:r>
-        <w:rPr>
-          <w:rFonts w:ascii="Arial Unicode MS" w:cs="Arial Unicode MS" w:eastAsia="Arial Unicode MS" w:hAnsi="Arial Unicode MS"/>
-          <w:color w:val="1f1f1f"/>
-          <w:rtl w:val="0"/>
-        </w:rPr>
-        <w:t xml:space="preserve">第2回に向けた戦略を練る上で、過去の実績と現在の運営体制のリソースを冷徹に分析し、戦略的フォーマットを決定する必要がある。</w:t>
+          <w:rFonts w:ascii="Google Sans" w:cs="Google Sans" w:eastAsia="Google Sans" w:hAnsi="Google Sans"/>
+          <w:color w:val="1f1f1f"/>
+        </w:rPr>
+      </w:pPr>
+      <w:r>
+        <w:rPr>
+          <w:rFonts w:ascii="Google Sans" w:cs="Google Sans" w:eastAsia="Google Sans" w:hAnsi="Google Sans"/>
+          <w:color w:val="1f1f1f"/>
+          <w:rtl w:val="0"/>
+        </w:rPr>
+        <w:t xml:space="preserve">第2回に向けた戦略を練る上で、過去の実績と現在の運営体制のリソースを冷徹に分析し、最も効果的な開催フォーマットを決定した。</w:t>
       </w:r>
     </w:p>
     <w:p>
@@ -1962,13 +1325,13 @@
         <w:shd w:fill="auto" w:val="clear"/>
         <w:spacing w:after="120" w:before="0" w:line="275.9999942779541" w:lineRule="auto"/>
         <w:rPr>
-          <w:rFonts w:ascii="Arial" w:cs="Arial" w:eastAsia="Arial" w:hAnsi="Arial"/>
-          <w:color w:val="1f1f1f"/>
-        </w:rPr>
-      </w:pPr>
-      <w:r>
-        <w:rPr>
-          <w:rFonts w:ascii="Arial Unicode MS" w:cs="Arial Unicode MS" w:eastAsia="Arial Unicode MS" w:hAnsi="Arial Unicode MS"/>
+          <w:rFonts w:ascii="Google Sans" w:cs="Google Sans" w:eastAsia="Google Sans" w:hAnsi="Google Sans"/>
+          <w:color w:val="1f1f1f"/>
+        </w:rPr>
+      </w:pPr>
+      <w:r>
+        <w:rPr>
+          <w:rFonts w:ascii="Google Sans" w:cs="Google Sans" w:eastAsia="Google Sans" w:hAnsi="Google Sans"/>
           <w:color w:val="1f1f1f"/>
           <w:rtl w:val="0"/>
         </w:rPr>
@@ -1987,17 +1350,74 @@
         <w:shd w:fill="auto" w:val="clear"/>
         <w:spacing w:line="275.9999942779541" w:lineRule="auto"/>
         <w:rPr>
-          <w:rFonts w:ascii="Arial" w:cs="Arial" w:eastAsia="Arial" w:hAnsi="Arial"/>
-          <w:color w:val="1f1f1f"/>
-        </w:rPr>
-      </w:pPr>
-      <w:r>
-        <w:rPr>
-          <w:rFonts w:ascii="Arial Unicode MS" w:cs="Arial Unicode MS" w:eastAsia="Arial Unicode MS" w:hAnsi="Arial Unicode MS"/>
-          <w:color w:val="1f1f1f"/>
-          <w:rtl w:val="0"/>
-        </w:rPr>
-        <w:t xml:space="preserve">2025年8月のプレ開催（第0回）は、別府のレンガホールにて約40名を集めて行われた。このイベントは、用意していた付箋が足りなくなるほど参加者が自らの課題を書き出し、お祭りのような喧騒の中でワークショップが展開されるという圧倒的な熱狂を生み出した。この際、別府という温泉地の特性を象徴する「同じ湯の中」というキーワードが参加者から自然発生的に誕生しており、これがCLS別府のコア概念としてすでに機能している。また、懇親会での「野田商店」の巻き寿司や「別府ブルワリー」のクラフトビールなど、地域資源を巧みに活用したネットワーキングも高い評価を得た。</w:t>
+          <w:rFonts w:ascii="Google Sans" w:cs="Google Sans" w:eastAsia="Google Sans" w:hAnsi="Google Sans"/>
+          <w:color w:val="1f1f1f"/>
+        </w:rPr>
+      </w:pPr>
+      <w:r>
+        <w:rPr>
+          <w:rFonts w:ascii="Google Sans" w:cs="Google Sans" w:eastAsia="Google Sans" w:hAnsi="Google Sans"/>
+          <w:color w:val="1f1f1f"/>
+          <w:rtl w:val="0"/>
+        </w:rPr>
+        <w:t xml:space="preserve">2025年8月のプレ開催（第0回）は、別府のレンガホールにて約40名を集めて行われた。このイベントは、用意していた付箋が足りなくなるほど参加者が自らの課題を書き出し、お祭りのような喧騒の中でワークショップが展開されるという圧倒的な熱狂を生み出した</w:t>
+      </w:r>
+      <w:r>
+        <w:rPr>
+          <w:rFonts w:ascii="Google Sans" w:cs="Google Sans" w:eastAsia="Google Sans" w:hAnsi="Google Sans"/>
+          <w:color w:val="444746"/>
+          <w:sz w:val="24"/>
+          <w:szCs w:val="24"/>
+          <w:vertAlign w:val="superscript"/>
+          <w:rtl w:val="0"/>
+        </w:rPr>
+        <w:t xml:space="preserve">3</w:t>
+      </w:r>
+      <w:r>
+        <w:rPr>
+          <w:rFonts w:ascii="Google Sans" w:cs="Google Sans" w:eastAsia="Google Sans" w:hAnsi="Google Sans"/>
+          <w:color w:val="1f1f1f"/>
+          <w:rtl w:val="0"/>
+        </w:rPr>
+        <w:t xml:space="preserve">。この際、別府という温泉地の特性を象徴する「同じ湯の中」というキーワードが参加者から自然発生的に誕生しており、これがCLS別府のコア概念としてすでに機能している</w:t>
+      </w:r>
+      <w:r>
+        <w:rPr>
+          <w:rFonts w:ascii="Google Sans" w:cs="Google Sans" w:eastAsia="Google Sans" w:hAnsi="Google Sans"/>
+          <w:color w:val="444746"/>
+          <w:sz w:val="24"/>
+          <w:szCs w:val="24"/>
+          <w:vertAlign w:val="superscript"/>
+          <w:rtl w:val="0"/>
+        </w:rPr>
+        <w:t xml:space="preserve">3</w:t>
+      </w:r>
+      <w:r>
+        <w:rPr>
+          <w:rFonts w:ascii="Google Sans" w:cs="Google Sans" w:eastAsia="Google Sans" w:hAnsi="Google Sans"/>
+          <w:color w:val="1f1f1f"/>
+          <w:rtl w:val="0"/>
+        </w:rPr>
+        <w:t xml:space="preserve">。また、懇親会での「野田商店」の巻き寿司や「別府ブルワリー」のクラフトビールなど、地域資源を巧みに活用したネットワーキングも高い評価を得た</w:t>
+      </w:r>
+      <w:r>
+        <w:rPr>
+          <w:rFonts w:ascii="Google Sans" w:cs="Google Sans" w:eastAsia="Google Sans" w:hAnsi="Google Sans"/>
+          <w:color w:val="444746"/>
+          <w:sz w:val="24"/>
+          <w:szCs w:val="24"/>
+          <w:vertAlign w:val="superscript"/>
+          <w:rtl w:val="0"/>
+        </w:rPr>
+        <w:t xml:space="preserve">3</w:t>
+      </w:r>
+      <w:r>
+        <w:rPr>
+          <w:rFonts w:ascii="Google Sans" w:cs="Google Sans" w:eastAsia="Google Sans" w:hAnsi="Google Sans"/>
+          <w:color w:val="1f1f1f"/>
+          <w:rtl w:val="0"/>
+        </w:rPr>
+        <w:t xml:space="preserve">。</w:t>
       </w:r>
     </w:p>
     <w:p>
@@ -2012,17 +1432,36 @@
         <w:shd w:fill="auto" w:val="clear"/>
         <w:spacing w:line="275.9999942779541" w:lineRule="auto"/>
         <w:rPr>
-          <w:rFonts w:ascii="Arial" w:cs="Arial" w:eastAsia="Arial" w:hAnsi="Arial"/>
-          <w:color w:val="1f1f1f"/>
-        </w:rPr>
-      </w:pPr>
-      <w:r>
-        <w:rPr>
-          <w:rFonts w:ascii="Arial Unicode MS" w:cs="Arial Unicode MS" w:eastAsia="Arial Unicode MS" w:hAnsi="Arial Unicode MS"/>
-          <w:color w:val="1f1f1f"/>
-          <w:rtl w:val="0"/>
-        </w:rPr>
-        <w:t xml:space="preserve">一方、2026年1月の第1回（本開催）では、中津市での唐揚げ食べ歩きやはしご酒、別府市での「別府八湯全制覇ツアー」や地獄蒸し体験など、5日間にわたる極めて重厚なワーケーションプログラムが組まれた。この規模のイベントは参加者の体験価値を飛躍的に高める反面、事前のルート開拓、地元事業者との調整、当日のアテンドなど、運営側に膨大な負担を強いる。現状の運営メンバーが3名であることを考慮すると、第1回と同等の規模や分散型のプログラムを追及することは、組織の疲弊と崩壊を招く危険性が高い。</w:t>
+          <w:rFonts w:ascii="Google Sans" w:cs="Google Sans" w:eastAsia="Google Sans" w:hAnsi="Google Sans"/>
+          <w:color w:val="1f1f1f"/>
+        </w:rPr>
+      </w:pPr>
+      <w:r>
+        <w:rPr>
+          <w:rFonts w:ascii="Google Sans" w:cs="Google Sans" w:eastAsia="Google Sans" w:hAnsi="Google Sans"/>
+          <w:color w:val="1f1f1f"/>
+          <w:rtl w:val="0"/>
+        </w:rPr>
+        <w:t xml:space="preserve">一方、2026年1月の第1回（本開催）では、中津市での唐揚げ食べ歩き、別府市での「別府八湯全制覇ツアー」や地獄蒸し体験など、5日間にわたる極めて重厚なワーケーションプログラムが組まれた</w:t>
+      </w:r>
+      <w:r>
+        <w:rPr>
+          <w:rFonts w:ascii="Google Sans" w:cs="Google Sans" w:eastAsia="Google Sans" w:hAnsi="Google Sans"/>
+          <w:color w:val="444746"/>
+          <w:sz w:val="24"/>
+          <w:szCs w:val="24"/>
+          <w:vertAlign w:val="superscript"/>
+          <w:rtl w:val="0"/>
+        </w:rPr>
+        <w:t xml:space="preserve">1</w:t>
+      </w:r>
+      <w:r>
+        <w:rPr>
+          <w:rFonts w:ascii="Google Sans" w:cs="Google Sans" w:eastAsia="Google Sans" w:hAnsi="Google Sans"/>
+          <w:color w:val="1f1f1f"/>
+          <w:rtl w:val="0"/>
+        </w:rPr>
+        <w:t xml:space="preserve">。この規模のイベントは参加者の体験価値を飛躍的に高める反面、事前のルート開拓、地元事業者との調整、当日のアテンドなど、運営側に膨大な負担を強いる。現状の運営メンバーが3名であることを考慮すると、第1回と同等の規模や分散型のプログラムを追及することは、組織の疲弊と崩壊を招く危険性が高い。</w:t>
       </w:r>
     </w:p>
     <w:p>
@@ -2038,13 +1477,13 @@
         <w:shd w:fill="auto" w:val="clear"/>
         <w:spacing w:after="120" w:before="0" w:line="275.9999942779541" w:lineRule="auto"/>
         <w:rPr>
-          <w:rFonts w:ascii="Arial" w:cs="Arial" w:eastAsia="Arial" w:hAnsi="Arial"/>
-          <w:color w:val="1f1f1f"/>
-        </w:rPr>
-      </w:pPr>
-      <w:r>
-        <w:rPr>
-          <w:rFonts w:ascii="Arial Unicode MS" w:cs="Arial Unicode MS" w:eastAsia="Arial Unicode MS" w:hAnsi="Arial Unicode MS"/>
+          <w:rFonts w:ascii="Google Sans" w:cs="Google Sans" w:eastAsia="Google Sans" w:hAnsi="Google Sans"/>
+          <w:color w:val="1f1f1f"/>
+        </w:rPr>
+      </w:pPr>
+      <w:r>
+        <w:rPr>
+          <w:rFonts w:ascii="Google Sans" w:cs="Google Sans" w:eastAsia="Google Sans" w:hAnsi="Google Sans"/>
           <w:color w:val="1f1f1f"/>
           <w:rtl w:val="0"/>
         </w:rPr>
@@ -2063,22 +1502,44 @@
         <w:shd w:fill="auto" w:val="clear"/>
         <w:spacing w:line="275.9999942779541" w:lineRule="auto"/>
         <w:rPr>
-          <w:rFonts w:ascii="Arial" w:cs="Arial" w:eastAsia="Arial" w:hAnsi="Arial"/>
-          <w:color w:val="1f1f1f"/>
-        </w:rPr>
-      </w:pPr>
-      <w:r>
-        <w:rPr>
-          <w:rFonts w:ascii="Arial Unicode MS" w:cs="Arial Unicode MS" w:eastAsia="Arial Unicode MS" w:hAnsi="Arial Unicode MS"/>
-          <w:color w:val="1f1f1f"/>
-          <w:rtl w:val="0"/>
-        </w:rPr>
-        <w:t xml:space="preserve">現在のコアメンバーである若林氏、平野氏、辻氏のプロフィールを分析すると、コミュニティイベントを成功に導くための「技術・場作り・信用」という黄金のトライアングルが形成されていることがわかる。</w:t>
+          <w:rFonts w:ascii="Google Sans" w:cs="Google Sans" w:eastAsia="Google Sans" w:hAnsi="Google Sans"/>
+          <w:color w:val="1f1f1f"/>
+        </w:rPr>
+      </w:pPr>
+      <w:r>
+        <w:rPr>
+          <w:rFonts w:ascii="Google Sans" w:cs="Google Sans" w:eastAsia="Google Sans" w:hAnsi="Google Sans"/>
+          <w:color w:val="1f1f1f"/>
+          <w:rtl w:val="0"/>
+        </w:rPr>
+        <w:t xml:space="preserve">現在のコアメンバーである3名は、コミュニティイベントを成功に導くための「技術・場作り・信用」という黄金のトライアングルを形成している。</w:t>
+      </w:r>
+    </w:p>
+    <w:p>
+      <w:pPr>
+        <w:pBdr>
+          <w:top w:space="0" w:sz="0" w:val="nil"/>
+          <w:left w:space="0" w:sz="0" w:val="nil"/>
+          <w:bottom w:space="0" w:sz="0" w:val="nil"/>
+          <w:right w:space="0" w:sz="0" w:val="nil"/>
+          <w:between w:space="0" w:sz="0" w:val="nil"/>
+        </w:pBdr>
+        <w:shd w:fill="auto" w:val="clear"/>
+        <w:spacing w:line="275.9999942779541" w:lineRule="auto"/>
+        <w:rPr>
+          <w:rFonts w:ascii="Google Sans" w:cs="Google Sans" w:eastAsia="Google Sans" w:hAnsi="Google Sans"/>
+          <w:color w:val="1f1f1f"/>
+        </w:rPr>
+      </w:pPr>
+      <w:r>
+        <w:rPr>
+          <w:rtl w:val="0"/>
+        </w:rPr>
       </w:r>
     </w:p>
     <w:tbl>
       <w:tblPr>
-        <w:tblStyle w:val="Table3"/>
+        <w:tblStyle w:val="Table2"/>
         <w:tblW w:w="9360.0" w:type="dxa"/>
         <w:jc w:val="left"/>
         <w:tblBorders>
@@ -2119,7 +1580,7 @@
               <w:bottom w:color="c4c7c5" w:space="0" w:sz="6" w:val="single"/>
               <w:right w:color="c4c7c5" w:space="0" w:sz="6" w:val="single"/>
             </w:tcBorders>
-            <w:shd w:fill="auto" w:val="clear"/>
+            <w:shd w:fill="efefef" w:val="clear"/>
             <w:tcMar>
               <w:top w:w="120.0" w:type="dxa"/>
               <w:left w:w="180.0" w:type="dxa"/>
@@ -2140,18 +1601,20 @@
               <w:shd w:fill="auto" w:val="clear"/>
               <w:spacing w:after="120" w:before="120" w:line="275.9999942779541" w:lineRule="auto"/>
               <w:rPr>
-                <w:rFonts w:ascii="Arial" w:cs="Arial" w:eastAsia="Arial" w:hAnsi="Arial"/>
+                <w:rFonts w:ascii="Google Sans" w:cs="Google Sans" w:eastAsia="Google Sans" w:hAnsi="Google Sans"/>
                 <w:b w:val="1"/>
                 <w:bCs w:val="1"/>
                 <w:color w:val="1f1f1f"/>
+                <w:shd w:fill="auto" w:val="clear"/>
               </w:rPr>
             </w:pPr>
             <w:r>
               <w:rPr>
-                <w:rFonts w:ascii="Arial Unicode MS" w:cs="Arial Unicode MS" w:eastAsia="Arial Unicode MS" w:hAnsi="Arial Unicode MS"/>
+                <w:rFonts w:ascii="Google Sans" w:cs="Google Sans" w:eastAsia="Google Sans" w:hAnsi="Google Sans"/>
                 <w:b w:val="1"/>
                 <w:bCs w:val="1"/>
                 <w:color w:val="1f1f1f"/>
+                <w:shd w:fill="auto" w:val="clear"/>
                 <w:rtl w:val="0"/>
               </w:rPr>
               <w:t xml:space="preserve">メンバー</w:t>
@@ -2166,7 +1629,7 @@
               <w:bottom w:color="c4c7c5" w:space="0" w:sz="6" w:val="single"/>
               <w:right w:color="c4c7c5" w:space="0" w:sz="6" w:val="single"/>
             </w:tcBorders>
-            <w:shd w:fill="auto" w:val="clear"/>
+            <w:shd w:fill="efefef" w:val="clear"/>
             <w:tcMar>
               <w:top w:w="120.0" w:type="dxa"/>
               <w:left w:w="180.0" w:type="dxa"/>
@@ -2187,18 +1650,20 @@
               <w:shd w:fill="auto" w:val="clear"/>
               <w:spacing w:after="120" w:before="120" w:line="275.9999942779541" w:lineRule="auto"/>
               <w:rPr>
-                <w:rFonts w:ascii="Arial" w:cs="Arial" w:eastAsia="Arial" w:hAnsi="Arial"/>
+                <w:rFonts w:ascii="Google Sans" w:cs="Google Sans" w:eastAsia="Google Sans" w:hAnsi="Google Sans"/>
                 <w:b w:val="1"/>
                 <w:bCs w:val="1"/>
                 <w:color w:val="1f1f1f"/>
+                <w:shd w:fill="auto" w:val="clear"/>
               </w:rPr>
             </w:pPr>
             <w:r>
               <w:rPr>
-                <w:rFonts w:ascii="Arial Unicode MS" w:cs="Arial Unicode MS" w:eastAsia="Arial Unicode MS" w:hAnsi="Arial Unicode MS"/>
+                <w:rFonts w:ascii="Google Sans" w:cs="Google Sans" w:eastAsia="Google Sans" w:hAnsi="Google Sans"/>
                 <w:b w:val="1"/>
                 <w:bCs w:val="1"/>
                 <w:color w:val="1f1f1f"/>
+                <w:shd w:fill="auto" w:val="clear"/>
                 <w:rtl w:val="0"/>
               </w:rPr>
               <w:t xml:space="preserve">属性・所属</w:t>
@@ -2213,7 +1678,7 @@
               <w:bottom w:color="c4c7c5" w:space="0" w:sz="6" w:val="single"/>
               <w:right w:color="c4c7c5" w:space="0" w:sz="6" w:val="single"/>
             </w:tcBorders>
-            <w:shd w:fill="auto" w:val="clear"/>
+            <w:shd w:fill="efefef" w:val="clear"/>
             <w:tcMar>
               <w:top w:w="120.0" w:type="dxa"/>
               <w:left w:w="180.0" w:type="dxa"/>
@@ -2234,18 +1699,20 @@
               <w:shd w:fill="auto" w:val="clear"/>
               <w:spacing w:after="120" w:before="120" w:line="275.9999942779541" w:lineRule="auto"/>
               <w:rPr>
-                <w:rFonts w:ascii="Arial" w:cs="Arial" w:eastAsia="Arial" w:hAnsi="Arial"/>
+                <w:rFonts w:ascii="Google Sans" w:cs="Google Sans" w:eastAsia="Google Sans" w:hAnsi="Google Sans"/>
                 <w:b w:val="1"/>
                 <w:bCs w:val="1"/>
                 <w:color w:val="1f1f1f"/>
+                <w:shd w:fill="auto" w:val="clear"/>
               </w:rPr>
             </w:pPr>
             <w:r>
               <w:rPr>
-                <w:rFonts w:ascii="Arial Unicode MS" w:cs="Arial Unicode MS" w:eastAsia="Arial Unicode MS" w:hAnsi="Arial Unicode MS"/>
+                <w:rFonts w:ascii="Google Sans" w:cs="Google Sans" w:eastAsia="Google Sans" w:hAnsi="Google Sans"/>
                 <w:b w:val="1"/>
                 <w:bCs w:val="1"/>
                 <w:color w:val="1f1f1f"/>
+                <w:shd w:fill="auto" w:val="clear"/>
                 <w:rtl w:val="0"/>
               </w:rPr>
               <w:t xml:space="preserve">コミュニティにおける役割と強み</w:t>
@@ -2260,7 +1727,7 @@
               <w:bottom w:color="c4c7c5" w:space="0" w:sz="6" w:val="single"/>
               <w:right w:color="c4c7c5" w:space="0" w:sz="6" w:val="single"/>
             </w:tcBorders>
-            <w:shd w:fill="auto" w:val="clear"/>
+            <w:shd w:fill="efefef" w:val="clear"/>
             <w:tcMar>
               <w:top w:w="120.0" w:type="dxa"/>
               <w:left w:w="180.0" w:type="dxa"/>
@@ -2281,18 +1748,20 @@
               <w:shd w:fill="auto" w:val="clear"/>
               <w:spacing w:after="120" w:before="120" w:line="275.9999942779541" w:lineRule="auto"/>
               <w:rPr>
-                <w:rFonts w:ascii="Arial" w:cs="Arial" w:eastAsia="Arial" w:hAnsi="Arial"/>
+                <w:rFonts w:ascii="Google Sans" w:cs="Google Sans" w:eastAsia="Google Sans" w:hAnsi="Google Sans"/>
                 <w:b w:val="1"/>
                 <w:bCs w:val="1"/>
                 <w:color w:val="1f1f1f"/>
+                <w:shd w:fill="auto" w:val="clear"/>
               </w:rPr>
             </w:pPr>
             <w:r>
               <w:rPr>
-                <w:rFonts w:ascii="Arial Unicode MS" w:cs="Arial Unicode MS" w:eastAsia="Arial Unicode MS" w:hAnsi="Arial Unicode MS"/>
+                <w:rFonts w:ascii="Google Sans" w:cs="Google Sans" w:eastAsia="Google Sans" w:hAnsi="Google Sans"/>
                 <w:b w:val="1"/>
                 <w:bCs w:val="1"/>
                 <w:color w:val="1f1f1f"/>
+                <w:shd w:fill="auto" w:val="clear"/>
                 <w:rtl w:val="0"/>
               </w:rPr>
               <w:t xml:space="preserve">補足事項</w:t>
@@ -2334,7 +1803,7 @@
               <w:shd w:fill="auto" w:val="clear"/>
               <w:spacing w:after="120" w:before="120" w:line="275.9999942779541" w:lineRule="auto"/>
               <w:rPr>
-                <w:rFonts w:ascii="Arial" w:cs="Arial" w:eastAsia="Arial" w:hAnsi="Arial"/>
+                <w:rFonts w:ascii="Google Sans" w:cs="Google Sans" w:eastAsia="Google Sans" w:hAnsi="Google Sans"/>
                 <w:b w:val="1"/>
                 <w:bCs w:val="1"/>
                 <w:color w:val="1f1f1f"/>
@@ -2342,7 +1811,7 @@
             </w:pPr>
             <w:r>
               <w:rPr>
-                <w:rFonts w:ascii="Arial Unicode MS" w:cs="Arial Unicode MS" w:eastAsia="Arial Unicode MS" w:hAnsi="Arial Unicode MS"/>
+                <w:rFonts w:ascii="Google Sans" w:cs="Google Sans" w:eastAsia="Google Sans" w:hAnsi="Google Sans"/>
                 <w:b w:val="1"/>
                 <w:bCs w:val="1"/>
                 <w:color w:val="1f1f1f"/>
@@ -2381,13 +1850,13 @@
               <w:shd w:fill="auto" w:val="clear"/>
               <w:spacing w:after="120" w:before="120" w:line="275.9999942779541" w:lineRule="auto"/>
               <w:rPr>
-                <w:rFonts w:ascii="Arial" w:cs="Arial" w:eastAsia="Arial" w:hAnsi="Arial"/>
+                <w:rFonts w:ascii="Google Sans" w:cs="Google Sans" w:eastAsia="Google Sans" w:hAnsi="Google Sans"/>
                 <w:color w:val="1f1f1f"/>
               </w:rPr>
             </w:pPr>
             <w:r>
               <w:rPr>
-                <w:rFonts w:ascii="Arial Unicode MS" w:cs="Arial Unicode MS" w:eastAsia="Arial Unicode MS" w:hAnsi="Arial Unicode MS"/>
+                <w:rFonts w:ascii="Google Sans" w:cs="Google Sans" w:eastAsia="Google Sans" w:hAnsi="Google Sans"/>
                 <w:color w:val="1f1f1f"/>
                 <w:rtl w:val="0"/>
               </w:rPr>
@@ -2422,15 +1891,18 @@
                 <w:between w:space="0" w:sz="0" w:val="nil"/>
               </w:pBdr>
               <w:shd w:fill="auto" w:val="clear"/>
-              <w:spacing w:after="120" w:before="120" w:line="275.9999942779541" w:lineRule="auto"/>
+              <w:spacing w:line="275.9999942779541" w:lineRule="auto"/>
               <w:rPr>
-                <w:rFonts w:ascii="Arial" w:cs="Arial" w:eastAsia="Arial" w:hAnsi="Arial"/>
-                <w:color w:val="1f1f1f"/>
+                <w:rFonts w:ascii="Google Sans" w:cs="Google Sans" w:eastAsia="Google Sans" w:hAnsi="Google Sans"/>
+                <w:color w:val="444746"/>
+                <w:sz w:val="24"/>
+                <w:szCs w:val="24"/>
+                <w:vertAlign w:val="superscript"/>
               </w:rPr>
             </w:pPr>
             <w:r>
               <w:rPr>
-                <w:rFonts w:ascii="Arial Unicode MS" w:cs="Arial Unicode MS" w:eastAsia="Arial Unicode MS" w:hAnsi="Arial Unicode MS"/>
+                <w:rFonts w:ascii="Google Sans" w:cs="Google Sans" w:eastAsia="Google Sans" w:hAnsi="Google Sans"/>
                 <w:b w:val="1"/>
                 <w:bCs w:val="1"/>
                 <w:color w:val="1f1f1f"/>
@@ -2440,11 +1912,22 @@
             </w:r>
             <w:r>
               <w:rPr>
-                <w:rFonts w:ascii="Arial Unicode MS" w:cs="Arial Unicode MS" w:eastAsia="Arial Unicode MS" w:hAnsi="Arial Unicode MS"/>
+                <w:rFonts w:ascii="Google Sans" w:cs="Google Sans" w:eastAsia="Google Sans" w:hAnsi="Google Sans"/>
                 <w:color w:val="1f1f1f"/>
                 <w:rtl w:val="0"/>
               </w:rPr>
               <w:t xml:space="preserve"> Elixirなどの技術コミュニティに精通し、全国のIT人材を別府へ引き込むネットワークと「巻き込まれる力」を持つ。</w:t>
+            </w:r>
+            <w:r>
+              <w:rPr>
+                <w:rFonts w:ascii="Google Sans" w:cs="Google Sans" w:eastAsia="Google Sans" w:hAnsi="Google Sans"/>
+                <w:color w:val="444746"/>
+                <w:sz w:val="24"/>
+                <w:szCs w:val="24"/>
+                <w:vertAlign w:val="superscript"/>
+                <w:rtl w:val="0"/>
+              </w:rPr>
+              <w:t xml:space="preserve">1</w:t>
             </w:r>
           </w:p>
         </w:tc>
@@ -2477,13 +1960,13 @@
               <w:shd w:fill="auto" w:val="clear"/>
               <w:spacing w:after="120" w:before="120" w:line="275.9999942779541" w:lineRule="auto"/>
               <w:rPr>
-                <w:rFonts w:ascii="Arial" w:cs="Arial" w:eastAsia="Arial" w:hAnsi="Arial"/>
+                <w:rFonts w:ascii="Google Sans" w:cs="Google Sans" w:eastAsia="Google Sans" w:hAnsi="Google Sans"/>
                 <w:color w:val="1f1f1f"/>
               </w:rPr>
             </w:pPr>
             <w:r>
               <w:rPr>
-                <w:rFonts w:ascii="Arial Unicode MS" w:cs="Arial Unicode MS" w:eastAsia="Arial Unicode MS" w:hAnsi="Arial Unicode MS"/>
+                <w:rFonts w:ascii="Google Sans" w:cs="Google Sans" w:eastAsia="Google Sans" w:hAnsi="Google Sans"/>
                 <w:color w:val="1f1f1f"/>
                 <w:rtl w:val="0"/>
               </w:rPr>
@@ -2526,7 +2009,7 @@
               <w:shd w:fill="auto" w:val="clear"/>
               <w:spacing w:after="120" w:before="120" w:line="275.9999942779541" w:lineRule="auto"/>
               <w:rPr>
-                <w:rFonts w:ascii="Arial" w:cs="Arial" w:eastAsia="Arial" w:hAnsi="Arial"/>
+                <w:rFonts w:ascii="Google Sans" w:cs="Google Sans" w:eastAsia="Google Sans" w:hAnsi="Google Sans"/>
                 <w:b w:val="1"/>
                 <w:bCs w:val="1"/>
                 <w:color w:val="1f1f1f"/>
@@ -2534,7 +2017,7 @@
             </w:pPr>
             <w:r>
               <w:rPr>
-                <w:rFonts w:ascii="Arial Unicode MS" w:cs="Arial Unicode MS" w:eastAsia="Arial Unicode MS" w:hAnsi="Arial Unicode MS"/>
+                <w:rFonts w:ascii="Google Sans" w:cs="Google Sans" w:eastAsia="Google Sans" w:hAnsi="Google Sans"/>
                 <w:b w:val="1"/>
                 <w:bCs w:val="1"/>
                 <w:color w:val="1f1f1f"/>
@@ -2573,13 +2056,13 @@
               <w:shd w:fill="auto" w:val="clear"/>
               <w:spacing w:after="120" w:before="120" w:line="275.9999942779541" w:lineRule="auto"/>
               <w:rPr>
-                <w:rFonts w:ascii="Arial" w:cs="Arial" w:eastAsia="Arial" w:hAnsi="Arial"/>
+                <w:rFonts w:ascii="Google Sans" w:cs="Google Sans" w:eastAsia="Google Sans" w:hAnsi="Google Sans"/>
                 <w:color w:val="1f1f1f"/>
               </w:rPr>
             </w:pPr>
             <w:r>
               <w:rPr>
-                <w:rFonts w:ascii="Arial Unicode MS" w:cs="Arial Unicode MS" w:eastAsia="Arial Unicode MS" w:hAnsi="Arial Unicode MS"/>
+                <w:rFonts w:ascii="Google Sans" w:cs="Google Sans" w:eastAsia="Google Sans" w:hAnsi="Google Sans"/>
                 <w:color w:val="1f1f1f"/>
                 <w:rtl w:val="0"/>
               </w:rPr>
@@ -2614,15 +2097,18 @@
                 <w:between w:space="0" w:sz="0" w:val="nil"/>
               </w:pBdr>
               <w:shd w:fill="auto" w:val="clear"/>
-              <w:spacing w:after="120" w:before="120" w:line="275.9999942779541" w:lineRule="auto"/>
+              <w:spacing w:line="275.9999942779541" w:lineRule="auto"/>
               <w:rPr>
-                <w:rFonts w:ascii="Arial" w:cs="Arial" w:eastAsia="Arial" w:hAnsi="Arial"/>
-                <w:color w:val="1f1f1f"/>
+                <w:rFonts w:ascii="Google Sans" w:cs="Google Sans" w:eastAsia="Google Sans" w:hAnsi="Google Sans"/>
+                <w:color w:val="444746"/>
+                <w:sz w:val="24"/>
+                <w:szCs w:val="24"/>
+                <w:vertAlign w:val="superscript"/>
               </w:rPr>
             </w:pPr>
             <w:r>
               <w:rPr>
-                <w:rFonts w:ascii="Arial Unicode MS" w:cs="Arial Unicode MS" w:eastAsia="Arial Unicode MS" w:hAnsi="Arial Unicode MS"/>
+                <w:rFonts w:ascii="Google Sans" w:cs="Google Sans" w:eastAsia="Google Sans" w:hAnsi="Google Sans"/>
                 <w:b w:val="1"/>
                 <w:bCs w:val="1"/>
                 <w:color w:val="1f1f1f"/>
@@ -2632,11 +2118,22 @@
             </w:r>
             <w:r>
               <w:rPr>
-                <w:rFonts w:ascii="Arial Unicode MS" w:cs="Arial Unicode MS" w:eastAsia="Arial Unicode MS" w:hAnsi="Arial Unicode MS"/>
+                <w:rFonts w:ascii="Google Sans" w:cs="Google Sans" w:eastAsia="Google Sans" w:hAnsi="Google Sans"/>
                 <w:color w:val="1f1f1f"/>
                 <w:rtl w:val="0"/>
               </w:rPr>
               <w:t xml:space="preserve"> 大分のIT系コミュニティを長年牽引してきた実績。一歩を踏み出せない人の背中を押し、温かく迎え入れる場作りのプロ。</w:t>
+            </w:r>
+            <w:r>
+              <w:rPr>
+                <w:rFonts w:ascii="Google Sans" w:cs="Google Sans" w:eastAsia="Google Sans" w:hAnsi="Google Sans"/>
+                <w:color w:val="444746"/>
+                <w:sz w:val="24"/>
+                <w:szCs w:val="24"/>
+                <w:vertAlign w:val="superscript"/>
+                <w:rtl w:val="0"/>
+              </w:rPr>
+              <w:t xml:space="preserve">1</w:t>
             </w:r>
           </w:p>
         </w:tc>
@@ -2667,19 +2164,33 @@
                 <w:between w:space="0" w:sz="0" w:val="nil"/>
               </w:pBdr>
               <w:shd w:fill="auto" w:val="clear"/>
-              <w:spacing w:after="120" w:before="120" w:line="275.9999942779541" w:lineRule="auto"/>
+              <w:spacing w:line="275.9999942779541" w:lineRule="auto"/>
               <w:rPr>
-                <w:rFonts w:ascii="Arial" w:cs="Arial" w:eastAsia="Arial" w:hAnsi="Arial"/>
-                <w:color w:val="1f1f1f"/>
+                <w:rFonts w:ascii="Google Sans" w:cs="Google Sans" w:eastAsia="Google Sans" w:hAnsi="Google Sans"/>
+                <w:color w:val="444746"/>
+                <w:sz w:val="24"/>
+                <w:szCs w:val="24"/>
+                <w:vertAlign w:val="superscript"/>
               </w:rPr>
             </w:pPr>
             <w:r>
               <w:rPr>
-                <w:rFonts w:ascii="Arial Unicode MS" w:cs="Arial Unicode MS" w:eastAsia="Arial Unicode MS" w:hAnsi="Arial Unicode MS"/>
+                <w:rFonts w:ascii="Google Sans" w:cs="Google Sans" w:eastAsia="Google Sans" w:hAnsi="Google Sans"/>
                 <w:color w:val="1f1f1f"/>
                 <w:rtl w:val="0"/>
               </w:rPr>
               <w:t xml:space="preserve">「可能性の開花と前進を応援する」という姿勢が、初参加者のハードルを大きく下げる。</w:t>
+            </w:r>
+            <w:r>
+              <w:rPr>
+                <w:rFonts w:ascii="Google Sans" w:cs="Google Sans" w:eastAsia="Google Sans" w:hAnsi="Google Sans"/>
+                <w:color w:val="444746"/>
+                <w:sz w:val="24"/>
+                <w:szCs w:val="24"/>
+                <w:vertAlign w:val="superscript"/>
+                <w:rtl w:val="0"/>
+              </w:rPr>
+              <w:t xml:space="preserve">1</w:t>
             </w:r>
           </w:p>
         </w:tc>
@@ -2718,7 +2229,7 @@
               <w:shd w:fill="auto" w:val="clear"/>
               <w:spacing w:after="120" w:before="120" w:line="275.9999942779541" w:lineRule="auto"/>
               <w:rPr>
-                <w:rFonts w:ascii="Arial" w:cs="Arial" w:eastAsia="Arial" w:hAnsi="Arial"/>
+                <w:rFonts w:ascii="Google Sans" w:cs="Google Sans" w:eastAsia="Google Sans" w:hAnsi="Google Sans"/>
                 <w:b w:val="1"/>
                 <w:bCs w:val="1"/>
                 <w:color w:val="1f1f1f"/>
@@ -2726,7 +2237,7 @@
             </w:pPr>
             <w:r>
               <w:rPr>
-                <w:rFonts w:ascii="Arial Unicode MS" w:cs="Arial Unicode MS" w:eastAsia="Arial Unicode MS" w:hAnsi="Arial Unicode MS"/>
+                <w:rFonts w:ascii="Google Sans" w:cs="Google Sans" w:eastAsia="Google Sans" w:hAnsi="Google Sans"/>
                 <w:b w:val="1"/>
                 <w:bCs w:val="1"/>
                 <w:color w:val="1f1f1f"/>
@@ -2765,13 +2276,13 @@
               <w:shd w:fill="auto" w:val="clear"/>
               <w:spacing w:after="120" w:before="120" w:line="275.9999942779541" w:lineRule="auto"/>
               <w:rPr>
-                <w:rFonts w:ascii="Arial" w:cs="Arial" w:eastAsia="Arial" w:hAnsi="Arial"/>
+                <w:rFonts w:ascii="Google Sans" w:cs="Google Sans" w:eastAsia="Google Sans" w:hAnsi="Google Sans"/>
                 <w:color w:val="1f1f1f"/>
               </w:rPr>
             </w:pPr>
             <w:r>
               <w:rPr>
-                <w:rFonts w:ascii="Arial Unicode MS" w:cs="Arial Unicode MS" w:eastAsia="Arial Unicode MS" w:hAnsi="Arial Unicode MS"/>
+                <w:rFonts w:ascii="Google Sans" w:cs="Google Sans" w:eastAsia="Google Sans" w:hAnsi="Google Sans"/>
                 <w:color w:val="1f1f1f"/>
                 <w:rtl w:val="0"/>
               </w:rPr>
@@ -2806,15 +2317,18 @@
                 <w:between w:space="0" w:sz="0" w:val="nil"/>
               </w:pBdr>
               <w:shd w:fill="auto" w:val="clear"/>
-              <w:spacing w:after="120" w:before="120" w:line="275.9999942779541" w:lineRule="auto"/>
+              <w:spacing w:line="275.9999942779541" w:lineRule="auto"/>
               <w:rPr>
-                <w:rFonts w:ascii="Arial" w:cs="Arial" w:eastAsia="Arial" w:hAnsi="Arial"/>
-                <w:color w:val="1f1f1f"/>
+                <w:rFonts w:ascii="Google Sans" w:cs="Google Sans" w:eastAsia="Google Sans" w:hAnsi="Google Sans"/>
+                <w:color w:val="444746"/>
+                <w:sz w:val="24"/>
+                <w:szCs w:val="24"/>
+                <w:vertAlign w:val="superscript"/>
               </w:rPr>
             </w:pPr>
             <w:r>
               <w:rPr>
-                <w:rFonts w:ascii="Arial Unicode MS" w:cs="Arial Unicode MS" w:eastAsia="Arial Unicode MS" w:hAnsi="Arial Unicode MS"/>
+                <w:rFonts w:ascii="Google Sans" w:cs="Google Sans" w:eastAsia="Google Sans" w:hAnsi="Google Sans"/>
                 <w:b w:val="1"/>
                 <w:bCs w:val="1"/>
                 <w:color w:val="1f1f1f"/>
@@ -2824,11 +2338,22 @@
             </w:r>
             <w:r>
               <w:rPr>
-                <w:rFonts w:ascii="Arial Unicode MS" w:cs="Arial Unicode MS" w:eastAsia="Arial Unicode MS" w:hAnsi="Arial Unicode MS"/>
+                <w:rFonts w:ascii="Google Sans" w:cs="Google Sans" w:eastAsia="Google Sans" w:hAnsi="Google Sans"/>
                 <w:color w:val="1f1f1f"/>
                 <w:rtl w:val="0"/>
               </w:rPr>
               <w:t xml:space="preserve"> 地域金融機関の人間がコアにいることで、行政や地元伝統企業に対する決定的な信頼性の担保となる。</w:t>
+            </w:r>
+            <w:r>
+              <w:rPr>
+                <w:rFonts w:ascii="Google Sans" w:cs="Google Sans" w:eastAsia="Google Sans" w:hAnsi="Google Sans"/>
+                <w:color w:val="444746"/>
+                <w:sz w:val="24"/>
+                <w:szCs w:val="24"/>
+                <w:vertAlign w:val="superscript"/>
+                <w:rtl w:val="0"/>
+              </w:rPr>
+              <w:t xml:space="preserve">1</w:t>
             </w:r>
           </w:p>
         </w:tc>
@@ -2861,13 +2386,13 @@
               <w:shd w:fill="auto" w:val="clear"/>
               <w:spacing w:after="120" w:before="120" w:line="275.9999942779541" w:lineRule="auto"/>
               <w:rPr>
-                <w:rFonts w:ascii="Arial" w:cs="Arial" w:eastAsia="Arial" w:hAnsi="Arial"/>
+                <w:rFonts w:ascii="Google Sans" w:cs="Google Sans" w:eastAsia="Google Sans" w:hAnsi="Google Sans"/>
                 <w:color w:val="1f1f1f"/>
               </w:rPr>
             </w:pPr>
             <w:r>
               <w:rPr>
-                <w:rFonts w:ascii="Arial Unicode MS" w:cs="Arial Unicode MS" w:eastAsia="Arial Unicode MS" w:hAnsi="Arial Unicode MS"/>
+                <w:rFonts w:ascii="Google Sans" w:cs="Google Sans" w:eastAsia="Google Sans" w:hAnsi="Google Sans"/>
                 <w:color w:val="1f1f1f"/>
                 <w:rtl w:val="0"/>
               </w:rPr>
@@ -2879,31 +2404,6 @@
     </w:tbl>
     <w:p>
       <w:pPr>
-        <w:pBdr>
-          <w:top w:space="0" w:sz="0" w:val="nil"/>
-          <w:left w:space="0" w:sz="0" w:val="nil"/>
-          <w:bottom w:space="0" w:sz="0" w:val="nil"/>
-          <w:right w:space="0" w:sz="0" w:val="nil"/>
-          <w:between w:space="0" w:sz="0" w:val="nil"/>
-        </w:pBdr>
-        <w:shd w:fill="auto" w:val="clear"/>
-        <w:spacing w:before="480" w:line="275.9999942779541" w:lineRule="auto"/>
-        <w:rPr>
-          <w:rFonts w:ascii="Arial" w:cs="Arial" w:eastAsia="Arial" w:hAnsi="Arial"/>
-          <w:color w:val="1f1f1f"/>
-        </w:rPr>
-      </w:pPr>
-      <w:r>
-        <w:rPr>
-          <w:rFonts w:ascii="Arial Unicode MS" w:cs="Arial Unicode MS" w:eastAsia="Arial Unicode MS" w:hAnsi="Arial Unicode MS"/>
-          <w:color w:val="1f1f1f"/>
-          <w:rtl w:val="0"/>
-        </w:rPr>
-        <w:t xml:space="preserve">この3名体制は質的には極めて優秀であるが、量的な実働リソースは不足している。したがって、第2回の戦略は「規模の縮小」ではなく、「濃度の極大化」へと舵を切るべきである。</w:t>
-      </w:r>
-    </w:p>
-    <w:p>
-      <w:pPr>
         <w:pStyle w:val="Heading3"/>
         <w:pBdr>
           <w:top w:space="0" w:sz="0" w:val="nil"/>
@@ -2915,17 +2415,17 @@
         <w:shd w:fill="auto" w:val="clear"/>
         <w:spacing w:after="120" w:before="0" w:line="275.9999942779541" w:lineRule="auto"/>
         <w:rPr>
-          <w:rFonts w:ascii="Arial" w:cs="Arial" w:eastAsia="Arial" w:hAnsi="Arial"/>
-          <w:color w:val="1f1f1f"/>
-        </w:rPr>
-      </w:pPr>
-      <w:r>
-        <w:rPr>
-          <w:rFonts w:ascii="Arial Unicode MS" w:cs="Arial Unicode MS" w:eastAsia="Arial Unicode MS" w:hAnsi="Arial Unicode MS"/>
-          <w:color w:val="1f1f1f"/>
-          <w:rtl w:val="0"/>
-        </w:rPr>
-        <w:t xml:space="preserve">4.3 戦略的転換：「別府・旅館での合宿型開催」の圧倒的優位性</w:t>
+          <w:rFonts w:ascii="Google Sans" w:cs="Google Sans" w:eastAsia="Google Sans" w:hAnsi="Google Sans"/>
+          <w:color w:val="1f1f1f"/>
+        </w:rPr>
+      </w:pPr>
+      <w:r>
+        <w:rPr>
+          <w:rFonts w:ascii="Google Sans" w:cs="Google Sans" w:eastAsia="Google Sans" w:hAnsi="Google Sans"/>
+          <w:color w:val="1f1f1f"/>
+          <w:rtl w:val="0"/>
+        </w:rPr>
+        <w:t xml:space="preserve">4.3 戦略的転換：「レンガホールでの原点回帰」と「事後合宿」の二段構え</w:t>
       </w:r>
     </w:p>
     <w:p>
@@ -2940,42 +2440,17 @@
         <w:shd w:fill="auto" w:val="clear"/>
         <w:spacing w:line="275.9999942779541" w:lineRule="auto"/>
         <w:rPr>
-          <w:rFonts w:ascii="Arial" w:cs="Arial" w:eastAsia="Arial" w:hAnsi="Arial"/>
-          <w:color w:val="1f1f1f"/>
-        </w:rPr>
-      </w:pPr>
-      <w:r>
-        <w:rPr>
-          <w:rFonts w:ascii="Arial Unicode MS" w:cs="Arial Unicode MS" w:eastAsia="Arial Unicode MS" w:hAnsi="Arial Unicode MS"/>
-          <w:color w:val="1f1f1f"/>
-          <w:rtl w:val="0"/>
-        </w:rPr>
-        <w:t xml:space="preserve">ユーザーが提示した「別府の旅館で合宿的なこと」というアイデアは、現状のリソース不足を逆手に取り、CLS本来の価値を最大化する最高の戦略フォーマットである。</w:t>
-      </w:r>
-    </w:p>
-    <w:p>
-      <w:pPr>
-        <w:pBdr>
-          <w:top w:space="0" w:sz="0" w:val="nil"/>
-          <w:left w:space="0" w:sz="0" w:val="nil"/>
-          <w:bottom w:space="0" w:sz="0" w:val="nil"/>
-          <w:right w:space="0" w:sz="0" w:val="nil"/>
-          <w:between w:space="0" w:sz="0" w:val="nil"/>
-        </w:pBdr>
-        <w:shd w:fill="auto" w:val="clear"/>
-        <w:spacing w:line="275.9999942779541" w:lineRule="auto"/>
-        <w:rPr>
-          <w:rFonts w:ascii="Arial" w:cs="Arial" w:eastAsia="Arial" w:hAnsi="Arial"/>
-          <w:color w:val="1f1f1f"/>
-        </w:rPr>
-      </w:pPr>
-      <w:r>
-        <w:rPr>
-          <w:rFonts w:ascii="Arial Unicode MS" w:cs="Arial Unicode MS" w:eastAsia="Arial Unicode MS" w:hAnsi="Arial Unicode MS"/>
-          <w:color w:val="1f1f1f"/>
-          <w:rtl w:val="0"/>
-        </w:rPr>
-        <w:t xml:space="preserve">別府は古来より湯治客を受け入れてきた「多様性を受容する街」である。年齢、国籍、職業に関わらず、誰もが服を脱いで「同じ湯に浸かる」という行為は、究極のフラットなコミュニケーション装置である。大規模なホールで講演を聞くスタイルを捨て、数十名規模の旅館貸し切りによる合宿型（リトリート型）を採用することで、以下のメリットが生出する。</w:t>
+          <w:rFonts w:ascii="Google Sans" w:cs="Google Sans" w:eastAsia="Google Sans" w:hAnsi="Google Sans"/>
+          <w:color w:val="1f1f1f"/>
+        </w:rPr>
+      </w:pPr>
+      <w:r>
+        <w:rPr>
+          <w:rFonts w:ascii="Google Sans" w:cs="Google Sans" w:eastAsia="Google Sans" w:hAnsi="Google Sans"/>
+          <w:color w:val="1f1f1f"/>
+          <w:rtl w:val="0"/>
+        </w:rPr>
+        <w:t xml:space="preserve">現在のリソース不足を乗り越え、かつ熱量の高いコミュニティを再構築するため、2027年1月23日に予定している第2回は以下のフォーマットで実施する。</w:t>
       </w:r>
     </w:p>
     <w:p>
@@ -2997,21 +2472,59 @@
       </w:pPr>
       <w:r>
         <w:rPr>
-          <w:rFonts w:ascii="Arial Unicode MS" w:cs="Arial Unicode MS" w:eastAsia="Arial Unicode MS" w:hAnsi="Arial Unicode MS"/>
+          <w:rFonts w:ascii="Google Sans" w:cs="Google Sans" w:eastAsia="Google Sans" w:hAnsi="Google Sans"/>
           <w:b w:val="1"/>
           <w:bCs w:val="1"/>
           <w:color w:val="1f1f1f"/>
           <w:rtl w:val="0"/>
         </w:rPr>
-        <w:t xml:space="preserve">運営コストの劇的な削減:</w:t>
-      </w:r>
-      <w:r>
-        <w:rPr>
-          <w:rFonts w:ascii="Arial Unicode MS" w:cs="Arial Unicode MS" w:eastAsia="Arial Unicode MS" w:hAnsi="Arial Unicode MS"/>
-          <w:color w:val="1f1f1f"/>
-          <w:rtl w:val="0"/>
-        </w:rPr>
-        <w:t xml:space="preserve"> 会場設営、移動手配、複数店舗での懇親会予約といったロジスティクスが「旅館という一つの閉鎖空間」に集約されるため、3名体制でも十分にコントロール可能となる。</w:t>
+        <w:t xml:space="preserve">本編＋懇親会への集中（第0回フォーマットへの回帰）:</w:t>
+      </w:r>
+      <w:r>
+        <w:rPr>
+          <w:rFonts w:ascii="Google Sans" w:cs="Google Sans" w:eastAsia="Google Sans" w:hAnsi="Google Sans"/>
+          <w:color w:val="1f1f1f"/>
+          <w:rtl w:val="0"/>
+        </w:rPr>
+        <w:t xml:space="preserve"> ワーケーション、前夜祭、大人の遠足といった付帯イベントは今回一切行わず、リソースを「本編と懇親会」に全集中させる。会場は第0回と同じく、B-biz LINKが入居する「別府のレンガホール2階」を使用する</w:t>
+      </w:r>
+      <w:r>
+        <w:rPr>
+          <w:rFonts w:ascii="Google Sans" w:cs="Google Sans" w:eastAsia="Google Sans" w:hAnsi="Google Sans"/>
+          <w:color w:val="444746"/>
+          <w:sz w:val="24"/>
+          <w:szCs w:val="24"/>
+          <w:vertAlign w:val="superscript"/>
+          <w:rtl w:val="0"/>
+        </w:rPr>
+        <w:t xml:space="preserve">3</w:t>
+      </w:r>
+      <w:r>
+        <w:rPr>
+          <w:rFonts w:ascii="Google Sans" w:cs="Google Sans" w:eastAsia="Google Sans" w:hAnsi="Google Sans"/>
+          <w:color w:val="1f1f1f"/>
+          <w:rtl w:val="0"/>
+        </w:rPr>
+        <w:t xml:space="preserve">。これにより、会場費を無料に抑えつつ、昭和初期建設の登録有形文化財という独特の非日常空間を活用できる</w:t>
+      </w:r>
+      <w:r>
+        <w:rPr>
+          <w:rFonts w:ascii="Google Sans" w:cs="Google Sans" w:eastAsia="Google Sans" w:hAnsi="Google Sans"/>
+          <w:color w:val="444746"/>
+          <w:sz w:val="24"/>
+          <w:szCs w:val="24"/>
+          <w:vertAlign w:val="superscript"/>
+          <w:rtl w:val="0"/>
+        </w:rPr>
+        <w:t xml:space="preserve">3</w:t>
+      </w:r>
+      <w:r>
+        <w:rPr>
+          <w:rFonts w:ascii="Google Sans" w:cs="Google Sans" w:eastAsia="Google Sans" w:hAnsi="Google Sans"/>
+          <w:color w:val="1f1f1f"/>
+          <w:rtl w:val="0"/>
+        </w:rPr>
+        <w:t xml:space="preserve">。</w:t>
       </w:r>
     </w:p>
     <w:p>
@@ -3033,29 +2546,70 @@
       </w:pPr>
       <w:r>
         <w:rPr>
-          <w:rFonts w:ascii="Arial Unicode MS" w:cs="Arial Unicode MS" w:eastAsia="Arial Unicode MS" w:hAnsi="Arial Unicode MS"/>
+          <w:rFonts w:ascii="Google Sans" w:cs="Google Sans" w:eastAsia="Google Sans" w:hAnsi="Google Sans"/>
           <w:b w:val="1"/>
           <w:bCs w:val="1"/>
           <w:color w:val="1f1f1f"/>
           <w:rtl w:val="0"/>
         </w:rPr>
-        <w:t xml:space="preserve">逃げ場のない濃密な対話（没入感の創出）:</w:t>
-      </w:r>
-      <w:r>
-        <w:rPr>
-          <w:rFonts w:ascii="Arial Unicode MS" w:cs="Arial Unicode MS" w:eastAsia="Arial Unicode MS" w:hAnsi="Arial Unicode MS"/>
-          <w:color w:val="1f1f1f"/>
-          <w:rtl w:val="0"/>
-        </w:rPr>
-        <w:t xml:space="preserve"> 参加者が同じ屋根の下で寝食を共にし、深夜まで議論を交わし、翌朝一緒に温泉に入る。このプロセスを経ることで、高知における「ワーケーションと本編の融合」を、わずか1泊2日のパッケージで実現できる。</w:t>
-      </w:r>
-    </w:p>
-    <w:p>
-      <w:pPr>
-        <w:numPr>
-          <w:ilvl w:val="0"/>
-          <w:numId w:val="1"/>
-        </w:numPr>
+        <w:t xml:space="preserve">次期運営発掘のための「少人数事後合宿」:</w:t>
+      </w:r>
+      <w:r>
+        <w:rPr>
+          <w:rFonts w:ascii="Arial" w:cs="Arial" w:eastAsia="Arial" w:hAnsi="Arial"/>
+          <w:b w:val="0"/>
+          <w:bCs w:val="0"/>
+          <w:i w:val="0"/>
+          <w:iCs w:val="0"/>
+          <w:smallCaps w:val="0"/>
+          <w:strike w:val="0"/>
+          <w:color w:val="000000"/>
+          <w:sz w:val="22"/>
+          <w:szCs w:val="22"/>
+          <w:u w:val="none"/>
+          <w:shd w:fill="auto" w:val="clear"/>
+          <w:vertAlign w:val="baseline"/>
+          <w:rtl w:val="0"/>
+        </w:rPr>
+        <w:br w:type="textWrapping"/>
+      </w:r>
+      <w:r>
+        <w:rPr>
+          <w:rFonts w:ascii="Google Sans" w:cs="Google Sans" w:eastAsia="Google Sans" w:hAnsi="Google Sans"/>
+          <w:color w:val="1f1f1f"/>
+          <w:rtl w:val="0"/>
+        </w:rPr>
+        <w:t xml:space="preserve">イベントとしての没入感を生み出す「合宿」の要素は、第2回の参加者の中から「次回の運営に巻き込めそうな熱量の高い人材」を数名ピックアップし、後日極めて少人数で実施する。これにより、不特定多数の宿泊・移動手配の手間を省きつつ、次期コアメンバーとの強固な信頼関係（同じ釜の飯を食い、同じ湯に浸かる関係）を効率的に構築する。</w:t>
+      </w:r>
+    </w:p>
+    <w:p>
+      <w:pPr>
+        <w:pStyle w:val="Heading2"/>
+        <w:pBdr>
+          <w:top w:space="0" w:sz="0" w:val="nil"/>
+          <w:left w:space="0" w:sz="0" w:val="nil"/>
+          <w:bottom w:space="0" w:sz="0" w:val="nil"/>
+          <w:right w:space="0" w:sz="0" w:val="nil"/>
+          <w:between w:space="0" w:sz="0" w:val="nil"/>
+        </w:pBdr>
+        <w:shd w:fill="auto" w:val="clear"/>
+        <w:spacing w:after="120" w:before="0" w:line="275.9999942779541" w:lineRule="auto"/>
+        <w:rPr>
+          <w:rFonts w:ascii="Google Sans" w:cs="Google Sans" w:eastAsia="Google Sans" w:hAnsi="Google Sans"/>
+          <w:color w:val="1f1f1f"/>
+        </w:rPr>
+      </w:pPr>
+      <w:r>
+        <w:rPr>
+          <w:rFonts w:ascii="Google Sans" w:cs="Google Sans" w:eastAsia="Google Sans" w:hAnsi="Google Sans"/>
+          <w:color w:val="1f1f1f"/>
+          <w:rtl w:val="0"/>
+        </w:rPr>
+        <w:t xml:space="preserve">5. CLS別府の戦略的基盤（PVMV）</w:t>
+      </w:r>
+    </w:p>
+    <w:p>
+      <w:pPr>
         <w:pBdr>
           <w:top w:space="0" w:sz="0" w:val="nil"/>
           <w:left w:space="0" w:sz="0" w:val="nil"/>
@@ -3065,131 +2619,73 @@
         </w:pBdr>
         <w:shd w:fill="auto" w:val="clear"/>
         <w:spacing w:line="275.9999942779541" w:lineRule="auto"/>
-        <w:ind w:left="600" w:hanging="360"/>
-      </w:pPr>
-      <w:r>
-        <w:rPr>
-          <w:rFonts w:ascii="Arial Unicode MS" w:cs="Arial Unicode MS" w:eastAsia="Arial Unicode MS" w:hAnsi="Arial Unicode MS"/>
+        <w:rPr>
+          <w:rFonts w:ascii="Google Sans" w:cs="Google Sans" w:eastAsia="Google Sans" w:hAnsi="Google Sans"/>
+          <w:color w:val="1f1f1f"/>
+        </w:rPr>
+      </w:pPr>
+      <w:r>
+        <w:rPr>
+          <w:rFonts w:ascii="Google Sans" w:cs="Google Sans" w:eastAsia="Google Sans" w:hAnsi="Google Sans"/>
+          <w:color w:val="1f1f1f"/>
+          <w:rtl w:val="0"/>
+        </w:rPr>
+        <w:t xml:space="preserve">第0回・第1回のレガシーと、運営メンバー3名の特性を融合させた新生CLS別府の理念体系である。これを全員の共通言語とする。</w:t>
+      </w:r>
+    </w:p>
+    <w:p>
+      <w:pPr>
+        <w:pStyle w:val="Heading3"/>
+        <w:pBdr>
+          <w:top w:space="0" w:sz="0" w:val="nil"/>
+          <w:left w:space="0" w:sz="0" w:val="nil"/>
+          <w:bottom w:space="0" w:sz="0" w:val="nil"/>
+          <w:right w:space="0" w:sz="0" w:val="nil"/>
+          <w:between w:space="0" w:sz="0" w:val="nil"/>
+        </w:pBdr>
+        <w:shd w:fill="auto" w:val="clear"/>
+        <w:spacing w:after="120" w:before="0" w:line="275.9999942779541" w:lineRule="auto"/>
+        <w:rPr>
+          <w:rFonts w:ascii="Google Sans" w:cs="Google Sans" w:eastAsia="Google Sans" w:hAnsi="Google Sans"/>
+          <w:color w:val="1f1f1f"/>
+        </w:rPr>
+      </w:pPr>
+      <w:r>
+        <w:rPr>
+          <w:rFonts w:ascii="Google Sans" w:cs="Google Sans" w:eastAsia="Google Sans" w:hAnsi="Google Sans"/>
+          <w:color w:val="1f1f1f"/>
+          <w:rtl w:val="0"/>
+        </w:rPr>
+        <w:t xml:space="preserve">5.1 パーパス（Purpose）：CLS別府の社会的な存在意義</w:t>
+      </w:r>
+    </w:p>
+    <w:p>
+      <w:pPr>
+        <w:pBdr>
+          <w:top w:space="0" w:sz="0" w:val="nil"/>
+          <w:left w:space="0" w:sz="0" w:val="nil"/>
+          <w:bottom w:space="0" w:sz="0" w:val="nil"/>
+          <w:right w:space="0" w:sz="0" w:val="nil"/>
+          <w:between w:space="0" w:sz="0" w:val="nil"/>
+        </w:pBdr>
+        <w:shd w:fill="auto" w:val="clear"/>
+        <w:spacing w:line="275.9999942779541" w:lineRule="auto"/>
+        <w:rPr>
+          <w:rFonts w:ascii="Google Sans" w:cs="Google Sans" w:eastAsia="Google Sans" w:hAnsi="Google Sans"/>
           <w:b w:val="1"/>
           <w:bCs w:val="1"/>
           <w:color w:val="1f1f1f"/>
-          <w:rtl w:val="0"/>
-        </w:rPr>
-        <w:t xml:space="preserve">プレミアム感による単価向上:</w:t>
-      </w:r>
-      <w:r>
-        <w:rPr>
-          <w:rFonts w:ascii="Arial Unicode MS" w:cs="Arial Unicode MS" w:eastAsia="Arial Unicode MS" w:hAnsi="Arial Unicode MS"/>
-          <w:color w:val="1f1f1f"/>
-          <w:rtl w:val="0"/>
-        </w:rPr>
-        <w:t xml:space="preserve"> 小規模であることを「限定性」と位置づけ、参加費や協賛費の単価を上げることで、少ない集客でも損益分岐点を超える強靭な財務モデルを構築できる。</w:t>
-      </w:r>
-    </w:p>
-    <w:p>
-      <w:pPr>
-        <w:pStyle w:val="Heading2"/>
-        <w:pBdr>
-          <w:top w:space="0" w:sz="0" w:val="nil"/>
-          <w:left w:space="0" w:sz="0" w:val="nil"/>
-          <w:bottom w:space="0" w:sz="0" w:val="nil"/>
-          <w:right w:space="0" w:sz="0" w:val="nil"/>
-          <w:between w:space="0" w:sz="0" w:val="nil"/>
-        </w:pBdr>
-        <w:shd w:fill="auto" w:val="clear"/>
-        <w:spacing w:after="120" w:before="0" w:line="275.9999942779541" w:lineRule="auto"/>
-        <w:rPr>
-          <w:rFonts w:ascii="Arial" w:cs="Arial" w:eastAsia="Arial" w:hAnsi="Arial"/>
-          <w:color w:val="1f1f1f"/>
-        </w:rPr>
-      </w:pPr>
-      <w:r>
-        <w:rPr>
-          <w:rFonts w:ascii="Arial Unicode MS" w:cs="Arial Unicode MS" w:eastAsia="Arial Unicode MS" w:hAnsi="Arial Unicode MS"/>
-          <w:color w:val="1f1f1f"/>
-          <w:rtl w:val="0"/>
-        </w:rPr>
-        <w:t xml:space="preserve">5. CLS別府の戦略的基盤（PVMV）の策定</w:t>
-      </w:r>
-    </w:p>
-    <w:p>
-      <w:pPr>
-        <w:pBdr>
-          <w:top w:space="0" w:sz="0" w:val="nil"/>
-          <w:left w:space="0" w:sz="0" w:val="nil"/>
-          <w:bottom w:space="0" w:sz="0" w:val="nil"/>
-          <w:right w:space="0" w:sz="0" w:val="nil"/>
-          <w:between w:space="0" w:sz="0" w:val="nil"/>
-        </w:pBdr>
-        <w:shd w:fill="auto" w:val="clear"/>
-        <w:spacing w:line="275.9999942779541" w:lineRule="auto"/>
-        <w:rPr>
-          <w:rFonts w:ascii="Arial" w:cs="Arial" w:eastAsia="Arial" w:hAnsi="Arial"/>
-          <w:color w:val="1f1f1f"/>
-        </w:rPr>
-      </w:pPr>
-      <w:r>
-        <w:rPr>
-          <w:rFonts w:ascii="Arial Unicode MS" w:cs="Arial Unicode MS" w:eastAsia="Arial Unicode MS" w:hAnsi="Arial Unicode MS"/>
-          <w:color w:val="1f1f1f"/>
-          <w:rtl w:val="0"/>
-        </w:rPr>
-        <w:t xml:space="preserve">本日の打ち合わせにおける最大のゴールは、運営メンバーが共通の言葉として語れる組織の核（理念）を確定させることである。第0回・第1回のレガシーと、上記で分析した3名の特性を融合させたパーパス（存在意義）、およびビジョン・ミッション・バリューのドラフトを以下に提案する。</w:t>
-      </w:r>
-    </w:p>
-    <w:p>
-      <w:pPr>
-        <w:pStyle w:val="Heading3"/>
-        <w:pBdr>
-          <w:top w:space="0" w:sz="0" w:val="nil"/>
-          <w:left w:space="0" w:sz="0" w:val="nil"/>
-          <w:bottom w:space="0" w:sz="0" w:val="nil"/>
-          <w:right w:space="0" w:sz="0" w:val="nil"/>
-          <w:between w:space="0" w:sz="0" w:val="nil"/>
-        </w:pBdr>
-        <w:shd w:fill="auto" w:val="clear"/>
-        <w:spacing w:after="120" w:before="0" w:line="275.9999942779541" w:lineRule="auto"/>
-        <w:rPr>
-          <w:rFonts w:ascii="Arial" w:cs="Arial" w:eastAsia="Arial" w:hAnsi="Arial"/>
-          <w:color w:val="1f1f1f"/>
-        </w:rPr>
-      </w:pPr>
-      <w:r>
-        <w:rPr>
-          <w:rFonts w:ascii="Arial Unicode MS" w:cs="Arial Unicode MS" w:eastAsia="Arial Unicode MS" w:hAnsi="Arial Unicode MS"/>
-          <w:color w:val="1f1f1f"/>
-          <w:rtl w:val="0"/>
-        </w:rPr>
-        <w:t xml:space="preserve">5.1 パーパス（Purpose）：CLS別府の社会的な存在意義</w:t>
-      </w:r>
-    </w:p>
-    <w:p>
-      <w:pPr>
-        <w:pBdr>
-          <w:top w:space="0" w:sz="0" w:val="nil"/>
-          <w:left w:space="0" w:sz="0" w:val="nil"/>
-          <w:bottom w:space="0" w:sz="0" w:val="nil"/>
-          <w:right w:space="0" w:sz="0" w:val="nil"/>
-          <w:between w:space="0" w:sz="0" w:val="nil"/>
-        </w:pBdr>
-        <w:shd w:fill="auto" w:val="clear"/>
-        <w:spacing w:line="275.9999942779541" w:lineRule="auto"/>
-        <w:rPr>
-          <w:rFonts w:ascii="Arial" w:cs="Arial" w:eastAsia="Arial" w:hAnsi="Arial"/>
+        </w:rPr>
+      </w:pPr>
+      <w:r>
+        <w:rPr>
+          <w:rFonts w:ascii="Google Sans" w:cs="Google Sans" w:eastAsia="Google Sans" w:hAnsi="Google Sans"/>
           <w:b w:val="1"/>
           <w:bCs w:val="1"/>
           <w:color w:val="1f1f1f"/>
-        </w:rPr>
-      </w:pPr>
-      <w:r>
-        <w:rPr>
-          <w:rFonts w:ascii="Arial Unicode MS" w:cs="Arial Unicode MS" w:eastAsia="Arial Unicode MS" w:hAnsi="Arial Unicode MS"/>
-          <w:b w:val="1"/>
-          <w:bCs w:val="1"/>
-          <w:color w:val="1f1f1f"/>
-          <w:rtl w:val="0"/>
-        </w:rPr>
-        <w:t xml:space="preserve">【案】「源泉」となり、挑戦者の熱を全国へ波及させる</w:t>
+          <w:rtl w:val="0"/>
+        </w:rPr>
+        <w:t xml:space="preserve">「源泉」となり、挑戦者の熱を全国へ波及させる</w:t>
       </w:r>
     </w:p>
     <w:p>
@@ -3211,7 +2707,7 @@
       </w:pPr>
       <w:r>
         <w:rPr>
-          <w:rFonts w:ascii="Arial Unicode MS" w:cs="Arial Unicode MS" w:eastAsia="Arial Unicode MS" w:hAnsi="Arial Unicode MS"/>
+          <w:rFonts w:ascii="Google Sans" w:cs="Google Sans" w:eastAsia="Google Sans" w:hAnsi="Google Sans"/>
           <w:b w:val="1"/>
           <w:bCs w:val="1"/>
           <w:color w:val="1f1f1f"/>
@@ -3221,7 +2717,7 @@
       </w:r>
       <w:r>
         <w:rPr>
-          <w:rFonts w:ascii="Arial Unicode MS" w:cs="Arial Unicode MS" w:eastAsia="Arial Unicode MS" w:hAnsi="Arial Unicode MS"/>
+          <w:rFonts w:ascii="Google Sans" w:cs="Google Sans" w:eastAsia="Google Sans" w:hAnsi="Google Sans"/>
           <w:color w:val="1f1f1f"/>
           <w:rtl w:val="0"/>
         </w:rPr>
@@ -3241,13 +2737,13 @@
         <w:shd w:fill="auto" w:val="clear"/>
         <w:spacing w:after="120" w:before="0" w:line="275.9999942779541" w:lineRule="auto"/>
         <w:rPr>
-          <w:rFonts w:ascii="Arial" w:cs="Arial" w:eastAsia="Arial" w:hAnsi="Arial"/>
-          <w:color w:val="1f1f1f"/>
-        </w:rPr>
-      </w:pPr>
-      <w:r>
-        <w:rPr>
-          <w:rFonts w:ascii="Arial Unicode MS" w:cs="Arial Unicode MS" w:eastAsia="Arial Unicode MS" w:hAnsi="Arial Unicode MS"/>
+          <w:rFonts w:ascii="Google Sans" w:cs="Google Sans" w:eastAsia="Google Sans" w:hAnsi="Google Sans"/>
+          <w:color w:val="1f1f1f"/>
+        </w:rPr>
+      </w:pPr>
+      <w:r>
+        <w:rPr>
+          <w:rFonts w:ascii="Google Sans" w:cs="Google Sans" w:eastAsia="Google Sans" w:hAnsi="Google Sans"/>
           <w:color w:val="1f1f1f"/>
           <w:rtl w:val="0"/>
         </w:rPr>
@@ -3266,7 +2762,7 @@
         <w:shd w:fill="auto" w:val="clear"/>
         <w:spacing w:line="275.9999942779541" w:lineRule="auto"/>
         <w:rPr>
-          <w:rFonts w:ascii="Arial" w:cs="Arial" w:eastAsia="Arial" w:hAnsi="Arial"/>
+          <w:rFonts w:ascii="Google Sans" w:cs="Google Sans" w:eastAsia="Google Sans" w:hAnsi="Google Sans"/>
           <w:b w:val="1"/>
           <w:bCs w:val="1"/>
           <w:color w:val="1f1f1f"/>
@@ -3274,13 +2770,13 @@
       </w:pPr>
       <w:r>
         <w:rPr>
-          <w:rFonts w:ascii="Arial Unicode MS" w:cs="Arial Unicode MS" w:eastAsia="Arial Unicode MS" w:hAnsi="Arial Unicode MS"/>
+          <w:rFonts w:ascii="Google Sans" w:cs="Google Sans" w:eastAsia="Google Sans" w:hAnsi="Google Sans"/>
           <w:b w:val="1"/>
           <w:bCs w:val="1"/>
           <w:color w:val="1f1f1f"/>
           <w:rtl w:val="0"/>
         </w:rPr>
-        <w:t xml:space="preserve">【案】「越境」が日常になる社会 〜誰もがフラットに混ざり合う、開かれた地域モデル〜</w:t>
+        <w:t xml:space="preserve">「越境」が日常になる社会 〜誰もがフラットに混ざり合う、開かれた地域モデル〜</w:t>
       </w:r>
     </w:p>
     <w:p>
@@ -3302,7 +2798,7 @@
       </w:pPr>
       <w:r>
         <w:rPr>
-          <w:rFonts w:ascii="Arial Unicode MS" w:cs="Arial Unicode MS" w:eastAsia="Arial Unicode MS" w:hAnsi="Arial Unicode MS"/>
+          <w:rFonts w:ascii="Google Sans" w:cs="Google Sans" w:eastAsia="Google Sans" w:hAnsi="Google Sans"/>
           <w:b w:val="1"/>
           <w:bCs w:val="1"/>
           <w:color w:val="1f1f1f"/>
@@ -3312,11 +2808,30 @@
       </w:r>
       <w:r>
         <w:rPr>
-          <w:rFonts w:ascii="Arial Unicode MS" w:cs="Arial Unicode MS" w:eastAsia="Arial Unicode MS" w:hAnsi="Arial Unicode MS"/>
-          <w:color w:val="1f1f1f"/>
-          <w:rtl w:val="0"/>
-        </w:rPr>
-        <w:t xml:space="preserve"> 若林氏のメッセージである「コミュニティは越境の場」という哲学を社会実装する。ITと非IT、都市と地方、経営者と学生など、普段は交わらない人々が、温泉地という非日常空間において自然と交わり、互いの境界線を越えることが当たり前になる未来を描く。</w:t>
+          <w:rFonts w:ascii="Google Sans" w:cs="Google Sans" w:eastAsia="Google Sans" w:hAnsi="Google Sans"/>
+          <w:color w:val="1f1f1f"/>
+          <w:rtl w:val="0"/>
+        </w:rPr>
+        <w:t xml:space="preserve"> 若林氏のメッセージである「コミュニティは越境の場」という哲学を社会実装する</w:t>
+      </w:r>
+      <w:r>
+        <w:rPr>
+          <w:rFonts w:ascii="Google Sans" w:cs="Google Sans" w:eastAsia="Google Sans" w:hAnsi="Google Sans"/>
+          <w:color w:val="444746"/>
+          <w:sz w:val="24"/>
+          <w:szCs w:val="24"/>
+          <w:vertAlign w:val="superscript"/>
+          <w:rtl w:val="0"/>
+        </w:rPr>
+        <w:t xml:space="preserve">1</w:t>
+      </w:r>
+      <w:r>
+        <w:rPr>
+          <w:rFonts w:ascii="Google Sans" w:cs="Google Sans" w:eastAsia="Google Sans" w:hAnsi="Google Sans"/>
+          <w:color w:val="1f1f1f"/>
+          <w:rtl w:val="0"/>
+        </w:rPr>
+        <w:t xml:space="preserve">。ITと非IT、都市と地方、経営者と学生など、普段は交わらない人々が、温泉地という非日常空間において自然と交わり、互いの境界線を越えることが当たり前になる未来を描く。</w:t>
       </w:r>
     </w:p>
     <w:p>
@@ -3332,13 +2847,13 @@
         <w:shd w:fill="auto" w:val="clear"/>
         <w:spacing w:after="120" w:before="0" w:line="275.9999942779541" w:lineRule="auto"/>
         <w:rPr>
-          <w:rFonts w:ascii="Arial" w:cs="Arial" w:eastAsia="Arial" w:hAnsi="Arial"/>
-          <w:color w:val="1f1f1f"/>
-        </w:rPr>
-      </w:pPr>
-      <w:r>
-        <w:rPr>
-          <w:rFonts w:ascii="Arial Unicode MS" w:cs="Arial Unicode MS" w:eastAsia="Arial Unicode MS" w:hAnsi="Arial Unicode MS"/>
+          <w:rFonts w:ascii="Google Sans" w:cs="Google Sans" w:eastAsia="Google Sans" w:hAnsi="Google Sans"/>
+          <w:color w:val="1f1f1f"/>
+        </w:rPr>
+      </w:pPr>
+      <w:r>
+        <w:rPr>
+          <w:rFonts w:ascii="Google Sans" w:cs="Google Sans" w:eastAsia="Google Sans" w:hAnsi="Google Sans"/>
           <w:color w:val="1f1f1f"/>
           <w:rtl w:val="0"/>
         </w:rPr>
@@ -3357,7 +2872,7 @@
         <w:shd w:fill="auto" w:val="clear"/>
         <w:spacing w:line="275.9999942779541" w:lineRule="auto"/>
         <w:rPr>
-          <w:rFonts w:ascii="Arial" w:cs="Arial" w:eastAsia="Arial" w:hAnsi="Arial"/>
+          <w:rFonts w:ascii="Google Sans" w:cs="Google Sans" w:eastAsia="Google Sans" w:hAnsi="Google Sans"/>
           <w:b w:val="1"/>
           <w:bCs w:val="1"/>
           <w:color w:val="1f1f1f"/>
@@ -3365,13 +2880,13 @@
       </w:pPr>
       <w:r>
         <w:rPr>
-          <w:rFonts w:ascii="Arial Unicode MS" w:cs="Arial Unicode MS" w:eastAsia="Arial Unicode MS" w:hAnsi="Arial Unicode MS"/>
+          <w:rFonts w:ascii="Google Sans" w:cs="Google Sans" w:eastAsia="Google Sans" w:hAnsi="Google Sans"/>
           <w:b w:val="1"/>
           <w:bCs w:val="1"/>
           <w:color w:val="1f1f1f"/>
           <w:rtl w:val="0"/>
         </w:rPr>
-        <w:t xml:space="preserve">【案】同じ湯に浸かり、次の一歩の背中を力強く押す</w:t>
+        <w:t xml:space="preserve">同じ湯に浸かり、次の一歩の背中を力強く押す</w:t>
       </w:r>
     </w:p>
     <w:p>
@@ -3393,7 +2908,7 @@
       </w:pPr>
       <w:r>
         <w:rPr>
-          <w:rFonts w:ascii="Arial Unicode MS" w:cs="Arial Unicode MS" w:eastAsia="Arial Unicode MS" w:hAnsi="Arial Unicode MS"/>
+          <w:rFonts w:ascii="Google Sans" w:cs="Google Sans" w:eastAsia="Google Sans" w:hAnsi="Google Sans"/>
           <w:b w:val="1"/>
           <w:bCs w:val="1"/>
           <w:color w:val="1f1f1f"/>
@@ -3403,11 +2918,30 @@
       </w:r>
       <w:r>
         <w:rPr>
-          <w:rFonts w:ascii="Arial Unicode MS" w:cs="Arial Unicode MS" w:eastAsia="Arial Unicode MS" w:hAnsi="Arial Unicode MS"/>
-          <w:color w:val="1f1f1f"/>
-          <w:rtl w:val="0"/>
-        </w:rPr>
-        <w:t xml:space="preserve"> 平野氏のメッセージである「可能性の開花と前進を応援する」に直結する。合宿型という濃密な空間において、参加者同士が深いレベルで自己開示を行い（同じ湯に浸かり）、一人では踏み出せなかった挑戦への最初のアクションを誘発する（背中を押す）仕組みを提供する。</w:t>
+          <w:rFonts w:ascii="Google Sans" w:cs="Google Sans" w:eastAsia="Google Sans" w:hAnsi="Google Sans"/>
+          <w:color w:val="1f1f1f"/>
+          <w:rtl w:val="0"/>
+        </w:rPr>
+        <w:t xml:space="preserve"> 平野氏のメッセージである「可能性の開花と前進を応援する」に直結する</w:t>
+      </w:r>
+      <w:r>
+        <w:rPr>
+          <w:rFonts w:ascii="Google Sans" w:cs="Google Sans" w:eastAsia="Google Sans" w:hAnsi="Google Sans"/>
+          <w:color w:val="444746"/>
+          <w:sz w:val="24"/>
+          <w:szCs w:val="24"/>
+          <w:vertAlign w:val="superscript"/>
+          <w:rtl w:val="0"/>
+        </w:rPr>
+        <w:t xml:space="preserve">1</w:t>
+      </w:r>
+      <w:r>
+        <w:rPr>
+          <w:rFonts w:ascii="Google Sans" w:cs="Google Sans" w:eastAsia="Google Sans" w:hAnsi="Google Sans"/>
+          <w:color w:val="1f1f1f"/>
+          <w:rtl w:val="0"/>
+        </w:rPr>
+        <w:t xml:space="preserve">。濃密な空間において、参加者同士が深いレベルで自己開示を行い（同じ湯に浸かり）、一人では踏み出せなかった挑戦への最初のアクションを誘発する（背中を押す）仕組みを提供する。</w:t>
       </w:r>
     </w:p>
     <w:p>
@@ -3423,42 +2957,17 @@
         <w:shd w:fill="auto" w:val="clear"/>
         <w:spacing w:after="120" w:before="0" w:line="275.9999942779541" w:lineRule="auto"/>
         <w:rPr>
-          <w:rFonts w:ascii="Arial" w:cs="Arial" w:eastAsia="Arial" w:hAnsi="Arial"/>
-          <w:color w:val="1f1f1f"/>
-        </w:rPr>
-      </w:pPr>
-      <w:r>
-        <w:rPr>
-          <w:rFonts w:ascii="Arial Unicode MS" w:cs="Arial Unicode MS" w:eastAsia="Arial Unicode MS" w:hAnsi="Arial Unicode MS"/>
+          <w:rFonts w:ascii="Google Sans" w:cs="Google Sans" w:eastAsia="Google Sans" w:hAnsi="Google Sans"/>
+          <w:color w:val="1f1f1f"/>
+        </w:rPr>
+      </w:pPr>
+      <w:r>
+        <w:rPr>
+          <w:rFonts w:ascii="Google Sans" w:cs="Google Sans" w:eastAsia="Google Sans" w:hAnsi="Google Sans"/>
           <w:color w:val="1f1f1f"/>
           <w:rtl w:val="0"/>
         </w:rPr>
         <w:t xml:space="preserve">5.4 バリュー（Values）：運営・参加者に求める行動指針</w:t>
-      </w:r>
-    </w:p>
-    <w:p>
-      <w:pPr>
-        <w:pBdr>
-          <w:top w:space="0" w:sz="0" w:val="nil"/>
-          <w:left w:space="0" w:sz="0" w:val="nil"/>
-          <w:bottom w:space="0" w:sz="0" w:val="nil"/>
-          <w:right w:space="0" w:sz="0" w:val="nil"/>
-          <w:between w:space="0" w:sz="0" w:val="nil"/>
-        </w:pBdr>
-        <w:shd w:fill="auto" w:val="clear"/>
-        <w:spacing w:line="275.9999942779541" w:lineRule="auto"/>
-        <w:rPr>
-          <w:rFonts w:ascii="Arial" w:cs="Arial" w:eastAsia="Arial" w:hAnsi="Arial"/>
-          <w:color w:val="1f1f1f"/>
-        </w:rPr>
-      </w:pPr>
-      <w:r>
-        <w:rPr>
-          <w:rFonts w:ascii="Arial Unicode MS" w:cs="Arial Unicode MS" w:eastAsia="Arial Unicode MS" w:hAnsi="Arial Unicode MS"/>
-          <w:color w:val="1f1f1f"/>
-          <w:rtl w:val="0"/>
-        </w:rPr>
-        <w:t xml:space="preserve">CLS高知のDNAである「#ヤリキル」「#オモシロガル」を引き継ぎつつ、別府独自のトーン＆マナーを加えた行動指針である。</w:t>
       </w:r>
     </w:p>
     <w:p>
@@ -3480,7 +2989,7 @@
       </w:pPr>
       <w:r>
         <w:rPr>
-          <w:rFonts w:ascii="Arial Unicode MS" w:cs="Arial Unicode MS" w:eastAsia="Arial Unicode MS" w:hAnsi="Arial Unicode MS"/>
+          <w:rFonts w:ascii="Google Sans" w:cs="Google Sans" w:eastAsia="Google Sans" w:hAnsi="Google Sans"/>
           <w:b w:val="1"/>
           <w:bCs w:val="1"/>
           <w:color w:val="1f1f1f"/>
@@ -3490,11 +2999,30 @@
       </w:r>
       <w:r>
         <w:rPr>
-          <w:rFonts w:ascii="Arial Unicode MS" w:cs="Arial Unicode MS" w:eastAsia="Arial Unicode MS" w:hAnsi="Arial Unicode MS"/>
-          <w:color w:val="1f1f1f"/>
-          <w:rtl w:val="0"/>
-        </w:rPr>
-        <w:t xml:space="preserve"> 完璧な準備を待つのではなく、まずは飛び込んでみる。若林氏が指摘する「巻き込まれる力」を歓迎し、自らも周囲を巻き込んでいく姿勢。</w:t>
+          <w:rFonts w:ascii="Google Sans" w:cs="Google Sans" w:eastAsia="Google Sans" w:hAnsi="Google Sans"/>
+          <w:color w:val="1f1f1f"/>
+          <w:rtl w:val="0"/>
+        </w:rPr>
+        <w:t xml:space="preserve"> 完璧な準備を待つのではなく、まずは飛び込んでみる。若林氏が指摘する「巻き込まれる力」を歓迎し、自らも周囲を巻き込んでいく姿勢</w:t>
+      </w:r>
+      <w:r>
+        <w:rPr>
+          <w:rFonts w:ascii="Google Sans" w:cs="Google Sans" w:eastAsia="Google Sans" w:hAnsi="Google Sans"/>
+          <w:color w:val="444746"/>
+          <w:sz w:val="24"/>
+          <w:szCs w:val="24"/>
+          <w:vertAlign w:val="superscript"/>
+          <w:rtl w:val="0"/>
+        </w:rPr>
+        <w:t xml:space="preserve">3</w:t>
+      </w:r>
+      <w:r>
+        <w:rPr>
+          <w:rFonts w:ascii="Google Sans" w:cs="Google Sans" w:eastAsia="Google Sans" w:hAnsi="Google Sans"/>
+          <w:color w:val="1f1f1f"/>
+          <w:rtl w:val="0"/>
+        </w:rPr>
+        <w:t xml:space="preserve">。</w:t>
       </w:r>
     </w:p>
     <w:p>
@@ -3516,7 +3044,7 @@
       </w:pPr>
       <w:r>
         <w:rPr>
-          <w:rFonts w:ascii="Arial Unicode MS" w:cs="Arial Unicode MS" w:eastAsia="Arial Unicode MS" w:hAnsi="Arial Unicode MS"/>
+          <w:rFonts w:ascii="Google Sans" w:cs="Google Sans" w:eastAsia="Google Sans" w:hAnsi="Google Sans"/>
           <w:b w:val="1"/>
           <w:bCs w:val="1"/>
           <w:color w:val="1f1f1f"/>
@@ -3526,11 +3054,30 @@
       </w:r>
       <w:r>
         <w:rPr>
-          <w:rFonts w:ascii="Arial Unicode MS" w:cs="Arial Unicode MS" w:eastAsia="Arial Unicode MS" w:hAnsi="Arial Unicode MS"/>
-          <w:color w:val="1f1f1f"/>
-          <w:rtl w:val="0"/>
-        </w:rPr>
-        <w:t xml:space="preserve"> 「誰かが面白いことをやってくれる」というお客様体質を捨て、参加者自身が場を熱くする主体（薪をくべる役割）となること。</w:t>
+          <w:rFonts w:ascii="Arial" w:cs="Arial" w:eastAsia="Arial" w:hAnsi="Arial"/>
+          <w:b w:val="0"/>
+          <w:bCs w:val="0"/>
+          <w:i w:val="0"/>
+          <w:iCs w:val="0"/>
+          <w:smallCaps w:val="0"/>
+          <w:strike w:val="0"/>
+          <w:color w:val="000000"/>
+          <w:sz w:val="22"/>
+          <w:szCs w:val="22"/>
+          <w:u w:val="none"/>
+          <w:shd w:fill="auto" w:val="clear"/>
+          <w:vertAlign w:val="baseline"/>
+          <w:rtl w:val="0"/>
+        </w:rPr>
+        <w:br w:type="textWrapping"/>
+      </w:r>
+      <w:r>
+        <w:rPr>
+          <w:rFonts w:ascii="Google Sans" w:cs="Google Sans" w:eastAsia="Google Sans" w:hAnsi="Google Sans"/>
+          <w:color w:val="1f1f1f"/>
+          <w:rtl w:val="0"/>
+        </w:rPr>
+        <w:t xml:space="preserve">「誰かが面白いことをやってくれる」というお客様体質を捨て、参加者自身が場を熱くする主体（薪をくべる役割）となること。</w:t>
       </w:r>
     </w:p>
     <w:p>
@@ -3552,7 +3099,7 @@
       </w:pPr>
       <w:r>
         <w:rPr>
-          <w:rFonts w:ascii="Arial Unicode MS" w:cs="Arial Unicode MS" w:eastAsia="Arial Unicode MS" w:hAnsi="Arial Unicode MS"/>
+          <w:rFonts w:ascii="Google Sans" w:cs="Google Sans" w:eastAsia="Google Sans" w:hAnsi="Google Sans"/>
           <w:b w:val="1"/>
           <w:bCs w:val="1"/>
           <w:color w:val="1f1f1f"/>
@@ -3562,11 +3109,30 @@
       </w:r>
       <w:r>
         <w:rPr>
-          <w:rFonts w:ascii="Arial Unicode MS" w:cs="Arial Unicode MS" w:eastAsia="Arial Unicode MS" w:hAnsi="Arial Unicode MS"/>
-          <w:color w:val="1f1f1f"/>
-          <w:rtl w:val="0"/>
-        </w:rPr>
-        <w:t xml:space="preserve"> 肩書や所属企業といった「服」を脱ぎ捨て、一人の人間として本音で課題や夢を語り合うこと。「同じ湯の中」での心理的安全性を全員で担保する。</w:t>
+          <w:rFonts w:ascii="Google Sans" w:cs="Google Sans" w:eastAsia="Google Sans" w:hAnsi="Google Sans"/>
+          <w:color w:val="1f1f1f"/>
+          <w:rtl w:val="0"/>
+        </w:rPr>
+        <w:t xml:space="preserve"> 肩書や所属企業といった「服」を脱ぎ捨て、一人の人間として本音で課題や夢を語り合うこと。「同じ湯の中」での心理的安全性を全員で担保する</w:t>
+      </w:r>
+      <w:r>
+        <w:rPr>
+          <w:rFonts w:ascii="Google Sans" w:cs="Google Sans" w:eastAsia="Google Sans" w:hAnsi="Google Sans"/>
+          <w:color w:val="444746"/>
+          <w:sz w:val="24"/>
+          <w:szCs w:val="24"/>
+          <w:vertAlign w:val="superscript"/>
+          <w:rtl w:val="0"/>
+        </w:rPr>
+        <w:t xml:space="preserve">3</w:t>
+      </w:r>
+      <w:r>
+        <w:rPr>
+          <w:rFonts w:ascii="Google Sans" w:cs="Google Sans" w:eastAsia="Google Sans" w:hAnsi="Google Sans"/>
+          <w:color w:val="1f1f1f"/>
+          <w:rtl w:val="0"/>
+        </w:rPr>
+        <w:t xml:space="preserve">。</w:t>
       </w:r>
     </w:p>
     <w:p>
@@ -3582,13 +3148,13 @@
         <w:shd w:fill="auto" w:val="clear"/>
         <w:spacing w:after="120" w:before="0" w:line="275.9999942779541" w:lineRule="auto"/>
         <w:rPr>
-          <w:rFonts w:ascii="Arial" w:cs="Arial" w:eastAsia="Arial" w:hAnsi="Arial"/>
-          <w:color w:val="1f1f1f"/>
-        </w:rPr>
-      </w:pPr>
-      <w:r>
-        <w:rPr>
-          <w:rFonts w:ascii="Arial Unicode MS" w:cs="Arial Unicode MS" w:eastAsia="Arial Unicode MS" w:hAnsi="Arial Unicode MS"/>
+          <w:rFonts w:ascii="Google Sans" w:cs="Google Sans" w:eastAsia="Google Sans" w:hAnsi="Google Sans"/>
+          <w:color w:val="1f1f1f"/>
+        </w:rPr>
+      </w:pPr>
+      <w:r>
+        <w:rPr>
+          <w:rFonts w:ascii="Google Sans" w:cs="Google Sans" w:eastAsia="Google Sans" w:hAnsi="Google Sans"/>
           <w:color w:val="1f1f1f"/>
           <w:rtl w:val="0"/>
         </w:rPr>
@@ -3607,17 +3173,17 @@
         <w:shd w:fill="auto" w:val="clear"/>
         <w:spacing w:line="275.9999942779541" w:lineRule="auto"/>
         <w:rPr>
-          <w:rFonts w:ascii="Arial" w:cs="Arial" w:eastAsia="Arial" w:hAnsi="Arial"/>
-          <w:color w:val="1f1f1f"/>
-        </w:rPr>
-      </w:pPr>
-      <w:r>
-        <w:rPr>
-          <w:rFonts w:ascii="Arial Unicode MS" w:cs="Arial Unicode MS" w:eastAsia="Arial Unicode MS" w:hAnsi="Arial Unicode MS"/>
-          <w:color w:val="1f1f1f"/>
-          <w:rtl w:val="0"/>
-        </w:rPr>
-        <w:t xml:space="preserve">明確なPVMVを確立した上で、それを武器にリソース（人・金）を獲得していく具体的な戦術を展開する。</w:t>
+          <w:rFonts w:ascii="Google Sans" w:cs="Google Sans" w:eastAsia="Google Sans" w:hAnsi="Google Sans"/>
+          <w:color w:val="1f1f1f"/>
+        </w:rPr>
+      </w:pPr>
+      <w:r>
+        <w:rPr>
+          <w:rFonts w:ascii="Google Sans" w:cs="Google Sans" w:eastAsia="Google Sans" w:hAnsi="Google Sans"/>
+          <w:color w:val="1f1f1f"/>
+          <w:rtl w:val="0"/>
+        </w:rPr>
+        <w:t xml:space="preserve">承認されたPVMVを強力な武器とし、リソース（人・金）を獲得していく具体的な戦術を展開する。</w:t>
       </w:r>
     </w:p>
     <w:p>
@@ -3633,17 +3199,17 @@
         <w:shd w:fill="auto" w:val="clear"/>
         <w:spacing w:after="120" w:before="0" w:line="275.9999942779541" w:lineRule="auto"/>
         <w:rPr>
-          <w:rFonts w:ascii="Arial" w:cs="Arial" w:eastAsia="Arial" w:hAnsi="Arial"/>
-          <w:color w:val="1f1f1f"/>
-        </w:rPr>
-      </w:pPr>
-      <w:r>
-        <w:rPr>
-          <w:rFonts w:ascii="Arial Unicode MS" w:cs="Arial Unicode MS" w:eastAsia="Arial Unicode MS" w:hAnsi="Arial Unicode MS"/>
-          <w:color w:val="1f1f1f"/>
-          <w:rtl w:val="0"/>
-        </w:rPr>
-        <w:t xml:space="preserve">6.1 運営メンバーの質の高い勧誘戦略</w:t>
+          <w:rFonts w:ascii="Google Sans" w:cs="Google Sans" w:eastAsia="Google Sans" w:hAnsi="Google Sans"/>
+          <w:color w:val="1f1f1f"/>
+        </w:rPr>
+      </w:pPr>
+      <w:r>
+        <w:rPr>
+          <w:rFonts w:ascii="Google Sans" w:cs="Google Sans" w:eastAsia="Google Sans" w:hAnsi="Google Sans"/>
+          <w:color w:val="1f1f1f"/>
+          <w:rtl w:val="0"/>
+        </w:rPr>
+        <w:t xml:space="preserve">6.1 PVMVを印字した「名刺」を起点とする巻き込み戦略</w:t>
       </w:r>
     </w:p>
     <w:p>
@@ -3658,17 +3224,17 @@
         <w:shd w:fill="auto" w:val="clear"/>
         <w:spacing w:line="275.9999942779541" w:lineRule="auto"/>
         <w:rPr>
-          <w:rFonts w:ascii="Arial" w:cs="Arial" w:eastAsia="Arial" w:hAnsi="Arial"/>
-          <w:color w:val="1f1f1f"/>
-        </w:rPr>
-      </w:pPr>
-      <w:r>
-        <w:rPr>
-          <w:rFonts w:ascii="Arial Unicode MS" w:cs="Arial Unicode MS" w:eastAsia="Arial Unicode MS" w:hAnsi="Arial Unicode MS"/>
-          <w:color w:val="1f1f1f"/>
-          <w:rtl w:val="0"/>
-        </w:rPr>
-        <w:t xml:space="preserve">メンバーを「極端に増やすことはできない」以上、量より質、すなわち自走できるコアメンバー（各領域のハブとなれる人材）の確保が急務である。</w:t>
+          <w:rFonts w:ascii="Google Sans" w:cs="Google Sans" w:eastAsia="Google Sans" w:hAnsi="Google Sans"/>
+          <w:color w:val="1f1f1f"/>
+        </w:rPr>
+      </w:pPr>
+      <w:r>
+        <w:rPr>
+          <w:rFonts w:ascii="Google Sans" w:cs="Google Sans" w:eastAsia="Google Sans" w:hAnsi="Google Sans"/>
+          <w:color w:val="1f1f1f"/>
+          <w:rtl w:val="0"/>
+        </w:rPr>
+        <w:t xml:space="preserve">今後の登壇者や参加者、スポンサー候補へのリーチにおいて、最大の武器となるのが「PVMVを記載した専用名刺」の活用である。</w:t>
       </w:r>
     </w:p>
     <w:p>
@@ -3690,21 +3256,40 @@
       </w:pPr>
       <w:r>
         <w:rPr>
-          <w:rFonts w:ascii="Arial Unicode MS" w:cs="Arial Unicode MS" w:eastAsia="Arial Unicode MS" w:hAnsi="Arial Unicode MS"/>
+          <w:rFonts w:ascii="Google Sans" w:cs="Google Sans" w:eastAsia="Google Sans" w:hAnsi="Google Sans"/>
           <w:b w:val="1"/>
           <w:bCs w:val="1"/>
           <w:color w:val="1f1f1f"/>
           <w:rtl w:val="0"/>
         </w:rPr>
-        <w:t xml:space="preserve">ターゲット層:</w:t>
-      </w:r>
-      <w:r>
-        <w:rPr>
-          <w:rFonts w:ascii="Arial Unicode MS" w:cs="Arial Unicode MS" w:eastAsia="Arial Unicode MS" w:hAnsi="Arial Unicode MS"/>
-          <w:color w:val="1f1f1f"/>
-          <w:rtl w:val="0"/>
-        </w:rPr>
-        <w:t xml:space="preserve"> 大分・別府エリアにおいて、すでに小規模なコミュニティ（技術勉強会、若手経営者の会、地域おこしの任意団体など）を主宰しているが、活動の広がりや運営に限界（孤独感）を感じているリーダー層。</w:t>
+        <w:t xml:space="preserve">名刺による理念の直接伝達:</w:t>
+      </w:r>
+      <w:r>
+        <w:rPr>
+          <w:rFonts w:ascii="Arial" w:cs="Arial" w:eastAsia="Arial" w:hAnsi="Arial"/>
+          <w:b w:val="0"/>
+          <w:bCs w:val="0"/>
+          <w:i w:val="0"/>
+          <w:iCs w:val="0"/>
+          <w:smallCaps w:val="0"/>
+          <w:strike w:val="0"/>
+          <w:color w:val="000000"/>
+          <w:sz w:val="22"/>
+          <w:szCs w:val="22"/>
+          <w:u w:val="none"/>
+          <w:shd w:fill="auto" w:val="clear"/>
+          <w:vertAlign w:val="baseline"/>
+          <w:rtl w:val="0"/>
+        </w:rPr>
+        <w:br w:type="textWrapping"/>
+      </w:r>
+      <w:r>
+        <w:rPr>
+          <w:rFonts w:ascii="Google Sans" w:cs="Google Sans" w:eastAsia="Google Sans" w:hAnsi="Google Sans"/>
+          <w:color w:val="1f1f1f"/>
+          <w:rtl w:val="0"/>
+        </w:rPr>
+        <w:t xml:space="preserve">運営メンバー3名が、それぞれの日常業務や他のコミュニティ活動（技術勉強会、金融機関の営業活動など）の中で、出会った「熱量の高い人」にこの名刺を手渡す。単なるイベント告知ではなく、「我々はこういうビジョンで動いている。あなたに登壇してほしい（参加してほしい）」という理念共感型のダイレクトリクルーティングを行う。</w:t>
       </w:r>
     </w:p>
     <w:p>
@@ -3726,21 +3311,59 @@
       </w:pPr>
       <w:r>
         <w:rPr>
-          <w:rFonts w:ascii="Arial Unicode MS" w:cs="Arial Unicode MS" w:eastAsia="Arial Unicode MS" w:hAnsi="Arial Unicode MS"/>
+          <w:rFonts w:ascii="Google Sans" w:cs="Google Sans" w:eastAsia="Google Sans" w:hAnsi="Google Sans"/>
           <w:b w:val="1"/>
           <w:bCs w:val="1"/>
           <w:color w:val="1f1f1f"/>
           <w:rtl w:val="0"/>
         </w:rPr>
-        <w:t xml:space="preserve">アプローチ手法:</w:t>
-      </w:r>
-      <w:r>
-        <w:rPr>
-          <w:rFonts w:ascii="Arial Unicode MS" w:cs="Arial Unicode MS" w:eastAsia="Arial Unicode MS" w:hAnsi="Arial Unicode MS"/>
-          <w:color w:val="1f1f1f"/>
-          <w:rtl w:val="0"/>
-        </w:rPr>
-        <w:t xml:space="preserve"> 「イベントの手伝いをしてほしい」という労働力の要求ではなく、「CLSという全国規模のプラットフォームを使って、あなたのコミュニティ活動のステージを一段引き上げないか？」という相互利益の提案を行う。</w:t>
+        <w:t xml:space="preserve">「名指しの巻き込み」の連鎖:</w:t>
+      </w:r>
+      <w:r>
+        <w:rPr>
+          <w:rFonts w:ascii="Google Sans" w:cs="Google Sans" w:eastAsia="Google Sans" w:hAnsi="Google Sans"/>
+          <w:color w:val="1f1f1f"/>
+          <w:rtl w:val="0"/>
+        </w:rPr>
+        <w:t xml:space="preserve"> CLS高知の立ち上げ時もそうであったように、熱量の高い参加者を集める最も強力な手法は、信頼関係に基づく個別の声かけである</w:t>
+      </w:r>
+      <w:r>
+        <w:rPr>
+          <w:rFonts w:ascii="Google Sans" w:cs="Google Sans" w:eastAsia="Google Sans" w:hAnsi="Google Sans"/>
+          <w:color w:val="444746"/>
+          <w:sz w:val="24"/>
+          <w:szCs w:val="24"/>
+          <w:vertAlign w:val="superscript"/>
+          <w:rtl w:val="0"/>
+        </w:rPr>
+        <w:t xml:space="preserve">2</w:t>
+      </w:r>
+      <w:r>
+        <w:rPr>
+          <w:rFonts w:ascii="Google Sans" w:cs="Google Sans" w:eastAsia="Google Sans" w:hAnsi="Google Sans"/>
+          <w:color w:val="1f1f1f"/>
+          <w:rtl w:val="0"/>
+        </w:rPr>
+        <w:t xml:space="preserve">。名刺という物理的なアイテムを介して、「あなたにこそ来てほしい」と直接アプローチし、「はい、喜んで」と応じてもらう連鎖（巻き込まれる力）を生み出す</w:t>
+      </w:r>
+      <w:r>
+        <w:rPr>
+          <w:rFonts w:ascii="Google Sans" w:cs="Google Sans" w:eastAsia="Google Sans" w:hAnsi="Google Sans"/>
+          <w:color w:val="444746"/>
+          <w:sz w:val="24"/>
+          <w:szCs w:val="24"/>
+          <w:vertAlign w:val="superscript"/>
+          <w:rtl w:val="0"/>
+        </w:rPr>
+        <w:t xml:space="preserve">2</w:t>
+      </w:r>
+      <w:r>
+        <w:rPr>
+          <w:rFonts w:ascii="Google Sans" w:cs="Google Sans" w:eastAsia="Google Sans" w:hAnsi="Google Sans"/>
+          <w:color w:val="1f1f1f"/>
+          <w:rtl w:val="0"/>
+        </w:rPr>
+        <w:t xml:space="preserve">。</w:t>
       </w:r>
     </w:p>
     <w:p>
@@ -3756,42 +3379,17 @@
         <w:shd w:fill="auto" w:val="clear"/>
         <w:spacing w:after="120" w:before="0" w:line="275.9999942779541" w:lineRule="auto"/>
         <w:rPr>
-          <w:rFonts w:ascii="Arial" w:cs="Arial" w:eastAsia="Arial" w:hAnsi="Arial"/>
-          <w:color w:val="1f1f1f"/>
-        </w:rPr>
-      </w:pPr>
-      <w:r>
-        <w:rPr>
-          <w:rFonts w:ascii="Arial Unicode MS" w:cs="Arial Unicode MS" w:eastAsia="Arial Unicode MS" w:hAnsi="Arial Unicode MS"/>
+          <w:rFonts w:ascii="Google Sans" w:cs="Google Sans" w:eastAsia="Google Sans" w:hAnsi="Google Sans"/>
+          <w:color w:val="1f1f1f"/>
+        </w:rPr>
+      </w:pPr>
+      <w:r>
+        <w:rPr>
+          <w:rFonts w:ascii="Google Sans" w:cs="Google Sans" w:eastAsia="Google Sans" w:hAnsi="Google Sans"/>
           <w:color w:val="1f1f1f"/>
           <w:rtl w:val="0"/>
         </w:rPr>
         <w:t xml:space="preserve">6.2 新しい協賛モデル（サポート企業誘致）の構築</w:t>
-      </w:r>
-    </w:p>
-    <w:p>
-      <w:pPr>
-        <w:pBdr>
-          <w:top w:space="0" w:sz="0" w:val="nil"/>
-          <w:left w:space="0" w:sz="0" w:val="nil"/>
-          <w:bottom w:space="0" w:sz="0" w:val="nil"/>
-          <w:right w:space="0" w:sz="0" w:val="nil"/>
-          <w:between w:space="0" w:sz="0" w:val="nil"/>
-        </w:pBdr>
-        <w:shd w:fill="auto" w:val="clear"/>
-        <w:spacing w:line="275.9999942779541" w:lineRule="auto"/>
-        <w:rPr>
-          <w:rFonts w:ascii="Arial" w:cs="Arial" w:eastAsia="Arial" w:hAnsi="Arial"/>
-          <w:color w:val="1f1f1f"/>
-        </w:rPr>
-      </w:pPr>
-      <w:r>
-        <w:rPr>
-          <w:rFonts w:ascii="Arial Unicode MS" w:cs="Arial Unicode MS" w:eastAsia="Arial Unicode MS" w:hAnsi="Arial Unicode MS"/>
-          <w:color w:val="1f1f1f"/>
-          <w:rtl w:val="0"/>
-        </w:rPr>
-        <w:t xml:space="preserve">前述の通り、従来型の「ロゴを掲載して露出を図る」という広告協賛モデルは、小規模開催においては企業側の投資対効果が合わない。したがって、合宿型ならではの「価値体験の提供」へと協賛メニューを転換する。</w:t>
       </w:r>
     </w:p>
     <w:p>
@@ -3813,7 +3411,7 @@
       </w:pPr>
       <w:r>
         <w:rPr>
-          <w:rFonts w:ascii="Arial Unicode MS" w:cs="Arial Unicode MS" w:eastAsia="Arial Unicode MS" w:hAnsi="Arial Unicode MS"/>
+          <w:rFonts w:ascii="Google Sans" w:cs="Google Sans" w:eastAsia="Google Sans" w:hAnsi="Google Sans"/>
           <w:b w:val="1"/>
           <w:bCs w:val="1"/>
           <w:color w:val="1f1f1f"/>
@@ -3823,11 +3421,30 @@
       </w:r>
       <w:r>
         <w:rPr>
-          <w:rFonts w:ascii="Arial Unicode MS" w:cs="Arial Unicode MS" w:eastAsia="Arial Unicode MS" w:hAnsi="Arial Unicode MS"/>
-          <w:color w:val="1f1f1f"/>
-          <w:rtl w:val="0"/>
-        </w:rPr>
-        <w:t xml:space="preserve"> 協賛企業の経営層や次世代リーダー候補を合宿に派遣してもらい、彼らが抱えるリアルな事業課題（DX推進、採用難、新規事業開発など）を、全国から集まったCLSの越境人材たちが夜通し議論して解決の糸口を提示する「課題解決セッション」を提供する。</w:t>
+          <w:rFonts w:ascii="Arial" w:cs="Arial" w:eastAsia="Arial" w:hAnsi="Arial"/>
+          <w:b w:val="0"/>
+          <w:bCs w:val="0"/>
+          <w:i w:val="0"/>
+          <w:iCs w:val="0"/>
+          <w:smallCaps w:val="0"/>
+          <w:strike w:val="0"/>
+          <w:color w:val="000000"/>
+          <w:sz w:val="22"/>
+          <w:szCs w:val="22"/>
+          <w:u w:val="none"/>
+          <w:shd w:fill="auto" w:val="clear"/>
+          <w:vertAlign w:val="baseline"/>
+          <w:rtl w:val="0"/>
+        </w:rPr>
+        <w:br w:type="textWrapping"/>
+      </w:r>
+      <w:r>
+        <w:rPr>
+          <w:rFonts w:ascii="Google Sans" w:cs="Google Sans" w:eastAsia="Google Sans" w:hAnsi="Google Sans"/>
+          <w:color w:val="1f1f1f"/>
+          <w:rtl w:val="0"/>
+        </w:rPr>
+        <w:t xml:space="preserve">協賛企業の経営層や次世代リーダー候補を本編に派遣してもらい、彼らが抱えるリアルな事業課題を、全国から集まったCLSの越境人材たちが議論して解決の糸口を提示する「課題解決セッション」を提供する。</w:t>
       </w:r>
     </w:p>
     <w:p>
@@ -3849,7 +3466,7 @@
       </w:pPr>
       <w:r>
         <w:rPr>
-          <w:rFonts w:ascii="Arial Unicode MS" w:cs="Arial Unicode MS" w:eastAsia="Arial Unicode MS" w:hAnsi="Arial Unicode MS"/>
+          <w:rFonts w:ascii="Google Sans" w:cs="Google Sans" w:eastAsia="Google Sans" w:hAnsi="Google Sans"/>
           <w:b w:val="1"/>
           <w:bCs w:val="1"/>
           <w:color w:val="1f1f1f"/>
@@ -3859,11 +3476,30 @@
       </w:r>
       <w:r>
         <w:rPr>
-          <w:rFonts w:ascii="Arial Unicode MS" w:cs="Arial Unicode MS" w:eastAsia="Arial Unicode MS" w:hAnsi="Arial Unicode MS"/>
-          <w:color w:val="1f1f1f"/>
-          <w:rtl w:val="0"/>
-        </w:rPr>
-        <w:t xml:space="preserve"> 地域金融機関の立場から、地元の中小企業に対し「社外の知見を導入するための実践的な社員研修」としてCLSへの協賛・参加を提案する。大分市での開催も含め、地域企業のオープンイノベーションの場として位置づける。</w:t>
+          <w:rFonts w:ascii="Arial" w:cs="Arial" w:eastAsia="Arial" w:hAnsi="Arial"/>
+          <w:b w:val="0"/>
+          <w:bCs w:val="0"/>
+          <w:i w:val="0"/>
+          <w:iCs w:val="0"/>
+          <w:smallCaps w:val="0"/>
+          <w:strike w:val="0"/>
+          <w:color w:val="000000"/>
+          <w:sz w:val="22"/>
+          <w:szCs w:val="22"/>
+          <w:u w:val="none"/>
+          <w:shd w:fill="auto" w:val="clear"/>
+          <w:vertAlign w:val="baseline"/>
+          <w:rtl w:val="0"/>
+        </w:rPr>
+        <w:br w:type="textWrapping"/>
+      </w:r>
+      <w:r>
+        <w:rPr>
+          <w:rFonts w:ascii="Google Sans" w:cs="Google Sans" w:eastAsia="Google Sans" w:hAnsi="Google Sans"/>
+          <w:color w:val="1f1f1f"/>
+          <w:rtl w:val="0"/>
+        </w:rPr>
+        <w:t xml:space="preserve">地域金融機関の立場から、地元の中小企業に対し「社外の知見を導入するための実践的な社員研修」としてCLSへの協賛・参加を提案する。</w:t>
       </w:r>
     </w:p>
     <w:p>
@@ -3885,7 +3521,7 @@
       </w:pPr>
       <w:r>
         <w:rPr>
-          <w:rFonts w:ascii="Arial Unicode MS" w:cs="Arial Unicode MS" w:eastAsia="Arial Unicode MS" w:hAnsi="Arial Unicode MS"/>
+          <w:rFonts w:ascii="Google Sans" w:cs="Google Sans" w:eastAsia="Google Sans" w:hAnsi="Google Sans"/>
           <w:b w:val="1"/>
           <w:bCs w:val="1"/>
           <w:color w:val="1f1f1f"/>
@@ -3895,11 +3531,30 @@
       </w:r>
       <w:r>
         <w:rPr>
-          <w:rFonts w:ascii="Arial Unicode MS" w:cs="Arial Unicode MS" w:eastAsia="Arial Unicode MS" w:hAnsi="Arial Unicode MS"/>
-          <w:color w:val="1f1f1f"/>
-          <w:rtl w:val="0"/>
-        </w:rPr>
-        <w:t xml:space="preserve"> 地方創生に関心を持つ全国区のクラウドベンダーやSaaS企業に対し、「大分・別府エリアのハブ人材と直接繋がり、自社サービスの強力なエバンジェリスト（伝道師）を発掘・育成する場」としてアプローチを行う。</w:t>
+          <w:rFonts w:ascii="Arial" w:cs="Arial" w:eastAsia="Arial" w:hAnsi="Arial"/>
+          <w:b w:val="0"/>
+          <w:bCs w:val="0"/>
+          <w:i w:val="0"/>
+          <w:iCs w:val="0"/>
+          <w:smallCaps w:val="0"/>
+          <w:strike w:val="0"/>
+          <w:color w:val="000000"/>
+          <w:sz w:val="22"/>
+          <w:szCs w:val="22"/>
+          <w:u w:val="none"/>
+          <w:shd w:fill="auto" w:val="clear"/>
+          <w:vertAlign w:val="baseline"/>
+          <w:rtl w:val="0"/>
+        </w:rPr>
+        <w:br w:type="textWrapping"/>
+      </w:r>
+      <w:r>
+        <w:rPr>
+          <w:rFonts w:ascii="Google Sans" w:cs="Google Sans" w:eastAsia="Google Sans" w:hAnsi="Google Sans"/>
+          <w:color w:val="1f1f1f"/>
+          <w:rtl w:val="0"/>
+        </w:rPr>
+        <w:t xml:space="preserve">地方創生に関心を持つ全国区のベンダーに対し、「大分・別府エリアのハブ人材と直接繋がり、自社サービスの強力なエバンジェリストを発掘・育成する場」としてアプローチを行う。</w:t>
       </w:r>
     </w:p>
     <w:p>
@@ -3915,42 +3570,17 @@
         <w:shd w:fill="auto" w:val="clear"/>
         <w:spacing w:after="120" w:before="0" w:line="275.9999942779541" w:lineRule="auto"/>
         <w:rPr>
-          <w:rFonts w:ascii="Arial" w:cs="Arial" w:eastAsia="Arial" w:hAnsi="Arial"/>
-          <w:color w:val="1f1f1f"/>
-        </w:rPr>
-      </w:pPr>
-      <w:r>
-        <w:rPr>
-          <w:rFonts w:ascii="Arial Unicode MS" w:cs="Arial Unicode MS" w:eastAsia="Arial Unicode MS" w:hAnsi="Arial Unicode MS"/>
-          <w:color w:val="1f1f1f"/>
-          <w:rtl w:val="0"/>
-        </w:rPr>
-        <w:t xml:space="preserve">6.3 参加者へのリーチ戦略（集客・巻き込みのプロセス）</w:t>
-      </w:r>
-    </w:p>
-    <w:p>
-      <w:pPr>
-        <w:pBdr>
-          <w:top w:space="0" w:sz="0" w:val="nil"/>
-          <w:left w:space="0" w:sz="0" w:val="nil"/>
-          <w:bottom w:space="0" w:sz="0" w:val="nil"/>
-          <w:right w:space="0" w:sz="0" w:val="nil"/>
-          <w:between w:space="0" w:sz="0" w:val="nil"/>
-        </w:pBdr>
-        <w:shd w:fill="auto" w:val="clear"/>
-        <w:spacing w:line="275.9999942779541" w:lineRule="auto"/>
-        <w:rPr>
-          <w:rFonts w:ascii="Arial" w:cs="Arial" w:eastAsia="Arial" w:hAnsi="Arial"/>
-          <w:color w:val="1f1f1f"/>
-        </w:rPr>
-      </w:pPr>
-      <w:r>
-        <w:rPr>
-          <w:rFonts w:ascii="Arial Unicode MS" w:cs="Arial Unicode MS" w:eastAsia="Arial Unicode MS" w:hAnsi="Arial Unicode MS"/>
-          <w:color w:val="1f1f1f"/>
-          <w:rtl w:val="0"/>
-        </w:rPr>
-        <w:t xml:space="preserve">小規模・高単価な合宿型イベントを成功させるためには、不特定多数へのマス広告ではなく、熱量の高い層へピンポイントでリーチし、「当事者」として巻き込む手法が有効である。</w:t>
+          <w:rFonts w:ascii="Google Sans" w:cs="Google Sans" w:eastAsia="Google Sans" w:hAnsi="Google Sans"/>
+          <w:color w:val="1f1f1f"/>
+        </w:rPr>
+      </w:pPr>
+      <w:r>
+        <w:rPr>
+          <w:rFonts w:ascii="Google Sans" w:cs="Google Sans" w:eastAsia="Google Sans" w:hAnsi="Google Sans"/>
+          <w:color w:val="1f1f1f"/>
+          <w:rtl w:val="0"/>
+        </w:rPr>
+        <w:t xml:space="preserve">6.3 参加者へのリーチ戦略</w:t>
       </w:r>
     </w:p>
     <w:p>
@@ -3972,25 +3602,25 @@
       </w:pPr>
       <w:r>
         <w:rPr>
-          <w:rFonts w:ascii="Arial Unicode MS" w:cs="Arial Unicode MS" w:eastAsia="Arial Unicode MS" w:hAnsi="Arial Unicode MS"/>
+          <w:rFonts w:ascii="Google Sans" w:cs="Google Sans" w:eastAsia="Google Sans" w:hAnsi="Google Sans"/>
           <w:b w:val="1"/>
           <w:bCs w:val="1"/>
           <w:color w:val="1f1f1f"/>
           <w:rtl w:val="0"/>
         </w:rPr>
-        <w:t xml:space="preserve">プレヒート（事前熱狂）イベントの活用:</w:t>
-      </w:r>
-      <w:r>
-        <w:rPr>
-          <w:rFonts w:ascii="Arial Unicode MS" w:cs="Arial Unicode MS" w:eastAsia="Arial Unicode MS" w:hAnsi="Arial Unicode MS"/>
-          <w:color w:val="1f1f1f"/>
-          <w:rtl w:val="0"/>
-        </w:rPr>
-        <w:t xml:space="preserve"> 初参加者が抱きがちな「コミュニティのノリについていけるか」という不安を払拭するため、本編の数ヶ月前から少人数での事前交流会（プレヒートイベント）をオンライン・オフラインで開催する</w:t>
-      </w:r>
-      <w:r>
-        <w:rPr>
-          <w:rFonts w:ascii="Arial" w:cs="Arial" w:eastAsia="Arial" w:hAnsi="Arial"/>
+        <w:t xml:space="preserve">既存コミュニティを面で繋ぐ「出稽古」:</w:t>
+      </w:r>
+      <w:r>
+        <w:rPr>
+          <w:rFonts w:ascii="Google Sans" w:cs="Google Sans" w:eastAsia="Google Sans" w:hAnsi="Google Sans"/>
+          <w:color w:val="1f1f1f"/>
+          <w:rtl w:val="0"/>
+        </w:rPr>
+        <w:t xml:space="preserve"> 大分・別府エリアで既に活動している他のコミュニティに運営メンバー自らが足を運び、PVMV名刺を配りながら直接参加を呼びかける</w:t>
+      </w:r>
+      <w:r>
+        <w:rPr>
+          <w:rFonts w:ascii="Google Sans" w:cs="Google Sans" w:eastAsia="Google Sans" w:hAnsi="Google Sans"/>
           <w:color w:val="444746"/>
           <w:sz w:val="24"/>
           <w:szCs w:val="24"/>
@@ -4001,11 +3631,11 @@
       </w:r>
       <w:r>
         <w:rPr>
-          <w:rFonts w:ascii="Arial Unicode MS" w:cs="Arial Unicode MS" w:eastAsia="Arial Unicode MS" w:hAnsi="Arial Unicode MS"/>
-          <w:color w:val="1f1f1f"/>
-          <w:rtl w:val="0"/>
-        </w:rPr>
-        <w:t xml:space="preserve">。ここでCLSの楽しみ方や文脈を事前に共有することで、参加の心理的ハードルを下げる。</w:t>
+          <w:rFonts w:ascii="Google Sans" w:cs="Google Sans" w:eastAsia="Google Sans" w:hAnsi="Google Sans"/>
+          <w:color w:val="1f1f1f"/>
+          <w:rtl w:val="0"/>
+        </w:rPr>
+        <w:t xml:space="preserve">。点在するコミュニティをCLSというハブに接続していく。</w:t>
       </w:r>
     </w:p>
     <w:p>
@@ -4027,48 +3657,70 @@
       </w:pPr>
       <w:r>
         <w:rPr>
-          <w:rFonts w:ascii="Arial Unicode MS" w:cs="Arial Unicode MS" w:eastAsia="Arial Unicode MS" w:hAnsi="Arial Unicode MS"/>
+          <w:rFonts w:ascii="Google Sans" w:cs="Google Sans" w:eastAsia="Google Sans" w:hAnsi="Google Sans"/>
           <w:b w:val="1"/>
           <w:bCs w:val="1"/>
           <w:color w:val="1f1f1f"/>
           <w:rtl w:val="0"/>
         </w:rPr>
-        <w:t xml:space="preserve">既存コミュニティを面で繋ぐ「出稽古」:</w:t>
-      </w:r>
-      <w:r>
-        <w:rPr>
-          <w:rFonts w:ascii="Arial Unicode MS" w:cs="Arial Unicode MS" w:eastAsia="Arial Unicode MS" w:hAnsi="Arial Unicode MS"/>
-          <w:color w:val="1f1f1f"/>
-          <w:rtl w:val="0"/>
-        </w:rPr>
-        <w:t xml:space="preserve"> 大分・別府エリアで既に活動している他のコミュニティ（若林氏が牵引する技術コミュニティや平野氏のITユーザグループ、さらには「BEPPU FAN TOWN」などの地域コミュニティ）に運営メンバー自らが足を運び、直接参加を呼びかける</w:t>
-      </w:r>
-      <w:r>
-        <w:rPr>
-          <w:rFonts w:ascii="Arial" w:cs="Arial" w:eastAsia="Arial" w:hAnsi="Arial"/>
+        <w:t xml:space="preserve">プレヒート（事前熱狂）イベントの活用:</w:t>
+      </w:r>
+      <w:r>
+        <w:rPr>
+          <w:rFonts w:ascii="Google Sans" w:cs="Google Sans" w:eastAsia="Google Sans" w:hAnsi="Google Sans"/>
+          <w:color w:val="1f1f1f"/>
+          <w:rtl w:val="0"/>
+        </w:rPr>
+        <w:t xml:space="preserve"> 初参加者が抱きがちな不安を払拭するため、本編の数ヶ月前から少人数での事前交流会（プレヒートイベント）をオンライン等で開催し、文脈を事前に共有する</w:t>
+      </w:r>
+      <w:r>
+        <w:rPr>
+          <w:rFonts w:ascii="Google Sans" w:cs="Google Sans" w:eastAsia="Google Sans" w:hAnsi="Google Sans"/>
           <w:color w:val="444746"/>
           <w:sz w:val="24"/>
           <w:szCs w:val="24"/>
           <w:vertAlign w:val="superscript"/>
           <w:rtl w:val="0"/>
         </w:rPr>
-        <w:t xml:space="preserve">2</w:t>
-      </w:r>
-      <w:r>
-        <w:rPr>
-          <w:rFonts w:ascii="Arial Unicode MS" w:cs="Arial Unicode MS" w:eastAsia="Arial Unicode MS" w:hAnsi="Arial Unicode MS"/>
-          <w:color w:val="1f1f1f"/>
-          <w:rtl w:val="0"/>
-        </w:rPr>
-        <w:t xml:space="preserve">。点在するコミュニティをCLSというハブに接続していく。</w:t>
-      </w:r>
-    </w:p>
-    <w:p>
-      <w:pPr>
-        <w:numPr>
-          <w:ilvl w:val="0"/>
-          <w:numId w:val="8"/>
-        </w:numPr>
+        <w:t xml:space="preserve">4</w:t>
+      </w:r>
+      <w:r>
+        <w:rPr>
+          <w:rFonts w:ascii="Google Sans" w:cs="Google Sans" w:eastAsia="Google Sans" w:hAnsi="Google Sans"/>
+          <w:color w:val="1f1f1f"/>
+          <w:rtl w:val="0"/>
+        </w:rPr>
+        <w:t xml:space="preserve">。</w:t>
+      </w:r>
+    </w:p>
+    <w:p>
+      <w:pPr>
+        <w:pStyle w:val="Heading2"/>
+        <w:pBdr>
+          <w:top w:space="0" w:sz="0" w:val="nil"/>
+          <w:left w:space="0" w:sz="0" w:val="nil"/>
+          <w:bottom w:space="0" w:sz="0" w:val="nil"/>
+          <w:right w:space="0" w:sz="0" w:val="nil"/>
+          <w:between w:space="0" w:sz="0" w:val="nil"/>
+        </w:pBdr>
+        <w:shd w:fill="auto" w:val="clear"/>
+        <w:spacing w:after="120" w:before="0" w:line="275.9999942779541" w:lineRule="auto"/>
+        <w:rPr>
+          <w:rFonts w:ascii="Google Sans" w:cs="Google Sans" w:eastAsia="Google Sans" w:hAnsi="Google Sans"/>
+          <w:color w:val="1f1f1f"/>
+        </w:rPr>
+      </w:pPr>
+      <w:r>
+        <w:rPr>
+          <w:rFonts w:ascii="Google Sans" w:cs="Google Sans" w:eastAsia="Google Sans" w:hAnsi="Google Sans"/>
+          <w:color w:val="1f1f1f"/>
+          <w:rtl w:val="0"/>
+        </w:rPr>
+        <w:t xml:space="preserve">7. 結論</w:t>
+      </w:r>
+    </w:p>
+    <w:p>
+      <w:pPr>
         <w:pBdr>
           <w:top w:space="0" w:sz="0" w:val="nil"/>
           <w:left w:space="0" w:sz="0" w:val="nil"/>
@@ -4078,89 +3730,18 @@
         </w:pBdr>
         <w:shd w:fill="auto" w:val="clear"/>
         <w:spacing w:line="275.9999942779541" w:lineRule="auto"/>
-        <w:ind w:left="590.3999984264374" w:hanging="360"/>
-      </w:pPr>
-      <w:r>
-        <w:rPr>
-          <w:rFonts w:ascii="Arial Unicode MS" w:cs="Arial Unicode MS" w:eastAsia="Arial Unicode MS" w:hAnsi="Arial Unicode MS"/>
-          <w:b w:val="1"/>
-          <w:bCs w:val="1"/>
-          <w:color w:val="1f1f1f"/>
-          <w:rtl w:val="0"/>
-        </w:rPr>
-        <w:t xml:space="preserve">「名指しの巻き込み」の連鎖:</w:t>
-      </w:r>
-      <w:r>
-        <w:rPr>
-          <w:rFonts w:ascii="Arial Unicode MS" w:cs="Arial Unicode MS" w:eastAsia="Arial Unicode MS" w:hAnsi="Arial Unicode MS"/>
-          <w:color w:val="1f1f1f"/>
-          <w:rtl w:val="0"/>
-        </w:rPr>
-        <w:t xml:space="preserve"> CLS高知の立ち上げ時もそうであったように、熱量の高い参加者を集める最も強力な手法は、信頼関係に基づく個別の声かけである</w:t>
-      </w:r>
-      <w:r>
-        <w:rPr>
-          <w:rFonts w:ascii="Arial" w:cs="Arial" w:eastAsia="Arial" w:hAnsi="Arial"/>
-          <w:color w:val="444746"/>
-          <w:sz w:val="24"/>
-          <w:szCs w:val="24"/>
-          <w:vertAlign w:val="superscript"/>
-          <w:rtl w:val="0"/>
-        </w:rPr>
-        <w:t xml:space="preserve">4</w:t>
-      </w:r>
-      <w:r>
-        <w:rPr>
-          <w:rFonts w:ascii="Arial Unicode MS" w:cs="Arial Unicode MS" w:eastAsia="Arial Unicode MS" w:hAnsi="Arial Unicode MS"/>
-          <w:color w:val="1f1f1f"/>
-          <w:rtl w:val="0"/>
-        </w:rPr>
-        <w:t xml:space="preserve">。運営メンバーが「あなたにこそ来てほしい」と直接アプローチし、「はい、喜んで」と応じてもらう連鎖（巻き込まれる力）を生み出すことで、熱量の高いコアな参加者を着実に獲得する</w:t>
-      </w:r>
-      <w:r>
-        <w:rPr>
-          <w:rFonts w:ascii="Arial" w:cs="Arial" w:eastAsia="Arial" w:hAnsi="Arial"/>
-          <w:color w:val="444746"/>
-          <w:sz w:val="24"/>
-          <w:szCs w:val="24"/>
-          <w:vertAlign w:val="superscript"/>
-          <w:rtl w:val="0"/>
-        </w:rPr>
-        <w:t xml:space="preserve">3</w:t>
-      </w:r>
-      <w:r>
-        <w:rPr>
-          <w:rFonts w:ascii="Arial Unicode MS" w:cs="Arial Unicode MS" w:eastAsia="Arial Unicode MS" w:hAnsi="Arial Unicode MS"/>
-          <w:color w:val="1f1f1f"/>
-          <w:rtl w:val="0"/>
-        </w:rPr>
-        <w:t xml:space="preserve">。</w:t>
-      </w:r>
-    </w:p>
-    <w:p>
-      <w:pPr>
-        <w:pStyle w:val="Heading2"/>
-        <w:pBdr>
-          <w:top w:space="0" w:sz="0" w:val="nil"/>
-          <w:left w:space="0" w:sz="0" w:val="nil"/>
-          <w:bottom w:space="0" w:sz="0" w:val="nil"/>
-          <w:right w:space="0" w:sz="0" w:val="nil"/>
-          <w:between w:space="0" w:sz="0" w:val="nil"/>
-        </w:pBdr>
-        <w:shd w:fill="auto" w:val="clear"/>
-        <w:spacing w:after="120" w:before="0" w:line="275.9999942779541" w:lineRule="auto"/>
-        <w:rPr>
-          <w:rFonts w:ascii="Arial" w:cs="Arial" w:eastAsia="Arial" w:hAnsi="Arial"/>
-          <w:color w:val="1f1f1f"/>
-        </w:rPr>
-      </w:pPr>
-      <w:r>
-        <w:rPr>
-          <w:rFonts w:ascii="Arial Unicode MS" w:cs="Arial Unicode MS" w:eastAsia="Arial Unicode MS" w:hAnsi="Arial Unicode MS"/>
-          <w:color w:val="1f1f1f"/>
-          <w:rtl w:val="0"/>
-        </w:rPr>
-        <w:t xml:space="preserve">7. 結論</w:t>
+        <w:rPr>
+          <w:rFonts w:ascii="Google Sans" w:cs="Google Sans" w:eastAsia="Google Sans" w:hAnsi="Google Sans"/>
+          <w:color w:val="1f1f1f"/>
+        </w:rPr>
+      </w:pPr>
+      <w:r>
+        <w:rPr>
+          <w:rFonts w:ascii="Google Sans" w:cs="Google Sans" w:eastAsia="Google Sans" w:hAnsi="Google Sans"/>
+          <w:color w:val="1f1f1f"/>
+          <w:rtl w:val="0"/>
+        </w:rPr>
+        <w:t xml:space="preserve">コミュニティ・リーダーズ・サミット（CLS）とは、「コミュニティの力による地域課題解決のための、極めて熱量の高い実践型プラットフォーム」である。その成功の絶対条件は、参加者同士が肩書きを捨てて交わる「越境」と、そこから生まれる自律的な「行動（ヤリキル）」の誘発にある。</w:t>
       </w:r>
     </w:p>
     <w:p>
@@ -4175,42 +3756,17 @@
         <w:shd w:fill="auto" w:val="clear"/>
         <w:spacing w:line="275.9999942779541" w:lineRule="auto"/>
         <w:rPr>
-          <w:rFonts w:ascii="Arial" w:cs="Arial" w:eastAsia="Arial" w:hAnsi="Arial"/>
-          <w:color w:val="1f1f1f"/>
-        </w:rPr>
-      </w:pPr>
-      <w:r>
-        <w:rPr>
-          <w:rFonts w:ascii="Arial Unicode MS" w:cs="Arial Unicode MS" w:eastAsia="Arial Unicode MS" w:hAnsi="Arial Unicode MS"/>
-          <w:color w:val="1f1f1f"/>
-          <w:rtl w:val="0"/>
-        </w:rPr>
-        <w:t xml:space="preserve">コミュニティ・リーダーズ・サミット（CLS）とは、高知から始まり全国へと波及した「コミュニティの力による地域課題解決のための、極めて熱量の高い実践型プラットフォーム」である。その成功の絶対条件は、参加者同士が肩書きを捨てて交わる「越境」と、そこから生まれる自律的な「行動（ヤリキル）」の誘発にある。</w:t>
-      </w:r>
-    </w:p>
-    <w:p>
-      <w:pPr>
-        <w:pBdr>
-          <w:top w:space="0" w:sz="0" w:val="nil"/>
-          <w:left w:space="0" w:sz="0" w:val="nil"/>
-          <w:bottom w:space="0" w:sz="0" w:val="nil"/>
-          <w:right w:space="0" w:sz="0" w:val="nil"/>
-          <w:between w:space="0" w:sz="0" w:val="nil"/>
-        </w:pBdr>
-        <w:shd w:fill="auto" w:val="clear"/>
-        <w:spacing w:line="275.9999942779541" w:lineRule="auto"/>
-        <w:rPr>
-          <w:rFonts w:ascii="Arial" w:cs="Arial" w:eastAsia="Arial" w:hAnsi="Arial"/>
-          <w:color w:val="1f1f1f"/>
-        </w:rPr>
-      </w:pPr>
-      <w:r>
-        <w:rPr>
-          <w:rFonts w:ascii="Arial Unicode MS" w:cs="Arial Unicode MS" w:eastAsia="Arial Unicode MS" w:hAnsi="Arial Unicode MS"/>
-          <w:color w:val="1f1f1f"/>
-          <w:rtl w:val="0"/>
-        </w:rPr>
-        <w:t xml:space="preserve">2027年初頭に第2回を計画する「CLS別府」は、運営リソースが3名に限定されている現状を悲観すべきではない。むしろ、別府という土地が持つ「誰もが服を脱ぎ、同じ湯に浸かる」という圧倒的な受容性とフラットな文化を極限まで活かし、旅館での「合宿型・少人数制」という濃密なフォーマットへと昇華させることで、大規模開催では決して得られない深い心理的安全性と自己変容の機会を提供できる。</w:t>
+          <w:rFonts w:ascii="Google Sans" w:cs="Google Sans" w:eastAsia="Google Sans" w:hAnsi="Google Sans"/>
+          <w:color w:val="1f1f1f"/>
+        </w:rPr>
+      </w:pPr>
+      <w:r>
+        <w:rPr>
+          <w:rFonts w:ascii="Google Sans" w:cs="Google Sans" w:eastAsia="Google Sans" w:hAnsi="Google Sans"/>
+          <w:color w:val="1f1f1f"/>
+          <w:rtl w:val="0"/>
+        </w:rPr>
+        <w:t xml:space="preserve">2027年1月23日に計画する「CLS別府 第2回」は、運営リソースが3名に限定されている現状を逆手に取り、第0回の熱狂を生んだ「レンガホールでの本編＋懇親会」へと戦略的に原点回帰する。付帯イベントを削ぎ落として運営の持続可能性を担保する一方で、新たに策定されたパーパス「源泉となり、挑戦者の熱を全国へ波及させる」を刻んだ名刺を活用し、一人ひとりの当事者を直接巻き込んでいく。さらに、イベント後には次期運営候補者を対象とした少人数の合宿を実施し、コアコミュニティの火種を確実に次のステップへと繋ぐ。</w:t>
       </w:r>
     </w:p>
     <w:p>
@@ -4225,17 +3781,17 @@
         <w:shd w:fill="auto" w:val="clear"/>
         <w:spacing w:after="255" w:line="275.9999942779541" w:lineRule="auto"/>
         <w:rPr>
-          <w:rFonts w:ascii="Arial" w:cs="Arial" w:eastAsia="Arial" w:hAnsi="Arial"/>
-          <w:color w:val="1f1f1f"/>
-        </w:rPr>
-      </w:pPr>
-      <w:r>
-        <w:rPr>
-          <w:rFonts w:ascii="Arial Unicode MS" w:cs="Arial Unicode MS" w:eastAsia="Arial Unicode MS" w:hAnsi="Arial Unicode MS"/>
-          <w:color w:val="1f1f1f"/>
-          <w:rtl w:val="0"/>
-        </w:rPr>
-        <w:t xml:space="preserve">ITによる全国ネットワークを持つ若林氏と平野氏、そして地元経済との深いトラストを持つ辻氏という3名の布陣は、コミュニティ運営において奇跡的とも言える補完関係にある。本日の会議において、提案した「源泉となり、挑戦者の熱を全国へ波及させる」というパーパス、および「越境が日常になる社会」というビジョンを強固な共通言語として確立させることを強く推奨する。この研ぎ澄まされた言語化こそが、新たな共感者（運営メンバー）と強力なサポーター（協賛企業）を引き寄せる最大の引力となる。</w:t>
+          <w:rFonts w:ascii="Google Sans" w:cs="Google Sans" w:eastAsia="Google Sans" w:hAnsi="Google Sans"/>
+          <w:color w:val="1f1f1f"/>
+        </w:rPr>
+      </w:pPr>
+      <w:r>
+        <w:rPr>
+          <w:rFonts w:ascii="Google Sans" w:cs="Google Sans" w:eastAsia="Google Sans" w:hAnsi="Google Sans"/>
+          <w:color w:val="1f1f1f"/>
+          <w:rtl w:val="0"/>
+        </w:rPr>
+        <w:t xml:space="preserve">ITによる全国ネットワークを持つ若林氏と平野氏、そして地元経済との深いトラストを持つ辻氏という3名の布陣は、コミュニティ運営において奇跡的とも言える補完関係にある。今回確立した強固なPVMVと、的を絞った開催フォーマットをもってすれば、必ずや新生CLS別府は大きな熱狂を生み出し、新たな共感者と強力なサポーターを引き寄せることができるはずである。</w:t>
       </w:r>
     </w:p>
     <w:p>
@@ -4251,12 +3807,12 @@
         <w:shd w:fill="auto" w:val="clear"/>
         <w:spacing w:before="0" w:lineRule="auto"/>
         <w:rPr>
-          <w:rFonts w:ascii="Arial" w:cs="Arial" w:eastAsia="Arial" w:hAnsi="Arial"/>
-        </w:rPr>
-      </w:pPr>
-      <w:r>
-        <w:rPr>
-          <w:rFonts w:ascii="Arial Unicode MS" w:cs="Arial Unicode MS" w:eastAsia="Arial Unicode MS" w:hAnsi="Arial Unicode MS"/>
+          <w:rFonts w:ascii="Google Sans" w:cs="Google Sans" w:eastAsia="Google Sans" w:hAnsi="Google Sans"/>
+        </w:rPr>
+      </w:pPr>
+      <w:r>
+        <w:rPr>
+          <w:rFonts w:ascii="Google Sans" w:cs="Google Sans" w:eastAsia="Google Sans" w:hAnsi="Google Sans"/>
           <w:rtl w:val="0"/>
         </w:rPr>
         <w:t xml:space="preserve">引用文献</w:t>
@@ -4278,54 +3834,10 @@
         <w:shd w:fill="auto" w:val="clear"/>
         <w:ind w:left="600" w:hanging="360"/>
       </w:pPr>
-      <w:r>
-        <w:rPr>
-          <w:rFonts w:ascii="Arial Unicode MS" w:cs="Arial Unicode MS" w:eastAsia="Arial Unicode MS" w:hAnsi="Arial Unicode MS"/>
-          <w:sz w:val="24"/>
-          <w:szCs w:val="24"/>
-          <w:rtl w:val="0"/>
-        </w:rPr>
-        <w:t xml:space="preserve">2024年5月18日 CLS高知2024初鰹編 イベントレポート｜in0u - note, </w:t>
-      </w:r>
       <w:hyperlink r:id="rId6">
         <w:r>
           <w:rPr>
-            <w:rFonts w:ascii="Arial" w:cs="Arial" w:eastAsia="Arial" w:hAnsi="Arial"/>
-            <w:color w:val="0000ee"/>
-            <w:sz w:val="24"/>
-            <w:szCs w:val="24"/>
-            <w:u w:val="single"/>
-            <w:rtl w:val="0"/>
-          </w:rPr>
-          <w:t xml:space="preserve">https://note.com/in0u9999/n/nee5c8fef51de</w:t>
-        </w:r>
-      </w:hyperlink>
-      <w:r>
-        <w:rPr>
-          <w:rtl w:val="0"/>
-        </w:rPr>
-      </w:r>
-    </w:p>
-    <w:p>
-      <w:pPr>
-        <w:numPr>
-          <w:ilvl w:val="0"/>
-          <w:numId w:val="9"/>
-        </w:numPr>
-        <w:pBdr>
-          <w:top w:space="0" w:sz="0" w:val="nil"/>
-          <w:left w:space="0" w:sz="0" w:val="nil"/>
-          <w:bottom w:space="0" w:sz="0" w:val="nil"/>
-          <w:right w:space="0" w:sz="0" w:val="nil"/>
-          <w:between w:space="0" w:sz="0" w:val="nil"/>
-        </w:pBdr>
-        <w:shd w:fill="auto" w:val="clear"/>
-        <w:ind w:left="600" w:hanging="360"/>
-      </w:pPr>
-      <w:hyperlink r:id="rId7">
-        <w:r>
-          <w:rPr>
-            <w:rFonts w:ascii="Arial" w:cs="Arial" w:eastAsia="Arial" w:hAnsi="Arial"/>
+            <w:rFonts w:ascii="Google Sans" w:cs="Google Sans" w:eastAsia="Google Sans" w:hAnsi="Google Sans"/>
             <w:color w:val="0000ee"/>
             <w:sz w:val="24"/>
             <w:szCs w:val="24"/>
@@ -4357,10 +3869,45 @@
         <w:shd w:fill="auto" w:val="clear"/>
         <w:ind w:left="600" w:hanging="360"/>
       </w:pPr>
+      <w:hyperlink r:id="rId7">
+        <w:r>
+          <w:rPr>
+            <w:rFonts w:ascii="Google Sans" w:cs="Google Sans" w:eastAsia="Google Sans" w:hAnsi="Google Sans"/>
+            <w:color w:val="0000ee"/>
+            <w:sz w:val="24"/>
+            <w:szCs w:val="24"/>
+            <w:u w:val="single"/>
+            <w:rtl w:val="0"/>
+          </w:rPr>
+          <w:t xml:space="preserve">https://note.com/yukataoka/n/n3c7249af51da</w:t>
+        </w:r>
+      </w:hyperlink>
+      <w:r>
+        <w:rPr>
+          <w:rtl w:val="0"/>
+        </w:rPr>
+      </w:r>
+    </w:p>
+    <w:p>
+      <w:pPr>
+        <w:numPr>
+          <w:ilvl w:val="0"/>
+          <w:numId w:val="9"/>
+        </w:numPr>
+        <w:pBdr>
+          <w:top w:space="0" w:sz="0" w:val="nil"/>
+          <w:left w:space="0" w:sz="0" w:val="nil"/>
+          <w:bottom w:space="0" w:sz="0" w:val="nil"/>
+          <w:right w:space="0" w:sz="0" w:val="nil"/>
+          <w:between w:space="0" w:sz="0" w:val="nil"/>
+        </w:pBdr>
+        <w:shd w:fill="auto" w:val="clear"/>
+        <w:ind w:left="600" w:hanging="360"/>
+      </w:pPr>
       <w:hyperlink r:id="rId8">
         <w:r>
           <w:rPr>
-            <w:rFonts w:ascii="Arial" w:cs="Arial" w:eastAsia="Arial" w:hAnsi="Arial"/>
+            <w:rFonts w:ascii="Google Sans" w:cs="Google Sans" w:eastAsia="Google Sans" w:hAnsi="Google Sans"/>
             <w:color w:val="0000ee"/>
             <w:sz w:val="24"/>
             <w:szCs w:val="24"/>
@@ -4392,17 +3939,26 @@
         <w:shd w:fill="auto" w:val="clear"/>
         <w:ind w:left="600" w:hanging="360"/>
       </w:pPr>
+      <w:r>
+        <w:rPr>
+          <w:rFonts w:ascii="Google Sans" w:cs="Google Sans" w:eastAsia="Google Sans" w:hAnsi="Google Sans"/>
+          <w:sz w:val="24"/>
+          <w:szCs w:val="24"/>
+          <w:rtl w:val="0"/>
+        </w:rPr>
+        <w:t xml:space="preserve">2024年5月18日 CLS高知2024初鰹編 イベントレポート｜in0u - note, </w:t>
+      </w:r>
       <w:hyperlink r:id="rId9">
         <w:r>
           <w:rPr>
-            <w:rFonts w:ascii="Arial" w:cs="Arial" w:eastAsia="Arial" w:hAnsi="Arial"/>
+            <w:rFonts w:ascii="Google Sans" w:cs="Google Sans" w:eastAsia="Google Sans" w:hAnsi="Google Sans"/>
             <w:color w:val="0000ee"/>
             <w:sz w:val="24"/>
             <w:szCs w:val="24"/>
             <w:u w:val="single"/>
             <w:rtl w:val="0"/>
           </w:rPr>
-          <w:t xml:space="preserve">https://note.com/yukataoka/n/n3c7249af51da</w:t>
+          <w:t xml:space="preserve">https://note.com/in0u9999/n/nee5c8fef51de</w:t>
         </w:r>
       </w:hyperlink>
       <w:r>
@@ -6632,13 +6188,6 @@
     </w:tblPr>
   </w:style>
   <w:style w:type="table" w:styleId="Table2">
-    <w:basedOn w:val="TableNormal"/>
-    <w:tblPr>
-      <w:tblStyleRowBandSize w:val="1"/>
-      <w:tblStyleColBandSize w:val="1"/>
-    </w:tblPr>
-  </w:style>
-  <w:style w:type="table" w:styleId="Table3">
     <w:basedOn w:val="TableNormal"/>
     <w:tblPr>
       <w:tblStyleRowBandSize w:val="1"/>

--- a/docs/meetings/20260816/CLS別府第2回企画立案.docx
+++ b/docs/meetings/20260816/CLS別府第2回企画立案.docx
@@ -76,7 +76,7 @@
           <w:color w:val="1f1f1f"/>
           <w:rtl w:val="0"/>
         </w:rPr>
-        <w:t xml:space="preserve">本レポートは、大分県別府市および大分市周辺にて2027年1月または2月頃に開催が想定されている「コミュニティ・リーダーズ・サミット（CLS）別府 第2回」の企画立案、運営メンバーの勧誘、およびサポート企業の誘致に向けた戦略的基盤を構築することを目的とする。</w:t>
+        <w:t xml:space="preserve">本レポートは、大分県別府市にて2027年1月23日（土）に開催が予定されている「コミュニティ・リーダーズ・サミット（CLS）別府 第2回」の企画立案、運営メンバーの勧誘、およびサポート企業の誘致に向けた戦略的基盤を構築することを目的とする。</w:t>
       </w:r>
     </w:p>
     <w:p>
@@ -101,7 +101,7 @@
           <w:color w:val="1f1f1f"/>
           <w:rtl w:val="0"/>
         </w:rPr>
-        <w:t xml:space="preserve">現状、2025年8月にプレ開催された「第0回」および2026年1月に開催された大規模な「第1回」を経て、現在の運営メンバーはIT企業エンジニア兼フリーランスの若林氏、クラスメソッド株式会社の平野氏、大分銀行の辻氏という3名体制へと集約されている。また、過去の協賛企業との継続的な関係性がリセットされ、実質的に「ゼロからのリスタート」となることが与件として提示されている。運営リソースの制約から大規模なイベント展開は物理的に困難であり、別府の旅館を用いた合宿的な小規模開催や大分市への会場変更を含めた抜本的な戦略の見直しが求められている。</w:t>
+        <w:t xml:space="preserve">現状、2025年8月にプレ開催された「第0回」および2026年1月に開催された大規模な「第1回」を経て、現在の運営メンバーはIT企業エンジニア兼フリーランスの若林氏、クラスメソッド株式会社の平野氏、大分銀行の辻氏という3名体制へと集約されている。また、過去の協賛企業との継続的な関係性がリセットされ、実質的に「ゼロからのリスタート」となることが与件として提示されている。</w:t>
       </w:r>
     </w:p>
     <w:p>
@@ -126,7 +126,32 @@
           <w:color w:val="1f1f1f"/>
           <w:rtl w:val="0"/>
         </w:rPr>
-        <w:t xml:space="preserve">こうした状況下において行われる本日の5時間にわたる戦略会議を実りあるものとするため、本レポートではまず全国のCLSの歴史的背景、提供価値、参加者の深層心理を網羅的に分析し、「CLSとは何か」をあらゆるステークホルダーが直感的に理解できる形で言語化する。その上で、大分・別府という特異な地政学的・文化的ポテンシャルと、現存する3名のコアメンバーが持つ圧倒的な強みを掛け合わせ、新生「CLS別府」が掲げるべきパーパス、ビジョン、ミッション、バリュー（PVMV）の策定に向けた理論的支柱を提示する。</w:t>
+        <w:t xml:space="preserve">運営リソースの制約から第1回のような大規模・多日程のイベント展開は物理的に困難である。そのため、第2回は第0回の成功体験を踏襲し、B-biz LINKが拠点を置く「レンガホール2階」を会場とした「本編＋懇親会」のみのシンプルな構成へと原点回帰する。その上で、次期運営メンバー候補となる熱量の高い人材を対象とした「事後合宿」を後日実施するという二段構えの戦略をとる。</w:t>
+      </w:r>
+    </w:p>
+    <w:p>
+      <w:pPr>
+        <w:pBdr>
+          <w:top w:space="0" w:sz="0" w:val="nil"/>
+          <w:left w:space="0" w:sz="0" w:val="nil"/>
+          <w:bottom w:space="0" w:sz="0" w:val="nil"/>
+          <w:right w:space="0" w:sz="0" w:val="nil"/>
+          <w:between w:space="0" w:sz="0" w:val="nil"/>
+        </w:pBdr>
+        <w:shd w:fill="auto" w:val="clear"/>
+        <w:spacing w:line="275.9999942779541" w:lineRule="auto"/>
+        <w:rPr>
+          <w:rFonts w:ascii="Google Sans" w:cs="Google Sans" w:eastAsia="Google Sans" w:hAnsi="Google Sans"/>
+          <w:color w:val="1f1f1f"/>
+        </w:rPr>
+      </w:pPr>
+      <w:r>
+        <w:rPr>
+          <w:rFonts w:ascii="Google Sans" w:cs="Google Sans" w:eastAsia="Google Sans" w:hAnsi="Google Sans"/>
+          <w:color w:val="1f1f1f"/>
+          <w:rtl w:val="0"/>
+        </w:rPr>
+        <w:t xml:space="preserve">本レポートでは、全国のCLSの歴史的背景と提供価値を網羅的に分析し、「CLSとは何か」を言語化する。その上で、大分・別府という特異な地政学的・文化的ポテンシャルと、現存する3名のコアメンバーが持つ圧倒的な強みを掛け合わせ、新生「CLS別府」が掲げるパーパス、ビジョン、ミッション、バリュー（PVMV）を軸とした具体的な巻き込み戦略を提示する。</w:t>
       </w:r>
     </w:p>
     <w:p>
@@ -266,7 +291,57 @@
           <w:color w:val="1f1f1f"/>
           <w:rtl w:val="0"/>
         </w:rPr>
-        <w:t xml:space="preserve">。この対談を契機に、翌2018年から高知県の主催事業として「CLS高知」が産声を上げた</w:t>
+        <w:t xml:space="preserve">。この対談を契機に、翌2018年から高知県の主催事業として「CLS高知」が産声を上げた。</w:t>
+      </w:r>
+    </w:p>
+    <w:p>
+      <w:pPr>
+        <w:pBdr>
+          <w:top w:space="0" w:sz="0" w:val="nil"/>
+          <w:left w:space="0" w:sz="0" w:val="nil"/>
+          <w:bottom w:space="0" w:sz="0" w:val="nil"/>
+          <w:right w:space="0" w:sz="0" w:val="nil"/>
+          <w:between w:space="0" w:sz="0" w:val="nil"/>
+        </w:pBdr>
+        <w:shd w:fill="auto" w:val="clear"/>
+        <w:spacing w:line="275.9999942779541" w:lineRule="auto"/>
+        <w:rPr>
+          <w:rFonts w:ascii="Google Sans" w:cs="Google Sans" w:eastAsia="Google Sans" w:hAnsi="Google Sans"/>
+          <w:color w:val="1f1f1f"/>
+        </w:rPr>
+      </w:pPr>
+      <w:r>
+        <w:rPr>
+          <w:rFonts w:ascii="Google Sans" w:cs="Google Sans" w:eastAsia="Google Sans" w:hAnsi="Google Sans"/>
+          <w:color w:val="1f1f1f"/>
+          <w:rtl w:val="0"/>
+        </w:rPr>
+        <w:t xml:space="preserve">CLS高知の歴史は、行政主導から完全な民間自立へと移行する「コミュニティの自律化」の歴史でもある。第1回および第2回は高知県庁が予算を確保して運営されたものの、第2回の段階で行政側からの主催撤退が告げられ、早期に存続の危機を迎えた。しかし、このピンチが逆にコミュニティの結束を強め、継続を願う有志による実行委員会が発足した。彼らは自らスポンサー集めや集客に奔走し、民間主導のイベントとして第3回を成功させた。その後も、コロナ禍における完全オンライン開催（第5回）や、ハイブリッド開催（第6回）など、環境変化に対する極めて高い適応力を示してきた。</w:t>
+      </w:r>
+    </w:p>
+    <w:p>
+      <w:pPr>
+        <w:pBdr>
+          <w:top w:space="0" w:sz="0" w:val="nil"/>
+          <w:left w:space="0" w:sz="0" w:val="nil"/>
+          <w:bottom w:space="0" w:sz="0" w:val="nil"/>
+          <w:right w:space="0" w:sz="0" w:val="nil"/>
+          <w:between w:space="0" w:sz="0" w:val="nil"/>
+        </w:pBdr>
+        <w:shd w:fill="auto" w:val="clear"/>
+        <w:spacing w:line="275.9999942779541" w:lineRule="auto"/>
+        <w:rPr>
+          <w:rFonts w:ascii="Google Sans" w:cs="Google Sans" w:eastAsia="Google Sans" w:hAnsi="Google Sans"/>
+          <w:color w:val="1f1f1f"/>
+        </w:rPr>
+      </w:pPr>
+      <w:r>
+        <w:rPr>
+          <w:rFonts w:ascii="Google Sans" w:cs="Google Sans" w:eastAsia="Google Sans" w:hAnsi="Google Sans"/>
+          <w:color w:val="1f1f1f"/>
+          <w:rtl w:val="0"/>
+        </w:rPr>
+        <w:t xml:space="preserve">さらに特筆すべきは、イベントの持続可能性を担保するための組織進化である。参加者が200名規模へと拡大する中で、2024年4月に「一般社団法人CLS高知」が設立され、初期の運営メンバーから若手世代へのバトンタッチが見事に完了している</w:t>
       </w:r>
       <w:r>
         <w:rPr>
@@ -290,6 +365,32 @@
     </w:p>
     <w:p>
       <w:pPr>
+        <w:pStyle w:val="Heading3"/>
+        <w:pBdr>
+          <w:top w:space="0" w:sz="0" w:val="nil"/>
+          <w:left w:space="0" w:sz="0" w:val="nil"/>
+          <w:bottom w:space="0" w:sz="0" w:val="nil"/>
+          <w:right w:space="0" w:sz="0" w:val="nil"/>
+          <w:between w:space="0" w:sz="0" w:val="nil"/>
+        </w:pBdr>
+        <w:shd w:fill="auto" w:val="clear"/>
+        <w:spacing w:after="120" w:before="0" w:line="275.9999942779541" w:lineRule="auto"/>
+        <w:rPr>
+          <w:rFonts w:ascii="Google Sans" w:cs="Google Sans" w:eastAsia="Google Sans" w:hAnsi="Google Sans"/>
+          <w:color w:val="1f1f1f"/>
+        </w:rPr>
+      </w:pPr>
+      <w:r>
+        <w:rPr>
+          <w:rFonts w:ascii="Google Sans" w:cs="Google Sans" w:eastAsia="Google Sans" w:hAnsi="Google Sans"/>
+          <w:color w:val="1f1f1f"/>
+          <w:rtl w:val="0"/>
+        </w:rPr>
+        <w:t xml:space="preserve">2.2 参加者インサイトから読み解くCLSの提供価値</w:t>
+      </w:r>
+    </w:p>
+    <w:p>
+      <w:pPr>
         <w:pBdr>
           <w:top w:space="0" w:sz="0" w:val="nil"/>
           <w:left w:space="0" w:sz="0" w:val="nil"/>
@@ -310,7 +411,57 @@
           <w:color w:val="1f1f1f"/>
           <w:rtl w:val="0"/>
         </w:rPr>
-        <w:t xml:space="preserve">CLS高知の歴史は、行政主導から完全な民間自立へと移行する「コミュニティの自律化」の歴史でもある。第1回および第2回は高知県庁が予算を確保して運営されたものの、第2回の段階で行政側からの主催撤退が告げられ、早期に存続の危機を迎えた</w:t>
+        <w:t xml:space="preserve">CLSは、有識者が一方的に知識を伝達する従来のカンファレンスとは全く異なる構造を持つ。CLSが参加者に提供している中核的な価値は「越境による自己変容」と「圧倒的な心理的安全性の構築」に集約される。</w:t>
+      </w:r>
+    </w:p>
+    <w:p>
+      <w:pPr>
+        <w:pBdr>
+          <w:top w:space="0" w:sz="0" w:val="nil"/>
+          <w:left w:space="0" w:sz="0" w:val="nil"/>
+          <w:bottom w:space="0" w:sz="0" w:val="nil"/>
+          <w:right w:space="0" w:sz="0" w:val="nil"/>
+          <w:between w:space="0" w:sz="0" w:val="nil"/>
+        </w:pBdr>
+        <w:shd w:fill="auto" w:val="clear"/>
+        <w:spacing w:line="275.9999942779541" w:lineRule="auto"/>
+        <w:rPr>
+          <w:rFonts w:ascii="Google Sans" w:cs="Google Sans" w:eastAsia="Google Sans" w:hAnsi="Google Sans"/>
+          <w:color w:val="1f1f1f"/>
+        </w:rPr>
+      </w:pPr>
+      <w:r>
+        <w:rPr>
+          <w:rFonts w:ascii="Google Sans" w:cs="Google Sans" w:eastAsia="Google Sans" w:hAnsi="Google Sans"/>
+          <w:color w:val="1f1f1f"/>
+          <w:rtl w:val="0"/>
+        </w:rPr>
+        <w:t xml:space="preserve">第一に、参加者はCLSを「内側のモノサシではなく、外側のモノサシで自らの課題を測り直す場」として機能させている。特定のサービスや関心事で繋がったコミュニティのリーダーたちが、高知や別府といった非日常の空間に集結することで、普段の職場や業界では得られない全く新しい視点や改善の余地に気づくことができる。</w:t>
+      </w:r>
+    </w:p>
+    <w:p>
+      <w:pPr>
+        <w:pBdr>
+          <w:top w:space="0" w:sz="0" w:val="nil"/>
+          <w:left w:space="0" w:sz="0" w:val="nil"/>
+          <w:bottom w:space="0" w:sz="0" w:val="nil"/>
+          <w:right w:space="0" w:sz="0" w:val="nil"/>
+          <w:between w:space="0" w:sz="0" w:val="nil"/>
+        </w:pBdr>
+        <w:shd w:fill="auto" w:val="clear"/>
+        <w:spacing w:line="275.9999942779541" w:lineRule="auto"/>
+        <w:rPr>
+          <w:rFonts w:ascii="Google Sans" w:cs="Google Sans" w:eastAsia="Google Sans" w:hAnsi="Google Sans"/>
+          <w:color w:val="1f1f1f"/>
+        </w:rPr>
+      </w:pPr>
+      <w:r>
+        <w:rPr>
+          <w:rFonts w:ascii="Google Sans" w:cs="Google Sans" w:eastAsia="Google Sans" w:hAnsi="Google Sans"/>
+          <w:color w:val="1f1f1f"/>
+          <w:rtl w:val="0"/>
+        </w:rPr>
+        <w:t xml:space="preserve">第二に、登壇者に対して交通費や謝礼を支払わない「ノーギャラ運用」が、コミュニティ内の価値交換を純化させている。これは、CLSの場に立ち、熱量の高い参加者と交流すること自体が登壇者にとって最大の報酬であるという、強固な相互信頼に基づいている。この文化があるからこそ、参加者は「お客様」としてではなく、自らも場を構成する「当事者（アクター）」として振る舞い、「#ヤリキル」「#きっかけはCLS」といった行動志向のハッシュタグを生み出しているのである</w:t>
       </w:r>
       <w:r>
         <w:rPr>
@@ -329,49 +480,37 @@
           <w:color w:val="1f1f1f"/>
           <w:rtl w:val="0"/>
         </w:rPr>
-        <w:t xml:space="preserve">。しかし、このピンチが逆にコミュニティの結束を強め、継続を願う有志による実行委員会が発足した。彼らは自らスポンサー集めや集客に奔走し、民間主導のイベントとして第3回を成功させた</w:t>
-      </w:r>
-      <w:r>
-        <w:rPr>
-          <w:rFonts w:ascii="Google Sans" w:cs="Google Sans" w:eastAsia="Google Sans" w:hAnsi="Google Sans"/>
-          <w:color w:val="444746"/>
-          <w:sz w:val="24"/>
-          <w:szCs w:val="24"/>
-          <w:vertAlign w:val="superscript"/>
-          <w:rtl w:val="0"/>
-        </w:rPr>
-        <w:t xml:space="preserve">2</w:t>
-      </w:r>
-      <w:r>
-        <w:rPr>
-          <w:rFonts w:ascii="Google Sans" w:cs="Google Sans" w:eastAsia="Google Sans" w:hAnsi="Google Sans"/>
-          <w:color w:val="1f1f1f"/>
-          <w:rtl w:val="0"/>
-        </w:rPr>
-        <w:t xml:space="preserve">。その後も、コロナ禍における完全オンライン開催（第5回）や、高知の特産品（鰹のタタキや地ビール）を参加者の自宅に配送する「デリバリーチケット」を活用したハイブリッド開催（第6回）など、環境変化に対する極めて高い適応力を示してきた</w:t>
-      </w:r>
-      <w:r>
-        <w:rPr>
-          <w:rFonts w:ascii="Google Sans" w:cs="Google Sans" w:eastAsia="Google Sans" w:hAnsi="Google Sans"/>
-          <w:color w:val="444746"/>
-          <w:sz w:val="24"/>
-          <w:szCs w:val="24"/>
-          <w:vertAlign w:val="superscript"/>
-          <w:rtl w:val="0"/>
-        </w:rPr>
-        <w:t xml:space="preserve">2</w:t>
-      </w:r>
-      <w:r>
-        <w:rPr>
-          <w:rFonts w:ascii="Google Sans" w:cs="Google Sans" w:eastAsia="Google Sans" w:hAnsi="Google Sans"/>
-          <w:color w:val="1f1f1f"/>
-          <w:rtl w:val="0"/>
-        </w:rPr>
         <w:t xml:space="preserve">。</w:t>
       </w:r>
     </w:p>
     <w:p>
       <w:pPr>
+        <w:pStyle w:val="Heading3"/>
+        <w:pBdr>
+          <w:top w:space="0" w:sz="0" w:val="nil"/>
+          <w:left w:space="0" w:sz="0" w:val="nil"/>
+          <w:bottom w:space="0" w:sz="0" w:val="nil"/>
+          <w:right w:space="0" w:sz="0" w:val="nil"/>
+          <w:between w:space="0" w:sz="0" w:val="nil"/>
+        </w:pBdr>
+        <w:shd w:fill="auto" w:val="clear"/>
+        <w:spacing w:after="120" w:before="0" w:line="275.9999942779541" w:lineRule="auto"/>
+        <w:rPr>
+          <w:rFonts w:ascii="Google Sans" w:cs="Google Sans" w:eastAsia="Google Sans" w:hAnsi="Google Sans"/>
+          <w:color w:val="1f1f1f"/>
+        </w:rPr>
+      </w:pPr>
+      <w:r>
+        <w:rPr>
+          <w:rFonts w:ascii="Google Sans" w:cs="Google Sans" w:eastAsia="Google Sans" w:hAnsi="Google Sans"/>
+          <w:color w:val="1f1f1f"/>
+          <w:rtl w:val="0"/>
+        </w:rPr>
+        <w:t xml:space="preserve">2.3 他地域の文脈と「CLS出島」の事例</w:t>
+      </w:r>
+    </w:p>
+    <w:p>
+      <w:pPr>
         <w:pBdr>
           <w:top w:space="0" w:sz="0" w:val="nil"/>
           <w:left w:space="0" w:sz="0" w:val="nil"/>
@@ -392,45 +531,33 @@
           <w:color w:val="1f1f1f"/>
           <w:rtl w:val="0"/>
         </w:rPr>
-        <w:t xml:space="preserve">さらに特筆すべきは、イベントの持続可能性を担保するための組織進化である。参加者が200名規模へと拡大し、チケットがわずか2時間で完売するほどの熱狂を生む中で、任意団体特有の税務リスクや資金管理の課題が浮上した</w:t>
-      </w:r>
-      <w:r>
-        <w:rPr>
-          <w:rFonts w:ascii="Google Sans" w:cs="Google Sans" w:eastAsia="Google Sans" w:hAnsi="Google Sans"/>
-          <w:color w:val="444746"/>
-          <w:sz w:val="24"/>
-          <w:szCs w:val="24"/>
-          <w:vertAlign w:val="superscript"/>
-          <w:rtl w:val="0"/>
-        </w:rPr>
-        <w:t xml:space="preserve">1</w:t>
-      </w:r>
-      <w:r>
-        <w:rPr>
-          <w:rFonts w:ascii="Google Sans" w:cs="Google Sans" w:eastAsia="Google Sans" w:hAnsi="Google Sans"/>
-          <w:color w:val="1f1f1f"/>
-          <w:rtl w:val="0"/>
-        </w:rPr>
-        <w:t xml:space="preserve">。これを乗り越えるため、2024年4月に「一般社団法人CLS高知」が設立され、初期の運営メンバーから若手世代へのバトンタッチが見事に完了している</w:t>
-      </w:r>
-      <w:r>
-        <w:rPr>
-          <w:rFonts w:ascii="Google Sans" w:cs="Google Sans" w:eastAsia="Google Sans" w:hAnsi="Google Sans"/>
-          <w:color w:val="444746"/>
-          <w:sz w:val="24"/>
-          <w:szCs w:val="24"/>
-          <w:vertAlign w:val="superscript"/>
-          <w:rtl w:val="0"/>
-        </w:rPr>
-        <w:t xml:space="preserve">2</w:t>
-      </w:r>
-      <w:r>
-        <w:rPr>
-          <w:rFonts w:ascii="Google Sans" w:cs="Google Sans" w:eastAsia="Google Sans" w:hAnsi="Google Sans"/>
-          <w:color w:val="1f1f1f"/>
-          <w:rtl w:val="0"/>
-        </w:rPr>
-        <w:t xml:space="preserve">。</w:t>
+        <w:t xml:space="preserve">2024年からスタートした長崎の「CLS出島」は、少子高齢化や人口流出という典型的な地方課題に対し、「点在する長崎のコミュニティを面にする」という明確なコンセプトを掲げている。かつて日本で唯一世界に開かれていた玄関口である「出島」の歴史的コンテキストを借用し、地域内で孤立しがちな挑戦者たちを繋ぎ合わせるハブとして機能している。このように、CLSが他地域で成功するためには、その土地が持つ歴史的・文化的背景とコミュニティの理念を密接に結びつける「文脈化（コンテキストの再定義）」が不可欠である。</w:t>
+      </w:r>
+    </w:p>
+    <w:p>
+      <w:pPr>
+        <w:pStyle w:val="Heading2"/>
+        <w:pBdr>
+          <w:top w:space="0" w:sz="0" w:val="nil"/>
+          <w:left w:space="0" w:sz="0" w:val="nil"/>
+          <w:bottom w:space="0" w:sz="0" w:val="nil"/>
+          <w:right w:space="0" w:sz="0" w:val="nil"/>
+          <w:between w:space="0" w:sz="0" w:val="nil"/>
+        </w:pBdr>
+        <w:shd w:fill="auto" w:val="clear"/>
+        <w:spacing w:after="120" w:before="0" w:line="275.9999942779541" w:lineRule="auto"/>
+        <w:rPr>
+          <w:rFonts w:ascii="Google Sans" w:cs="Google Sans" w:eastAsia="Google Sans" w:hAnsi="Google Sans"/>
+          <w:color w:val="1f1f1f"/>
+        </w:rPr>
+      </w:pPr>
+      <w:r>
+        <w:rPr>
+          <w:rFonts w:ascii="Google Sans" w:cs="Google Sans" w:eastAsia="Google Sans" w:hAnsi="Google Sans"/>
+          <w:color w:val="1f1f1f"/>
+          <w:rtl w:val="0"/>
+        </w:rPr>
+        <w:t xml:space="preserve">3. 「CLSとは何か」の再言語化戦略</w:t>
       </w:r>
     </w:p>
     <w:p>
@@ -451,1270 +578,99 @@
       </w:pPr>
       <w:r>
         <w:rPr>
-          <w:rtl w:val="0"/>
-        </w:rPr>
+          <w:rFonts w:ascii="Google Sans" w:cs="Google Sans" w:eastAsia="Google Sans" w:hAnsi="Google Sans"/>
+          <w:color w:val="1f1f1f"/>
+          <w:rtl w:val="0"/>
+        </w:rPr>
+        <w:t xml:space="preserve">運営メンバーの勧誘やサポート企業の誘致においては、「コミュニティマーケティング」などの専門用語を排し、相手の立場に立った直感的で心を動かす言語化が必要となる。</w:t>
+      </w:r>
+    </w:p>
+    <w:p>
+      <w:pPr>
+        <w:pBdr>
+          <w:top w:space="0" w:sz="0" w:val="nil"/>
+          <w:left w:space="0" w:sz="0" w:val="nil"/>
+          <w:bottom w:space="0" w:sz="0" w:val="nil"/>
+          <w:right w:space="0" w:sz="0" w:val="nil"/>
+          <w:between w:space="0" w:sz="0" w:val="nil"/>
+        </w:pBdr>
+        <w:shd w:fill="auto" w:val="clear"/>
+        <w:spacing w:line="275.9999942779541" w:lineRule="auto"/>
+        <w:rPr>
+          <w:rFonts w:ascii="Google Sans" w:cs="Google Sans" w:eastAsia="Google Sans" w:hAnsi="Google Sans"/>
+          <w:b w:val="1"/>
+          <w:bCs w:val="1"/>
+          <w:color w:val="1f1f1f"/>
+        </w:rPr>
+      </w:pPr>
+      <w:r>
+        <w:rPr>
+          <w:rFonts w:ascii="Google Sans" w:cs="Google Sans" w:eastAsia="Google Sans" w:hAnsi="Google Sans"/>
+          <w:b w:val="1"/>
+          <w:bCs w:val="1"/>
+          <w:color w:val="1f1f1f"/>
+          <w:rtl w:val="0"/>
+        </w:rPr>
+        <w:t xml:space="preserve">【基礎概念：30秒で伝えるCLS（エレベーターピッチ）】</w:t>
+      </w:r>
+    </w:p>
+    <w:p>
+      <w:pPr>
+        <w:pBdr>
+          <w:top w:space="0" w:sz="0" w:val="nil"/>
+          <w:left w:space="0" w:sz="0" w:val="nil"/>
+          <w:bottom w:space="0" w:sz="0" w:val="nil"/>
+          <w:right w:space="0" w:sz="0" w:val="nil"/>
+          <w:between w:space="0" w:sz="0" w:val="nil"/>
+        </w:pBdr>
+        <w:shd w:fill="auto" w:val="clear"/>
+        <w:spacing w:line="275.9999942779541" w:lineRule="auto"/>
+        <w:rPr>
+          <w:rFonts w:ascii="Google Sans" w:cs="Google Sans" w:eastAsia="Google Sans" w:hAnsi="Google Sans"/>
+          <w:color w:val="1f1f1f"/>
+        </w:rPr>
+      </w:pPr>
+      <w:r>
+        <w:rPr>
+          <w:rFonts w:ascii="Google Sans" w:cs="Google Sans" w:eastAsia="Google Sans" w:hAnsi="Google Sans"/>
+          <w:color w:val="1f1f1f"/>
+          <w:rtl w:val="0"/>
+        </w:rPr>
+        <w:t xml:space="preserve">「CLSとは、地域を本気で良くしたい『地元の挑戦者』と、全国で活躍する『外の専門家』が混ざり合い、新しいプロジェクトを生み出す実践型のイベントです。単なる講演会ではなく、全員が肩書きを捨てて本音で議論し、翌日からすぐに行動を起こすための『熱気あふれる大人の作戦会議』です。」</w:t>
+      </w:r>
+    </w:p>
+    <w:p>
+      <w:pPr>
+        <w:pBdr>
+          <w:top w:space="0" w:sz="0" w:val="nil"/>
+          <w:left w:space="0" w:sz="0" w:val="nil"/>
+          <w:bottom w:space="0" w:sz="0" w:val="nil"/>
+          <w:right w:space="0" w:sz="0" w:val="nil"/>
+          <w:between w:space="0" w:sz="0" w:val="nil"/>
+        </w:pBdr>
+        <w:shd w:fill="auto" w:val="clear"/>
+        <w:spacing w:line="275.9999942779541" w:lineRule="auto"/>
+        <w:rPr>
+          <w:rFonts w:ascii="Google Sans" w:cs="Google Sans" w:eastAsia="Google Sans" w:hAnsi="Google Sans"/>
+          <w:b w:val="1"/>
+          <w:bCs w:val="1"/>
+          <w:color w:val="1f1f1f"/>
+        </w:rPr>
+      </w:pPr>
+      <w:r>
+        <w:rPr>
+          <w:rFonts w:ascii="Google Sans" w:cs="Google Sans" w:eastAsia="Google Sans" w:hAnsi="Google Sans"/>
+          <w:b w:val="1"/>
+          <w:bCs w:val="1"/>
+          <w:color w:val="1f1f1f"/>
+          <w:rtl w:val="0"/>
+        </w:rPr>
+        <w:t xml:space="preserve">【対象者別の言語化アプローチ】</w:t>
       </w:r>
     </w:p>
     <w:tbl>
       <w:tblPr>
         <w:tblStyle w:val="Table1"/>
-        <w:tblW w:w="9360.0" w:type="dxa"/>
-        <w:jc w:val="left"/>
-        <w:tblBorders>
-          <w:top w:color="c4c7c5" w:space="0" w:sz="6" w:val="single"/>
-          <w:left w:color="c4c7c5" w:space="0" w:sz="6" w:val="single"/>
-          <w:bottom w:color="c4c7c5" w:space="0" w:sz="6" w:val="single"/>
-          <w:right w:color="c4c7c5" w:space="0" w:sz="6" w:val="single"/>
-          <w:insideH w:color="c4c7c5" w:space="0" w:sz="6" w:val="single"/>
-          <w:insideV w:color="c4c7c5" w:space="0" w:sz="6" w:val="single"/>
-        </w:tblBorders>
-        <w:tblLayout w:type="fixed"/>
-        <w:tblLook w:val="0600"/>
-      </w:tblPr>
-      <w:tblGrid>
-        <w:gridCol w:w="3120"/>
-        <w:gridCol w:w="3120"/>
-        <w:gridCol w:w="3120"/>
-        <w:tblGridChange w:id="0">
-          <w:tblGrid>
-            <w:gridCol w:w="3120"/>
-            <w:gridCol w:w="3120"/>
-            <w:gridCol w:w="3120"/>
-          </w:tblGrid>
-        </w:tblGridChange>
-      </w:tblGrid>
-      <w:tr>
-        <w:trPr>
-          <w:cantSplit w:val="0"/>
-          <w:tblHeader w:val="0"/>
-        </w:trPr>
-        <w:tc>
-          <w:tcPr>
-            <w:tcBorders>
-              <w:top w:color="c4c7c5" w:space="0" w:sz="6" w:val="single"/>
-              <w:left w:color="c4c7c5" w:space="0" w:sz="6" w:val="single"/>
-              <w:bottom w:color="c4c7c5" w:space="0" w:sz="6" w:val="single"/>
-              <w:right w:color="c4c7c5" w:space="0" w:sz="6" w:val="single"/>
-            </w:tcBorders>
-            <w:shd w:fill="efefef" w:val="clear"/>
-            <w:tcMar>
-              <w:top w:w="120.0" w:type="dxa"/>
-              <w:left w:w="180.0" w:type="dxa"/>
-              <w:bottom w:w="120.0" w:type="dxa"/>
-              <w:right w:w="180.0" w:type="dxa"/>
-            </w:tcMar>
-            <w:vAlign w:val="top"/>
-          </w:tcPr>
-          <w:p>
-            <w:pPr>
-              <w:pBdr>
-                <w:top w:space="0" w:sz="0" w:val="nil"/>
-                <w:left w:space="0" w:sz="0" w:val="nil"/>
-                <w:bottom w:space="0" w:sz="0" w:val="nil"/>
-                <w:right w:space="0" w:sz="0" w:val="nil"/>
-                <w:between w:space="0" w:sz="0" w:val="nil"/>
-              </w:pBdr>
-              <w:shd w:fill="auto" w:val="clear"/>
-              <w:spacing w:after="120" w:before="120" w:line="275.9999942779541" w:lineRule="auto"/>
-              <w:rPr>
-                <w:rFonts w:ascii="Google Sans" w:cs="Google Sans" w:eastAsia="Google Sans" w:hAnsi="Google Sans"/>
-                <w:b w:val="1"/>
-                <w:bCs w:val="1"/>
-                <w:color w:val="1f1f1f"/>
-                <w:shd w:fill="auto" w:val="clear"/>
-              </w:rPr>
-            </w:pPr>
-            <w:r>
-              <w:rPr>
-                <w:rFonts w:ascii="Google Sans" w:cs="Google Sans" w:eastAsia="Google Sans" w:hAnsi="Google Sans"/>
-                <w:b w:val="1"/>
-                <w:bCs w:val="1"/>
-                <w:color w:val="1f1f1f"/>
-                <w:shd w:fill="auto" w:val="clear"/>
-                <w:rtl w:val="0"/>
-              </w:rPr>
-              <w:t xml:space="preserve">発展フェーズ</w:t>
-            </w:r>
-          </w:p>
-        </w:tc>
-        <w:tc>
-          <w:tcPr>
-            <w:tcBorders>
-              <w:top w:color="c4c7c5" w:space="0" w:sz="6" w:val="single"/>
-              <w:left w:color="c4c7c5" w:space="0" w:sz="6" w:val="single"/>
-              <w:bottom w:color="c4c7c5" w:space="0" w:sz="6" w:val="single"/>
-              <w:right w:color="c4c7c5" w:space="0" w:sz="6" w:val="single"/>
-            </w:tcBorders>
-            <w:shd w:fill="efefef" w:val="clear"/>
-            <w:tcMar>
-              <w:top w:w="120.0" w:type="dxa"/>
-              <w:left w:w="180.0" w:type="dxa"/>
-              <w:bottom w:w="120.0" w:type="dxa"/>
-              <w:right w:w="180.0" w:type="dxa"/>
-            </w:tcMar>
-            <w:vAlign w:val="top"/>
-          </w:tcPr>
-          <w:p>
-            <w:pPr>
-              <w:pBdr>
-                <w:top w:space="0" w:sz="0" w:val="nil"/>
-                <w:left w:space="0" w:sz="0" w:val="nil"/>
-                <w:bottom w:space="0" w:sz="0" w:val="nil"/>
-                <w:right w:space="0" w:sz="0" w:val="nil"/>
-                <w:between w:space="0" w:sz="0" w:val="nil"/>
-              </w:pBdr>
-              <w:shd w:fill="auto" w:val="clear"/>
-              <w:spacing w:after="120" w:before="120" w:line="275.9999942779541" w:lineRule="auto"/>
-              <w:rPr>
-                <w:rFonts w:ascii="Google Sans" w:cs="Google Sans" w:eastAsia="Google Sans" w:hAnsi="Google Sans"/>
-                <w:b w:val="1"/>
-                <w:bCs w:val="1"/>
-                <w:color w:val="1f1f1f"/>
-                <w:shd w:fill="auto" w:val="clear"/>
-              </w:rPr>
-            </w:pPr>
-            <w:r>
-              <w:rPr>
-                <w:rFonts w:ascii="Google Sans" w:cs="Google Sans" w:eastAsia="Google Sans" w:hAnsi="Google Sans"/>
-                <w:b w:val="1"/>
-                <w:bCs w:val="1"/>
-                <w:color w:val="1f1f1f"/>
-                <w:shd w:fill="auto" w:val="clear"/>
-                <w:rtl w:val="0"/>
-              </w:rPr>
-              <w:t xml:space="preserve">時期・象徴的な出来事</w:t>
-            </w:r>
-          </w:p>
-        </w:tc>
-        <w:tc>
-          <w:tcPr>
-            <w:tcBorders>
-              <w:top w:color="c4c7c5" w:space="0" w:sz="6" w:val="single"/>
-              <w:left w:color="c4c7c5" w:space="0" w:sz="6" w:val="single"/>
-              <w:bottom w:color="c4c7c5" w:space="0" w:sz="6" w:val="single"/>
-              <w:right w:color="c4c7c5" w:space="0" w:sz="6" w:val="single"/>
-            </w:tcBorders>
-            <w:shd w:fill="efefef" w:val="clear"/>
-            <w:tcMar>
-              <w:top w:w="120.0" w:type="dxa"/>
-              <w:left w:w="180.0" w:type="dxa"/>
-              <w:bottom w:w="120.0" w:type="dxa"/>
-              <w:right w:w="180.0" w:type="dxa"/>
-            </w:tcMar>
-            <w:vAlign w:val="top"/>
-          </w:tcPr>
-          <w:p>
-            <w:pPr>
-              <w:pBdr>
-                <w:top w:space="0" w:sz="0" w:val="nil"/>
-                <w:left w:space="0" w:sz="0" w:val="nil"/>
-                <w:bottom w:space="0" w:sz="0" w:val="nil"/>
-                <w:right w:space="0" w:sz="0" w:val="nil"/>
-                <w:between w:space="0" w:sz="0" w:val="nil"/>
-              </w:pBdr>
-              <w:shd w:fill="auto" w:val="clear"/>
-              <w:spacing w:after="120" w:before="120" w:line="275.9999942779541" w:lineRule="auto"/>
-              <w:rPr>
-                <w:rFonts w:ascii="Google Sans" w:cs="Google Sans" w:eastAsia="Google Sans" w:hAnsi="Google Sans"/>
-                <w:b w:val="1"/>
-                <w:bCs w:val="1"/>
-                <w:color w:val="1f1f1f"/>
-                <w:shd w:fill="auto" w:val="clear"/>
-              </w:rPr>
-            </w:pPr>
-            <w:r>
-              <w:rPr>
-                <w:rFonts w:ascii="Google Sans" w:cs="Google Sans" w:eastAsia="Google Sans" w:hAnsi="Google Sans"/>
-                <w:b w:val="1"/>
-                <w:bCs w:val="1"/>
-                <w:color w:val="1f1f1f"/>
-                <w:shd w:fill="auto" w:val="clear"/>
-                <w:rtl w:val="0"/>
-              </w:rPr>
-              <w:t xml:space="preserve">コミュニティにおける意味合い</w:t>
-            </w:r>
-          </w:p>
-        </w:tc>
-      </w:tr>
-      <w:tr>
-        <w:trPr>
-          <w:cantSplit w:val="0"/>
-          <w:tblHeader w:val="0"/>
-        </w:trPr>
-        <w:tc>
-          <w:tcPr>
-            <w:tcBorders>
-              <w:top w:color="c4c7c5" w:space="0" w:sz="6" w:val="single"/>
-              <w:left w:color="c4c7c5" w:space="0" w:sz="6" w:val="single"/>
-              <w:bottom w:color="c4c7c5" w:space="0" w:sz="6" w:val="single"/>
-              <w:right w:color="c4c7c5" w:space="0" w:sz="6" w:val="single"/>
-            </w:tcBorders>
-            <w:shd w:fill="auto" w:val="clear"/>
-            <w:tcMar>
-              <w:top w:w="120.0" w:type="dxa"/>
-              <w:left w:w="180.0" w:type="dxa"/>
-              <w:bottom w:w="120.0" w:type="dxa"/>
-              <w:right w:w="180.0" w:type="dxa"/>
-            </w:tcMar>
-            <w:vAlign w:val="top"/>
-          </w:tcPr>
-          <w:p>
-            <w:pPr>
-              <w:pBdr>
-                <w:top w:space="0" w:sz="0" w:val="nil"/>
-                <w:left w:space="0" w:sz="0" w:val="nil"/>
-                <w:bottom w:space="0" w:sz="0" w:val="nil"/>
-                <w:right w:space="0" w:sz="0" w:val="nil"/>
-                <w:between w:space="0" w:sz="0" w:val="nil"/>
-              </w:pBdr>
-              <w:shd w:fill="auto" w:val="clear"/>
-              <w:spacing w:after="120" w:before="120" w:line="275.9999942779541" w:lineRule="auto"/>
-              <w:rPr>
-                <w:rFonts w:ascii="Google Sans" w:cs="Google Sans" w:eastAsia="Google Sans" w:hAnsi="Google Sans"/>
-                <w:b w:val="1"/>
-                <w:bCs w:val="1"/>
-                <w:color w:val="1f1f1f"/>
-              </w:rPr>
-            </w:pPr>
-            <w:r>
-              <w:rPr>
-                <w:rFonts w:ascii="Google Sans" w:cs="Google Sans" w:eastAsia="Google Sans" w:hAnsi="Google Sans"/>
-                <w:b w:val="1"/>
-                <w:bCs w:val="1"/>
-                <w:color w:val="1f1f1f"/>
-                <w:rtl w:val="0"/>
-              </w:rPr>
-              <w:t xml:space="preserve">創生期</w:t>
-            </w:r>
-          </w:p>
-        </w:tc>
-        <w:tc>
-          <w:tcPr>
-            <w:tcBorders>
-              <w:top w:color="c4c7c5" w:space="0" w:sz="6" w:val="single"/>
-              <w:left w:color="c4c7c5" w:space="0" w:sz="6" w:val="single"/>
-              <w:bottom w:color="c4c7c5" w:space="0" w:sz="6" w:val="single"/>
-              <w:right w:color="c4c7c5" w:space="0" w:sz="6" w:val="single"/>
-            </w:tcBorders>
-            <w:shd w:fill="auto" w:val="clear"/>
-            <w:tcMar>
-              <w:top w:w="120.0" w:type="dxa"/>
-              <w:left w:w="180.0" w:type="dxa"/>
-              <w:bottom w:w="120.0" w:type="dxa"/>
-              <w:right w:w="180.0" w:type="dxa"/>
-            </w:tcMar>
-            <w:vAlign w:val="top"/>
-          </w:tcPr>
-          <w:p>
-            <w:pPr>
-              <w:pBdr>
-                <w:top w:space="0" w:sz="0" w:val="nil"/>
-                <w:left w:space="0" w:sz="0" w:val="nil"/>
-                <w:bottom w:space="0" w:sz="0" w:val="nil"/>
-                <w:right w:space="0" w:sz="0" w:val="nil"/>
-                <w:between w:space="0" w:sz="0" w:val="nil"/>
-              </w:pBdr>
-              <w:shd w:fill="auto" w:val="clear"/>
-              <w:spacing w:after="120" w:before="120" w:line="275.9999942779541" w:lineRule="auto"/>
-              <w:rPr>
-                <w:rFonts w:ascii="Google Sans" w:cs="Google Sans" w:eastAsia="Google Sans" w:hAnsi="Google Sans"/>
-                <w:color w:val="1f1f1f"/>
-              </w:rPr>
-            </w:pPr>
-            <w:r>
-              <w:rPr>
-                <w:rFonts w:ascii="Google Sans" w:cs="Google Sans" w:eastAsia="Google Sans" w:hAnsi="Google Sans"/>
-                <w:color w:val="1f1f1f"/>
-                <w:rtl w:val="0"/>
-              </w:rPr>
-              <w:t xml:space="preserve">2017年対談〜2018年（第1・2回）</w:t>
-            </w:r>
-          </w:p>
-        </w:tc>
-        <w:tc>
-          <w:tcPr>
-            <w:tcBorders>
-              <w:top w:color="c4c7c5" w:space="0" w:sz="6" w:val="single"/>
-              <w:left w:color="c4c7c5" w:space="0" w:sz="6" w:val="single"/>
-              <w:bottom w:color="c4c7c5" w:space="0" w:sz="6" w:val="single"/>
-              <w:right w:color="c4c7c5" w:space="0" w:sz="6" w:val="single"/>
-            </w:tcBorders>
-            <w:shd w:fill="auto" w:val="clear"/>
-            <w:tcMar>
-              <w:top w:w="120.0" w:type="dxa"/>
-              <w:left w:w="180.0" w:type="dxa"/>
-              <w:bottom w:w="120.0" w:type="dxa"/>
-              <w:right w:w="180.0" w:type="dxa"/>
-            </w:tcMar>
-            <w:vAlign w:val="top"/>
-          </w:tcPr>
-          <w:p>
-            <w:pPr>
-              <w:pBdr>
-                <w:top w:space="0" w:sz="0" w:val="nil"/>
-                <w:left w:space="0" w:sz="0" w:val="nil"/>
-                <w:bottom w:space="0" w:sz="0" w:val="nil"/>
-                <w:right w:space="0" w:sz="0" w:val="nil"/>
-                <w:between w:space="0" w:sz="0" w:val="nil"/>
-              </w:pBdr>
-              <w:shd w:fill="auto" w:val="clear"/>
-              <w:spacing w:line="275.9999942779541" w:lineRule="auto"/>
-              <w:rPr>
-                <w:rFonts w:ascii="Google Sans" w:cs="Google Sans" w:eastAsia="Google Sans" w:hAnsi="Google Sans"/>
-                <w:color w:val="444746"/>
-                <w:sz w:val="24"/>
-                <w:szCs w:val="24"/>
-                <w:vertAlign w:val="superscript"/>
-              </w:rPr>
-            </w:pPr>
-            <w:r>
-              <w:rPr>
-                <w:rFonts w:ascii="Google Sans" w:cs="Google Sans" w:eastAsia="Google Sans" w:hAnsi="Google Sans"/>
-                <w:color w:val="1f1f1f"/>
-                <w:rtl w:val="0"/>
-              </w:rPr>
-              <w:t xml:space="preserve">行政の資金と信頼を活用したゼロイチの立ち上げ。課題先進県である高知という舞台設定の確立。</w:t>
-            </w:r>
-            <w:r>
-              <w:rPr>
-                <w:rFonts w:ascii="Google Sans" w:cs="Google Sans" w:eastAsia="Google Sans" w:hAnsi="Google Sans"/>
-                <w:color w:val="444746"/>
-                <w:sz w:val="24"/>
-                <w:szCs w:val="24"/>
-                <w:vertAlign w:val="superscript"/>
-                <w:rtl w:val="0"/>
-              </w:rPr>
-              <w:t xml:space="preserve">2</w:t>
-            </w:r>
-          </w:p>
-        </w:tc>
-      </w:tr>
-      <w:tr>
-        <w:trPr>
-          <w:cantSplit w:val="0"/>
-          <w:tblHeader w:val="0"/>
-        </w:trPr>
-        <w:tc>
-          <w:tcPr>
-            <w:tcBorders>
-              <w:top w:color="c4c7c5" w:space="0" w:sz="6" w:val="single"/>
-              <w:left w:color="c4c7c5" w:space="0" w:sz="6" w:val="single"/>
-              <w:bottom w:color="c4c7c5" w:space="0" w:sz="6" w:val="single"/>
-              <w:right w:color="c4c7c5" w:space="0" w:sz="6" w:val="single"/>
-            </w:tcBorders>
-            <w:shd w:fill="auto" w:val="clear"/>
-            <w:tcMar>
-              <w:top w:w="120.0" w:type="dxa"/>
-              <w:left w:w="180.0" w:type="dxa"/>
-              <w:bottom w:w="120.0" w:type="dxa"/>
-              <w:right w:w="180.0" w:type="dxa"/>
-            </w:tcMar>
-            <w:vAlign w:val="top"/>
-          </w:tcPr>
-          <w:p>
-            <w:pPr>
-              <w:pBdr>
-                <w:top w:space="0" w:sz="0" w:val="nil"/>
-                <w:left w:space="0" w:sz="0" w:val="nil"/>
-                <w:bottom w:space="0" w:sz="0" w:val="nil"/>
-                <w:right w:space="0" w:sz="0" w:val="nil"/>
-                <w:between w:space="0" w:sz="0" w:val="nil"/>
-              </w:pBdr>
-              <w:shd w:fill="auto" w:val="clear"/>
-              <w:spacing w:after="120" w:before="120" w:line="275.9999942779541" w:lineRule="auto"/>
-              <w:rPr>
-                <w:rFonts w:ascii="Google Sans" w:cs="Google Sans" w:eastAsia="Google Sans" w:hAnsi="Google Sans"/>
-                <w:b w:val="1"/>
-                <w:bCs w:val="1"/>
-                <w:color w:val="1f1f1f"/>
-              </w:rPr>
-            </w:pPr>
-            <w:r>
-              <w:rPr>
-                <w:rFonts w:ascii="Google Sans" w:cs="Google Sans" w:eastAsia="Google Sans" w:hAnsi="Google Sans"/>
-                <w:b w:val="1"/>
-                <w:bCs w:val="1"/>
-                <w:color w:val="1f1f1f"/>
-                <w:rtl w:val="0"/>
-              </w:rPr>
-              <w:t xml:space="preserve">自立・適応期</w:t>
-            </w:r>
-          </w:p>
-        </w:tc>
-        <w:tc>
-          <w:tcPr>
-            <w:tcBorders>
-              <w:top w:color="c4c7c5" w:space="0" w:sz="6" w:val="single"/>
-              <w:left w:color="c4c7c5" w:space="0" w:sz="6" w:val="single"/>
-              <w:bottom w:color="c4c7c5" w:space="0" w:sz="6" w:val="single"/>
-              <w:right w:color="c4c7c5" w:space="0" w:sz="6" w:val="single"/>
-            </w:tcBorders>
-            <w:shd w:fill="auto" w:val="clear"/>
-            <w:tcMar>
-              <w:top w:w="120.0" w:type="dxa"/>
-              <w:left w:w="180.0" w:type="dxa"/>
-              <w:bottom w:w="120.0" w:type="dxa"/>
-              <w:right w:w="180.0" w:type="dxa"/>
-            </w:tcMar>
-            <w:vAlign w:val="top"/>
-          </w:tcPr>
-          <w:p>
-            <w:pPr>
-              <w:pBdr>
-                <w:top w:space="0" w:sz="0" w:val="nil"/>
-                <w:left w:space="0" w:sz="0" w:val="nil"/>
-                <w:bottom w:space="0" w:sz="0" w:val="nil"/>
-                <w:right w:space="0" w:sz="0" w:val="nil"/>
-                <w:between w:space="0" w:sz="0" w:val="nil"/>
-              </w:pBdr>
-              <w:shd w:fill="auto" w:val="clear"/>
-              <w:spacing w:after="120" w:before="120" w:line="275.9999942779541" w:lineRule="auto"/>
-              <w:rPr>
-                <w:rFonts w:ascii="Google Sans" w:cs="Google Sans" w:eastAsia="Google Sans" w:hAnsi="Google Sans"/>
-                <w:color w:val="1f1f1f"/>
-              </w:rPr>
-            </w:pPr>
-            <w:r>
-              <w:rPr>
-                <w:rFonts w:ascii="Google Sans" w:cs="Google Sans" w:eastAsia="Google Sans" w:hAnsi="Google Sans"/>
-                <w:color w:val="1f1f1f"/>
-                <w:rtl w:val="0"/>
-              </w:rPr>
-              <w:t xml:space="preserve">2019年〜コロナ禍（第3〜6回）</w:t>
-            </w:r>
-          </w:p>
-        </w:tc>
-        <w:tc>
-          <w:tcPr>
-            <w:tcBorders>
-              <w:top w:color="c4c7c5" w:space="0" w:sz="6" w:val="single"/>
-              <w:left w:color="c4c7c5" w:space="0" w:sz="6" w:val="single"/>
-              <w:bottom w:color="c4c7c5" w:space="0" w:sz="6" w:val="single"/>
-              <w:right w:color="c4c7c5" w:space="0" w:sz="6" w:val="single"/>
-            </w:tcBorders>
-            <w:shd w:fill="auto" w:val="clear"/>
-            <w:tcMar>
-              <w:top w:w="120.0" w:type="dxa"/>
-              <w:left w:w="180.0" w:type="dxa"/>
-              <w:bottom w:w="120.0" w:type="dxa"/>
-              <w:right w:w="180.0" w:type="dxa"/>
-            </w:tcMar>
-            <w:vAlign w:val="top"/>
-          </w:tcPr>
-          <w:p>
-            <w:pPr>
-              <w:pBdr>
-                <w:top w:space="0" w:sz="0" w:val="nil"/>
-                <w:left w:space="0" w:sz="0" w:val="nil"/>
-                <w:bottom w:space="0" w:sz="0" w:val="nil"/>
-                <w:right w:space="0" w:sz="0" w:val="nil"/>
-                <w:between w:space="0" w:sz="0" w:val="nil"/>
-              </w:pBdr>
-              <w:shd w:fill="auto" w:val="clear"/>
-              <w:spacing w:line="275.9999942779541" w:lineRule="auto"/>
-              <w:rPr>
-                <w:rFonts w:ascii="Google Sans" w:cs="Google Sans" w:eastAsia="Google Sans" w:hAnsi="Google Sans"/>
-                <w:color w:val="444746"/>
-                <w:sz w:val="24"/>
-                <w:szCs w:val="24"/>
-                <w:vertAlign w:val="superscript"/>
-              </w:rPr>
-            </w:pPr>
-            <w:r>
-              <w:rPr>
-                <w:rFonts w:ascii="Google Sans" w:cs="Google Sans" w:eastAsia="Google Sans" w:hAnsi="Google Sans"/>
-                <w:color w:val="1f1f1f"/>
-                <w:rtl w:val="0"/>
-              </w:rPr>
-              <w:t xml:space="preserve">行政からの独立。有志による資金調達と、オンライン・ハイブリッドへの適応を通じた「熱量」の維持。</w:t>
-            </w:r>
-            <w:r>
-              <w:rPr>
-                <w:rFonts w:ascii="Google Sans" w:cs="Google Sans" w:eastAsia="Google Sans" w:hAnsi="Google Sans"/>
-                <w:color w:val="444746"/>
-                <w:sz w:val="24"/>
-                <w:szCs w:val="24"/>
-                <w:vertAlign w:val="superscript"/>
-                <w:rtl w:val="0"/>
-              </w:rPr>
-              <w:t xml:space="preserve">2</w:t>
-            </w:r>
-          </w:p>
-        </w:tc>
-      </w:tr>
-      <w:tr>
-        <w:trPr>
-          <w:cantSplit w:val="0"/>
-          <w:tblHeader w:val="0"/>
-        </w:trPr>
-        <w:tc>
-          <w:tcPr>
-            <w:tcBorders>
-              <w:top w:color="c4c7c5" w:space="0" w:sz="6" w:val="single"/>
-              <w:left w:color="c4c7c5" w:space="0" w:sz="6" w:val="single"/>
-              <w:bottom w:color="c4c7c5" w:space="0" w:sz="6" w:val="single"/>
-              <w:right w:color="c4c7c5" w:space="0" w:sz="6" w:val="single"/>
-            </w:tcBorders>
-            <w:shd w:fill="auto" w:val="clear"/>
-            <w:tcMar>
-              <w:top w:w="120.0" w:type="dxa"/>
-              <w:left w:w="180.0" w:type="dxa"/>
-              <w:bottom w:w="120.0" w:type="dxa"/>
-              <w:right w:w="180.0" w:type="dxa"/>
-            </w:tcMar>
-            <w:vAlign w:val="top"/>
-          </w:tcPr>
-          <w:p>
-            <w:pPr>
-              <w:pBdr>
-                <w:top w:space="0" w:sz="0" w:val="nil"/>
-                <w:left w:space="0" w:sz="0" w:val="nil"/>
-                <w:bottom w:space="0" w:sz="0" w:val="nil"/>
-                <w:right w:space="0" w:sz="0" w:val="nil"/>
-                <w:between w:space="0" w:sz="0" w:val="nil"/>
-              </w:pBdr>
-              <w:shd w:fill="auto" w:val="clear"/>
-              <w:spacing w:after="120" w:before="120" w:line="275.9999942779541" w:lineRule="auto"/>
-              <w:rPr>
-                <w:rFonts w:ascii="Google Sans" w:cs="Google Sans" w:eastAsia="Google Sans" w:hAnsi="Google Sans"/>
-                <w:b w:val="1"/>
-                <w:bCs w:val="1"/>
-                <w:color w:val="1f1f1f"/>
-              </w:rPr>
-            </w:pPr>
-            <w:r>
-              <w:rPr>
-                <w:rFonts w:ascii="Google Sans" w:cs="Google Sans" w:eastAsia="Google Sans" w:hAnsi="Google Sans"/>
-                <w:b w:val="1"/>
-                <w:bCs w:val="1"/>
-                <w:color w:val="1f1f1f"/>
-                <w:rtl w:val="0"/>
-              </w:rPr>
-              <w:t xml:space="preserve">拡張・承継期</w:t>
-            </w:r>
-          </w:p>
-        </w:tc>
-        <w:tc>
-          <w:tcPr>
-            <w:tcBorders>
-              <w:top w:color="c4c7c5" w:space="0" w:sz="6" w:val="single"/>
-              <w:left w:color="c4c7c5" w:space="0" w:sz="6" w:val="single"/>
-              <w:bottom w:color="c4c7c5" w:space="0" w:sz="6" w:val="single"/>
-              <w:right w:color="c4c7c5" w:space="0" w:sz="6" w:val="single"/>
-            </w:tcBorders>
-            <w:shd w:fill="auto" w:val="clear"/>
-            <w:tcMar>
-              <w:top w:w="120.0" w:type="dxa"/>
-              <w:left w:w="180.0" w:type="dxa"/>
-              <w:bottom w:w="120.0" w:type="dxa"/>
-              <w:right w:w="180.0" w:type="dxa"/>
-            </w:tcMar>
-            <w:vAlign w:val="top"/>
-          </w:tcPr>
-          <w:p>
-            <w:pPr>
-              <w:pBdr>
-                <w:top w:space="0" w:sz="0" w:val="nil"/>
-                <w:left w:space="0" w:sz="0" w:val="nil"/>
-                <w:bottom w:space="0" w:sz="0" w:val="nil"/>
-                <w:right w:space="0" w:sz="0" w:val="nil"/>
-                <w:between w:space="0" w:sz="0" w:val="nil"/>
-              </w:pBdr>
-              <w:shd w:fill="auto" w:val="clear"/>
-              <w:spacing w:after="120" w:before="120" w:line="275.9999942779541" w:lineRule="auto"/>
-              <w:rPr>
-                <w:rFonts w:ascii="Google Sans" w:cs="Google Sans" w:eastAsia="Google Sans" w:hAnsi="Google Sans"/>
-                <w:color w:val="1f1f1f"/>
-              </w:rPr>
-            </w:pPr>
-            <w:r>
-              <w:rPr>
-                <w:rFonts w:ascii="Google Sans" w:cs="Google Sans" w:eastAsia="Google Sans" w:hAnsi="Google Sans"/>
-                <w:color w:val="1f1f1f"/>
-                <w:rtl w:val="0"/>
-              </w:rPr>
-              <w:t xml:space="preserve">2021年〜2024年（第7回〜法人化）</w:t>
-            </w:r>
-          </w:p>
-        </w:tc>
-        <w:tc>
-          <w:tcPr>
-            <w:tcBorders>
-              <w:top w:color="c4c7c5" w:space="0" w:sz="6" w:val="single"/>
-              <w:left w:color="c4c7c5" w:space="0" w:sz="6" w:val="single"/>
-              <w:bottom w:color="c4c7c5" w:space="0" w:sz="6" w:val="single"/>
-              <w:right w:color="c4c7c5" w:space="0" w:sz="6" w:val="single"/>
-            </w:tcBorders>
-            <w:shd w:fill="auto" w:val="clear"/>
-            <w:tcMar>
-              <w:top w:w="120.0" w:type="dxa"/>
-              <w:left w:w="180.0" w:type="dxa"/>
-              <w:bottom w:w="120.0" w:type="dxa"/>
-              <w:right w:w="180.0" w:type="dxa"/>
-            </w:tcMar>
-            <w:vAlign w:val="top"/>
-          </w:tcPr>
-          <w:p>
-            <w:pPr>
-              <w:pBdr>
-                <w:top w:space="0" w:sz="0" w:val="nil"/>
-                <w:left w:space="0" w:sz="0" w:val="nil"/>
-                <w:bottom w:space="0" w:sz="0" w:val="nil"/>
-                <w:right w:space="0" w:sz="0" w:val="nil"/>
-                <w:between w:space="0" w:sz="0" w:val="nil"/>
-              </w:pBdr>
-              <w:shd w:fill="auto" w:val="clear"/>
-              <w:spacing w:line="275.9999942779541" w:lineRule="auto"/>
-              <w:rPr>
-                <w:rFonts w:ascii="Google Sans" w:cs="Google Sans" w:eastAsia="Google Sans" w:hAnsi="Google Sans"/>
-                <w:color w:val="444746"/>
-                <w:sz w:val="24"/>
-                <w:szCs w:val="24"/>
-                <w:vertAlign w:val="superscript"/>
-              </w:rPr>
-            </w:pPr>
-            <w:r>
-              <w:rPr>
-                <w:rFonts w:ascii="Google Sans" w:cs="Google Sans" w:eastAsia="Google Sans" w:hAnsi="Google Sans"/>
-                <w:color w:val="1f1f1f"/>
-                <w:rtl w:val="0"/>
-              </w:rPr>
-              <w:t xml:space="preserve">ワーケーションの導入による体験価値の最大化。一般社団法人化による組織的永続性の獲得と世代交代。</w:t>
-            </w:r>
-            <w:r>
-              <w:rPr>
-                <w:rFonts w:ascii="Google Sans" w:cs="Google Sans" w:eastAsia="Google Sans" w:hAnsi="Google Sans"/>
-                <w:color w:val="444746"/>
-                <w:sz w:val="24"/>
-                <w:szCs w:val="24"/>
-                <w:vertAlign w:val="superscript"/>
-                <w:rtl w:val="0"/>
-              </w:rPr>
-              <w:t xml:space="preserve">2</w:t>
-            </w:r>
-          </w:p>
-        </w:tc>
-      </w:tr>
-      <w:tr>
-        <w:trPr>
-          <w:cantSplit w:val="0"/>
-          <w:tblHeader w:val="0"/>
-        </w:trPr>
-        <w:tc>
-          <w:tcPr>
-            <w:tcBorders>
-              <w:top w:color="c4c7c5" w:space="0" w:sz="6" w:val="single"/>
-              <w:left w:color="c4c7c5" w:space="0" w:sz="6" w:val="single"/>
-              <w:bottom w:color="c4c7c5" w:space="0" w:sz="6" w:val="single"/>
-              <w:right w:color="c4c7c5" w:space="0" w:sz="6" w:val="single"/>
-            </w:tcBorders>
-            <w:shd w:fill="auto" w:val="clear"/>
-            <w:tcMar>
-              <w:top w:w="120.0" w:type="dxa"/>
-              <w:left w:w="180.0" w:type="dxa"/>
-              <w:bottom w:w="120.0" w:type="dxa"/>
-              <w:right w:w="180.0" w:type="dxa"/>
-            </w:tcMar>
-            <w:vAlign w:val="top"/>
-          </w:tcPr>
-          <w:p>
-            <w:pPr>
-              <w:pBdr>
-                <w:top w:space="0" w:sz="0" w:val="nil"/>
-                <w:left w:space="0" w:sz="0" w:val="nil"/>
-                <w:bottom w:space="0" w:sz="0" w:val="nil"/>
-                <w:right w:space="0" w:sz="0" w:val="nil"/>
-                <w:between w:space="0" w:sz="0" w:val="nil"/>
-              </w:pBdr>
-              <w:shd w:fill="auto" w:val="clear"/>
-              <w:spacing w:after="120" w:before="120" w:line="275.9999942779541" w:lineRule="auto"/>
-              <w:rPr>
-                <w:rFonts w:ascii="Google Sans" w:cs="Google Sans" w:eastAsia="Google Sans" w:hAnsi="Google Sans"/>
-                <w:b w:val="1"/>
-                <w:bCs w:val="1"/>
-                <w:color w:val="1f1f1f"/>
-              </w:rPr>
-            </w:pPr>
-            <w:r>
-              <w:rPr>
-                <w:rFonts w:ascii="Google Sans" w:cs="Google Sans" w:eastAsia="Google Sans" w:hAnsi="Google Sans"/>
-                <w:b w:val="1"/>
-                <w:bCs w:val="1"/>
-                <w:color w:val="1f1f1f"/>
-                <w:rtl w:val="0"/>
-              </w:rPr>
-              <w:t xml:space="preserve">全国波及期</w:t>
-            </w:r>
-          </w:p>
-        </w:tc>
-        <w:tc>
-          <w:tcPr>
-            <w:tcBorders>
-              <w:top w:color="c4c7c5" w:space="0" w:sz="6" w:val="single"/>
-              <w:left w:color="c4c7c5" w:space="0" w:sz="6" w:val="single"/>
-              <w:bottom w:color="c4c7c5" w:space="0" w:sz="6" w:val="single"/>
-              <w:right w:color="c4c7c5" w:space="0" w:sz="6" w:val="single"/>
-            </w:tcBorders>
-            <w:shd w:fill="auto" w:val="clear"/>
-            <w:tcMar>
-              <w:top w:w="120.0" w:type="dxa"/>
-              <w:left w:w="180.0" w:type="dxa"/>
-              <w:bottom w:w="120.0" w:type="dxa"/>
-              <w:right w:w="180.0" w:type="dxa"/>
-            </w:tcMar>
-            <w:vAlign w:val="top"/>
-          </w:tcPr>
-          <w:p>
-            <w:pPr>
-              <w:pBdr>
-                <w:top w:space="0" w:sz="0" w:val="nil"/>
-                <w:left w:space="0" w:sz="0" w:val="nil"/>
-                <w:bottom w:space="0" w:sz="0" w:val="nil"/>
-                <w:right w:space="0" w:sz="0" w:val="nil"/>
-                <w:between w:space="0" w:sz="0" w:val="nil"/>
-              </w:pBdr>
-              <w:shd w:fill="auto" w:val="clear"/>
-              <w:spacing w:after="120" w:before="120" w:line="275.9999942779541" w:lineRule="auto"/>
-              <w:rPr>
-                <w:rFonts w:ascii="Google Sans" w:cs="Google Sans" w:eastAsia="Google Sans" w:hAnsi="Google Sans"/>
-                <w:color w:val="1f1f1f"/>
-              </w:rPr>
-            </w:pPr>
-            <w:r>
-              <w:rPr>
-                <w:rFonts w:ascii="Google Sans" w:cs="Google Sans" w:eastAsia="Google Sans" w:hAnsi="Google Sans"/>
-                <w:color w:val="1f1f1f"/>
-                <w:rtl w:val="0"/>
-              </w:rPr>
-              <w:t xml:space="preserve">2024年〜2026年（出島、別府、東京）</w:t>
-            </w:r>
-          </w:p>
-        </w:tc>
-        <w:tc>
-          <w:tcPr>
-            <w:tcBorders>
-              <w:top w:color="c4c7c5" w:space="0" w:sz="6" w:val="single"/>
-              <w:left w:color="c4c7c5" w:space="0" w:sz="6" w:val="single"/>
-              <w:bottom w:color="c4c7c5" w:space="0" w:sz="6" w:val="single"/>
-              <w:right w:color="c4c7c5" w:space="0" w:sz="6" w:val="single"/>
-            </w:tcBorders>
-            <w:shd w:fill="auto" w:val="clear"/>
-            <w:tcMar>
-              <w:top w:w="120.0" w:type="dxa"/>
-              <w:left w:w="180.0" w:type="dxa"/>
-              <w:bottom w:w="120.0" w:type="dxa"/>
-              <w:right w:w="180.0" w:type="dxa"/>
-            </w:tcMar>
-            <w:vAlign w:val="top"/>
-          </w:tcPr>
-          <w:p>
-            <w:pPr>
-              <w:pBdr>
-                <w:top w:space="0" w:sz="0" w:val="nil"/>
-                <w:left w:space="0" w:sz="0" w:val="nil"/>
-                <w:bottom w:space="0" w:sz="0" w:val="nil"/>
-                <w:right w:space="0" w:sz="0" w:val="nil"/>
-                <w:between w:space="0" w:sz="0" w:val="nil"/>
-              </w:pBdr>
-              <w:shd w:fill="auto" w:val="clear"/>
-              <w:spacing w:line="275.9999942779541" w:lineRule="auto"/>
-              <w:rPr>
-                <w:rFonts w:ascii="Google Sans" w:cs="Google Sans" w:eastAsia="Google Sans" w:hAnsi="Google Sans"/>
-                <w:color w:val="444746"/>
-                <w:sz w:val="24"/>
-                <w:szCs w:val="24"/>
-                <w:vertAlign w:val="superscript"/>
-              </w:rPr>
-            </w:pPr>
-            <w:r>
-              <w:rPr>
-                <w:rFonts w:ascii="Google Sans" w:cs="Google Sans" w:eastAsia="Google Sans" w:hAnsi="Google Sans"/>
-                <w:color w:val="1f1f1f"/>
-                <w:rtl w:val="0"/>
-              </w:rPr>
-              <w:t xml:space="preserve">長崎（出島）や大分（別府）への水平展開。2026年10月には東京で500名規模の逆輸入開催を予定。</w:t>
-            </w:r>
-            <w:r>
-              <w:rPr>
-                <w:rFonts w:ascii="Google Sans" w:cs="Google Sans" w:eastAsia="Google Sans" w:hAnsi="Google Sans"/>
-                <w:color w:val="444746"/>
-                <w:sz w:val="24"/>
-                <w:szCs w:val="24"/>
-                <w:vertAlign w:val="superscript"/>
-                <w:rtl w:val="0"/>
-              </w:rPr>
-              <w:t xml:space="preserve">1</w:t>
-            </w:r>
-          </w:p>
-        </w:tc>
-      </w:tr>
-    </w:tbl>
-    <w:p>
-      <w:pPr>
-        <w:pStyle w:val="Heading3"/>
-        <w:pBdr>
-          <w:top w:space="0" w:sz="0" w:val="nil"/>
-          <w:left w:space="0" w:sz="0" w:val="nil"/>
-          <w:bottom w:space="0" w:sz="0" w:val="nil"/>
-          <w:right w:space="0" w:sz="0" w:val="nil"/>
-          <w:between w:space="0" w:sz="0" w:val="nil"/>
-        </w:pBdr>
-        <w:shd w:fill="auto" w:val="clear"/>
-        <w:spacing w:after="120" w:before="0" w:line="275.9999942779541" w:lineRule="auto"/>
-        <w:rPr>
-          <w:rFonts w:ascii="Google Sans" w:cs="Google Sans" w:eastAsia="Google Sans" w:hAnsi="Google Sans"/>
-          <w:color w:val="1f1f1f"/>
-        </w:rPr>
-      </w:pPr>
-      <w:r>
-        <w:rPr>
-          <w:rFonts w:ascii="Google Sans" w:cs="Google Sans" w:eastAsia="Google Sans" w:hAnsi="Google Sans"/>
-          <w:color w:val="1f1f1f"/>
-          <w:rtl w:val="0"/>
-        </w:rPr>
-        <w:t xml:space="preserve">2.2 参加者インサイトから読み解くCLSの提供価値</w:t>
-      </w:r>
-    </w:p>
-    <w:p>
-      <w:pPr>
-        <w:pBdr>
-          <w:top w:space="0" w:sz="0" w:val="nil"/>
-          <w:left w:space="0" w:sz="0" w:val="nil"/>
-          <w:bottom w:space="0" w:sz="0" w:val="nil"/>
-          <w:right w:space="0" w:sz="0" w:val="nil"/>
-          <w:between w:space="0" w:sz="0" w:val="nil"/>
-        </w:pBdr>
-        <w:shd w:fill="auto" w:val="clear"/>
-        <w:spacing w:line="275.9999942779541" w:lineRule="auto"/>
-        <w:rPr>
-          <w:rFonts w:ascii="Google Sans" w:cs="Google Sans" w:eastAsia="Google Sans" w:hAnsi="Google Sans"/>
-          <w:color w:val="1f1f1f"/>
-        </w:rPr>
-      </w:pPr>
-      <w:r>
-        <w:rPr>
-          <w:rFonts w:ascii="Google Sans" w:cs="Google Sans" w:eastAsia="Google Sans" w:hAnsi="Google Sans"/>
-          <w:color w:val="1f1f1f"/>
-          <w:rtl w:val="0"/>
-        </w:rPr>
-        <w:t xml:space="preserve">CLSは、有識者が一方的に知識を伝達する従来のカンファレンスとは全く異なる構造を持つ。個人のイベント参加レポートや公式のメッセージを分析すると、CLSが参加者に提供している中核的な価値は「越境による自己変容」と「圧倒的な心理的安全性の構築」に集約される。</w:t>
-      </w:r>
-    </w:p>
-    <w:p>
-      <w:pPr>
-        <w:pBdr>
-          <w:top w:space="0" w:sz="0" w:val="nil"/>
-          <w:left w:space="0" w:sz="0" w:val="nil"/>
-          <w:bottom w:space="0" w:sz="0" w:val="nil"/>
-          <w:right w:space="0" w:sz="0" w:val="nil"/>
-          <w:between w:space="0" w:sz="0" w:val="nil"/>
-        </w:pBdr>
-        <w:shd w:fill="auto" w:val="clear"/>
-        <w:spacing w:line="275.9999942779541" w:lineRule="auto"/>
-        <w:rPr>
-          <w:rFonts w:ascii="Google Sans" w:cs="Google Sans" w:eastAsia="Google Sans" w:hAnsi="Google Sans"/>
-          <w:color w:val="1f1f1f"/>
-        </w:rPr>
-      </w:pPr>
-      <w:r>
-        <w:rPr>
-          <w:rFonts w:ascii="Google Sans" w:cs="Google Sans" w:eastAsia="Google Sans" w:hAnsi="Google Sans"/>
-          <w:color w:val="1f1f1f"/>
-          <w:rtl w:val="0"/>
-        </w:rPr>
-        <w:t xml:space="preserve">第一に、参加者はCLSを「内側のモノサシではなく、外側のモノサシで自らの課題を測り直す場」として機能させている</w:t>
-      </w:r>
-      <w:r>
-        <w:rPr>
-          <w:rFonts w:ascii="Google Sans" w:cs="Google Sans" w:eastAsia="Google Sans" w:hAnsi="Google Sans"/>
-          <w:color w:val="444746"/>
-          <w:sz w:val="24"/>
-          <w:szCs w:val="24"/>
-          <w:vertAlign w:val="superscript"/>
-          <w:rtl w:val="0"/>
-        </w:rPr>
-        <w:t xml:space="preserve">6</w:t>
-      </w:r>
-      <w:r>
-        <w:rPr>
-          <w:rFonts w:ascii="Google Sans" w:cs="Google Sans" w:eastAsia="Google Sans" w:hAnsi="Google Sans"/>
-          <w:color w:val="1f1f1f"/>
-          <w:rtl w:val="0"/>
-        </w:rPr>
-        <w:t xml:space="preserve">。特定のサービスや関心事で繋がったコミュニティのリーダーたちが、高知や別府といった非日常の空間に集結することで、普段の職場や業界では得られない全く新しい視点や改善の余地に気づくことができる</w:t>
-      </w:r>
-      <w:r>
-        <w:rPr>
-          <w:rFonts w:ascii="Google Sans" w:cs="Google Sans" w:eastAsia="Google Sans" w:hAnsi="Google Sans"/>
-          <w:color w:val="444746"/>
-          <w:sz w:val="24"/>
-          <w:szCs w:val="24"/>
-          <w:vertAlign w:val="superscript"/>
-          <w:rtl w:val="0"/>
-        </w:rPr>
-        <w:t xml:space="preserve">3</w:t>
-      </w:r>
-      <w:r>
-        <w:rPr>
-          <w:rFonts w:ascii="Google Sans" w:cs="Google Sans" w:eastAsia="Google Sans" w:hAnsi="Google Sans"/>
-          <w:color w:val="1f1f1f"/>
-          <w:rtl w:val="0"/>
-        </w:rPr>
-        <w:t xml:space="preserve">。ある参加者のレポートでは、大学教員、焼肉店の経営者、マーケターなど、全く異なる背景を持つ人々が「コミュニティがもたらした変化」について語り合い、そこから「やりたいことを声に出す」という普遍的な結論を導き出している</w:t>
-      </w:r>
-      <w:r>
-        <w:rPr>
-          <w:rFonts w:ascii="Google Sans" w:cs="Google Sans" w:eastAsia="Google Sans" w:hAnsi="Google Sans"/>
-          <w:color w:val="444746"/>
-          <w:sz w:val="24"/>
-          <w:szCs w:val="24"/>
-          <w:vertAlign w:val="superscript"/>
-          <w:rtl w:val="0"/>
-        </w:rPr>
-        <w:t xml:space="preserve">7</w:t>
-      </w:r>
-      <w:r>
-        <w:rPr>
-          <w:rFonts w:ascii="Google Sans" w:cs="Google Sans" w:eastAsia="Google Sans" w:hAnsi="Google Sans"/>
-          <w:color w:val="1f1f1f"/>
-          <w:rtl w:val="0"/>
-        </w:rPr>
-        <w:t xml:space="preserve">。</w:t>
-      </w:r>
-    </w:p>
-    <w:p>
-      <w:pPr>
-        <w:pBdr>
-          <w:top w:space="0" w:sz="0" w:val="nil"/>
-          <w:left w:space="0" w:sz="0" w:val="nil"/>
-          <w:bottom w:space="0" w:sz="0" w:val="nil"/>
-          <w:right w:space="0" w:sz="0" w:val="nil"/>
-          <w:between w:space="0" w:sz="0" w:val="nil"/>
-        </w:pBdr>
-        <w:shd w:fill="auto" w:val="clear"/>
-        <w:spacing w:line="275.9999942779541" w:lineRule="auto"/>
-        <w:rPr>
-          <w:rFonts w:ascii="Google Sans" w:cs="Google Sans" w:eastAsia="Google Sans" w:hAnsi="Google Sans"/>
-          <w:color w:val="1f1f1f"/>
-        </w:rPr>
-      </w:pPr>
-      <w:r>
-        <w:rPr>
-          <w:rFonts w:ascii="Google Sans" w:cs="Google Sans" w:eastAsia="Google Sans" w:hAnsi="Google Sans"/>
-          <w:color w:val="1f1f1f"/>
-          <w:rtl w:val="0"/>
-        </w:rPr>
-        <w:t xml:space="preserve">第二に、この自己変容を可能にしているのが、本編以外の周縁的なプログラム（前夜祭、ワーケーション、大人の遠足）がもたらす体験の共有である。例えばCLS高知では、複雑な立体構造を持つ居酒屋（追手筋宴舞堂）を貸し切りにした前夜祭や、本編前のテントサウナ体験などを通じて、初対面の参加者同士（全体の約40%が初参加者）が急速に距離を縮める設計がなされている</w:t>
-      </w:r>
-      <w:r>
-        <w:rPr>
-          <w:rFonts w:ascii="Google Sans" w:cs="Google Sans" w:eastAsia="Google Sans" w:hAnsi="Google Sans"/>
-          <w:color w:val="444746"/>
-          <w:sz w:val="24"/>
-          <w:szCs w:val="24"/>
-          <w:vertAlign w:val="superscript"/>
-          <w:rtl w:val="0"/>
-        </w:rPr>
-        <w:t xml:space="preserve">2</w:t>
-      </w:r>
-      <w:r>
-        <w:rPr>
-          <w:rFonts w:ascii="Google Sans" w:cs="Google Sans" w:eastAsia="Google Sans" w:hAnsi="Google Sans"/>
-          <w:color w:val="1f1f1f"/>
-          <w:rtl w:val="0"/>
-        </w:rPr>
-        <w:t xml:space="preserve">。参加者が「同じ釜の飯を食い」「同じ湯に浸かる」ことで肩書きという装甲が外れ、本編での議論が極めて本質的かつ白熱したものとなる</w:t>
-      </w:r>
-      <w:r>
-        <w:rPr>
-          <w:rFonts w:ascii="Google Sans" w:cs="Google Sans" w:eastAsia="Google Sans" w:hAnsi="Google Sans"/>
-          <w:color w:val="444746"/>
-          <w:sz w:val="24"/>
-          <w:szCs w:val="24"/>
-          <w:vertAlign w:val="superscript"/>
-          <w:rtl w:val="0"/>
-        </w:rPr>
-        <w:t xml:space="preserve">10</w:t>
-      </w:r>
-      <w:r>
-        <w:rPr>
-          <w:rFonts w:ascii="Google Sans" w:cs="Google Sans" w:eastAsia="Google Sans" w:hAnsi="Google Sans"/>
-          <w:color w:val="1f1f1f"/>
-          <w:rtl w:val="0"/>
-        </w:rPr>
-        <w:t xml:space="preserve">。</w:t>
-      </w:r>
-    </w:p>
-    <w:p>
-      <w:pPr>
-        <w:pBdr>
-          <w:top w:space="0" w:sz="0" w:val="nil"/>
-          <w:left w:space="0" w:sz="0" w:val="nil"/>
-          <w:bottom w:space="0" w:sz="0" w:val="nil"/>
-          <w:right w:space="0" w:sz="0" w:val="nil"/>
-          <w:between w:space="0" w:sz="0" w:val="nil"/>
-        </w:pBdr>
-        <w:shd w:fill="auto" w:val="clear"/>
-        <w:spacing w:line="275.9999942779541" w:lineRule="auto"/>
-        <w:rPr>
-          <w:rFonts w:ascii="Google Sans" w:cs="Google Sans" w:eastAsia="Google Sans" w:hAnsi="Google Sans"/>
-          <w:color w:val="1f1f1f"/>
-        </w:rPr>
-      </w:pPr>
-      <w:r>
-        <w:rPr>
-          <w:rFonts w:ascii="Google Sans" w:cs="Google Sans" w:eastAsia="Google Sans" w:hAnsi="Google Sans"/>
-          <w:color w:val="1f1f1f"/>
-          <w:rtl w:val="0"/>
-        </w:rPr>
-        <w:t xml:space="preserve">第三に、登壇者に対して交通費や謝礼を支払わない「ノーギャラ運用」が、コミュニティ内の価値交換を純化させている。これは、CLSの場に立ち、熱量の高い参加者と交流すること自体が登壇者にとって最大の報酬であるという、強固な相互信頼に基づいている</w:t>
-      </w:r>
-      <w:r>
-        <w:rPr>
-          <w:rFonts w:ascii="Google Sans" w:cs="Google Sans" w:eastAsia="Google Sans" w:hAnsi="Google Sans"/>
-          <w:color w:val="444746"/>
-          <w:sz w:val="24"/>
-          <w:szCs w:val="24"/>
-          <w:vertAlign w:val="superscript"/>
-          <w:rtl w:val="0"/>
-        </w:rPr>
-        <w:t xml:space="preserve">2</w:t>
-      </w:r>
-      <w:r>
-        <w:rPr>
-          <w:rFonts w:ascii="Google Sans" w:cs="Google Sans" w:eastAsia="Google Sans" w:hAnsi="Google Sans"/>
-          <w:color w:val="1f1f1f"/>
-          <w:rtl w:val="0"/>
-        </w:rPr>
-        <w:t xml:space="preserve">。この文化があるからこそ、参加者は「お客様」としてではなく、自らも場を構成する「当事者（アクター）」として振る舞い、「#ヤリキル」「#きっかけはCLS」といった行動志向のハッシュタグを生み出しているのである</w:t>
-      </w:r>
-      <w:r>
-        <w:rPr>
-          <w:rFonts w:ascii="Google Sans" w:cs="Google Sans" w:eastAsia="Google Sans" w:hAnsi="Google Sans"/>
-          <w:color w:val="444746"/>
-          <w:sz w:val="24"/>
-          <w:szCs w:val="24"/>
-          <w:vertAlign w:val="superscript"/>
-          <w:rtl w:val="0"/>
-        </w:rPr>
-        <w:t xml:space="preserve">2</w:t>
-      </w:r>
-      <w:r>
-        <w:rPr>
-          <w:rFonts w:ascii="Google Sans" w:cs="Google Sans" w:eastAsia="Google Sans" w:hAnsi="Google Sans"/>
-          <w:color w:val="1f1f1f"/>
-          <w:rtl w:val="0"/>
-        </w:rPr>
-        <w:t xml:space="preserve">。</w:t>
-      </w:r>
-    </w:p>
-    <w:p>
-      <w:pPr>
-        <w:pStyle w:val="Heading3"/>
-        <w:pBdr>
-          <w:top w:space="0" w:sz="0" w:val="nil"/>
-          <w:left w:space="0" w:sz="0" w:val="nil"/>
-          <w:bottom w:space="0" w:sz="0" w:val="nil"/>
-          <w:right w:space="0" w:sz="0" w:val="nil"/>
-          <w:between w:space="0" w:sz="0" w:val="nil"/>
-        </w:pBdr>
-        <w:shd w:fill="auto" w:val="clear"/>
-        <w:spacing w:after="120" w:before="0" w:line="275.9999942779541" w:lineRule="auto"/>
-        <w:rPr>
-          <w:rFonts w:ascii="Google Sans" w:cs="Google Sans" w:eastAsia="Google Sans" w:hAnsi="Google Sans"/>
-          <w:color w:val="1f1f1f"/>
-        </w:rPr>
-      </w:pPr>
-      <w:r>
-        <w:rPr>
-          <w:rFonts w:ascii="Google Sans" w:cs="Google Sans" w:eastAsia="Google Sans" w:hAnsi="Google Sans"/>
-          <w:color w:val="1f1f1f"/>
-          <w:rtl w:val="0"/>
-        </w:rPr>
-        <w:t xml:space="preserve">2.3 他地域の文脈と「CLS出島」の事例</w:t>
-      </w:r>
-    </w:p>
-    <w:p>
-      <w:pPr>
-        <w:pBdr>
-          <w:top w:space="0" w:sz="0" w:val="nil"/>
-          <w:left w:space="0" w:sz="0" w:val="nil"/>
-          <w:bottom w:space="0" w:sz="0" w:val="nil"/>
-          <w:right w:space="0" w:sz="0" w:val="nil"/>
-          <w:between w:space="0" w:sz="0" w:val="nil"/>
-        </w:pBdr>
-        <w:shd w:fill="auto" w:val="clear"/>
-        <w:spacing w:line="275.9999942779541" w:lineRule="auto"/>
-        <w:rPr>
-          <w:rFonts w:ascii="Google Sans" w:cs="Google Sans" w:eastAsia="Google Sans" w:hAnsi="Google Sans"/>
-          <w:color w:val="1f1f1f"/>
-        </w:rPr>
-      </w:pPr>
-      <w:r>
-        <w:rPr>
-          <w:rFonts w:ascii="Google Sans" w:cs="Google Sans" w:eastAsia="Google Sans" w:hAnsi="Google Sans"/>
-          <w:color w:val="1f1f1f"/>
-          <w:rtl w:val="0"/>
-        </w:rPr>
-        <w:t xml:space="preserve">高知で醸成されたこのコミュニティモデルは、参加者の「地元でもやりたい」という熱意によって全国へ飛び火している。2024年からスタートした長崎の「CLS出島」は、少子高齢化や人口流出という典型的な地方課題に対し、「点在する長崎のコミュニティを面にする」という明確なコンセプトを掲げている</w:t>
-      </w:r>
-      <w:r>
-        <w:rPr>
-          <w:rFonts w:ascii="Google Sans" w:cs="Google Sans" w:eastAsia="Google Sans" w:hAnsi="Google Sans"/>
-          <w:color w:val="444746"/>
-          <w:sz w:val="24"/>
-          <w:szCs w:val="24"/>
-          <w:vertAlign w:val="superscript"/>
-          <w:rtl w:val="0"/>
-        </w:rPr>
-        <w:t xml:space="preserve">12</w:t>
-      </w:r>
-      <w:r>
-        <w:rPr>
-          <w:rFonts w:ascii="Google Sans" w:cs="Google Sans" w:eastAsia="Google Sans" w:hAnsi="Google Sans"/>
-          <w:color w:val="1f1f1f"/>
-          <w:rtl w:val="0"/>
-        </w:rPr>
-        <w:t xml:space="preserve">。かつて日本で唯一世界に開かれていた玄関口である「出島」の歴史的コンテキストを借用し、地域内で孤立しがちな挑戦者たちを繋ぎ合わせるハブとして機能している</w:t>
-      </w:r>
-      <w:r>
-        <w:rPr>
-          <w:rFonts w:ascii="Google Sans" w:cs="Google Sans" w:eastAsia="Google Sans" w:hAnsi="Google Sans"/>
-          <w:color w:val="444746"/>
-          <w:sz w:val="24"/>
-          <w:szCs w:val="24"/>
-          <w:vertAlign w:val="superscript"/>
-          <w:rtl w:val="0"/>
-        </w:rPr>
-        <w:t xml:space="preserve">12</w:t>
-      </w:r>
-      <w:r>
-        <w:rPr>
-          <w:rFonts w:ascii="Google Sans" w:cs="Google Sans" w:eastAsia="Google Sans" w:hAnsi="Google Sans"/>
-          <w:color w:val="1f1f1f"/>
-          <w:rtl w:val="0"/>
-        </w:rPr>
-        <w:t xml:space="preserve">。このように、CLSが他地域で成功するためには、単なるフォーマットの輸入ではなく、その土地が持つ歴史的・文化的背景とコミュニティの理念を密接に結びつける「文脈化（コンテキストの再定義）」が不可欠である。</w:t>
-      </w:r>
-    </w:p>
-    <w:p>
-      <w:pPr>
-        <w:pStyle w:val="Heading2"/>
-        <w:pBdr>
-          <w:top w:space="0" w:sz="0" w:val="nil"/>
-          <w:left w:space="0" w:sz="0" w:val="nil"/>
-          <w:bottom w:space="0" w:sz="0" w:val="nil"/>
-          <w:right w:space="0" w:sz="0" w:val="nil"/>
-          <w:between w:space="0" w:sz="0" w:val="nil"/>
-        </w:pBdr>
-        <w:shd w:fill="auto" w:val="clear"/>
-        <w:spacing w:after="120" w:before="0" w:line="275.9999942779541" w:lineRule="auto"/>
-        <w:rPr>
-          <w:rFonts w:ascii="Google Sans" w:cs="Google Sans" w:eastAsia="Google Sans" w:hAnsi="Google Sans"/>
-          <w:color w:val="1f1f1f"/>
-        </w:rPr>
-      </w:pPr>
-      <w:r>
-        <w:rPr>
-          <w:rFonts w:ascii="Google Sans" w:cs="Google Sans" w:eastAsia="Google Sans" w:hAnsi="Google Sans"/>
-          <w:color w:val="1f1f1f"/>
-          <w:rtl w:val="0"/>
-        </w:rPr>
-        <w:t xml:space="preserve">3. 「CLSとは何か」の再言語化戦略</w:t>
-      </w:r>
-    </w:p>
-    <w:p>
-      <w:pPr>
-        <w:pBdr>
-          <w:top w:space="0" w:sz="0" w:val="nil"/>
-          <w:left w:space="0" w:sz="0" w:val="nil"/>
-          <w:bottom w:space="0" w:sz="0" w:val="nil"/>
-          <w:right w:space="0" w:sz="0" w:val="nil"/>
-          <w:between w:space="0" w:sz="0" w:val="nil"/>
-        </w:pBdr>
-        <w:shd w:fill="auto" w:val="clear"/>
-        <w:spacing w:line="275.9999942779541" w:lineRule="auto"/>
-        <w:rPr>
-          <w:rFonts w:ascii="Google Sans" w:cs="Google Sans" w:eastAsia="Google Sans" w:hAnsi="Google Sans"/>
-          <w:color w:val="1f1f1f"/>
-        </w:rPr>
-      </w:pPr>
-      <w:r>
-        <w:rPr>
-          <w:rFonts w:ascii="Google Sans" w:cs="Google Sans" w:eastAsia="Google Sans" w:hAnsi="Google Sans"/>
-          <w:color w:val="1f1f1f"/>
-          <w:rtl w:val="0"/>
-        </w:rPr>
-        <w:t xml:space="preserve">運営メンバーの勧誘やサポート企業の誘致においては、「コミュニティマーケティング」などの専門用語を排し、相手の立場に立った直感的で心を動かす言語化が必要となる。本日の議論の土台として、以下のステークホルダー別メッセージングを提案する。</w:t>
-      </w:r>
-    </w:p>
-    <w:p>
-      <w:pPr>
-        <w:pBdr>
-          <w:top w:space="0" w:sz="0" w:val="nil"/>
-          <w:left w:space="0" w:sz="0" w:val="nil"/>
-          <w:bottom w:space="0" w:sz="0" w:val="nil"/>
-          <w:right w:space="0" w:sz="0" w:val="nil"/>
-          <w:between w:space="0" w:sz="0" w:val="nil"/>
-        </w:pBdr>
-        <w:shd w:fill="auto" w:val="clear"/>
-        <w:spacing w:line="275.9999942779541" w:lineRule="auto"/>
-        <w:rPr>
-          <w:rFonts w:ascii="Google Sans" w:cs="Google Sans" w:eastAsia="Google Sans" w:hAnsi="Google Sans"/>
-          <w:color w:val="1f1f1f"/>
-        </w:rPr>
-      </w:pPr>
-      <w:r>
-        <w:rPr>
-          <w:rFonts w:ascii="Google Sans" w:cs="Google Sans" w:eastAsia="Google Sans" w:hAnsi="Google Sans"/>
-          <w:b w:val="1"/>
-          <w:bCs w:val="1"/>
-          <w:color w:val="1f1f1f"/>
-          <w:rtl w:val="0"/>
-        </w:rPr>
-        <w:t xml:space="preserve">【基礎概念：30秒で伝えるCLS（エレベーターピッチ）】</w:t>
-      </w:r>
-      <w:r>
-        <w:rPr>
-          <w:rFonts w:ascii="Google Sans" w:cs="Google Sans" w:eastAsia="Google Sans" w:hAnsi="Google Sans"/>
-          <w:color w:val="1f1f1f"/>
-          <w:rtl w:val="0"/>
-        </w:rPr>
-        <w:t xml:space="preserve"> 「CLSとは、地域を本気で良くしたい『地元の挑戦者』と、全国で活躍する『外の専門家』が混ざり合い、新しいプロジェクトを生み出す実践型の合宿イベントです。単なる講演会ではなく、全員が肩書きを捨てて本音で議論し、翌日からすぐに行動を起こすための『熱気あふれる大人の作戦会議』です。」</w:t>
-      </w:r>
-    </w:p>
-    <w:p>
-      <w:pPr>
-        <w:pBdr>
-          <w:top w:space="0" w:sz="0" w:val="nil"/>
-          <w:left w:space="0" w:sz="0" w:val="nil"/>
-          <w:bottom w:space="0" w:sz="0" w:val="nil"/>
-          <w:right w:space="0" w:sz="0" w:val="nil"/>
-          <w:between w:space="0" w:sz="0" w:val="nil"/>
-        </w:pBdr>
-        <w:shd w:fill="auto" w:val="clear"/>
-        <w:spacing w:line="275.9999942779541" w:lineRule="auto"/>
-        <w:rPr>
-          <w:rFonts w:ascii="Google Sans" w:cs="Google Sans" w:eastAsia="Google Sans" w:hAnsi="Google Sans"/>
-          <w:b w:val="1"/>
-          <w:bCs w:val="1"/>
-          <w:color w:val="1f1f1f"/>
-        </w:rPr>
-      </w:pPr>
-      <w:r>
-        <w:rPr>
-          <w:rFonts w:ascii="Google Sans" w:cs="Google Sans" w:eastAsia="Google Sans" w:hAnsi="Google Sans"/>
-          <w:b w:val="1"/>
-          <w:bCs w:val="1"/>
-          <w:color w:val="1f1f1f"/>
-          <w:rtl w:val="0"/>
-        </w:rPr>
-        <w:t xml:space="preserve">【対象者別の言語化アプローチ】</w:t>
-      </w:r>
-    </w:p>
-    <w:tbl>
-      <w:tblPr>
-        <w:tblStyle w:val="Table2"/>
         <w:tblW w:w="9360.0" w:type="dxa"/>
         <w:jc w:val="left"/>
         <w:tblBorders>
@@ -2299,7 +1255,7 @@
                 <w:color w:val="1f1f1f"/>
                 <w:rtl w:val="0"/>
               </w:rPr>
-              <w:t xml:space="preserve">「大分・別府という特異なフィールドで、地域課題の最前線に立つリーダーたちと深い関係値を築くことができます。ワーケーションや合宿という密室空間で、自社の技術やビジョンへの強い共感者（エバンジェリスト）を生み出す場です。」</w:t>
+              <w:t xml:space="preserve">「大分・別府という特異なフィールドで、地域課題の最前線に立つリーダーたちと深い関係値を築くことができます。自社の技術やビジョンへの強い共感者（エバンジェリスト）を生み出す場です。」</w:t>
             </w:r>
           </w:p>
         </w:tc>
@@ -2328,7 +1284,7 @@
           <w:color w:val="1f1f1f"/>
           <w:rtl w:val="0"/>
         </w:rPr>
-        <w:t xml:space="preserve">4. CLS別府の現状分析と「合宿型・小規模開催」の優位性</w:t>
+        <w:t xml:space="preserve">4. CLS別府の現状分析と第2回の戦略的フォーマット</w:t>
       </w:r>
     </w:p>
     <w:p>
@@ -2353,7 +1309,7 @@
           <w:color w:val="1f1f1f"/>
           <w:rtl w:val="0"/>
         </w:rPr>
-        <w:t xml:space="preserve">第2回に向けた戦略を練る上で、過去の実績と現在の運営体制のリソースを冷徹に分析し、戦略的フォーマットを決定する必要がある。</w:t>
+        <w:t xml:space="preserve">第2回に向けた戦略を練る上で、過去の実績と現在の運営体制のリソースを冷徹に分析し、最も効果的な開催フォーマットを決定した。</w:t>
       </w:r>
     </w:p>
     <w:p>
@@ -2415,7 +1371,7 @@
           <w:vertAlign w:val="superscript"/>
           <w:rtl w:val="0"/>
         </w:rPr>
-        <w:t xml:space="preserve">10</w:t>
+        <w:t xml:space="preserve">3</w:t>
       </w:r>
       <w:r>
         <w:rPr>
@@ -2434,7 +1390,7 @@
           <w:vertAlign w:val="superscript"/>
           <w:rtl w:val="0"/>
         </w:rPr>
-        <w:t xml:space="preserve">10</w:t>
+        <w:t xml:space="preserve">3</w:t>
       </w:r>
       <w:r>
         <w:rPr>
@@ -2453,7 +1409,7 @@
           <w:vertAlign w:val="superscript"/>
           <w:rtl w:val="0"/>
         </w:rPr>
-        <w:t xml:space="preserve">10</w:t>
+        <w:t xml:space="preserve">3</w:t>
       </w:r>
       <w:r>
         <w:rPr>
@@ -2486,7 +1442,7 @@
           <w:color w:val="1f1f1f"/>
           <w:rtl w:val="0"/>
         </w:rPr>
-        <w:t xml:space="preserve">一方、2026年1月の第1回（本開催）では、中津市での唐揚げ食べ歩きやはしご酒、別府市での「別府八湯全制覇ツアー」や地獄蒸し体験など、5日間にわたる極めて重厚なワーケーションプログラムが組まれた</w:t>
+        <w:t xml:space="preserve">一方、2026年1月の第1回（本開催）では、中津市での唐揚げ食べ歩き、別府市での「別府八湯全制覇ツアー」や地獄蒸し体験など、5日間にわたる極めて重厚なワーケーションプログラムが組まれた</w:t>
       </w:r>
       <w:r>
         <w:rPr>
@@ -2556,7 +1512,7 @@
           <w:color w:val="1f1f1f"/>
           <w:rtl w:val="0"/>
         </w:rPr>
-        <w:t xml:space="preserve">現在のコアメンバーである若林氏、平野氏、辻氏のプロフィールを分析すると、コミュニティイベントを成功に導くための「技術・場作り・信用」という黄金のトライアングルが形成されていることがわかる。</w:t>
+        <w:t xml:space="preserve">現在のコアメンバーである3名は、コミュニティイベントを成功に導くための「技術・場作り・信用」という黄金のトライアングルを形成している。</w:t>
       </w:r>
     </w:p>
     <w:p>
@@ -2583,7 +1539,7 @@
     </w:p>
     <w:tbl>
       <w:tblPr>
-        <w:tblStyle w:val="Table3"/>
+        <w:tblStyle w:val="Table2"/>
         <w:tblW w:w="9360.0" w:type="dxa"/>
         <w:jc w:val="left"/>
         <w:tblBorders>
@@ -3448,6 +2404,32 @@
     </w:tbl>
     <w:p>
       <w:pPr>
+        <w:pStyle w:val="Heading3"/>
+        <w:pBdr>
+          <w:top w:space="0" w:sz="0" w:val="nil"/>
+          <w:left w:space="0" w:sz="0" w:val="nil"/>
+          <w:bottom w:space="0" w:sz="0" w:val="nil"/>
+          <w:right w:space="0" w:sz="0" w:val="nil"/>
+          <w:between w:space="0" w:sz="0" w:val="nil"/>
+        </w:pBdr>
+        <w:shd w:fill="auto" w:val="clear"/>
+        <w:spacing w:after="120" w:before="0" w:line="275.9999942779541" w:lineRule="auto"/>
+        <w:rPr>
+          <w:rFonts w:ascii="Google Sans" w:cs="Google Sans" w:eastAsia="Google Sans" w:hAnsi="Google Sans"/>
+          <w:color w:val="1f1f1f"/>
+        </w:rPr>
+      </w:pPr>
+      <w:r>
+        <w:rPr>
+          <w:rFonts w:ascii="Google Sans" w:cs="Google Sans" w:eastAsia="Google Sans" w:hAnsi="Google Sans"/>
+          <w:color w:val="1f1f1f"/>
+          <w:rtl w:val="0"/>
+        </w:rPr>
+        <w:t xml:space="preserve">4.3 戦略的転換：「レンガホールでの原点回帰」と「事後合宿」の二段構え</w:t>
+      </w:r>
+    </w:p>
+    <w:p>
+      <w:pPr>
         <w:pBdr>
           <w:top w:space="0" w:sz="0" w:val="nil"/>
           <w:left w:space="0" w:sz="0" w:val="nil"/>
@@ -3468,37 +2450,15 @@
           <w:color w:val="1f1f1f"/>
           <w:rtl w:val="0"/>
         </w:rPr>
-        <w:t xml:space="preserve">この3名体制は質的には極めて優秀であるが、量的な実働リソースは不足している。したがって、第2回の戦略は「規模の縮小」ではなく、「濃度の極大化」へと舵を切るべきである。</w:t>
-      </w:r>
-    </w:p>
-    <w:p>
-      <w:pPr>
-        <w:pStyle w:val="Heading3"/>
-        <w:pBdr>
-          <w:top w:space="0" w:sz="0" w:val="nil"/>
-          <w:left w:space="0" w:sz="0" w:val="nil"/>
-          <w:bottom w:space="0" w:sz="0" w:val="nil"/>
-          <w:right w:space="0" w:sz="0" w:val="nil"/>
-          <w:between w:space="0" w:sz="0" w:val="nil"/>
-        </w:pBdr>
-        <w:shd w:fill="auto" w:val="clear"/>
-        <w:spacing w:after="120" w:before="0" w:line="275.9999942779541" w:lineRule="auto"/>
-        <w:rPr>
-          <w:rFonts w:ascii="Google Sans" w:cs="Google Sans" w:eastAsia="Google Sans" w:hAnsi="Google Sans"/>
-          <w:color w:val="1f1f1f"/>
-        </w:rPr>
-      </w:pPr>
-      <w:r>
-        <w:rPr>
-          <w:rFonts w:ascii="Google Sans" w:cs="Google Sans" w:eastAsia="Google Sans" w:hAnsi="Google Sans"/>
-          <w:color w:val="1f1f1f"/>
-          <w:rtl w:val="0"/>
-        </w:rPr>
-        <w:t xml:space="preserve">4.3 戦略的転換：「別府・旅館での合宿型開催」の圧倒的優位性</w:t>
-      </w:r>
-    </w:p>
-    <w:p>
-      <w:pPr>
+        <w:t xml:space="preserve">現在のリソース不足を乗り越え、かつ熱量の高いコミュニティを再構築するため、2027年1月23日に予定している第2回は以下のフォーマットで実施する。</w:t>
+      </w:r>
+    </w:p>
+    <w:p>
+      <w:pPr>
+        <w:numPr>
+          <w:ilvl w:val="0"/>
+          <w:numId w:val="1"/>
+        </w:numPr>
         <w:pBdr>
           <w:top w:space="0" w:sz="0" w:val="nil"/>
           <w:left w:space="0" w:sz="0" w:val="nil"/>
@@ -3508,43 +2468,25 @@
         </w:pBdr>
         <w:shd w:fill="auto" w:val="clear"/>
         <w:spacing w:line="275.9999942779541" w:lineRule="auto"/>
-        <w:rPr>
-          <w:rFonts w:ascii="Google Sans" w:cs="Google Sans" w:eastAsia="Google Sans" w:hAnsi="Google Sans"/>
-          <w:color w:val="1f1f1f"/>
-        </w:rPr>
-      </w:pPr>
-      <w:r>
-        <w:rPr>
-          <w:rFonts w:ascii="Google Sans" w:cs="Google Sans" w:eastAsia="Google Sans" w:hAnsi="Google Sans"/>
-          <w:color w:val="1f1f1f"/>
-          <w:rtl w:val="0"/>
-        </w:rPr>
-        <w:t xml:space="preserve">ユーザーが提示した「別府の旅館で合宿的なこと」というアイデアは、現状のリソース不足を逆手に取り、CLS本来の価値を最大化する最高の戦略フォーマットである。</w:t>
-      </w:r>
-    </w:p>
-    <w:p>
-      <w:pPr>
-        <w:pBdr>
-          <w:top w:space="0" w:sz="0" w:val="nil"/>
-          <w:left w:space="0" w:sz="0" w:val="nil"/>
-          <w:bottom w:space="0" w:sz="0" w:val="nil"/>
-          <w:right w:space="0" w:sz="0" w:val="nil"/>
-          <w:between w:space="0" w:sz="0" w:val="nil"/>
-        </w:pBdr>
-        <w:shd w:fill="auto" w:val="clear"/>
-        <w:spacing w:line="275.9999942779541" w:lineRule="auto"/>
-        <w:rPr>
-          <w:rFonts w:ascii="Google Sans" w:cs="Google Sans" w:eastAsia="Google Sans" w:hAnsi="Google Sans"/>
-          <w:color w:val="1f1f1f"/>
-        </w:rPr>
-      </w:pPr>
-      <w:r>
-        <w:rPr>
-          <w:rFonts w:ascii="Google Sans" w:cs="Google Sans" w:eastAsia="Google Sans" w:hAnsi="Google Sans"/>
-          <w:color w:val="1f1f1f"/>
-          <w:rtl w:val="0"/>
-        </w:rPr>
-        <w:t xml:space="preserve">別府は古来より湯治客を受け入れてきた「多様性を受容する街」である。年齢、国籍、職業に関わらず、誰もが服を脱いで「同じ湯に浸かる」という行為は、究極のフラットなコミュニケーション装置である</w:t>
+        <w:ind w:left="600" w:hanging="360"/>
+      </w:pPr>
+      <w:r>
+        <w:rPr>
+          <w:rFonts w:ascii="Google Sans" w:cs="Google Sans" w:eastAsia="Google Sans" w:hAnsi="Google Sans"/>
+          <w:b w:val="1"/>
+          <w:bCs w:val="1"/>
+          <w:color w:val="1f1f1f"/>
+          <w:rtl w:val="0"/>
+        </w:rPr>
+        <w:t xml:space="preserve">本編＋懇親会への集中（第0回フォーマットへの回帰）:</w:t>
+      </w:r>
+      <w:r>
+        <w:rPr>
+          <w:rFonts w:ascii="Google Sans" w:cs="Google Sans" w:eastAsia="Google Sans" w:hAnsi="Google Sans"/>
+          <w:color w:val="1f1f1f"/>
+          <w:rtl w:val="0"/>
+        </w:rPr>
+        <w:t xml:space="preserve"> ワーケーション、前夜祭、大人の遠足といった付帯イベントは今回一切行わず、リソースを「本編と懇親会」に全集中させる。会場は第0回と同じく、B-biz LINKが入居する「別府のレンガホール2階」を使用する</w:t>
       </w:r>
       <w:r>
         <w:rPr>
@@ -3555,15 +2497,34 @@
           <w:vertAlign w:val="superscript"/>
           <w:rtl w:val="0"/>
         </w:rPr>
-        <w:t xml:space="preserve">1</w:t>
-      </w:r>
-      <w:r>
-        <w:rPr>
-          <w:rFonts w:ascii="Google Sans" w:cs="Google Sans" w:eastAsia="Google Sans" w:hAnsi="Google Sans"/>
-          <w:color w:val="1f1f1f"/>
-          <w:rtl w:val="0"/>
-        </w:rPr>
-        <w:t xml:space="preserve">。大規模なホールで講演を聞くスタイルを捨て、数十名規模の旅館貸し切りによる合宿型（リトリート型）を採用することで、以下のメリットが生出する。</w:t>
+        <w:t xml:space="preserve">3</w:t>
+      </w:r>
+      <w:r>
+        <w:rPr>
+          <w:rFonts w:ascii="Google Sans" w:cs="Google Sans" w:eastAsia="Google Sans" w:hAnsi="Google Sans"/>
+          <w:color w:val="1f1f1f"/>
+          <w:rtl w:val="0"/>
+        </w:rPr>
+        <w:t xml:space="preserve">。これにより、会場費を無料に抑えつつ、昭和初期建設の登録有形文化財という独特の非日常空間を活用できる</w:t>
+      </w:r>
+      <w:r>
+        <w:rPr>
+          <w:rFonts w:ascii="Google Sans" w:cs="Google Sans" w:eastAsia="Google Sans" w:hAnsi="Google Sans"/>
+          <w:color w:val="444746"/>
+          <w:sz w:val="24"/>
+          <w:szCs w:val="24"/>
+          <w:vertAlign w:val="superscript"/>
+          <w:rtl w:val="0"/>
+        </w:rPr>
+        <w:t xml:space="preserve">3</w:t>
+      </w:r>
+      <w:r>
+        <w:rPr>
+          <w:rFonts w:ascii="Google Sans" w:cs="Google Sans" w:eastAsia="Google Sans" w:hAnsi="Google Sans"/>
+          <w:color w:val="1f1f1f"/>
+          <w:rtl w:val="0"/>
+        </w:rPr>
+        <w:t xml:space="preserve">。</w:t>
       </w:r>
     </w:p>
     <w:p>
@@ -3591,23 +2552,64 @@
           <w:color w:val="1f1f1f"/>
           <w:rtl w:val="0"/>
         </w:rPr>
-        <w:t xml:space="preserve">運営コストの劇的な削減:</w:t>
-      </w:r>
-      <w:r>
-        <w:rPr>
-          <w:rFonts w:ascii="Google Sans" w:cs="Google Sans" w:eastAsia="Google Sans" w:hAnsi="Google Sans"/>
-          <w:color w:val="1f1f1f"/>
-          <w:rtl w:val="0"/>
-        </w:rPr>
-        <w:t xml:space="preserve"> 会場設営、移動手配、複数店舗での懇親会予約といったロジスティクスが「旅館という一つの閉鎖空間」に集約されるため、3名体制でも十分にコントロール可能となる。</w:t>
-      </w:r>
-    </w:p>
-    <w:p>
-      <w:pPr>
-        <w:numPr>
-          <w:ilvl w:val="0"/>
-          <w:numId w:val="1"/>
-        </w:numPr>
+        <w:t xml:space="preserve">次期運営発掘のための「少人数事後合宿」:</w:t>
+      </w:r>
+      <w:r>
+        <w:rPr>
+          <w:rFonts w:ascii="Arial" w:cs="Arial" w:eastAsia="Arial" w:hAnsi="Arial"/>
+          <w:b w:val="0"/>
+          <w:bCs w:val="0"/>
+          <w:i w:val="0"/>
+          <w:iCs w:val="0"/>
+          <w:smallCaps w:val="0"/>
+          <w:strike w:val="0"/>
+          <w:color w:val="000000"/>
+          <w:sz w:val="22"/>
+          <w:szCs w:val="22"/>
+          <w:u w:val="none"/>
+          <w:shd w:fill="auto" w:val="clear"/>
+          <w:vertAlign w:val="baseline"/>
+          <w:rtl w:val="0"/>
+        </w:rPr>
+        <w:br w:type="textWrapping"/>
+      </w:r>
+      <w:r>
+        <w:rPr>
+          <w:rFonts w:ascii="Google Sans" w:cs="Google Sans" w:eastAsia="Google Sans" w:hAnsi="Google Sans"/>
+          <w:color w:val="1f1f1f"/>
+          <w:rtl w:val="0"/>
+        </w:rPr>
+        <w:t xml:space="preserve">イベントとしての没入感を生み出す「合宿」の要素は、第2回の参加者の中から「次回の運営に巻き込めそうな熱量の高い人材」を数名ピックアップし、後日極めて少人数で実施する。これにより、不特定多数の宿泊・移動手配の手間を省きつつ、次期コアメンバーとの強固な信頼関係（同じ釜の飯を食い、同じ湯に浸かる関係）を効率的に構築する。</w:t>
+      </w:r>
+    </w:p>
+    <w:p>
+      <w:pPr>
+        <w:pStyle w:val="Heading2"/>
+        <w:pBdr>
+          <w:top w:space="0" w:sz="0" w:val="nil"/>
+          <w:left w:space="0" w:sz="0" w:val="nil"/>
+          <w:bottom w:space="0" w:sz="0" w:val="nil"/>
+          <w:right w:space="0" w:sz="0" w:val="nil"/>
+          <w:between w:space="0" w:sz="0" w:val="nil"/>
+        </w:pBdr>
+        <w:shd w:fill="auto" w:val="clear"/>
+        <w:spacing w:after="120" w:before="0" w:line="275.9999942779541" w:lineRule="auto"/>
+        <w:rPr>
+          <w:rFonts w:ascii="Google Sans" w:cs="Google Sans" w:eastAsia="Google Sans" w:hAnsi="Google Sans"/>
+          <w:color w:val="1f1f1f"/>
+        </w:rPr>
+      </w:pPr>
+      <w:r>
+        <w:rPr>
+          <w:rFonts w:ascii="Google Sans" w:cs="Google Sans" w:eastAsia="Google Sans" w:hAnsi="Google Sans"/>
+          <w:color w:val="1f1f1f"/>
+          <w:rtl w:val="0"/>
+        </w:rPr>
+        <w:t xml:space="preserve">5. CLS別府の戦略的基盤（PVMV）</w:t>
+      </w:r>
+    </w:p>
+    <w:p>
+      <w:pPr>
         <w:pBdr>
           <w:top w:space="0" w:sz="0" w:val="nil"/>
           <w:left w:space="0" w:sz="0" w:val="nil"/>
@@ -3617,43 +2619,63 @@
         </w:pBdr>
         <w:shd w:fill="auto" w:val="clear"/>
         <w:spacing w:line="275.9999942779541" w:lineRule="auto"/>
-        <w:ind w:left="600" w:hanging="360"/>
-      </w:pPr>
-      <w:r>
+        <w:rPr>
+          <w:rFonts w:ascii="Google Sans" w:cs="Google Sans" w:eastAsia="Google Sans" w:hAnsi="Google Sans"/>
+          <w:color w:val="1f1f1f"/>
+        </w:rPr>
+      </w:pPr>
+      <w:r>
+        <w:rPr>
+          <w:rFonts w:ascii="Google Sans" w:cs="Google Sans" w:eastAsia="Google Sans" w:hAnsi="Google Sans"/>
+          <w:color w:val="1f1f1f"/>
+          <w:rtl w:val="0"/>
+        </w:rPr>
+        <w:t xml:space="preserve">第0回・第1回のレガシーと、運営メンバー3名の特性を融合させた新生CLS別府の理念体系である。これを全員の共通言語とする。</w:t>
+      </w:r>
+    </w:p>
+    <w:p>
+      <w:pPr>
+        <w:pStyle w:val="Heading3"/>
+        <w:pBdr>
+          <w:top w:space="0" w:sz="0" w:val="nil"/>
+          <w:left w:space="0" w:sz="0" w:val="nil"/>
+          <w:bottom w:space="0" w:sz="0" w:val="nil"/>
+          <w:right w:space="0" w:sz="0" w:val="nil"/>
+          <w:between w:space="0" w:sz="0" w:val="nil"/>
+        </w:pBdr>
+        <w:shd w:fill="auto" w:val="clear"/>
+        <w:spacing w:after="120" w:before="0" w:line="275.9999942779541" w:lineRule="auto"/>
+        <w:rPr>
+          <w:rFonts w:ascii="Google Sans" w:cs="Google Sans" w:eastAsia="Google Sans" w:hAnsi="Google Sans"/>
+          <w:color w:val="1f1f1f"/>
+        </w:rPr>
+      </w:pPr>
+      <w:r>
+        <w:rPr>
+          <w:rFonts w:ascii="Google Sans" w:cs="Google Sans" w:eastAsia="Google Sans" w:hAnsi="Google Sans"/>
+          <w:color w:val="1f1f1f"/>
+          <w:rtl w:val="0"/>
+        </w:rPr>
+        <w:t xml:space="preserve">5.1 パーパス（Purpose）：CLS別府の社会的な存在意義</w:t>
+      </w:r>
+    </w:p>
+    <w:p>
+      <w:pPr>
+        <w:pBdr>
+          <w:top w:space="0" w:sz="0" w:val="nil"/>
+          <w:left w:space="0" w:sz="0" w:val="nil"/>
+          <w:bottom w:space="0" w:sz="0" w:val="nil"/>
+          <w:right w:space="0" w:sz="0" w:val="nil"/>
+          <w:between w:space="0" w:sz="0" w:val="nil"/>
+        </w:pBdr>
+        <w:shd w:fill="auto" w:val="clear"/>
+        <w:spacing w:line="275.9999942779541" w:lineRule="auto"/>
         <w:rPr>
           <w:rFonts w:ascii="Google Sans" w:cs="Google Sans" w:eastAsia="Google Sans" w:hAnsi="Google Sans"/>
           <w:b w:val="1"/>
           <w:bCs w:val="1"/>
           <w:color w:val="1f1f1f"/>
-          <w:rtl w:val="0"/>
-        </w:rPr>
-        <w:t xml:space="preserve">逃げ場のない濃密な対話（没入感の創出）:</w:t>
-      </w:r>
-      <w:r>
-        <w:rPr>
-          <w:rFonts w:ascii="Google Sans" w:cs="Google Sans" w:eastAsia="Google Sans" w:hAnsi="Google Sans"/>
-          <w:color w:val="1f1f1f"/>
-          <w:rtl w:val="0"/>
-        </w:rPr>
-        <w:t xml:space="preserve"> 参加者が同じ屋根の下で寝食を共にし、深夜まで議論を交わし、翌朝一緒に温泉に入る。このプロセスを経ることで、高知における「ワーケーションと本編の融合」を、わずか1泊2日のパッケージで実現できる。</w:t>
-      </w:r>
-    </w:p>
-    <w:p>
-      <w:pPr>
-        <w:numPr>
-          <w:ilvl w:val="0"/>
-          <w:numId w:val="1"/>
-        </w:numPr>
-        <w:pBdr>
-          <w:top w:space="0" w:sz="0" w:val="nil"/>
-          <w:left w:space="0" w:sz="0" w:val="nil"/>
-          <w:bottom w:space="0" w:sz="0" w:val="nil"/>
-          <w:right w:space="0" w:sz="0" w:val="nil"/>
-          <w:between w:space="0" w:sz="0" w:val="nil"/>
-        </w:pBdr>
-        <w:shd w:fill="auto" w:val="clear"/>
-        <w:spacing w:line="275.9999942779541" w:lineRule="auto"/>
-        <w:ind w:left="600" w:hanging="360"/>
+        </w:rPr>
       </w:pPr>
       <w:r>
         <w:rPr>
@@ -3663,121 +2685,7 @@
           <w:color w:val="1f1f1f"/>
           <w:rtl w:val="0"/>
         </w:rPr>
-        <w:t xml:space="preserve">プレミアム感による単価向上:</w:t>
-      </w:r>
-      <w:r>
-        <w:rPr>
-          <w:rFonts w:ascii="Google Sans" w:cs="Google Sans" w:eastAsia="Google Sans" w:hAnsi="Google Sans"/>
-          <w:color w:val="1f1f1f"/>
-          <w:rtl w:val="0"/>
-        </w:rPr>
-        <w:t xml:space="preserve"> 小規模であることを「限定性」と位置づけ、参加費や協賛費の単価を上げることで、少ない集客でも損益分岐点を超える強靭な財務モデルを構築できる。</w:t>
-      </w:r>
-    </w:p>
-    <w:p>
-      <w:pPr>
-        <w:pStyle w:val="Heading2"/>
-        <w:pBdr>
-          <w:top w:space="0" w:sz="0" w:val="nil"/>
-          <w:left w:space="0" w:sz="0" w:val="nil"/>
-          <w:bottom w:space="0" w:sz="0" w:val="nil"/>
-          <w:right w:space="0" w:sz="0" w:val="nil"/>
-          <w:between w:space="0" w:sz="0" w:val="nil"/>
-        </w:pBdr>
-        <w:shd w:fill="auto" w:val="clear"/>
-        <w:spacing w:after="120" w:before="0" w:line="275.9999942779541" w:lineRule="auto"/>
-        <w:rPr>
-          <w:rFonts w:ascii="Google Sans" w:cs="Google Sans" w:eastAsia="Google Sans" w:hAnsi="Google Sans"/>
-          <w:color w:val="1f1f1f"/>
-        </w:rPr>
-      </w:pPr>
-      <w:r>
-        <w:rPr>
-          <w:rFonts w:ascii="Google Sans" w:cs="Google Sans" w:eastAsia="Google Sans" w:hAnsi="Google Sans"/>
-          <w:color w:val="1f1f1f"/>
-          <w:rtl w:val="0"/>
-        </w:rPr>
-        <w:t xml:space="preserve">5. CLS別府の戦略的基盤（PVMV）の策定</w:t>
-      </w:r>
-    </w:p>
-    <w:p>
-      <w:pPr>
-        <w:pBdr>
-          <w:top w:space="0" w:sz="0" w:val="nil"/>
-          <w:left w:space="0" w:sz="0" w:val="nil"/>
-          <w:bottom w:space="0" w:sz="0" w:val="nil"/>
-          <w:right w:space="0" w:sz="0" w:val="nil"/>
-          <w:between w:space="0" w:sz="0" w:val="nil"/>
-        </w:pBdr>
-        <w:shd w:fill="auto" w:val="clear"/>
-        <w:spacing w:line="275.9999942779541" w:lineRule="auto"/>
-        <w:rPr>
-          <w:rFonts w:ascii="Google Sans" w:cs="Google Sans" w:eastAsia="Google Sans" w:hAnsi="Google Sans"/>
-          <w:color w:val="1f1f1f"/>
-        </w:rPr>
-      </w:pPr>
-      <w:r>
-        <w:rPr>
-          <w:rFonts w:ascii="Google Sans" w:cs="Google Sans" w:eastAsia="Google Sans" w:hAnsi="Google Sans"/>
-          <w:color w:val="1f1f1f"/>
-          <w:rtl w:val="0"/>
-        </w:rPr>
-        <w:t xml:space="preserve">本日の打ち合わせにおける最大のゴールは、運営メンバーが共通の言葉として語れる組織の核（理念）を確定させることである。第0回・第1回のレガシーと、上記で分析した3名の特性を融合させたパーパス（存在意義）、およびビジョン・ミッション・バリューのドラフトを以下に提案する。</w:t>
-      </w:r>
-    </w:p>
-    <w:p>
-      <w:pPr>
-        <w:pStyle w:val="Heading3"/>
-        <w:pBdr>
-          <w:top w:space="0" w:sz="0" w:val="nil"/>
-          <w:left w:space="0" w:sz="0" w:val="nil"/>
-          <w:bottom w:space="0" w:sz="0" w:val="nil"/>
-          <w:right w:space="0" w:sz="0" w:val="nil"/>
-          <w:between w:space="0" w:sz="0" w:val="nil"/>
-        </w:pBdr>
-        <w:shd w:fill="auto" w:val="clear"/>
-        <w:spacing w:after="120" w:before="0" w:line="275.9999942779541" w:lineRule="auto"/>
-        <w:rPr>
-          <w:rFonts w:ascii="Google Sans" w:cs="Google Sans" w:eastAsia="Google Sans" w:hAnsi="Google Sans"/>
-          <w:color w:val="1f1f1f"/>
-        </w:rPr>
-      </w:pPr>
-      <w:r>
-        <w:rPr>
-          <w:rFonts w:ascii="Google Sans" w:cs="Google Sans" w:eastAsia="Google Sans" w:hAnsi="Google Sans"/>
-          <w:color w:val="1f1f1f"/>
-          <w:rtl w:val="0"/>
-        </w:rPr>
-        <w:t xml:space="preserve">5.1 パーパス（Purpose）：CLS別府の社会的な存在意義</w:t>
-      </w:r>
-    </w:p>
-    <w:p>
-      <w:pPr>
-        <w:pBdr>
-          <w:top w:space="0" w:sz="0" w:val="nil"/>
-          <w:left w:space="0" w:sz="0" w:val="nil"/>
-          <w:bottom w:space="0" w:sz="0" w:val="nil"/>
-          <w:right w:space="0" w:sz="0" w:val="nil"/>
-          <w:between w:space="0" w:sz="0" w:val="nil"/>
-        </w:pBdr>
-        <w:shd w:fill="auto" w:val="clear"/>
-        <w:spacing w:line="275.9999942779541" w:lineRule="auto"/>
-        <w:rPr>
-          <w:rFonts w:ascii="Google Sans" w:cs="Google Sans" w:eastAsia="Google Sans" w:hAnsi="Google Sans"/>
-          <w:b w:val="1"/>
-          <w:bCs w:val="1"/>
-          <w:color w:val="1f1f1f"/>
-        </w:rPr>
-      </w:pPr>
-      <w:r>
-        <w:rPr>
-          <w:rFonts w:ascii="Google Sans" w:cs="Google Sans" w:eastAsia="Google Sans" w:hAnsi="Google Sans"/>
-          <w:b w:val="1"/>
-          <w:bCs w:val="1"/>
-          <w:color w:val="1f1f1f"/>
-          <w:rtl w:val="0"/>
-        </w:rPr>
-        <w:t xml:space="preserve">【案】「源泉」となり、挑戦者の熱を全国へ波及させる</w:t>
+        <w:t xml:space="preserve">「源泉」となり、挑戦者の熱を全国へ波及させる</w:t>
       </w:r>
     </w:p>
     <w:p>
@@ -3868,7 +2776,7 @@
           <w:color w:val="1f1f1f"/>
           <w:rtl w:val="0"/>
         </w:rPr>
-        <w:t xml:space="preserve">【案】「越境」が日常になる社会 〜誰もがフラットに混ざり合う、開かれた地域モデル〜</w:t>
+        <w:t xml:space="preserve">「越境」が日常になる社会 〜誰もがフラットに混ざり合う、開かれた地域モデル〜</w:t>
       </w:r>
     </w:p>
     <w:p>
@@ -3978,7 +2886,7 @@
           <w:color w:val="1f1f1f"/>
           <w:rtl w:val="0"/>
         </w:rPr>
-        <w:t xml:space="preserve">【案】同じ湯に浸かり、次の一歩の背中を力強く押す</w:t>
+        <w:t xml:space="preserve">同じ湯に浸かり、次の一歩の背中を力強く押す</w:t>
       </w:r>
     </w:p>
     <w:p>
@@ -4033,7 +2941,7 @@
           <w:color w:val="1f1f1f"/>
           <w:rtl w:val="0"/>
         </w:rPr>
-        <w:t xml:space="preserve">。合宿型という濃密な空間において、参加者同士が深いレベルで自己開示を行い（同じ湯に浸かり）、一人では踏み出せなかった挑戦への最初のアクションを誘発する（背中を押す）仕組みを提供する。</w:t>
+        <w:t xml:space="preserve">。濃密な空間において、参加者同士が深いレベルで自己開示を行い（同じ湯に浸かり）、一人では踏み出せなかった挑戦への最初のアクションを誘発する（背中を押す）仕組みを提供する。</w:t>
       </w:r>
     </w:p>
     <w:p>
@@ -4060,31 +2968,6 @@
           <w:rtl w:val="0"/>
         </w:rPr>
         <w:t xml:space="preserve">5.4 バリュー（Values）：運営・参加者に求める行動指針</w:t>
-      </w:r>
-    </w:p>
-    <w:p>
-      <w:pPr>
-        <w:pBdr>
-          <w:top w:space="0" w:sz="0" w:val="nil"/>
-          <w:left w:space="0" w:sz="0" w:val="nil"/>
-          <w:bottom w:space="0" w:sz="0" w:val="nil"/>
-          <w:right w:space="0" w:sz="0" w:val="nil"/>
-          <w:between w:space="0" w:sz="0" w:val="nil"/>
-        </w:pBdr>
-        <w:shd w:fill="auto" w:val="clear"/>
-        <w:spacing w:line="275.9999942779541" w:lineRule="auto"/>
-        <w:rPr>
-          <w:rFonts w:ascii="Google Sans" w:cs="Google Sans" w:eastAsia="Google Sans" w:hAnsi="Google Sans"/>
-          <w:color w:val="1f1f1f"/>
-        </w:rPr>
-      </w:pPr>
-      <w:r>
-        <w:rPr>
-          <w:rFonts w:ascii="Google Sans" w:cs="Google Sans" w:eastAsia="Google Sans" w:hAnsi="Google Sans"/>
-          <w:color w:val="1f1f1f"/>
-          <w:rtl w:val="0"/>
-        </w:rPr>
-        <w:t xml:space="preserve">CLS高知のDNAである「#ヤリキル」「#オモシロガル」を引き継ぎつつ、別府独自のトーン＆マナーを加えた行動指針である。</w:t>
       </w:r>
     </w:p>
     <w:p>
@@ -4131,7 +3014,7 @@
           <w:vertAlign w:val="superscript"/>
           <w:rtl w:val="0"/>
         </w:rPr>
-        <w:t xml:space="preserve">10</w:t>
+        <w:t xml:space="preserve">3</w:t>
       </w:r>
       <w:r>
         <w:rPr>
@@ -4171,11 +3054,30 @@
       </w:r>
       <w:r>
         <w:rPr>
-          <w:rFonts w:ascii="Google Sans" w:cs="Google Sans" w:eastAsia="Google Sans" w:hAnsi="Google Sans"/>
-          <w:color w:val="1f1f1f"/>
-          <w:rtl w:val="0"/>
-        </w:rPr>
-        <w:t xml:space="preserve"> 「誰かが面白いことをやってくれる」というお客様体質を捨て、参加者自身が場を熱くする主体（薪をくべる役割）となること。</w:t>
+          <w:rFonts w:ascii="Arial" w:cs="Arial" w:eastAsia="Arial" w:hAnsi="Arial"/>
+          <w:b w:val="0"/>
+          <w:bCs w:val="0"/>
+          <w:i w:val="0"/>
+          <w:iCs w:val="0"/>
+          <w:smallCaps w:val="0"/>
+          <w:strike w:val="0"/>
+          <w:color w:val="000000"/>
+          <w:sz w:val="22"/>
+          <w:szCs w:val="22"/>
+          <w:u w:val="none"/>
+          <w:shd w:fill="auto" w:val="clear"/>
+          <w:vertAlign w:val="baseline"/>
+          <w:rtl w:val="0"/>
+        </w:rPr>
+        <w:br w:type="textWrapping"/>
+      </w:r>
+      <w:r>
+        <w:rPr>
+          <w:rFonts w:ascii="Google Sans" w:cs="Google Sans" w:eastAsia="Google Sans" w:hAnsi="Google Sans"/>
+          <w:color w:val="1f1f1f"/>
+          <w:rtl w:val="0"/>
+        </w:rPr>
+        <w:t xml:space="preserve">「誰かが面白いことをやってくれる」というお客様体質を捨て、参加者自身が場を熱くする主体（薪をくべる役割）となること。</w:t>
       </w:r>
     </w:p>
     <w:p>
@@ -4211,7 +3113,26 @@
           <w:color w:val="1f1f1f"/>
           <w:rtl w:val="0"/>
         </w:rPr>
-        <w:t xml:space="preserve"> 肩書や所属企業といった「服」を脱ぎ捨て、一人の人間として本音で課題や夢を語り合うこと。「同じ湯の中」での心理的安全性を全員で担保する。</w:t>
+        <w:t xml:space="preserve"> 肩書や所属企業といった「服」を脱ぎ捨て、一人の人間として本音で課題や夢を語り合うこと。「同じ湯の中」での心理的安全性を全員で担保する</w:t>
+      </w:r>
+      <w:r>
+        <w:rPr>
+          <w:rFonts w:ascii="Google Sans" w:cs="Google Sans" w:eastAsia="Google Sans" w:hAnsi="Google Sans"/>
+          <w:color w:val="444746"/>
+          <w:sz w:val="24"/>
+          <w:szCs w:val="24"/>
+          <w:vertAlign w:val="superscript"/>
+          <w:rtl w:val="0"/>
+        </w:rPr>
+        <w:t xml:space="preserve">3</w:t>
+      </w:r>
+      <w:r>
+        <w:rPr>
+          <w:rFonts w:ascii="Google Sans" w:cs="Google Sans" w:eastAsia="Google Sans" w:hAnsi="Google Sans"/>
+          <w:color w:val="1f1f1f"/>
+          <w:rtl w:val="0"/>
+        </w:rPr>
+        <w:t xml:space="preserve">。</w:t>
       </w:r>
     </w:p>
     <w:p>
@@ -4262,7 +3183,7 @@
           <w:color w:val="1f1f1f"/>
           <w:rtl w:val="0"/>
         </w:rPr>
-        <w:t xml:space="preserve">明確なPVMVを確立した上で、それを武器にリソース（人・金）を獲得していく具体的な戦術を展開する。</w:t>
+        <w:t xml:space="preserve">承認されたPVMVを強力な武器とし、リソース（人・金）を獲得していく具体的な戦術を展開する。</w:t>
       </w:r>
     </w:p>
     <w:p>
@@ -4288,7 +3209,7 @@
           <w:color w:val="1f1f1f"/>
           <w:rtl w:val="0"/>
         </w:rPr>
-        <w:t xml:space="preserve">6.1 運営メンバーの質の高い勧誘戦略</w:t>
+        <w:t xml:space="preserve">6.1 PVMVを印字した「名刺」を起点とする巻き込み戦略</w:t>
       </w:r>
     </w:p>
     <w:p>
@@ -4313,7 +3234,7 @@
           <w:color w:val="1f1f1f"/>
           <w:rtl w:val="0"/>
         </w:rPr>
-        <w:t xml:space="preserve">メンバーを「極端に増やすことはできない」以上、量より質、すなわち自走できるコアメンバー（各領域のハブとなれる人材）の確保が急務である。</w:t>
+        <w:t xml:space="preserve">今後の登壇者や参加者、スポンサー候補へのリーチにおいて、最大の武器となるのが「PVMVを記載した専用名刺」の活用である。</w:t>
       </w:r>
     </w:p>
     <w:p>
@@ -4341,15 +3262,34 @@
           <w:color w:val="1f1f1f"/>
           <w:rtl w:val="0"/>
         </w:rPr>
-        <w:t xml:space="preserve">ターゲット層:</w:t>
-      </w:r>
-      <w:r>
-        <w:rPr>
-          <w:rFonts w:ascii="Google Sans" w:cs="Google Sans" w:eastAsia="Google Sans" w:hAnsi="Google Sans"/>
-          <w:color w:val="1f1f1f"/>
-          <w:rtl w:val="0"/>
-        </w:rPr>
-        <w:t xml:space="preserve"> 大分・別府エリアにおいて、すでに小規模なコミュニティ（技術勉強会、若手経営者の会、地域おこしの任意団体など）を主宰しているが、活動の広がりや運営に限界（孤独感）を感じているリーダー層。</w:t>
+        <w:t xml:space="preserve">名刺による理念の直接伝達:</w:t>
+      </w:r>
+      <w:r>
+        <w:rPr>
+          <w:rFonts w:ascii="Arial" w:cs="Arial" w:eastAsia="Arial" w:hAnsi="Arial"/>
+          <w:b w:val="0"/>
+          <w:bCs w:val="0"/>
+          <w:i w:val="0"/>
+          <w:iCs w:val="0"/>
+          <w:smallCaps w:val="0"/>
+          <w:strike w:val="0"/>
+          <w:color w:val="000000"/>
+          <w:sz w:val="22"/>
+          <w:szCs w:val="22"/>
+          <w:u w:val="none"/>
+          <w:shd w:fill="auto" w:val="clear"/>
+          <w:vertAlign w:val="baseline"/>
+          <w:rtl w:val="0"/>
+        </w:rPr>
+        <w:br w:type="textWrapping"/>
+      </w:r>
+      <w:r>
+        <w:rPr>
+          <w:rFonts w:ascii="Google Sans" w:cs="Google Sans" w:eastAsia="Google Sans" w:hAnsi="Google Sans"/>
+          <w:color w:val="1f1f1f"/>
+          <w:rtl w:val="0"/>
+        </w:rPr>
+        <w:t xml:space="preserve">運営メンバー3名が、それぞれの日常業務や他のコミュニティ活動（技術勉強会、金融機関の営業活動など）の中で、出会った「熱量の高い人」にこの名刺を手渡す。単なるイベント告知ではなく、「我々はこういうビジョンで動いている。あなたに登壇してほしい（参加してほしい）」という理念共感型のダイレクトリクルーティングを行う。</w:t>
       </w:r>
     </w:p>
     <w:p>
@@ -4377,15 +3317,53 @@
           <w:color w:val="1f1f1f"/>
           <w:rtl w:val="0"/>
         </w:rPr>
-        <w:t xml:space="preserve">アプローチ手法:</w:t>
-      </w:r>
-      <w:r>
-        <w:rPr>
-          <w:rFonts w:ascii="Google Sans" w:cs="Google Sans" w:eastAsia="Google Sans" w:hAnsi="Google Sans"/>
-          <w:color w:val="1f1f1f"/>
-          <w:rtl w:val="0"/>
-        </w:rPr>
-        <w:t xml:space="preserve"> 「イベントの手伝いをしてほしい」という労働力の要求ではなく、「CLSという全国規模のプラットフォームを使って、あなたのコミュニティ活動のステージを一段引き上げないか？」という相互利益の提案を行う。</w:t>
+        <w:t xml:space="preserve">「名指しの巻き込み」の連鎖:</w:t>
+      </w:r>
+      <w:r>
+        <w:rPr>
+          <w:rFonts w:ascii="Google Sans" w:cs="Google Sans" w:eastAsia="Google Sans" w:hAnsi="Google Sans"/>
+          <w:color w:val="1f1f1f"/>
+          <w:rtl w:val="0"/>
+        </w:rPr>
+        <w:t xml:space="preserve"> CLS高知の立ち上げ時もそうであったように、熱量の高い参加者を集める最も強力な手法は、信頼関係に基づく個別の声かけである</w:t>
+      </w:r>
+      <w:r>
+        <w:rPr>
+          <w:rFonts w:ascii="Google Sans" w:cs="Google Sans" w:eastAsia="Google Sans" w:hAnsi="Google Sans"/>
+          <w:color w:val="444746"/>
+          <w:sz w:val="24"/>
+          <w:szCs w:val="24"/>
+          <w:vertAlign w:val="superscript"/>
+          <w:rtl w:val="0"/>
+        </w:rPr>
+        <w:t xml:space="preserve">2</w:t>
+      </w:r>
+      <w:r>
+        <w:rPr>
+          <w:rFonts w:ascii="Google Sans" w:cs="Google Sans" w:eastAsia="Google Sans" w:hAnsi="Google Sans"/>
+          <w:color w:val="1f1f1f"/>
+          <w:rtl w:val="0"/>
+        </w:rPr>
+        <w:t xml:space="preserve">。名刺という物理的なアイテムを介して、「あなたにこそ来てほしい」と直接アプローチし、「はい、喜んで」と応じてもらう連鎖（巻き込まれる力）を生み出す</w:t>
+      </w:r>
+      <w:r>
+        <w:rPr>
+          <w:rFonts w:ascii="Google Sans" w:cs="Google Sans" w:eastAsia="Google Sans" w:hAnsi="Google Sans"/>
+          <w:color w:val="444746"/>
+          <w:sz w:val="24"/>
+          <w:szCs w:val="24"/>
+          <w:vertAlign w:val="superscript"/>
+          <w:rtl w:val="0"/>
+        </w:rPr>
+        <w:t xml:space="preserve">2</w:t>
+      </w:r>
+      <w:r>
+        <w:rPr>
+          <w:rFonts w:ascii="Google Sans" w:cs="Google Sans" w:eastAsia="Google Sans" w:hAnsi="Google Sans"/>
+          <w:color w:val="1f1f1f"/>
+          <w:rtl w:val="0"/>
+        </w:rPr>
+        <w:t xml:space="preserve">。</w:t>
       </w:r>
     </w:p>
     <w:p>
@@ -4412,31 +3390,6 @@
           <w:rtl w:val="0"/>
         </w:rPr>
         <w:t xml:space="preserve">6.2 新しい協賛モデル（サポート企業誘致）の構築</w:t>
-      </w:r>
-    </w:p>
-    <w:p>
-      <w:pPr>
-        <w:pBdr>
-          <w:top w:space="0" w:sz="0" w:val="nil"/>
-          <w:left w:space="0" w:sz="0" w:val="nil"/>
-          <w:bottom w:space="0" w:sz="0" w:val="nil"/>
-          <w:right w:space="0" w:sz="0" w:val="nil"/>
-          <w:between w:space="0" w:sz="0" w:val="nil"/>
-        </w:pBdr>
-        <w:shd w:fill="auto" w:val="clear"/>
-        <w:spacing w:line="275.9999942779541" w:lineRule="auto"/>
-        <w:rPr>
-          <w:rFonts w:ascii="Google Sans" w:cs="Google Sans" w:eastAsia="Google Sans" w:hAnsi="Google Sans"/>
-          <w:color w:val="1f1f1f"/>
-        </w:rPr>
-      </w:pPr>
-      <w:r>
-        <w:rPr>
-          <w:rFonts w:ascii="Google Sans" w:cs="Google Sans" w:eastAsia="Google Sans" w:hAnsi="Google Sans"/>
-          <w:color w:val="1f1f1f"/>
-          <w:rtl w:val="0"/>
-        </w:rPr>
-        <w:t xml:space="preserve">前述の通り、従来型の「ロゴを掲載して露出を図る」という広告協賛モデルは、小規模開催においては企業側の投資対効果が合わない。したがって、合宿型ならではの「価値体験の提供」へと協賛メニューを転換する。</w:t>
       </w:r>
     </w:p>
     <w:p>
@@ -4468,11 +3421,30 @@
       </w:r>
       <w:r>
         <w:rPr>
-          <w:rFonts w:ascii="Google Sans" w:cs="Google Sans" w:eastAsia="Google Sans" w:hAnsi="Google Sans"/>
-          <w:color w:val="1f1f1f"/>
-          <w:rtl w:val="0"/>
-        </w:rPr>
-        <w:t xml:space="preserve"> 協賛企業の経営層や次世代リーダー候補を合宿に派遣してもらい、彼らが抱えるリアルな事業課題（DX推進、採用難、新規事業開発など）を、全国から集まったCLSの越境人材たちが夜通し議論して解決の糸口を提示する「課題解決セッション」を提供する。</w:t>
+          <w:rFonts w:ascii="Arial" w:cs="Arial" w:eastAsia="Arial" w:hAnsi="Arial"/>
+          <w:b w:val="0"/>
+          <w:bCs w:val="0"/>
+          <w:i w:val="0"/>
+          <w:iCs w:val="0"/>
+          <w:smallCaps w:val="0"/>
+          <w:strike w:val="0"/>
+          <w:color w:val="000000"/>
+          <w:sz w:val="22"/>
+          <w:szCs w:val="22"/>
+          <w:u w:val="none"/>
+          <w:shd w:fill="auto" w:val="clear"/>
+          <w:vertAlign w:val="baseline"/>
+          <w:rtl w:val="0"/>
+        </w:rPr>
+        <w:br w:type="textWrapping"/>
+      </w:r>
+      <w:r>
+        <w:rPr>
+          <w:rFonts w:ascii="Google Sans" w:cs="Google Sans" w:eastAsia="Google Sans" w:hAnsi="Google Sans"/>
+          <w:color w:val="1f1f1f"/>
+          <w:rtl w:val="0"/>
+        </w:rPr>
+        <w:t xml:space="preserve">協賛企業の経営層や次世代リーダー候補を本編に派遣してもらい、彼らが抱えるリアルな事業課題を、全国から集まったCLSの越境人材たちが議論して解決の糸口を提示する「課題解決セッション」を提供する。</w:t>
       </w:r>
     </w:p>
     <w:p>
@@ -4504,11 +3476,30 @@
       </w:r>
       <w:r>
         <w:rPr>
-          <w:rFonts w:ascii="Google Sans" w:cs="Google Sans" w:eastAsia="Google Sans" w:hAnsi="Google Sans"/>
-          <w:color w:val="1f1f1f"/>
-          <w:rtl w:val="0"/>
-        </w:rPr>
-        <w:t xml:space="preserve"> 地域金融機関の立場から、地元の中小企業に対し「社外の知見を導入するための実践的な社員研修」としてCLSへの協賛・参加を提案する。大分市での開催も含め、地域企業のオープンイノベーションの場として位置づける。</w:t>
+          <w:rFonts w:ascii="Arial" w:cs="Arial" w:eastAsia="Arial" w:hAnsi="Arial"/>
+          <w:b w:val="0"/>
+          <w:bCs w:val="0"/>
+          <w:i w:val="0"/>
+          <w:iCs w:val="0"/>
+          <w:smallCaps w:val="0"/>
+          <w:strike w:val="0"/>
+          <w:color w:val="000000"/>
+          <w:sz w:val="22"/>
+          <w:szCs w:val="22"/>
+          <w:u w:val="none"/>
+          <w:shd w:fill="auto" w:val="clear"/>
+          <w:vertAlign w:val="baseline"/>
+          <w:rtl w:val="0"/>
+        </w:rPr>
+        <w:br w:type="textWrapping"/>
+      </w:r>
+      <w:r>
+        <w:rPr>
+          <w:rFonts w:ascii="Google Sans" w:cs="Google Sans" w:eastAsia="Google Sans" w:hAnsi="Google Sans"/>
+          <w:color w:val="1f1f1f"/>
+          <w:rtl w:val="0"/>
+        </w:rPr>
+        <w:t xml:space="preserve">地域金融機関の立場から、地元の中小企業に対し「社外の知見を導入するための実践的な社員研修」としてCLSへの協賛・参加を提案する。</w:t>
       </w:r>
     </w:p>
     <w:p>
@@ -4540,16 +3531,35 @@
       </w:r>
       <w:r>
         <w:rPr>
-          <w:rFonts w:ascii="Google Sans" w:cs="Google Sans" w:eastAsia="Google Sans" w:hAnsi="Google Sans"/>
-          <w:color w:val="1f1f1f"/>
-          <w:rtl w:val="0"/>
-        </w:rPr>
-        <w:t xml:space="preserve"> 地方創生に関心を持つ全国区のクラウドベンダーやSaaS企業に対し、「大分・別府エリアのハブ人材と直接繋がり、自社サービスの強力なエバンジェリスト（伝道師）を発掘・育成する場」としてアプローチを行う。</w:t>
-      </w:r>
-    </w:p>
-    <w:p>
-      <w:pPr>
-        <w:pStyle w:val="Heading2"/>
+          <w:rFonts w:ascii="Arial" w:cs="Arial" w:eastAsia="Arial" w:hAnsi="Arial"/>
+          <w:b w:val="0"/>
+          <w:bCs w:val="0"/>
+          <w:i w:val="0"/>
+          <w:iCs w:val="0"/>
+          <w:smallCaps w:val="0"/>
+          <w:strike w:val="0"/>
+          <w:color w:val="000000"/>
+          <w:sz w:val="22"/>
+          <w:szCs w:val="22"/>
+          <w:u w:val="none"/>
+          <w:shd w:fill="auto" w:val="clear"/>
+          <w:vertAlign w:val="baseline"/>
+          <w:rtl w:val="0"/>
+        </w:rPr>
+        <w:br w:type="textWrapping"/>
+      </w:r>
+      <w:r>
+        <w:rPr>
+          <w:rFonts w:ascii="Google Sans" w:cs="Google Sans" w:eastAsia="Google Sans" w:hAnsi="Google Sans"/>
+          <w:color w:val="1f1f1f"/>
+          <w:rtl w:val="0"/>
+        </w:rPr>
+        <w:t xml:space="preserve">地方創生に関心を持つ全国区のベンダーに対し、「大分・別府エリアのハブ人材と直接繋がり、自社サービスの強力なエバンジェリストを発掘・育成する場」としてアプローチを行う。</w:t>
+      </w:r>
+    </w:p>
+    <w:p>
+      <w:pPr>
+        <w:pStyle w:val="Heading3"/>
         <w:pBdr>
           <w:top w:space="0" w:sz="0" w:val="nil"/>
           <w:left w:space="0" w:sz="0" w:val="nil"/>
@@ -4570,106 +3580,7 @@
           <w:color w:val="1f1f1f"/>
           <w:rtl w:val="0"/>
         </w:rPr>
-        <w:t xml:space="preserve">7. 結論</w:t>
-      </w:r>
-    </w:p>
-    <w:p>
-      <w:pPr>
-        <w:pBdr>
-          <w:top w:space="0" w:sz="0" w:val="nil"/>
-          <w:left w:space="0" w:sz="0" w:val="nil"/>
-          <w:bottom w:space="0" w:sz="0" w:val="nil"/>
-          <w:right w:space="0" w:sz="0" w:val="nil"/>
-          <w:between w:space="0" w:sz="0" w:val="nil"/>
-        </w:pBdr>
-        <w:shd w:fill="auto" w:val="clear"/>
-        <w:spacing w:line="275.9999942779541" w:lineRule="auto"/>
-        <w:rPr>
-          <w:rFonts w:ascii="Google Sans" w:cs="Google Sans" w:eastAsia="Google Sans" w:hAnsi="Google Sans"/>
-          <w:color w:val="1f1f1f"/>
-        </w:rPr>
-      </w:pPr>
-      <w:r>
-        <w:rPr>
-          <w:rFonts w:ascii="Google Sans" w:cs="Google Sans" w:eastAsia="Google Sans" w:hAnsi="Google Sans"/>
-          <w:color w:val="1f1f1f"/>
-          <w:rtl w:val="0"/>
-        </w:rPr>
-        <w:t xml:space="preserve">コミュニティ・リーダーズ・サミット（CLS）とは、高知から始まり全国へと波及した「コミュニティの力による地域課題解決のための、極めて熱量の高い実践型プラットフォーム」である。その成功の絶対条件は、参加者同士が肩書きを捨てて交わる「越境」と、そこから生まれる自律的な「行動（ヤリキル）」の誘発にある。</w:t>
-      </w:r>
-    </w:p>
-    <w:p>
-      <w:pPr>
-        <w:pBdr>
-          <w:top w:space="0" w:sz="0" w:val="nil"/>
-          <w:left w:space="0" w:sz="0" w:val="nil"/>
-          <w:bottom w:space="0" w:sz="0" w:val="nil"/>
-          <w:right w:space="0" w:sz="0" w:val="nil"/>
-          <w:between w:space="0" w:sz="0" w:val="nil"/>
-        </w:pBdr>
-        <w:shd w:fill="auto" w:val="clear"/>
-        <w:spacing w:line="275.9999942779541" w:lineRule="auto"/>
-        <w:rPr>
-          <w:rFonts w:ascii="Google Sans" w:cs="Google Sans" w:eastAsia="Google Sans" w:hAnsi="Google Sans"/>
-          <w:color w:val="1f1f1f"/>
-        </w:rPr>
-      </w:pPr>
-      <w:r>
-        <w:rPr>
-          <w:rFonts w:ascii="Google Sans" w:cs="Google Sans" w:eastAsia="Google Sans" w:hAnsi="Google Sans"/>
-          <w:color w:val="1f1f1f"/>
-          <w:rtl w:val="0"/>
-        </w:rPr>
-        <w:t xml:space="preserve">2027年初頭に第2回を計画する「CLS別府」は、運営リソースが3名に限定されている現状を悲観すべきではない。むしろ、別府という土地が持つ「誰もが服を脱ぎ、同じ湯に浸かる」という圧倒的な受容性とフラットな文化を極限まで活かし、旅館での「合宿型・少人数制」という濃密なフォーマットへと昇華させることで、大規模開催では決して得られない深い心理的安全性と自己変容の機会を提供できる。</w:t>
-      </w:r>
-    </w:p>
-    <w:p>
-      <w:pPr>
-        <w:pBdr>
-          <w:top w:space="0" w:sz="0" w:val="nil"/>
-          <w:left w:space="0" w:sz="0" w:val="nil"/>
-          <w:bottom w:space="0" w:sz="0" w:val="nil"/>
-          <w:right w:space="0" w:sz="0" w:val="nil"/>
-          <w:between w:space="0" w:sz="0" w:val="nil"/>
-        </w:pBdr>
-        <w:shd w:fill="auto" w:val="clear"/>
-        <w:spacing w:after="255" w:line="275.9999942779541" w:lineRule="auto"/>
-        <w:rPr>
-          <w:rFonts w:ascii="Google Sans" w:cs="Google Sans" w:eastAsia="Google Sans" w:hAnsi="Google Sans"/>
-          <w:color w:val="1f1f1f"/>
-        </w:rPr>
-      </w:pPr>
-      <w:r>
-        <w:rPr>
-          <w:rFonts w:ascii="Google Sans" w:cs="Google Sans" w:eastAsia="Google Sans" w:hAnsi="Google Sans"/>
-          <w:color w:val="1f1f1f"/>
-          <w:rtl w:val="0"/>
-        </w:rPr>
-        <w:t xml:space="preserve">ITによる全国ネットワークを持つ若林氏と平野氏、そして地元経済との深いトラストを持つ辻氏という3名の布陣は、コミュニティ運営において奇跡的とも言える補完関係にある。本日の会議において、提案した「源泉となり、挑戦者の熱を全国へ波及させる」というパーパス、および「越境が日常になる社会」というビジョンを強固な共通言語として確立させることを強く推奨する。この研ぎ澄まされた言語化こそが、新たな共感者（運営メンバー）と強力なサポーター（協賛企業）を引き寄せる最大の引力となる。</w:t>
-      </w:r>
-    </w:p>
-    <w:p>
-      <w:pPr>
-        <w:pStyle w:val="Heading4"/>
-        <w:pBdr>
-          <w:top w:space="0" w:sz="0" w:val="nil"/>
-          <w:left w:space="0" w:sz="0" w:val="nil"/>
-          <w:bottom w:space="0" w:sz="0" w:val="nil"/>
-          <w:right w:space="0" w:sz="0" w:val="nil"/>
-          <w:between w:space="0" w:sz="0" w:val="nil"/>
-        </w:pBdr>
-        <w:shd w:fill="auto" w:val="clear"/>
-        <w:spacing w:before="0" w:lineRule="auto"/>
-        <w:rPr>
-          <w:rFonts w:ascii="Google Sans" w:cs="Google Sans" w:eastAsia="Google Sans" w:hAnsi="Google Sans"/>
-        </w:rPr>
-      </w:pPr>
-      <w:r>
-        <w:rPr>
-          <w:rFonts w:ascii="Google Sans" w:cs="Google Sans" w:eastAsia="Google Sans" w:hAnsi="Google Sans"/>
-          <w:rtl w:val="0"/>
-        </w:rPr>
-        <w:t xml:space="preserve">引用文献</w:t>
+        <w:t xml:space="preserve">6.3 参加者へのリーチ戦略</w:t>
       </w:r>
     </w:p>
     <w:p>
@@ -4686,17 +3597,243 @@
           <w:between w:space="0" w:sz="0" w:val="nil"/>
         </w:pBdr>
         <w:shd w:fill="auto" w:val="clear"/>
-        <w:ind w:left="600" w:hanging="360"/>
-      </w:pPr>
-      <w:r>
-        <w:rPr>
-          <w:rFonts w:ascii="Google Sans" w:cs="Google Sans" w:eastAsia="Google Sans" w:hAnsi="Google Sans"/>
+        <w:spacing w:line="275.9999942779541" w:lineRule="auto"/>
+        <w:ind w:left="590.3999984264374" w:hanging="360"/>
+      </w:pPr>
+      <w:r>
+        <w:rPr>
+          <w:rFonts w:ascii="Google Sans" w:cs="Google Sans" w:eastAsia="Google Sans" w:hAnsi="Google Sans"/>
+          <w:b w:val="1"/>
+          <w:bCs w:val="1"/>
+          <w:color w:val="1f1f1f"/>
+          <w:rtl w:val="0"/>
+        </w:rPr>
+        <w:t xml:space="preserve">既存コミュニティを面で繋ぐ「出稽古」:</w:t>
+      </w:r>
+      <w:r>
+        <w:rPr>
+          <w:rFonts w:ascii="Google Sans" w:cs="Google Sans" w:eastAsia="Google Sans" w:hAnsi="Google Sans"/>
+          <w:color w:val="1f1f1f"/>
+          <w:rtl w:val="0"/>
+        </w:rPr>
+        <w:t xml:space="preserve"> 大分・別府エリアで既に活動している他のコミュニティに運営メンバー自らが足を運び、PVMV名刺を配りながら直接参加を呼びかける</w:t>
+      </w:r>
+      <w:r>
+        <w:rPr>
+          <w:rFonts w:ascii="Google Sans" w:cs="Google Sans" w:eastAsia="Google Sans" w:hAnsi="Google Sans"/>
+          <w:color w:val="444746"/>
           <w:sz w:val="24"/>
           <w:szCs w:val="24"/>
-          <w:rtl w:val="0"/>
-        </w:rPr>
-        <w:t xml:space="preserve">CLS別府 公式サイト, </w:t>
-      </w:r>
+          <w:vertAlign w:val="superscript"/>
+          <w:rtl w:val="0"/>
+        </w:rPr>
+        <w:t xml:space="preserve">1</w:t>
+      </w:r>
+      <w:r>
+        <w:rPr>
+          <w:rFonts w:ascii="Google Sans" w:cs="Google Sans" w:eastAsia="Google Sans" w:hAnsi="Google Sans"/>
+          <w:color w:val="1f1f1f"/>
+          <w:rtl w:val="0"/>
+        </w:rPr>
+        <w:t xml:space="preserve">。点在するコミュニティをCLSというハブに接続していく。</w:t>
+      </w:r>
+    </w:p>
+    <w:p>
+      <w:pPr>
+        <w:numPr>
+          <w:ilvl w:val="0"/>
+          <w:numId w:val="8"/>
+        </w:numPr>
+        <w:pBdr>
+          <w:top w:space="0" w:sz="0" w:val="nil"/>
+          <w:left w:space="0" w:sz="0" w:val="nil"/>
+          <w:bottom w:space="0" w:sz="0" w:val="nil"/>
+          <w:right w:space="0" w:sz="0" w:val="nil"/>
+          <w:between w:space="0" w:sz="0" w:val="nil"/>
+        </w:pBdr>
+        <w:shd w:fill="auto" w:val="clear"/>
+        <w:spacing w:line="275.9999942779541" w:lineRule="auto"/>
+        <w:ind w:left="590.3999984264374" w:hanging="360"/>
+      </w:pPr>
+      <w:r>
+        <w:rPr>
+          <w:rFonts w:ascii="Google Sans" w:cs="Google Sans" w:eastAsia="Google Sans" w:hAnsi="Google Sans"/>
+          <w:b w:val="1"/>
+          <w:bCs w:val="1"/>
+          <w:color w:val="1f1f1f"/>
+          <w:rtl w:val="0"/>
+        </w:rPr>
+        <w:t xml:space="preserve">プレヒート（事前熱狂）イベントの活用:</w:t>
+      </w:r>
+      <w:r>
+        <w:rPr>
+          <w:rFonts w:ascii="Google Sans" w:cs="Google Sans" w:eastAsia="Google Sans" w:hAnsi="Google Sans"/>
+          <w:color w:val="1f1f1f"/>
+          <w:rtl w:val="0"/>
+        </w:rPr>
+        <w:t xml:space="preserve"> 初参加者が抱きがちな不安を払拭するため、本編の数ヶ月前から少人数での事前交流会（プレヒートイベント）をオンライン等で開催し、文脈を事前に共有する</w:t>
+      </w:r>
+      <w:r>
+        <w:rPr>
+          <w:rFonts w:ascii="Google Sans" w:cs="Google Sans" w:eastAsia="Google Sans" w:hAnsi="Google Sans"/>
+          <w:color w:val="444746"/>
+          <w:sz w:val="24"/>
+          <w:szCs w:val="24"/>
+          <w:vertAlign w:val="superscript"/>
+          <w:rtl w:val="0"/>
+        </w:rPr>
+        <w:t xml:space="preserve">4</w:t>
+      </w:r>
+      <w:r>
+        <w:rPr>
+          <w:rFonts w:ascii="Google Sans" w:cs="Google Sans" w:eastAsia="Google Sans" w:hAnsi="Google Sans"/>
+          <w:color w:val="1f1f1f"/>
+          <w:rtl w:val="0"/>
+        </w:rPr>
+        <w:t xml:space="preserve">。</w:t>
+      </w:r>
+    </w:p>
+    <w:p>
+      <w:pPr>
+        <w:pStyle w:val="Heading2"/>
+        <w:pBdr>
+          <w:top w:space="0" w:sz="0" w:val="nil"/>
+          <w:left w:space="0" w:sz="0" w:val="nil"/>
+          <w:bottom w:space="0" w:sz="0" w:val="nil"/>
+          <w:right w:space="0" w:sz="0" w:val="nil"/>
+          <w:between w:space="0" w:sz="0" w:val="nil"/>
+        </w:pBdr>
+        <w:shd w:fill="auto" w:val="clear"/>
+        <w:spacing w:after="120" w:before="0" w:line="275.9999942779541" w:lineRule="auto"/>
+        <w:rPr>
+          <w:rFonts w:ascii="Google Sans" w:cs="Google Sans" w:eastAsia="Google Sans" w:hAnsi="Google Sans"/>
+          <w:color w:val="1f1f1f"/>
+        </w:rPr>
+      </w:pPr>
+      <w:r>
+        <w:rPr>
+          <w:rFonts w:ascii="Google Sans" w:cs="Google Sans" w:eastAsia="Google Sans" w:hAnsi="Google Sans"/>
+          <w:color w:val="1f1f1f"/>
+          <w:rtl w:val="0"/>
+        </w:rPr>
+        <w:t xml:space="preserve">7. 結論</w:t>
+      </w:r>
+    </w:p>
+    <w:p>
+      <w:pPr>
+        <w:pBdr>
+          <w:top w:space="0" w:sz="0" w:val="nil"/>
+          <w:left w:space="0" w:sz="0" w:val="nil"/>
+          <w:bottom w:space="0" w:sz="0" w:val="nil"/>
+          <w:right w:space="0" w:sz="0" w:val="nil"/>
+          <w:between w:space="0" w:sz="0" w:val="nil"/>
+        </w:pBdr>
+        <w:shd w:fill="auto" w:val="clear"/>
+        <w:spacing w:line="275.9999942779541" w:lineRule="auto"/>
+        <w:rPr>
+          <w:rFonts w:ascii="Google Sans" w:cs="Google Sans" w:eastAsia="Google Sans" w:hAnsi="Google Sans"/>
+          <w:color w:val="1f1f1f"/>
+        </w:rPr>
+      </w:pPr>
+      <w:r>
+        <w:rPr>
+          <w:rFonts w:ascii="Google Sans" w:cs="Google Sans" w:eastAsia="Google Sans" w:hAnsi="Google Sans"/>
+          <w:color w:val="1f1f1f"/>
+          <w:rtl w:val="0"/>
+        </w:rPr>
+        <w:t xml:space="preserve">コミュニティ・リーダーズ・サミット（CLS）とは、「コミュニティの力による地域課題解決のための、極めて熱量の高い実践型プラットフォーム」である。その成功の絶対条件は、参加者同士が肩書きを捨てて交わる「越境」と、そこから生まれる自律的な「行動（ヤリキル）」の誘発にある。</w:t>
+      </w:r>
+    </w:p>
+    <w:p>
+      <w:pPr>
+        <w:pBdr>
+          <w:top w:space="0" w:sz="0" w:val="nil"/>
+          <w:left w:space="0" w:sz="0" w:val="nil"/>
+          <w:bottom w:space="0" w:sz="0" w:val="nil"/>
+          <w:right w:space="0" w:sz="0" w:val="nil"/>
+          <w:between w:space="0" w:sz="0" w:val="nil"/>
+        </w:pBdr>
+        <w:shd w:fill="auto" w:val="clear"/>
+        <w:spacing w:line="275.9999942779541" w:lineRule="auto"/>
+        <w:rPr>
+          <w:rFonts w:ascii="Google Sans" w:cs="Google Sans" w:eastAsia="Google Sans" w:hAnsi="Google Sans"/>
+          <w:color w:val="1f1f1f"/>
+        </w:rPr>
+      </w:pPr>
+      <w:r>
+        <w:rPr>
+          <w:rFonts w:ascii="Google Sans" w:cs="Google Sans" w:eastAsia="Google Sans" w:hAnsi="Google Sans"/>
+          <w:color w:val="1f1f1f"/>
+          <w:rtl w:val="0"/>
+        </w:rPr>
+        <w:t xml:space="preserve">2027年1月23日に計画する「CLS別府 第2回」は、運営リソースが3名に限定されている現状を逆手に取り、第0回の熱狂を生んだ「レンガホールでの本編＋懇親会」へと戦略的に原点回帰する。付帯イベントを削ぎ落として運営の持続可能性を担保する一方で、新たに策定されたパーパス「源泉となり、挑戦者の熱を全国へ波及させる」を刻んだ名刺を活用し、一人ひとりの当事者を直接巻き込んでいく。さらに、イベント後には次期運営候補者を対象とした少人数の合宿を実施し、コアコミュニティの火種を確実に次のステップへと繋ぐ。</w:t>
+      </w:r>
+    </w:p>
+    <w:p>
+      <w:pPr>
+        <w:pBdr>
+          <w:top w:space="0" w:sz="0" w:val="nil"/>
+          <w:left w:space="0" w:sz="0" w:val="nil"/>
+          <w:bottom w:space="0" w:sz="0" w:val="nil"/>
+          <w:right w:space="0" w:sz="0" w:val="nil"/>
+          <w:between w:space="0" w:sz="0" w:val="nil"/>
+        </w:pBdr>
+        <w:shd w:fill="auto" w:val="clear"/>
+        <w:spacing w:after="255" w:line="275.9999942779541" w:lineRule="auto"/>
+        <w:rPr>
+          <w:rFonts w:ascii="Google Sans" w:cs="Google Sans" w:eastAsia="Google Sans" w:hAnsi="Google Sans"/>
+          <w:color w:val="1f1f1f"/>
+        </w:rPr>
+      </w:pPr>
+      <w:r>
+        <w:rPr>
+          <w:rFonts w:ascii="Google Sans" w:cs="Google Sans" w:eastAsia="Google Sans" w:hAnsi="Google Sans"/>
+          <w:color w:val="1f1f1f"/>
+          <w:rtl w:val="0"/>
+        </w:rPr>
+        <w:t xml:space="preserve">ITによる全国ネットワークを持つ若林氏と平野氏、そして地元経済との深いトラストを持つ辻氏という3名の布陣は、コミュニティ運営において奇跡的とも言える補完関係にある。今回確立した強固なPVMVと、的を絞った開催フォーマットをもってすれば、必ずや新生CLS別府は大きな熱狂を生み出し、新たな共感者と強力なサポーターを引き寄せることができるはずである。</w:t>
+      </w:r>
+    </w:p>
+    <w:p>
+      <w:pPr>
+        <w:pStyle w:val="Heading4"/>
+        <w:pBdr>
+          <w:top w:space="0" w:sz="0" w:val="nil"/>
+          <w:left w:space="0" w:sz="0" w:val="nil"/>
+          <w:bottom w:space="0" w:sz="0" w:val="nil"/>
+          <w:right w:space="0" w:sz="0" w:val="nil"/>
+          <w:between w:space="0" w:sz="0" w:val="nil"/>
+        </w:pBdr>
+        <w:shd w:fill="auto" w:val="clear"/>
+        <w:spacing w:before="0" w:lineRule="auto"/>
+        <w:rPr>
+          <w:rFonts w:ascii="Google Sans" w:cs="Google Sans" w:eastAsia="Google Sans" w:hAnsi="Google Sans"/>
+        </w:rPr>
+      </w:pPr>
+      <w:r>
+        <w:rPr>
+          <w:rFonts w:ascii="Google Sans" w:cs="Google Sans" w:eastAsia="Google Sans" w:hAnsi="Google Sans"/>
+          <w:rtl w:val="0"/>
+        </w:rPr>
+        <w:t xml:space="preserve">引用文献</w:t>
+      </w:r>
+    </w:p>
+    <w:p>
+      <w:pPr>
+        <w:numPr>
+          <w:ilvl w:val="0"/>
+          <w:numId w:val="9"/>
+        </w:numPr>
+        <w:pBdr>
+          <w:top w:space="0" w:sz="0" w:val="nil"/>
+          <w:left w:space="0" w:sz="0" w:val="nil"/>
+          <w:bottom w:space="0" w:sz="0" w:val="nil"/>
+          <w:right w:space="0" w:sz="0" w:val="nil"/>
+          <w:between w:space="0" w:sz="0" w:val="nil"/>
+        </w:pBdr>
+        <w:shd w:fill="auto" w:val="clear"/>
+        <w:ind w:left="600" w:hanging="360"/>
+      </w:pPr>
       <w:hyperlink r:id="rId6">
         <w:r>
           <w:rPr>
@@ -4720,7 +3857,7 @@
       <w:pPr>
         <w:numPr>
           <w:ilvl w:val="0"/>
-          <w:numId w:val="8"/>
+          <w:numId w:val="9"/>
         </w:numPr>
         <w:pBdr>
           <w:top w:space="0" w:sz="0" w:val="nil"/>
@@ -4732,15 +3869,6 @@
         <w:shd w:fill="auto" w:val="clear"/>
         <w:ind w:left="600" w:hanging="360"/>
       </w:pPr>
-      <w:r>
-        <w:rPr>
-          <w:rFonts w:ascii="Google Sans" w:cs="Google Sans" w:eastAsia="Google Sans" w:hAnsi="Google Sans"/>
-          <w:sz w:val="24"/>
-          <w:szCs w:val="24"/>
-          <w:rtl w:val="0"/>
-        </w:rPr>
-        <w:t xml:space="preserve">卒業して一般参加する今だから振り返るCLS高知の歴史と運営スタッフの体験 - note, </w:t>
-      </w:r>
       <w:hyperlink r:id="rId7">
         <w:r>
           <w:rPr>
@@ -4764,7 +3892,7 @@
       <w:pPr>
         <w:numPr>
           <w:ilvl w:val="0"/>
-          <w:numId w:val="8"/>
+          <w:numId w:val="9"/>
         </w:numPr>
         <w:pBdr>
           <w:top w:space="0" w:sz="0" w:val="nil"/>
@@ -4776,315 +3904,7 @@
         <w:shd w:fill="auto" w:val="clear"/>
         <w:ind w:left="600" w:hanging="360"/>
       </w:pPr>
-      <w:r>
-        <w:rPr>
-          <w:rFonts w:ascii="Google Sans" w:cs="Google Sans" w:eastAsia="Google Sans" w:hAnsi="Google Sans"/>
-          <w:sz w:val="24"/>
-          <w:szCs w:val="24"/>
-          <w:rtl w:val="0"/>
-        </w:rPr>
-        <w:t xml:space="preserve">CLS高知とは | コミュニティリーダーズサミットin高知, </w:t>
-      </w:r>
       <w:hyperlink r:id="rId8">
-        <w:r>
-          <w:rPr>
-            <w:rFonts w:ascii="Google Sans" w:cs="Google Sans" w:eastAsia="Google Sans" w:hAnsi="Google Sans"/>
-            <w:color w:val="0000ee"/>
-            <w:sz w:val="24"/>
-            <w:szCs w:val="24"/>
-            <w:u w:val="single"/>
-            <w:rtl w:val="0"/>
-          </w:rPr>
-          <w:t xml:space="preserve">https://www.cls-kochi.com/aboutus/</w:t>
-        </w:r>
-      </w:hyperlink>
-      <w:r>
-        <w:rPr>
-          <w:rtl w:val="0"/>
-        </w:rPr>
-      </w:r>
-    </w:p>
-    <w:p>
-      <w:pPr>
-        <w:numPr>
-          <w:ilvl w:val="0"/>
-          <w:numId w:val="8"/>
-        </w:numPr>
-        <w:pBdr>
-          <w:top w:space="0" w:sz="0" w:val="nil"/>
-          <w:left w:space="0" w:sz="0" w:val="nil"/>
-          <w:bottom w:space="0" w:sz="0" w:val="nil"/>
-          <w:right w:space="0" w:sz="0" w:val="nil"/>
-          <w:between w:space="0" w:sz="0" w:val="nil"/>
-        </w:pBdr>
-        <w:shd w:fill="auto" w:val="clear"/>
-        <w:ind w:left="600" w:hanging="360"/>
-      </w:pPr>
-      <w:r>
-        <w:rPr>
-          <w:rFonts w:ascii="Google Sans" w:cs="Google Sans" w:eastAsia="Google Sans" w:hAnsi="Google Sans"/>
-          <w:sz w:val="24"/>
-          <w:szCs w:val="24"/>
-          <w:rtl w:val="0"/>
-        </w:rPr>
-        <w:t xml:space="preserve">一般社団法人CLS高知設立のお知らせ | コミュニティリーダーズサミットin高知, </w:t>
-      </w:r>
-      <w:hyperlink r:id="rId9">
-        <w:r>
-          <w:rPr>
-            <w:rFonts w:ascii="Google Sans" w:cs="Google Sans" w:eastAsia="Google Sans" w:hAnsi="Google Sans"/>
-            <w:color w:val="0000ee"/>
-            <w:sz w:val="24"/>
-            <w:szCs w:val="24"/>
-            <w:u w:val="single"/>
-            <w:rtl w:val="0"/>
-          </w:rPr>
-          <w:t xml:space="preserve">https://www.cls-kochi.com/%E4%B8%80%E8%88%AC%E7%A4%BE%E5%9B%A3%E6%B3%95%E4%BA%BAcls%E9%AB%98%E7%9F%A5%E8%A8%AD%E7%AB%8B%E3%81%AE%E3%81%8A%E7%9F%A5%E3%82%89%E3%81%9B/</w:t>
-        </w:r>
-      </w:hyperlink>
-      <w:r>
-        <w:rPr>
-          <w:rtl w:val="0"/>
-        </w:rPr>
-      </w:r>
-    </w:p>
-    <w:p>
-      <w:pPr>
-        <w:numPr>
-          <w:ilvl w:val="0"/>
-          <w:numId w:val="8"/>
-        </w:numPr>
-        <w:pBdr>
-          <w:top w:space="0" w:sz="0" w:val="nil"/>
-          <w:left w:space="0" w:sz="0" w:val="nil"/>
-          <w:bottom w:space="0" w:sz="0" w:val="nil"/>
-          <w:right w:space="0" w:sz="0" w:val="nil"/>
-          <w:between w:space="0" w:sz="0" w:val="nil"/>
-        </w:pBdr>
-        <w:shd w:fill="auto" w:val="clear"/>
-        <w:ind w:left="600" w:hanging="360"/>
-      </w:pPr>
-      <w:r>
-        <w:rPr>
-          <w:rFonts w:ascii="Google Sans" w:cs="Google Sans" w:eastAsia="Google Sans" w:hAnsi="Google Sans"/>
-          <w:sz w:val="24"/>
-          <w:szCs w:val="24"/>
-          <w:rtl w:val="0"/>
-        </w:rPr>
-        <w:t xml:space="preserve">「CLS 高知」初の東京開催決定 ～2026年10月3日 東京ポートシティ竹芝ポートホールで過去最大500名規模のコミュニティイベントを開催, </w:t>
-      </w:r>
-      <w:hyperlink r:id="rId10">
-        <w:r>
-          <w:rPr>
-            <w:rFonts w:ascii="Google Sans" w:cs="Google Sans" w:eastAsia="Google Sans" w:hAnsi="Google Sans"/>
-            <w:color w:val="0000ee"/>
-            <w:sz w:val="24"/>
-            <w:szCs w:val="24"/>
-            <w:u w:val="single"/>
-            <w:rtl w:val="0"/>
-          </w:rPr>
-          <w:t xml:space="preserve">https://www.cls-kochi.com/%E3%80%8Ccls-%E9%AB%98%E7%9F%A5%E3%80%8D%E5%88%9D%E3%81%AE%E6%9D%B1%E4%BA%AC%E9%96%8B%E5%82%AC%E6%B1%BA%E5%AE%9A%E3%80%80%EF%BD%9E2026%E5%B9%B410%E6%9C%883%E6%97%A5%E3%80%80%E6%9D%B1%E4%BA%AC%E3%83%9D/</w:t>
-        </w:r>
-      </w:hyperlink>
-      <w:r>
-        <w:rPr>
-          <w:rtl w:val="0"/>
-        </w:rPr>
-      </w:r>
-    </w:p>
-    <w:p>
-      <w:pPr>
-        <w:numPr>
-          <w:ilvl w:val="0"/>
-          <w:numId w:val="8"/>
-        </w:numPr>
-        <w:pBdr>
-          <w:top w:space="0" w:sz="0" w:val="nil"/>
-          <w:left w:space="0" w:sz="0" w:val="nil"/>
-          <w:bottom w:space="0" w:sz="0" w:val="nil"/>
-          <w:right w:space="0" w:sz="0" w:val="nil"/>
-          <w:between w:space="0" w:sz="0" w:val="nil"/>
-        </w:pBdr>
-        <w:shd w:fill="auto" w:val="clear"/>
-        <w:ind w:left="600" w:hanging="360"/>
-      </w:pPr>
-      <w:r>
-        <w:rPr>
-          <w:rFonts w:ascii="Google Sans" w:cs="Google Sans" w:eastAsia="Google Sans" w:hAnsi="Google Sans"/>
-          <w:sz w:val="24"/>
-          <w:szCs w:val="24"/>
-          <w:rtl w:val="0"/>
-        </w:rPr>
-        <w:t xml:space="preserve">熱狂する大人たちが高知に集結！CLS高知の魅力を語る｜原田 泰裕 / Yasuhiro Harada - note, </w:t>
-      </w:r>
-      <w:hyperlink r:id="rId11">
-        <w:r>
-          <w:rPr>
-            <w:rFonts w:ascii="Google Sans" w:cs="Google Sans" w:eastAsia="Google Sans" w:hAnsi="Google Sans"/>
-            <w:color w:val="0000ee"/>
-            <w:sz w:val="24"/>
-            <w:szCs w:val="24"/>
-            <w:u w:val="single"/>
-            <w:rtl w:val="0"/>
-          </w:rPr>
-          <w:t xml:space="preserve">https://note.com/yasuhirox/n/n7a765abfb66f</w:t>
-        </w:r>
-      </w:hyperlink>
-      <w:r>
-        <w:rPr>
-          <w:rtl w:val="0"/>
-        </w:rPr>
-      </w:r>
-    </w:p>
-    <w:p>
-      <w:pPr>
-        <w:numPr>
-          <w:ilvl w:val="0"/>
-          <w:numId w:val="8"/>
-        </w:numPr>
-        <w:pBdr>
-          <w:top w:space="0" w:sz="0" w:val="nil"/>
-          <w:left w:space="0" w:sz="0" w:val="nil"/>
-          <w:bottom w:space="0" w:sz="0" w:val="nil"/>
-          <w:right w:space="0" w:sz="0" w:val="nil"/>
-          <w:between w:space="0" w:sz="0" w:val="nil"/>
-        </w:pBdr>
-        <w:shd w:fill="auto" w:val="clear"/>
-        <w:ind w:left="600" w:hanging="360"/>
-      </w:pPr>
-      <w:r>
-        <w:rPr>
-          <w:rFonts w:ascii="Google Sans" w:cs="Google Sans" w:eastAsia="Google Sans" w:hAnsi="Google Sans"/>
-          <w:sz w:val="24"/>
-          <w:szCs w:val="24"/>
-          <w:rtl w:val="0"/>
-        </w:rPr>
-        <w:t xml:space="preserve">CLS高知2024戻鰹編 参加レポ🏳️｜ふじい まゆ@コミュニティマネージャー - note, </w:t>
-      </w:r>
-      <w:hyperlink r:id="rId12">
-        <w:r>
-          <w:rPr>
-            <w:rFonts w:ascii="Google Sans" w:cs="Google Sans" w:eastAsia="Google Sans" w:hAnsi="Google Sans"/>
-            <w:color w:val="0000ee"/>
-            <w:sz w:val="24"/>
-            <w:szCs w:val="24"/>
-            <w:u w:val="single"/>
-            <w:rtl w:val="0"/>
-          </w:rPr>
-          <w:t xml:space="preserve">https://note.com/collabo_mayus2/n/nc14181ace93d</w:t>
-        </w:r>
-      </w:hyperlink>
-      <w:r>
-        <w:rPr>
-          <w:rtl w:val="0"/>
-        </w:rPr>
-      </w:r>
-    </w:p>
-    <w:p>
-      <w:pPr>
-        <w:numPr>
-          <w:ilvl w:val="0"/>
-          <w:numId w:val="8"/>
-        </w:numPr>
-        <w:pBdr>
-          <w:top w:space="0" w:sz="0" w:val="nil"/>
-          <w:left w:space="0" w:sz="0" w:val="nil"/>
-          <w:bottom w:space="0" w:sz="0" w:val="nil"/>
-          <w:right w:space="0" w:sz="0" w:val="nil"/>
-          <w:between w:space="0" w:sz="0" w:val="nil"/>
-        </w:pBdr>
-        <w:shd w:fill="auto" w:val="clear"/>
-        <w:ind w:left="600" w:hanging="360"/>
-      </w:pPr>
-      <w:r>
-        <w:rPr>
-          <w:rFonts w:ascii="Google Sans" w:cs="Google Sans" w:eastAsia="Google Sans" w:hAnsi="Google Sans"/>
-          <w:sz w:val="24"/>
-          <w:szCs w:val="24"/>
-          <w:rtl w:val="0"/>
-        </w:rPr>
-        <w:t xml:space="preserve">2024年5月18日 CLS高知2024初鰹編 イベントレポート｜in0u - note, </w:t>
-      </w:r>
-      <w:hyperlink r:id="rId13">
-        <w:r>
-          <w:rPr>
-            <w:rFonts w:ascii="Google Sans" w:cs="Google Sans" w:eastAsia="Google Sans" w:hAnsi="Google Sans"/>
-            <w:color w:val="0000ee"/>
-            <w:sz w:val="24"/>
-            <w:szCs w:val="24"/>
-            <w:u w:val="single"/>
-            <w:rtl w:val="0"/>
-          </w:rPr>
-          <w:t xml:space="preserve">https://note.com/in0u9999/n/nee5c8fef51de</w:t>
-        </w:r>
-      </w:hyperlink>
-      <w:r>
-        <w:rPr>
-          <w:rtl w:val="0"/>
-        </w:rPr>
-      </w:r>
-    </w:p>
-    <w:p>
-      <w:pPr>
-        <w:numPr>
-          <w:ilvl w:val="0"/>
-          <w:numId w:val="8"/>
-        </w:numPr>
-        <w:pBdr>
-          <w:top w:space="0" w:sz="0" w:val="nil"/>
-          <w:left w:space="0" w:sz="0" w:val="nil"/>
-          <w:bottom w:space="0" w:sz="0" w:val="nil"/>
-          <w:right w:space="0" w:sz="0" w:val="nil"/>
-          <w:between w:space="0" w:sz="0" w:val="nil"/>
-        </w:pBdr>
-        <w:shd w:fill="auto" w:val="clear"/>
-        <w:ind w:left="600" w:hanging="360"/>
-      </w:pPr>
-      <w:r>
-        <w:rPr>
-          <w:rFonts w:ascii="Google Sans" w:cs="Google Sans" w:eastAsia="Google Sans" w:hAnsi="Google Sans"/>
-          <w:sz w:val="24"/>
-          <w:szCs w:val="24"/>
-          <w:rtl w:val="0"/>
-        </w:rPr>
-        <w:t xml:space="preserve">CLS高知2025初鰹編参加レポ＞高知で見つけた"ピース"たち - note, </w:t>
-      </w:r>
-      <w:hyperlink r:id="rId14">
-        <w:r>
-          <w:rPr>
-            <w:rFonts w:ascii="Google Sans" w:cs="Google Sans" w:eastAsia="Google Sans" w:hAnsi="Google Sans"/>
-            <w:color w:val="0000ee"/>
-            <w:sz w:val="24"/>
-            <w:szCs w:val="24"/>
-            <w:u w:val="single"/>
-            <w:rtl w:val="0"/>
-          </w:rPr>
-          <w:t xml:space="preserve">https://note.com/collabo_mayus2/n/nb4eabe1907ab</w:t>
-        </w:r>
-      </w:hyperlink>
-      <w:r>
-        <w:rPr>
-          <w:rtl w:val="0"/>
-        </w:rPr>
-      </w:r>
-    </w:p>
-    <w:p>
-      <w:pPr>
-        <w:numPr>
-          <w:ilvl w:val="0"/>
-          <w:numId w:val="8"/>
-        </w:numPr>
-        <w:pBdr>
-          <w:top w:space="0" w:sz="0" w:val="nil"/>
-          <w:left w:space="0" w:sz="0" w:val="nil"/>
-          <w:bottom w:space="0" w:sz="0" w:val="nil"/>
-          <w:right w:space="0" w:sz="0" w:val="nil"/>
-          <w:between w:space="0" w:sz="0" w:val="nil"/>
-        </w:pBdr>
-        <w:shd w:fill="auto" w:val="clear"/>
-        <w:ind w:left="600" w:hanging="360"/>
-      </w:pPr>
-      <w:hyperlink r:id="rId15">
         <w:r>
           <w:rPr>
             <w:rFonts w:ascii="Google Sans" w:cs="Google Sans" w:eastAsia="Google Sans" w:hAnsi="Google Sans"/>
@@ -5107,7 +3927,7 @@
       <w:pPr>
         <w:numPr>
           <w:ilvl w:val="0"/>
-          <w:numId w:val="8"/>
+          <w:numId w:val="9"/>
         </w:numPr>
         <w:pBdr>
           <w:top w:space="0" w:sz="0" w:val="nil"/>
@@ -5126,9 +3946,9 @@
           <w:szCs w:val="24"/>
           <w:rtl w:val="0"/>
         </w:rPr>
-        <w:t xml:space="preserve">コミュニティリーダーズサミットin高知 | コミュニティで活躍する人たちが、課題先進県・高知に集まるイベント。年2回、初鰹と戻り鰹の時期に開催しています。, </w:t>
-      </w:r>
-      <w:hyperlink r:id="rId16">
+        <w:t xml:space="preserve">2024年5月18日 CLS高知2024初鰹編 イベントレポート｜in0u - note, </w:t>
+      </w:r>
+      <w:hyperlink r:id="rId9">
         <w:r>
           <w:rPr>
             <w:rFonts w:ascii="Google Sans" w:cs="Google Sans" w:eastAsia="Google Sans" w:hAnsi="Google Sans"/>
@@ -5138,95 +3958,7 @@
             <w:u w:val="single"/>
             <w:rtl w:val="0"/>
           </w:rPr>
-          <w:t xml:space="preserve">https://www.cls-kochi.com/</w:t>
-        </w:r>
-      </w:hyperlink>
-      <w:r>
-        <w:rPr>
-          <w:rtl w:val="0"/>
-        </w:rPr>
-      </w:r>
-    </w:p>
-    <w:p>
-      <w:pPr>
-        <w:numPr>
-          <w:ilvl w:val="0"/>
-          <w:numId w:val="8"/>
-        </w:numPr>
-        <w:pBdr>
-          <w:top w:space="0" w:sz="0" w:val="nil"/>
-          <w:left w:space="0" w:sz="0" w:val="nil"/>
-          <w:bottom w:space="0" w:sz="0" w:val="nil"/>
-          <w:right w:space="0" w:sz="0" w:val="nil"/>
-          <w:between w:space="0" w:sz="0" w:val="nil"/>
-        </w:pBdr>
-        <w:shd w:fill="auto" w:val="clear"/>
-        <w:ind w:left="600" w:hanging="360"/>
-      </w:pPr>
-      <w:r>
-        <w:rPr>
-          <w:rFonts w:ascii="Google Sans" w:cs="Google Sans" w:eastAsia="Google Sans" w:hAnsi="Google Sans"/>
-          <w:sz w:val="24"/>
-          <w:szCs w:val="24"/>
-          <w:rtl w:val="0"/>
-        </w:rPr>
-        <w:t xml:space="preserve">コミュニティリーダーズサミット CLS 出島（長崎） - Work Design Lab, </w:t>
-      </w:r>
-      <w:hyperlink r:id="rId17">
-        <w:r>
-          <w:rPr>
-            <w:rFonts w:ascii="Google Sans" w:cs="Google Sans" w:eastAsia="Google Sans" w:hAnsi="Google Sans"/>
-            <w:color w:val="0000ee"/>
-            <w:sz w:val="24"/>
-            <w:szCs w:val="24"/>
-            <w:u w:val="single"/>
-            <w:rtl w:val="0"/>
-          </w:rPr>
-          <w:t xml:space="preserve">https://work-redesign.com/news-post/event_20250308/</w:t>
-        </w:r>
-      </w:hyperlink>
-      <w:r>
-        <w:rPr>
-          <w:rtl w:val="0"/>
-        </w:rPr>
-      </w:r>
-    </w:p>
-    <w:p>
-      <w:pPr>
-        <w:numPr>
-          <w:ilvl w:val="0"/>
-          <w:numId w:val="8"/>
-        </w:numPr>
-        <w:pBdr>
-          <w:top w:space="0" w:sz="0" w:val="nil"/>
-          <w:left w:space="0" w:sz="0" w:val="nil"/>
-          <w:bottom w:space="0" w:sz="0" w:val="nil"/>
-          <w:right w:space="0" w:sz="0" w:val="nil"/>
-          <w:between w:space="0" w:sz="0" w:val="nil"/>
-        </w:pBdr>
-        <w:shd w:fill="auto" w:val="clear"/>
-        <w:ind w:left="600" w:hanging="360"/>
-      </w:pPr>
-      <w:r>
-        <w:rPr>
-          <w:rFonts w:ascii="Google Sans" w:cs="Google Sans" w:eastAsia="Google Sans" w:hAnsi="Google Sans"/>
-          <w:sz w:val="24"/>
-          <w:szCs w:val="24"/>
-          <w:rtl w:val="0"/>
-        </w:rPr>
-        <w:t xml:space="preserve">コミュニティリーダーズサミット CLS 出島 - CO-DEJIMA, </w:t>
-      </w:r>
-      <w:hyperlink r:id="rId18">
-        <w:r>
-          <w:rPr>
-            <w:rFonts w:ascii="Google Sans" w:cs="Google Sans" w:eastAsia="Google Sans" w:hAnsi="Google Sans"/>
-            <w:color w:val="0000ee"/>
-            <w:sz w:val="24"/>
-            <w:szCs w:val="24"/>
-            <w:u w:val="single"/>
-            <w:rtl w:val="0"/>
-          </w:rPr>
-          <w:t xml:space="preserve">https://co-dejima.jp/cp_event/event-202503081300/</w:t>
+          <w:t xml:space="preserve">https://note.com/in0u9999/n/nee5c8fef51de</w:t>
         </w:r>
       </w:hyperlink>
       <w:r>
@@ -6773,6 +5505,224 @@
     </w:lvl>
   </w:abstractNum>
   <w:abstractNum w:abstractNumId="8">
+    <w:lvl w:ilvl="0">
+      <w:start w:val="1"/>
+      <w:numFmt w:val="bullet"/>
+      <w:lvlText w:val="●"/>
+      <w:lvlJc w:val="left"/>
+      <w:pPr>
+        <w:ind w:left="590.3999984264374" w:hanging="360"/>
+      </w:pPr>
+      <w:rPr>
+        <w:rFonts w:ascii="Arial" w:cs="Arial" w:eastAsia="Arial" w:hAnsi="Arial"/>
+        <w:b w:val="0"/>
+        <w:bCs w:val="0"/>
+        <w:i w:val="0"/>
+        <w:iCs w:val="0"/>
+        <w:smallCaps w:val="0"/>
+        <w:strike w:val="0"/>
+        <w:color w:val="000000"/>
+        <w:sz w:val="22"/>
+        <w:szCs w:val="22"/>
+        <w:u w:val="none"/>
+        <w:shd w:fill="auto" w:val="clear"/>
+        <w:vertAlign w:val="baseline"/>
+      </w:rPr>
+    </w:lvl>
+    <w:lvl w:ilvl="1">
+      <w:start w:val="1"/>
+      <w:numFmt w:val="bullet"/>
+      <w:lvlText w:val="○"/>
+      <w:lvlJc w:val="left"/>
+      <w:pPr>
+        <w:ind w:left="1440" w:hanging="360"/>
+      </w:pPr>
+      <w:rPr>
+        <w:rFonts w:ascii="Arial" w:cs="Arial" w:eastAsia="Arial" w:hAnsi="Arial"/>
+        <w:b w:val="0"/>
+        <w:bCs w:val="0"/>
+        <w:i w:val="0"/>
+        <w:iCs w:val="0"/>
+        <w:smallCaps w:val="0"/>
+        <w:strike w:val="0"/>
+        <w:color w:val="000000"/>
+        <w:sz w:val="22"/>
+        <w:szCs w:val="22"/>
+        <w:u w:val="none"/>
+        <w:shd w:fill="auto" w:val="clear"/>
+        <w:vertAlign w:val="baseline"/>
+      </w:rPr>
+    </w:lvl>
+    <w:lvl w:ilvl="2">
+      <w:start w:val="1"/>
+      <w:numFmt w:val="bullet"/>
+      <w:lvlText w:val="■"/>
+      <w:lvlJc w:val="left"/>
+      <w:pPr>
+        <w:ind w:left="2160" w:hanging="360"/>
+      </w:pPr>
+      <w:rPr>
+        <w:rFonts w:ascii="Arial" w:cs="Arial" w:eastAsia="Arial" w:hAnsi="Arial"/>
+        <w:b w:val="0"/>
+        <w:bCs w:val="0"/>
+        <w:i w:val="0"/>
+        <w:iCs w:val="0"/>
+        <w:smallCaps w:val="0"/>
+        <w:strike w:val="0"/>
+        <w:color w:val="000000"/>
+        <w:sz w:val="22"/>
+        <w:szCs w:val="22"/>
+        <w:u w:val="none"/>
+        <w:shd w:fill="auto" w:val="clear"/>
+        <w:vertAlign w:val="baseline"/>
+      </w:rPr>
+    </w:lvl>
+    <w:lvl w:ilvl="3">
+      <w:start w:val="1"/>
+      <w:numFmt w:val="bullet"/>
+      <w:lvlText w:val="■"/>
+      <w:lvlJc w:val="left"/>
+      <w:pPr>
+        <w:ind w:left="2880" w:hanging="360"/>
+      </w:pPr>
+      <w:rPr>
+        <w:rFonts w:ascii="Arial" w:cs="Arial" w:eastAsia="Arial" w:hAnsi="Arial"/>
+        <w:b w:val="0"/>
+        <w:bCs w:val="0"/>
+        <w:i w:val="0"/>
+        <w:iCs w:val="0"/>
+        <w:smallCaps w:val="0"/>
+        <w:strike w:val="0"/>
+        <w:color w:val="000000"/>
+        <w:sz w:val="22"/>
+        <w:szCs w:val="22"/>
+        <w:u w:val="none"/>
+        <w:shd w:fill="auto" w:val="clear"/>
+        <w:vertAlign w:val="baseline"/>
+      </w:rPr>
+    </w:lvl>
+    <w:lvl w:ilvl="4">
+      <w:start w:val="1"/>
+      <w:numFmt w:val="bullet"/>
+      <w:lvlText w:val="■"/>
+      <w:lvlJc w:val="left"/>
+      <w:pPr>
+        <w:ind w:left="3600" w:hanging="360"/>
+      </w:pPr>
+      <w:rPr>
+        <w:rFonts w:ascii="Arial" w:cs="Arial" w:eastAsia="Arial" w:hAnsi="Arial"/>
+        <w:b w:val="0"/>
+        <w:bCs w:val="0"/>
+        <w:i w:val="0"/>
+        <w:iCs w:val="0"/>
+        <w:smallCaps w:val="0"/>
+        <w:strike w:val="0"/>
+        <w:color w:val="000000"/>
+        <w:sz w:val="22"/>
+        <w:szCs w:val="22"/>
+        <w:u w:val="none"/>
+        <w:shd w:fill="auto" w:val="clear"/>
+        <w:vertAlign w:val="baseline"/>
+      </w:rPr>
+    </w:lvl>
+    <w:lvl w:ilvl="5">
+      <w:start w:val="1"/>
+      <w:numFmt w:val="bullet"/>
+      <w:lvlText w:val="■"/>
+      <w:lvlJc w:val="left"/>
+      <w:pPr>
+        <w:ind w:left="4320" w:hanging="360"/>
+      </w:pPr>
+      <w:rPr>
+        <w:rFonts w:ascii="Arial" w:cs="Arial" w:eastAsia="Arial" w:hAnsi="Arial"/>
+        <w:b w:val="0"/>
+        <w:bCs w:val="0"/>
+        <w:i w:val="0"/>
+        <w:iCs w:val="0"/>
+        <w:smallCaps w:val="0"/>
+        <w:strike w:val="0"/>
+        <w:color w:val="000000"/>
+        <w:sz w:val="22"/>
+        <w:szCs w:val="22"/>
+        <w:u w:val="none"/>
+        <w:shd w:fill="auto" w:val="clear"/>
+        <w:vertAlign w:val="baseline"/>
+      </w:rPr>
+    </w:lvl>
+    <w:lvl w:ilvl="6">
+      <w:start w:val="1"/>
+      <w:numFmt w:val="bullet"/>
+      <w:lvlText w:val="■"/>
+      <w:lvlJc w:val="left"/>
+      <w:pPr>
+        <w:ind w:left="5040" w:hanging="360"/>
+      </w:pPr>
+      <w:rPr>
+        <w:rFonts w:ascii="Arial" w:cs="Arial" w:eastAsia="Arial" w:hAnsi="Arial"/>
+        <w:b w:val="0"/>
+        <w:bCs w:val="0"/>
+        <w:i w:val="0"/>
+        <w:iCs w:val="0"/>
+        <w:smallCaps w:val="0"/>
+        <w:strike w:val="0"/>
+        <w:color w:val="000000"/>
+        <w:sz w:val="22"/>
+        <w:szCs w:val="22"/>
+        <w:u w:val="none"/>
+        <w:shd w:fill="auto" w:val="clear"/>
+        <w:vertAlign w:val="baseline"/>
+      </w:rPr>
+    </w:lvl>
+    <w:lvl w:ilvl="7">
+      <w:start w:val="1"/>
+      <w:numFmt w:val="bullet"/>
+      <w:lvlText w:val="■"/>
+      <w:lvlJc w:val="left"/>
+      <w:pPr>
+        <w:ind w:left="5760" w:hanging="360"/>
+      </w:pPr>
+      <w:rPr>
+        <w:rFonts w:ascii="Arial" w:cs="Arial" w:eastAsia="Arial" w:hAnsi="Arial"/>
+        <w:b w:val="0"/>
+        <w:bCs w:val="0"/>
+        <w:i w:val="0"/>
+        <w:iCs w:val="0"/>
+        <w:smallCaps w:val="0"/>
+        <w:strike w:val="0"/>
+        <w:color w:val="000000"/>
+        <w:sz w:val="22"/>
+        <w:szCs w:val="22"/>
+        <w:u w:val="none"/>
+        <w:shd w:fill="auto" w:val="clear"/>
+        <w:vertAlign w:val="baseline"/>
+      </w:rPr>
+    </w:lvl>
+    <w:lvl w:ilvl="8">
+      <w:start w:val="1"/>
+      <w:numFmt w:val="bullet"/>
+      <w:lvlText w:val="■"/>
+      <w:lvlJc w:val="left"/>
+      <w:pPr>
+        <w:ind w:left="6480" w:hanging="360"/>
+      </w:pPr>
+      <w:rPr>
+        <w:rFonts w:ascii="Arial" w:cs="Arial" w:eastAsia="Arial" w:hAnsi="Arial"/>
+        <w:b w:val="0"/>
+        <w:bCs w:val="0"/>
+        <w:i w:val="0"/>
+        <w:iCs w:val="0"/>
+        <w:smallCaps w:val="0"/>
+        <w:strike w:val="0"/>
+        <w:color w:val="000000"/>
+        <w:sz w:val="22"/>
+        <w:szCs w:val="22"/>
+        <w:u w:val="none"/>
+        <w:shd w:fill="auto" w:val="clear"/>
+        <w:vertAlign w:val="baseline"/>
+      </w:rPr>
+    </w:lvl>
+  </w:abstractNum>
+  <w:abstractNum w:abstractNumId="9">
     <w:lvl w:ilvl="0">
       <w:start w:val="1"/>
       <w:numFmt w:val="decimal"/>
@@ -7013,6 +5963,9 @@
   </w:num>
   <w:num w:numId="8">
     <w:abstractNumId w:val="8"/>
+  </w:num>
+  <w:num w:numId="9">
+    <w:abstractNumId w:val="9"/>
   </w:num>
 </w:numbering>
 </file>
@@ -7235,13 +6188,6 @@
     </w:tblPr>
   </w:style>
   <w:style w:type="table" w:styleId="Table2">
-    <w:basedOn w:val="TableNormal"/>
-    <w:tblPr>
-      <w:tblStyleRowBandSize w:val="1"/>
-      <w:tblStyleColBandSize w:val="1"/>
-    </w:tblPr>
-  </w:style>
-  <w:style w:type="table" w:styleId="Table3">
     <w:basedOn w:val="TableNormal"/>
     <w:tblPr>
       <w:tblStyleRowBandSize w:val="1"/>
